--- a/40_AWS/04_修正依頼/20260308_ソースコード修正計画.docx
+++ b/40_AWS/04_修正依頼/20260308_ソースコード修正計画.docx
@@ -8604,7 +8604,17 @@
       </w:rPr>
       <w:t xml:space="preserve">Luvina Software JSC.  |  Confidential  |  p. </w:t>
     </w:r>
-    <w:fldSimple w:instr="PAGE"/>
+    <w:fldSimple w:instr="PAGE">
+      <w:r>
+        <w:rPr>
+          <w:rFonts w:ascii="BIZ UDPゴシック" w:cs="BIZ UDPゴシック" w:eastAsia="BIZ UDPゴシック" w:hAnsi="BIZ UDPゴシック"/>
+          <w:color w:val="666666"/>
+          <w:sz w:val="16"/>
+          <w:szCs w:val="16"/>
+        </w:rPr>
+        <w:t>1</w:t>
+      </w:r>
+    </w:fldSimple>
   </w:p>
 </w:ftr>
 </file>

--- a/40_AWS/04_修正依頼/20260308_ソースコード修正計画.docx
+++ b/40_AWS/04_修正依頼/20260308_ソースコード修正計画.docx
@@ -4,7 +4,7 @@
   <w:body>
     <w:p>
       <w:pPr>
-        <w:spacing w:before="1800" w:after="120"/>
+        <w:spacing w:before="4800" w:after="80"/>
         <w:jc w:val="center"/>
       </w:pPr>
       <w:r>
@@ -12,24 +12,40 @@
           <w:rFonts w:ascii="BIZ UDPゴシック" w:cs="BIZ UDPゴシック" w:eastAsia="BIZ UDPゴシック" w:hAnsi="BIZ UDPゴシック"/>
           <w:b/>
           <w:bCs/>
-          <w:sz w:val="56"/>
-          <w:szCs w:val="56"/>
+          <w:color w:val="C8102E"/>
+          <w:sz w:val="32"/>
+          <w:szCs w:val="32"/>
         </w:rPr>
-        <w:t xml:space="preserve">改　修　指　示　書</w:t>
+        <w:t xml:space="preserve">カスミPOS  改修指示書</w:t>
       </w:r>
     </w:p>
     <w:p>
       <w:pPr>
-        <w:spacing w:before="80" w:after="240"/>
+        <w:spacing w:before="80" w:after="80"/>
         <w:jc w:val="center"/>
       </w:pPr>
       <w:r>
         <w:rPr>
           <w:rFonts w:ascii="BIZ UDPゴシック" w:cs="BIZ UDPゴシック" w:eastAsia="BIZ UDPゴシック" w:hAnsi="BIZ UDPゴシック"/>
-          <w:sz w:val="24"/>
-          <w:szCs w:val="24"/>
+          <w:b/>
+          <w:bCs/>
+          <w:sz w:val="32"/>
+          <w:szCs w:val="32"/>
         </w:rPr>
         <w:t xml:space="preserve">2026/03/08  ソースコード修正計画（15件・フェーズ別）</w:t>
+      </w:r>
+    </w:p>
+    <w:p>
+      <w:pPr>
+        <w:spacing w:before="2400" w:after="0"/>
+      </w:pPr>
+      <w:r>
+        <w:rPr>
+          <w:rFonts w:ascii="BIZ UDPゴシック" w:cs="BIZ UDPゴシック" w:eastAsia="BIZ UDPゴシック" w:hAnsi="BIZ UDPゴシック"/>
+          <w:sz w:val="18"/>
+          <w:szCs w:val="18"/>
+        </w:rPr>
+        <w:t xml:space="preserve"/>
       </w:r>
     </w:p>
     <w:tbl>
@@ -76,7 +92,6 @@
                 <w:rFonts w:ascii="BIZ UDPゴシック" w:cs="BIZ UDPゴシック" w:eastAsia="BIZ UDPゴシック" w:hAnsi="BIZ UDPゴシック"/>
                 <w:b w:val="false"/>
                 <w:bCs w:val="false"/>
-                <w:color w:val="000000"/>
                 <w:sz w:val="18"/>
                 <w:szCs w:val="18"/>
               </w:rPr>
@@ -107,7 +122,6 @@
                 <w:rFonts w:ascii="BIZ UDPゴシック" w:cs="BIZ UDPゴシック" w:eastAsia="BIZ UDPゴシック" w:hAnsi="BIZ UDPゴシック"/>
                 <w:b w:val="false"/>
                 <w:bCs w:val="false"/>
-                <w:color w:val="000000"/>
                 <w:sz w:val="18"/>
                 <w:szCs w:val="18"/>
               </w:rPr>
@@ -143,7 +157,6 @@
                 <w:rFonts w:ascii="BIZ UDPゴシック" w:cs="BIZ UDPゴシック" w:eastAsia="BIZ UDPゴシック" w:hAnsi="BIZ UDPゴシック"/>
                 <w:b w:val="false"/>
                 <w:bCs w:val="false"/>
-                <w:color w:val="000000"/>
                 <w:sz w:val="18"/>
                 <w:szCs w:val="18"/>
               </w:rPr>
@@ -174,7 +187,6 @@
                 <w:rFonts w:ascii="BIZ UDPゴシック" w:cs="BIZ UDPゴシック" w:eastAsia="BIZ UDPゴシック" w:hAnsi="BIZ UDPゴシック"/>
                 <w:b w:val="false"/>
                 <w:bCs w:val="false"/>
-                <w:color w:val="000000"/>
                 <w:sz w:val="18"/>
                 <w:szCs w:val="18"/>
               </w:rPr>
@@ -210,7 +222,6 @@
                 <w:rFonts w:ascii="BIZ UDPゴシック" w:cs="BIZ UDPゴシック" w:eastAsia="BIZ UDPゴシック" w:hAnsi="BIZ UDPゴシック"/>
                 <w:b w:val="false"/>
                 <w:bCs w:val="false"/>
-                <w:color w:val="000000"/>
                 <w:sz w:val="18"/>
                 <w:szCs w:val="18"/>
               </w:rPr>
@@ -241,7 +252,6 @@
                 <w:rFonts w:ascii="BIZ UDPゴシック" w:cs="BIZ UDPゴシック" w:eastAsia="BIZ UDPゴシック" w:hAnsi="BIZ UDPゴシック"/>
                 <w:b w:val="false"/>
                 <w:bCs w:val="false"/>
-                <w:color w:val="000000"/>
                 <w:sz w:val="18"/>
                 <w:szCs w:val="18"/>
               </w:rPr>
@@ -277,7 +287,6 @@
                 <w:rFonts w:ascii="BIZ UDPゴシック" w:cs="BIZ UDPゴシック" w:eastAsia="BIZ UDPゴシック" w:hAnsi="BIZ UDPゴシック"/>
                 <w:b w:val="false"/>
                 <w:bCs w:val="false"/>
-                <w:color w:val="000000"/>
                 <w:sz w:val="18"/>
                 <w:szCs w:val="18"/>
               </w:rPr>
@@ -308,7 +317,6 @@
                 <w:rFonts w:ascii="BIZ UDPゴシック" w:cs="BIZ UDPゴシック" w:eastAsia="BIZ UDPゴシック" w:hAnsi="BIZ UDPゴシック"/>
                 <w:b w:val="false"/>
                 <w:bCs w:val="false"/>
-                <w:color w:val="000000"/>
                 <w:sz w:val="18"/>
                 <w:szCs w:val="18"/>
               </w:rPr>
@@ -344,7 +352,6 @@
                 <w:rFonts w:ascii="BIZ UDPゴシック" w:cs="BIZ UDPゴシック" w:eastAsia="BIZ UDPゴシック" w:hAnsi="BIZ UDPゴシック"/>
                 <w:b w:val="false"/>
                 <w:bCs w:val="false"/>
-                <w:color w:val="000000"/>
                 <w:sz w:val="18"/>
                 <w:szCs w:val="18"/>
               </w:rPr>
@@ -375,7 +382,6 @@
                 <w:rFonts w:ascii="BIZ UDPゴシック" w:cs="BIZ UDPゴシック" w:eastAsia="BIZ UDPゴシック" w:hAnsi="BIZ UDPゴシック"/>
                 <w:b w:val="false"/>
                 <w:bCs w:val="false"/>
-                <w:color w:val="000000"/>
                 <w:sz w:val="18"/>
                 <w:szCs w:val="18"/>
               </w:rPr>
@@ -411,7 +417,6 @@
                 <w:rFonts w:ascii="BIZ UDPゴシック" w:cs="BIZ UDPゴシック" w:eastAsia="BIZ UDPゴシック" w:hAnsi="BIZ UDPゴシック"/>
                 <w:b w:val="false"/>
                 <w:bCs w:val="false"/>
-                <w:color w:val="000000"/>
                 <w:sz w:val="18"/>
                 <w:szCs w:val="18"/>
               </w:rPr>
@@ -442,7 +447,6 @@
                 <w:rFonts w:ascii="BIZ UDPゴシック" w:cs="BIZ UDPゴシック" w:eastAsia="BIZ UDPゴシック" w:hAnsi="BIZ UDPゴシック"/>
                 <w:b w:val="false"/>
                 <w:bCs w:val="false"/>
-                <w:color w:val="000000"/>
                 <w:sz w:val="18"/>
                 <w:szCs w:val="18"/>
               </w:rPr>
@@ -478,7 +482,6 @@
                 <w:rFonts w:ascii="BIZ UDPゴシック" w:cs="BIZ UDPゴシック" w:eastAsia="BIZ UDPゴシック" w:hAnsi="BIZ UDPゴシック"/>
                 <w:b w:val="false"/>
                 <w:bCs w:val="false"/>
-                <w:color w:val="000000"/>
                 <w:sz w:val="18"/>
                 <w:szCs w:val="18"/>
               </w:rPr>
@@ -509,7 +512,6 @@
                 <w:rFonts w:ascii="BIZ UDPゴシック" w:cs="BIZ UDPゴシック" w:eastAsia="BIZ UDPゴシック" w:hAnsi="BIZ UDPゴシック"/>
                 <w:b w:val="false"/>
                 <w:bCs w:val="false"/>
-                <w:color w:val="000000"/>
                 <w:sz w:val="18"/>
                 <w:szCs w:val="18"/>
               </w:rPr>
@@ -545,7 +547,6 @@
                 <w:rFonts w:ascii="BIZ UDPゴシック" w:cs="BIZ UDPゴシック" w:eastAsia="BIZ UDPゴシック" w:hAnsi="BIZ UDPゴシック"/>
                 <w:b w:val="false"/>
                 <w:bCs w:val="false"/>
-                <w:color w:val="000000"/>
                 <w:sz w:val="18"/>
                 <w:szCs w:val="18"/>
               </w:rPr>
@@ -576,7 +577,6 @@
                 <w:rFonts w:ascii="BIZ UDPゴシック" w:cs="BIZ UDPゴシック" w:eastAsia="BIZ UDPゴシック" w:hAnsi="BIZ UDPゴシック"/>
                 <w:b w:val="false"/>
                 <w:bCs w:val="false"/>
-                <w:color w:val="000000"/>
                 <w:sz w:val="18"/>
                 <w:szCs w:val="18"/>
               </w:rPr>
@@ -586,6 +586,52 @@
         </w:tc>
       </w:tr>
     </w:tbl>
+    <w:p>
+      <w:pPr>
+        <w:spacing w:before="1400" w:after="0"/>
+        <w:jc w:val="center"/>
+      </w:pPr>
+      <w:r>
+        <w:drawing>
+          <wp:inline distT="0" distB="0" distL="0" distR="0">
+            <wp:extent cx="857250" cy="428625"/>
+            <wp:effectExtent t="0" r="0" b="0" l="0"/>
+            <wp:docPr id="1" name="" descr="" title=""/>
+            <wp:cNvGraphicFramePr>
+              <a:graphicFrameLocks xmlns:a="http://schemas.openxmlformats.org/drawingml/2006/main" noChangeAspect="1"/>
+            </wp:cNvGraphicFramePr>
+            <a:graphic xmlns:a="http://schemas.openxmlformats.org/drawingml/2006/main">
+              <a:graphicData uri="http://schemas.openxmlformats.org/drawingml/2006/picture">
+                <pic:pic xmlns:pic="http://schemas.openxmlformats.org/drawingml/2006/picture">
+                  <pic:nvPicPr>
+                    <pic:cNvPr id="0" name="" descr=""/>
+                    <pic:cNvPicPr>
+                      <a:picLocks noChangeAspect="1" noChangeArrowheads="1"/>
+                    </pic:cNvPicPr>
+                  </pic:nvPicPr>
+                  <pic:blipFill>
+                    <a:blip r:embed="rId8" cstate="none"/>
+                    <a:srcRect/>
+                    <a:stretch>
+                      <a:fillRect/>
+                    </a:stretch>
+                  </pic:blipFill>
+                  <pic:spPr bwMode="auto">
+                    <a:xfrm>
+                      <a:off x="0" y="0"/>
+                      <a:ext cx="857250" cy="428625"/>
+                    </a:xfrm>
+                    <a:prstGeom prst="rect">
+                      <a:avLst/>
+                    </a:prstGeom>
+                  </pic:spPr>
+                </pic:pic>
+              </a:graphicData>
+            </a:graphic>
+          </wp:inline>
+        </w:drawing>
+      </w:r>
+    </w:p>
     <w:p>
       <w:pPr>
         <w:pStyle w:val="Normal"/>
@@ -604,8 +650,8 @@
           <w:rFonts w:ascii="BIZ UDPゴシック" w:cs="BIZ UDPゴシック" w:eastAsia="BIZ UDPゴシック" w:hAnsi="BIZ UDPゴシック"/>
           <w:b/>
           <w:bCs/>
-          <w:sz w:val="24"/>
-          <w:szCs w:val="24"/>
+          <w:sz w:val="18"/>
+          <w:szCs w:val="18"/>
         </w:rPr>
         <w:t xml:space="preserve">■ 改廃履歴</w:t>
       </w:r>
@@ -655,7 +701,6 @@
                 <w:rFonts w:ascii="BIZ UDPゴシック" w:cs="BIZ UDPゴシック" w:eastAsia="BIZ UDPゴシック" w:hAnsi="BIZ UDPゴシック"/>
                 <w:b/>
                 <w:bCs/>
-                <w:color w:val="000000"/>
                 <w:sz w:val="18"/>
                 <w:szCs w:val="18"/>
               </w:rPr>
@@ -686,7 +731,6 @@
                 <w:rFonts w:ascii="BIZ UDPゴシック" w:cs="BIZ UDPゴシック" w:eastAsia="BIZ UDPゴシック" w:hAnsi="BIZ UDPゴシック"/>
                 <w:b/>
                 <w:bCs/>
-                <w:color w:val="000000"/>
                 <w:sz w:val="18"/>
                 <w:szCs w:val="18"/>
               </w:rPr>
@@ -717,7 +761,6 @@
                 <w:rFonts w:ascii="BIZ UDPゴシック" w:cs="BIZ UDPゴシック" w:eastAsia="BIZ UDPゴシック" w:hAnsi="BIZ UDPゴシック"/>
                 <w:b/>
                 <w:bCs/>
-                <w:color w:val="000000"/>
                 <w:sz w:val="18"/>
                 <w:szCs w:val="18"/>
               </w:rPr>
@@ -748,7 +791,6 @@
                 <w:rFonts w:ascii="BIZ UDPゴシック" w:cs="BIZ UDPゴシック" w:eastAsia="BIZ UDPゴシック" w:hAnsi="BIZ UDPゴシック"/>
                 <w:b/>
                 <w:bCs/>
-                <w:color w:val="000000"/>
                 <w:sz w:val="18"/>
                 <w:szCs w:val="18"/>
               </w:rPr>
@@ -784,7 +826,6 @@
                 <w:rFonts w:ascii="BIZ UDPゴシック" w:cs="BIZ UDPゴシック" w:eastAsia="BIZ UDPゴシック" w:hAnsi="BIZ UDPゴシック"/>
                 <w:b w:val="false"/>
                 <w:bCs w:val="false"/>
-                <w:color w:val="000000"/>
                 <w:sz w:val="18"/>
                 <w:szCs w:val="18"/>
               </w:rPr>
@@ -815,7 +856,6 @@
                 <w:rFonts w:ascii="BIZ UDPゴシック" w:cs="BIZ UDPゴシック" w:eastAsia="BIZ UDPゴシック" w:hAnsi="BIZ UDPゴシック"/>
                 <w:b w:val="false"/>
                 <w:bCs w:val="false"/>
-                <w:color w:val="000000"/>
                 <w:sz w:val="18"/>
                 <w:szCs w:val="18"/>
               </w:rPr>
@@ -846,7 +886,6 @@
                 <w:rFonts w:ascii="BIZ UDPゴシック" w:cs="BIZ UDPゴシック" w:eastAsia="BIZ UDPゴシック" w:hAnsi="BIZ UDPゴシック"/>
                 <w:b w:val="false"/>
                 <w:bCs w:val="false"/>
-                <w:color w:val="000000"/>
                 <w:sz w:val="18"/>
                 <w:szCs w:val="18"/>
               </w:rPr>
@@ -877,7 +916,6 @@
                 <w:rFonts w:ascii="BIZ UDPゴシック" w:cs="BIZ UDPゴシック" w:eastAsia="BIZ UDPゴシック" w:hAnsi="BIZ UDPゴシック"/>
                 <w:b w:val="false"/>
                 <w:bCs w:val="false"/>
-                <w:color w:val="000000"/>
                 <w:sz w:val="18"/>
                 <w:szCs w:val="18"/>
               </w:rPr>
@@ -913,7 +951,6 @@
                 <w:rFonts w:ascii="BIZ UDPゴシック" w:cs="BIZ UDPゴシック" w:eastAsia="BIZ UDPゴシック" w:hAnsi="BIZ UDPゴシック"/>
                 <w:b w:val="false"/>
                 <w:bCs w:val="false"/>
-                <w:color w:val="000000"/>
                 <w:sz w:val="18"/>
                 <w:szCs w:val="18"/>
               </w:rPr>
@@ -944,7 +981,6 @@
                 <w:rFonts w:ascii="BIZ UDPゴシック" w:cs="BIZ UDPゴシック" w:eastAsia="BIZ UDPゴシック" w:hAnsi="BIZ UDPゴシック"/>
                 <w:b w:val="false"/>
                 <w:bCs w:val="false"/>
-                <w:color w:val="000000"/>
                 <w:sz w:val="18"/>
                 <w:szCs w:val="18"/>
               </w:rPr>
@@ -975,7 +1011,6 @@
                 <w:rFonts w:ascii="BIZ UDPゴシック" w:cs="BIZ UDPゴシック" w:eastAsia="BIZ UDPゴシック" w:hAnsi="BIZ UDPゴシック"/>
                 <w:b w:val="false"/>
                 <w:bCs w:val="false"/>
-                <w:color w:val="000000"/>
                 <w:sz w:val="18"/>
                 <w:szCs w:val="18"/>
               </w:rPr>
@@ -1006,7 +1041,6 @@
                 <w:rFonts w:ascii="BIZ UDPゴシック" w:cs="BIZ UDPゴシック" w:eastAsia="BIZ UDPゴシック" w:hAnsi="BIZ UDPゴシック"/>
                 <w:b w:val="false"/>
                 <w:bCs w:val="false"/>
-                <w:color w:val="000000"/>
                 <w:sz w:val="18"/>
                 <w:szCs w:val="18"/>
               </w:rPr>
@@ -1034,8 +1068,8 @@
           <w:rFonts w:ascii="BIZ UDPゴシック" w:cs="BIZ UDPゴシック" w:eastAsia="BIZ UDPゴシック" w:hAnsi="BIZ UDPゴシック"/>
           <w:b/>
           <w:bCs/>
-          <w:sz w:val="32"/>
-          <w:szCs w:val="32"/>
+          <w:sz w:val="24"/>
+          <w:szCs w:val="24"/>
         </w:rPr>
         <w:t xml:space="preserve">0. 実施判断のご確認（顧客向け）</w:t>
       </w:r>
@@ -1097,7 +1131,6 @@
                 <w:rFonts w:ascii="BIZ UDPゴシック" w:cs="BIZ UDPゴシック" w:eastAsia="BIZ UDPゴシック" w:hAnsi="BIZ UDPゴシック"/>
                 <w:b/>
                 <w:bCs/>
-                <w:color w:val="000000"/>
                 <w:sz w:val="18"/>
                 <w:szCs w:val="18"/>
               </w:rPr>
@@ -1128,7 +1161,6 @@
                 <w:rFonts w:ascii="BIZ UDPゴシック" w:cs="BIZ UDPゴシック" w:eastAsia="BIZ UDPゴシック" w:hAnsi="BIZ UDPゴシック"/>
                 <w:b/>
                 <w:bCs/>
-                <w:color w:val="000000"/>
                 <w:sz w:val="18"/>
                 <w:szCs w:val="18"/>
               </w:rPr>
@@ -1159,7 +1191,6 @@
                 <w:rFonts w:ascii="BIZ UDPゴシック" w:cs="BIZ UDPゴシック" w:eastAsia="BIZ UDPゴシック" w:hAnsi="BIZ UDPゴシック"/>
                 <w:b/>
                 <w:bCs/>
-                <w:color w:val="000000"/>
                 <w:sz w:val="18"/>
                 <w:szCs w:val="18"/>
               </w:rPr>
@@ -1195,7 +1226,6 @@
                 <w:rFonts w:ascii="BIZ UDPゴシック" w:cs="BIZ UDPゴシック" w:eastAsia="BIZ UDPゴシック" w:hAnsi="BIZ UDPゴシック"/>
                 <w:b w:val="false"/>
                 <w:bCs w:val="false"/>
-                <w:color w:val="000000"/>
                 <w:sz w:val="18"/>
                 <w:szCs w:val="18"/>
               </w:rPr>
@@ -1226,7 +1256,6 @@
                 <w:rFonts w:ascii="BIZ UDPゴシック" w:cs="BIZ UDPゴシック" w:eastAsia="BIZ UDPゴシック" w:hAnsi="BIZ UDPゴシック"/>
                 <w:b w:val="false"/>
                 <w:bCs w:val="false"/>
-                <w:color w:val="000000"/>
                 <w:sz w:val="18"/>
                 <w:szCs w:val="18"/>
               </w:rPr>
@@ -1257,7 +1286,6 @@
                 <w:rFonts w:ascii="BIZ UDPゴシック" w:cs="BIZ UDPゴシック" w:eastAsia="BIZ UDPゴシック" w:hAnsi="BIZ UDPゴシック"/>
                 <w:b w:val="false"/>
                 <w:bCs w:val="false"/>
-                <w:color w:val="000000"/>
                 <w:sz w:val="18"/>
                 <w:szCs w:val="18"/>
               </w:rPr>
@@ -1293,7 +1321,6 @@
                 <w:rFonts w:ascii="BIZ UDPゴシック" w:cs="BIZ UDPゴシック" w:eastAsia="BIZ UDPゴシック" w:hAnsi="BIZ UDPゴシック"/>
                 <w:b w:val="false"/>
                 <w:bCs w:val="false"/>
-                <w:color w:val="000000"/>
                 <w:sz w:val="18"/>
                 <w:szCs w:val="18"/>
               </w:rPr>
@@ -1324,7 +1351,6 @@
                 <w:rFonts w:ascii="BIZ UDPゴシック" w:cs="BIZ UDPゴシック" w:eastAsia="BIZ UDPゴシック" w:hAnsi="BIZ UDPゴシック"/>
                 <w:b w:val="false"/>
                 <w:bCs w:val="false"/>
-                <w:color w:val="000000"/>
                 <w:sz w:val="18"/>
                 <w:szCs w:val="18"/>
               </w:rPr>
@@ -1355,7 +1381,6 @@
                 <w:rFonts w:ascii="BIZ UDPゴシック" w:cs="BIZ UDPゴシック" w:eastAsia="BIZ UDPゴシック" w:hAnsi="BIZ UDPゴシック"/>
                 <w:b w:val="false"/>
                 <w:bCs w:val="false"/>
-                <w:color w:val="000000"/>
                 <w:sz w:val="18"/>
                 <w:szCs w:val="18"/>
               </w:rPr>
@@ -1391,7 +1416,6 @@
                 <w:rFonts w:ascii="BIZ UDPゴシック" w:cs="BIZ UDPゴシック" w:eastAsia="BIZ UDPゴシック" w:hAnsi="BIZ UDPゴシック"/>
                 <w:b w:val="false"/>
                 <w:bCs w:val="false"/>
-                <w:color w:val="000000"/>
                 <w:sz w:val="18"/>
                 <w:szCs w:val="18"/>
               </w:rPr>
@@ -1422,7 +1446,6 @@
                 <w:rFonts w:ascii="BIZ UDPゴシック" w:cs="BIZ UDPゴシック" w:eastAsia="BIZ UDPゴシック" w:hAnsi="BIZ UDPゴシック"/>
                 <w:b w:val="false"/>
                 <w:bCs w:val="false"/>
-                <w:color w:val="000000"/>
                 <w:sz w:val="18"/>
                 <w:szCs w:val="18"/>
               </w:rPr>
@@ -1453,7 +1476,6 @@
                 <w:rFonts w:ascii="BIZ UDPゴシック" w:cs="BIZ UDPゴシック" w:eastAsia="BIZ UDPゴシック" w:hAnsi="BIZ UDPゴシック"/>
                 <w:b w:val="false"/>
                 <w:bCs w:val="false"/>
-                <w:color w:val="000000"/>
                 <w:sz w:val="18"/>
                 <w:szCs w:val="18"/>
               </w:rPr>
@@ -1489,7 +1511,6 @@
                 <w:rFonts w:ascii="BIZ UDPゴシック" w:cs="BIZ UDPゴシック" w:eastAsia="BIZ UDPゴシック" w:hAnsi="BIZ UDPゴシック"/>
                 <w:b w:val="false"/>
                 <w:bCs w:val="false"/>
-                <w:color w:val="000000"/>
                 <w:sz w:val="18"/>
                 <w:szCs w:val="18"/>
               </w:rPr>
@@ -1520,7 +1541,6 @@
                 <w:rFonts w:ascii="BIZ UDPゴシック" w:cs="BIZ UDPゴシック" w:eastAsia="BIZ UDPゴシック" w:hAnsi="BIZ UDPゴシック"/>
                 <w:b w:val="false"/>
                 <w:bCs w:val="false"/>
-                <w:color w:val="000000"/>
                 <w:sz w:val="18"/>
                 <w:szCs w:val="18"/>
               </w:rPr>
@@ -1551,109 +1571,10 @@
                 <w:rFonts w:ascii="BIZ UDPゴシック" w:cs="BIZ UDPゴシック" w:eastAsia="BIZ UDPゴシック" w:hAnsi="BIZ UDPゴシック"/>
                 <w:b w:val="false"/>
                 <w:bCs w:val="false"/>
-                <w:color w:val="000000"/>
                 <w:sz w:val="18"/>
                 <w:szCs w:val="18"/>
               </w:rPr>
               <w:t xml:space="preserve">□ YES  □ NO</w:t>
-            </w:r>
-          </w:p>
-        </w:tc>
-      </w:tr>
-      <w:tr>
-        <w:trPr>
-          <w:cantSplit/>
-        </w:trPr>
-        <w:tc>
-          <w:tcPr>
-            <w:tcW w:type="dxa" w:w="567"/>
-            <w:tcBorders>
-              <w:top w:val="single" w:color="CCCCCC" w:sz="4"/>
-              <w:left w:val="single" w:color="CCCCCC" w:sz="4"/>
-              <w:bottom w:val="single" w:color="CCCCCC" w:sz="4"/>
-              <w:right w:val="single" w:color="CCCCCC" w:sz="4"/>
-            </w:tcBorders>
-            <w:shd w:fill="FFFFFF" w:val="clear"/>
-            <w:tcMar>
-              <w:top w:type="dxa" w:w="60"/>
-              <w:left w:type="dxa" w:w="100"/>
-              <w:bottom w:type="dxa" w:w="60"/>
-              <w:right w:type="dxa" w:w="100"/>
-            </w:tcMar>
-          </w:tcPr>
-          <w:p>
-            <w:r>
-              <w:rPr>
-                <w:rFonts w:ascii="BIZ UDPゴシック" w:cs="BIZ UDPゴシック" w:eastAsia="BIZ UDPゴシック" w:hAnsi="BIZ UDPゴシック"/>
-                <w:b w:val="false"/>
-                <w:bCs w:val="false"/>
-                <w:color w:val="000000"/>
-                <w:sz w:val="18"/>
-                <w:szCs w:val="18"/>
-              </w:rPr>
-              <w:t xml:space="preserve">5</w:t>
-            </w:r>
-          </w:p>
-        </w:tc>
-        <w:tc>
-          <w:tcPr>
-            <w:tcW w:type="dxa" w:w="6397"/>
-            <w:tcBorders>
-              <w:top w:val="single" w:color="CCCCCC" w:sz="4"/>
-              <w:left w:val="single" w:color="CCCCCC" w:sz="4"/>
-              <w:bottom w:val="single" w:color="CCCCCC" w:sz="4"/>
-              <w:right w:val="single" w:color="CCCCCC" w:sz="4"/>
-            </w:tcBorders>
-            <w:shd w:fill="FFFFFF" w:val="clear"/>
-            <w:tcMar>
-              <w:top w:type="dxa" w:w="60"/>
-              <w:left w:type="dxa" w:w="100"/>
-              <w:bottom w:type="dxa" w:w="60"/>
-              <w:right w:type="dxa" w:w="100"/>
-            </w:tcMar>
-          </w:tcPr>
-          <w:p>
-            <w:r>
-              <w:rPr>
-                <w:rFonts w:ascii="BIZ UDPゴシック" w:cs="BIZ UDPゴシック" w:eastAsia="BIZ UDPゴシック" w:hAnsi="BIZ UDPゴシック"/>
-                <w:b w:val="false"/>
-                <w:bCs w:val="false"/>
-                <w:color w:val="000000"/>
-                <w:sz w:val="18"/>
-                <w:szCs w:val="18"/>
-              </w:rPr>
-              <w:t xml:space="preserve">本書の内容を確認し、Luvina担当者へ返送する</w:t>
-            </w:r>
-          </w:p>
-        </w:tc>
-        <w:tc>
-          <w:tcPr>
-            <w:tcW w:type="dxa" w:w="1540"/>
-            <w:tcBorders>
-              <w:top w:val="single" w:color="CCCCCC" w:sz="4"/>
-              <w:left w:val="single" w:color="CCCCCC" w:sz="4"/>
-              <w:bottom w:val="single" w:color="CCCCCC" w:sz="4"/>
-              <w:right w:val="single" w:color="CCCCCC" w:sz="4"/>
-            </w:tcBorders>
-            <w:shd w:fill="FFFFFF" w:val="clear"/>
-            <w:tcMar>
-              <w:top w:type="dxa" w:w="60"/>
-              <w:left w:type="dxa" w:w="100"/>
-              <w:bottom w:type="dxa" w:w="60"/>
-              <w:right w:type="dxa" w:w="100"/>
-            </w:tcMar>
-          </w:tcPr>
-          <w:p>
-            <w:r>
-              <w:rPr>
-                <w:rFonts w:ascii="BIZ UDPゴシック" w:cs="BIZ UDPゴシック" w:eastAsia="BIZ UDPゴシック" w:hAnsi="BIZ UDPゴシック"/>
-                <w:b w:val="false"/>
-                <w:bCs w:val="false"/>
-                <w:color w:val="000000"/>
-                <w:sz w:val="18"/>
-                <w:szCs w:val="18"/>
-              </w:rPr>
-              <w:t xml:space="preserve">□ 完了  □ 未対応</w:t>
             </w:r>
           </w:p>
         </w:tc>
@@ -1669,7 +1590,7 @@
           <w:sz w:val="18"/>
           <w:szCs w:val="18"/>
         </w:rPr>
-        <w:t xml:space="preserve">※ 確認結果欄に記入・署名のうえ、LUVINA 担当者（Thanh Nguyên）へご返送ください。承認確認後に実施作業を開始します。</w:t>
+        <w:t xml:space="preserve">※ 確認結果欄に記入・署名のうえ、LUVINA 担当者（Thanh Nguyên）へご返送ください。</w:t>
       </w:r>
     </w:p>
     <w:p>
@@ -1681,8 +1602,8 @@
           <w:rFonts w:ascii="BIZ UDPゴシック" w:cs="BIZ UDPゴシック" w:eastAsia="BIZ UDPゴシック" w:hAnsi="BIZ UDPゴシック"/>
           <w:b/>
           <w:bCs/>
-          <w:sz w:val="32"/>
-          <w:szCs w:val="32"/>
+          <w:sz w:val="24"/>
+          <w:szCs w:val="24"/>
         </w:rPr>
         <w:t xml:space="preserve">1. 概要・修正一覧</w:t>
       </w:r>
@@ -1745,7 +1666,6 @@
                 <w:rFonts w:ascii="BIZ UDPゴシック" w:cs="BIZ UDPゴシック" w:eastAsia="BIZ UDPゴシック" w:hAnsi="BIZ UDPゴシック"/>
                 <w:b/>
                 <w:bCs/>
-                <w:color w:val="000000"/>
                 <w:sz w:val="18"/>
                 <w:szCs w:val="18"/>
               </w:rPr>
@@ -1776,7 +1696,6 @@
                 <w:rFonts w:ascii="BIZ UDPゴシック" w:cs="BIZ UDPゴシック" w:eastAsia="BIZ UDPゴシック" w:hAnsi="BIZ UDPゴシック"/>
                 <w:b/>
                 <w:bCs/>
-                <w:color w:val="000000"/>
                 <w:sz w:val="18"/>
                 <w:szCs w:val="18"/>
               </w:rPr>
@@ -1807,7 +1726,6 @@
                 <w:rFonts w:ascii="BIZ UDPゴシック" w:cs="BIZ UDPゴシック" w:eastAsia="BIZ UDPゴシック" w:hAnsi="BIZ UDPゴシック"/>
                 <w:b/>
                 <w:bCs/>
-                <w:color w:val="000000"/>
                 <w:sz w:val="18"/>
                 <w:szCs w:val="18"/>
               </w:rPr>
@@ -1838,7 +1756,6 @@
                 <w:rFonts w:ascii="BIZ UDPゴシック" w:cs="BIZ UDPゴシック" w:eastAsia="BIZ UDPゴシック" w:hAnsi="BIZ UDPゴシック"/>
                 <w:b/>
                 <w:bCs/>
-                <w:color w:val="000000"/>
                 <w:sz w:val="18"/>
                 <w:szCs w:val="18"/>
               </w:rPr>
@@ -1874,7 +1791,6 @@
                 <w:rFonts w:ascii="BIZ UDPゴシック" w:cs="BIZ UDPゴシック" w:eastAsia="BIZ UDPゴシック" w:hAnsi="BIZ UDPゴシック"/>
                 <w:b w:val="false"/>
                 <w:bCs w:val="false"/>
-                <w:color w:val="000000"/>
                 <w:sz w:val="18"/>
                 <w:szCs w:val="18"/>
               </w:rPr>
@@ -1905,7 +1821,6 @@
                 <w:rFonts w:ascii="BIZ UDPゴシック" w:cs="BIZ UDPゴシック" w:eastAsia="BIZ UDPゴシック" w:hAnsi="BIZ UDPゴシック"/>
                 <w:b w:val="false"/>
                 <w:bCs w:val="false"/>
-                <w:color w:val="000000"/>
                 <w:sz w:val="18"/>
                 <w:szCs w:val="18"/>
               </w:rPr>
@@ -1936,7 +1851,6 @@
                 <w:rFonts w:ascii="BIZ UDPゴシック" w:cs="BIZ UDPゴシック" w:eastAsia="BIZ UDPゴシック" w:hAnsi="BIZ UDPゴシック"/>
                 <w:b w:val="false"/>
                 <w:bCs w:val="false"/>
-                <w:color w:val="000000"/>
                 <w:sz w:val="18"/>
                 <w:szCs w:val="18"/>
               </w:rPr>
@@ -1967,7 +1881,6 @@
                 <w:rFonts w:ascii="BIZ UDPゴシック" w:cs="BIZ UDPゴシック" w:eastAsia="BIZ UDPゴシック" w:hAnsi="BIZ UDPゴシック"/>
                 <w:b w:val="false"/>
                 <w:bCs w:val="false"/>
-                <w:color w:val="000000"/>
                 <w:sz w:val="18"/>
                 <w:szCs w:val="18"/>
               </w:rPr>
@@ -2003,7 +1916,6 @@
                 <w:rFonts w:ascii="BIZ UDPゴシック" w:cs="BIZ UDPゴシック" w:eastAsia="BIZ UDPゴシック" w:hAnsi="BIZ UDPゴシック"/>
                 <w:b w:val="false"/>
                 <w:bCs w:val="false"/>
-                <w:color w:val="000000"/>
                 <w:sz w:val="18"/>
                 <w:szCs w:val="18"/>
               </w:rPr>
@@ -2034,7 +1946,6 @@
                 <w:rFonts w:ascii="BIZ UDPゴシック" w:cs="BIZ UDPゴシック" w:eastAsia="BIZ UDPゴシック" w:hAnsi="BIZ UDPゴシック"/>
                 <w:b w:val="false"/>
                 <w:bCs w:val="false"/>
-                <w:color w:val="000000"/>
                 <w:sz w:val="18"/>
                 <w:szCs w:val="18"/>
               </w:rPr>
@@ -2065,7 +1976,6 @@
                 <w:rFonts w:ascii="BIZ UDPゴシック" w:cs="BIZ UDPゴシック" w:eastAsia="BIZ UDPゴシック" w:hAnsi="BIZ UDPゴシック"/>
                 <w:b w:val="false"/>
                 <w:bCs w:val="false"/>
-                <w:color w:val="000000"/>
                 <w:sz w:val="18"/>
                 <w:szCs w:val="18"/>
               </w:rPr>
@@ -2096,7 +2006,6 @@
                 <w:rFonts w:ascii="BIZ UDPゴシック" w:cs="BIZ UDPゴシック" w:eastAsia="BIZ UDPゴシック" w:hAnsi="BIZ UDPゴシック"/>
                 <w:b w:val="false"/>
                 <w:bCs w:val="false"/>
-                <w:color w:val="000000"/>
                 <w:sz w:val="18"/>
                 <w:szCs w:val="18"/>
               </w:rPr>
@@ -2132,7 +2041,6 @@
                 <w:rFonts w:ascii="BIZ UDPゴシック" w:cs="BIZ UDPゴシック" w:eastAsia="BIZ UDPゴシック" w:hAnsi="BIZ UDPゴシック"/>
                 <w:b w:val="false"/>
                 <w:bCs w:val="false"/>
-                <w:color w:val="000000"/>
                 <w:sz w:val="18"/>
                 <w:szCs w:val="18"/>
               </w:rPr>
@@ -2163,7 +2071,6 @@
                 <w:rFonts w:ascii="BIZ UDPゴシック" w:cs="BIZ UDPゴシック" w:eastAsia="BIZ UDPゴシック" w:hAnsi="BIZ UDPゴシック"/>
                 <w:b w:val="false"/>
                 <w:bCs w:val="false"/>
-                <w:color w:val="000000"/>
                 <w:sz w:val="18"/>
                 <w:szCs w:val="18"/>
               </w:rPr>
@@ -2194,7 +2101,6 @@
                 <w:rFonts w:ascii="BIZ UDPゴシック" w:cs="BIZ UDPゴシック" w:eastAsia="BIZ UDPゴシック" w:hAnsi="BIZ UDPゴシック"/>
                 <w:b w:val="false"/>
                 <w:bCs w:val="false"/>
-                <w:color w:val="000000"/>
                 <w:sz w:val="18"/>
                 <w:szCs w:val="18"/>
               </w:rPr>
@@ -2225,7 +2131,6 @@
                 <w:rFonts w:ascii="BIZ UDPゴシック" w:cs="BIZ UDPゴシック" w:eastAsia="BIZ UDPゴシック" w:hAnsi="BIZ UDPゴシック"/>
                 <w:b w:val="false"/>
                 <w:bCs w:val="false"/>
-                <w:color w:val="000000"/>
                 <w:sz w:val="18"/>
                 <w:szCs w:val="18"/>
               </w:rPr>
@@ -2261,7 +2166,6 @@
                 <w:rFonts w:ascii="BIZ UDPゴシック" w:cs="BIZ UDPゴシック" w:eastAsia="BIZ UDPゴシック" w:hAnsi="BIZ UDPゴシック"/>
                 <w:b w:val="false"/>
                 <w:bCs w:val="false"/>
-                <w:color w:val="000000"/>
                 <w:sz w:val="18"/>
                 <w:szCs w:val="18"/>
               </w:rPr>
@@ -2292,7 +2196,6 @@
                 <w:rFonts w:ascii="BIZ UDPゴシック" w:cs="BIZ UDPゴシック" w:eastAsia="BIZ UDPゴシック" w:hAnsi="BIZ UDPゴシック"/>
                 <w:b w:val="false"/>
                 <w:bCs w:val="false"/>
-                <w:color w:val="000000"/>
                 <w:sz w:val="18"/>
                 <w:szCs w:val="18"/>
               </w:rPr>
@@ -2323,7 +2226,6 @@
                 <w:rFonts w:ascii="BIZ UDPゴシック" w:cs="BIZ UDPゴシック" w:eastAsia="BIZ UDPゴシック" w:hAnsi="BIZ UDPゴシック"/>
                 <w:b w:val="false"/>
                 <w:bCs w:val="false"/>
-                <w:color w:val="000000"/>
                 <w:sz w:val="18"/>
                 <w:szCs w:val="18"/>
               </w:rPr>
@@ -2354,7 +2256,6 @@
                 <w:rFonts w:ascii="BIZ UDPゴシック" w:cs="BIZ UDPゴシック" w:eastAsia="BIZ UDPゴシック" w:hAnsi="BIZ UDPゴシック"/>
                 <w:b w:val="false"/>
                 <w:bCs w:val="false"/>
-                <w:color w:val="000000"/>
                 <w:sz w:val="18"/>
                 <w:szCs w:val="18"/>
               </w:rPr>
@@ -2390,7 +2291,6 @@
                 <w:rFonts w:ascii="BIZ UDPゴシック" w:cs="BIZ UDPゴシック" w:eastAsia="BIZ UDPゴシック" w:hAnsi="BIZ UDPゴシック"/>
                 <w:b w:val="false"/>
                 <w:bCs w:val="false"/>
-                <w:color w:val="000000"/>
                 <w:sz w:val="18"/>
                 <w:szCs w:val="18"/>
               </w:rPr>
@@ -2421,7 +2321,6 @@
                 <w:rFonts w:ascii="BIZ UDPゴシック" w:cs="BIZ UDPゴシック" w:eastAsia="BIZ UDPゴシック" w:hAnsi="BIZ UDPゴシック"/>
                 <w:b w:val="false"/>
                 <w:bCs w:val="false"/>
-                <w:color w:val="000000"/>
                 <w:sz w:val="18"/>
                 <w:szCs w:val="18"/>
               </w:rPr>
@@ -2452,7 +2351,6 @@
                 <w:rFonts w:ascii="BIZ UDPゴシック" w:cs="BIZ UDPゴシック" w:eastAsia="BIZ UDPゴシック" w:hAnsi="BIZ UDPゴシック"/>
                 <w:b w:val="false"/>
                 <w:bCs w:val="false"/>
-                <w:color w:val="000000"/>
                 <w:sz w:val="18"/>
                 <w:szCs w:val="18"/>
               </w:rPr>
@@ -2483,7 +2381,6 @@
                 <w:rFonts w:ascii="BIZ UDPゴシック" w:cs="BIZ UDPゴシック" w:eastAsia="BIZ UDPゴシック" w:hAnsi="BIZ UDPゴシック"/>
                 <w:b w:val="false"/>
                 <w:bCs w:val="false"/>
-                <w:color w:val="000000"/>
                 <w:sz w:val="18"/>
                 <w:szCs w:val="18"/>
               </w:rPr>
@@ -2519,7 +2416,6 @@
                 <w:rFonts w:ascii="BIZ UDPゴシック" w:cs="BIZ UDPゴシック" w:eastAsia="BIZ UDPゴシック" w:hAnsi="BIZ UDPゴシック"/>
                 <w:b w:val="false"/>
                 <w:bCs w:val="false"/>
-                <w:color w:val="000000"/>
                 <w:sz w:val="18"/>
                 <w:szCs w:val="18"/>
               </w:rPr>
@@ -2550,7 +2446,6 @@
                 <w:rFonts w:ascii="BIZ UDPゴシック" w:cs="BIZ UDPゴシック" w:eastAsia="BIZ UDPゴシック" w:hAnsi="BIZ UDPゴシック"/>
                 <w:b w:val="false"/>
                 <w:bCs w:val="false"/>
-                <w:color w:val="000000"/>
                 <w:sz w:val="18"/>
                 <w:szCs w:val="18"/>
               </w:rPr>
@@ -2581,7 +2476,6 @@
                 <w:rFonts w:ascii="BIZ UDPゴシック" w:cs="BIZ UDPゴシック" w:eastAsia="BIZ UDPゴシック" w:hAnsi="BIZ UDPゴシック"/>
                 <w:b w:val="false"/>
                 <w:bCs w:val="false"/>
-                <w:color w:val="000000"/>
                 <w:sz w:val="18"/>
                 <w:szCs w:val="18"/>
               </w:rPr>
@@ -2612,7 +2506,6 @@
                 <w:rFonts w:ascii="BIZ UDPゴシック" w:cs="BIZ UDPゴシック" w:eastAsia="BIZ UDPゴシック" w:hAnsi="BIZ UDPゴシック"/>
                 <w:b w:val="false"/>
                 <w:bCs w:val="false"/>
-                <w:color w:val="000000"/>
                 <w:sz w:val="18"/>
                 <w:szCs w:val="18"/>
               </w:rPr>
@@ -2648,7 +2541,6 @@
                 <w:rFonts w:ascii="BIZ UDPゴシック" w:cs="BIZ UDPゴシック" w:eastAsia="BIZ UDPゴシック" w:hAnsi="BIZ UDPゴシック"/>
                 <w:b w:val="false"/>
                 <w:bCs w:val="false"/>
-                <w:color w:val="000000"/>
                 <w:sz w:val="18"/>
                 <w:szCs w:val="18"/>
               </w:rPr>
@@ -2679,7 +2571,6 @@
                 <w:rFonts w:ascii="BIZ UDPゴシック" w:cs="BIZ UDPゴシック" w:eastAsia="BIZ UDPゴシック" w:hAnsi="BIZ UDPゴシック"/>
                 <w:b w:val="false"/>
                 <w:bCs w:val="false"/>
-                <w:color w:val="000000"/>
                 <w:sz w:val="18"/>
                 <w:szCs w:val="18"/>
               </w:rPr>
@@ -2710,7 +2601,6 @@
                 <w:rFonts w:ascii="BIZ UDPゴシック" w:cs="BIZ UDPゴシック" w:eastAsia="BIZ UDPゴシック" w:hAnsi="BIZ UDPゴシック"/>
                 <w:b w:val="false"/>
                 <w:bCs w:val="false"/>
-                <w:color w:val="000000"/>
                 <w:sz w:val="18"/>
                 <w:szCs w:val="18"/>
               </w:rPr>
@@ -2741,7 +2631,6 @@
                 <w:rFonts w:ascii="BIZ UDPゴシック" w:cs="BIZ UDPゴシック" w:eastAsia="BIZ UDPゴシック" w:hAnsi="BIZ UDPゴシック"/>
                 <w:b w:val="false"/>
                 <w:bCs w:val="false"/>
-                <w:color w:val="000000"/>
                 <w:sz w:val="18"/>
                 <w:szCs w:val="18"/>
               </w:rPr>
@@ -2777,7 +2666,6 @@
                 <w:rFonts w:ascii="BIZ UDPゴシック" w:cs="BIZ UDPゴシック" w:eastAsia="BIZ UDPゴシック" w:hAnsi="BIZ UDPゴシック"/>
                 <w:b w:val="false"/>
                 <w:bCs w:val="false"/>
-                <w:color w:val="000000"/>
                 <w:sz w:val="18"/>
                 <w:szCs w:val="18"/>
               </w:rPr>
@@ -2808,7 +2696,6 @@
                 <w:rFonts w:ascii="BIZ UDPゴシック" w:cs="BIZ UDPゴシック" w:eastAsia="BIZ UDPゴシック" w:hAnsi="BIZ UDPゴシック"/>
                 <w:b w:val="false"/>
                 <w:bCs w:val="false"/>
-                <w:color w:val="000000"/>
                 <w:sz w:val="18"/>
                 <w:szCs w:val="18"/>
               </w:rPr>
@@ -2839,7 +2726,6 @@
                 <w:rFonts w:ascii="BIZ UDPゴシック" w:cs="BIZ UDPゴシック" w:eastAsia="BIZ UDPゴシック" w:hAnsi="BIZ UDPゴシック"/>
                 <w:b w:val="false"/>
                 <w:bCs w:val="false"/>
-                <w:color w:val="000000"/>
                 <w:sz w:val="18"/>
                 <w:szCs w:val="18"/>
               </w:rPr>
@@ -2870,7 +2756,6 @@
                 <w:rFonts w:ascii="BIZ UDPゴシック" w:cs="BIZ UDPゴシック" w:eastAsia="BIZ UDPゴシック" w:hAnsi="BIZ UDPゴシック"/>
                 <w:b w:val="false"/>
                 <w:bCs w:val="false"/>
-                <w:color w:val="000000"/>
                 <w:sz w:val="18"/>
                 <w:szCs w:val="18"/>
               </w:rPr>
@@ -2906,7 +2791,6 @@
                 <w:rFonts w:ascii="BIZ UDPゴシック" w:cs="BIZ UDPゴシック" w:eastAsia="BIZ UDPゴシック" w:hAnsi="BIZ UDPゴシック"/>
                 <w:b w:val="false"/>
                 <w:bCs w:val="false"/>
-                <w:color w:val="000000"/>
                 <w:sz w:val="18"/>
                 <w:szCs w:val="18"/>
               </w:rPr>
@@ -2937,7 +2821,6 @@
                 <w:rFonts w:ascii="BIZ UDPゴシック" w:cs="BIZ UDPゴシック" w:eastAsia="BIZ UDPゴシック" w:hAnsi="BIZ UDPゴシック"/>
                 <w:b w:val="false"/>
                 <w:bCs w:val="false"/>
-                <w:color w:val="000000"/>
                 <w:sz w:val="18"/>
                 <w:szCs w:val="18"/>
               </w:rPr>
@@ -2968,7 +2851,6 @@
                 <w:rFonts w:ascii="BIZ UDPゴシック" w:cs="BIZ UDPゴシック" w:eastAsia="BIZ UDPゴシック" w:hAnsi="BIZ UDPゴシック"/>
                 <w:b w:val="false"/>
                 <w:bCs w:val="false"/>
-                <w:color w:val="000000"/>
                 <w:sz w:val="18"/>
                 <w:szCs w:val="18"/>
               </w:rPr>
@@ -2999,7 +2881,6 @@
                 <w:rFonts w:ascii="BIZ UDPゴシック" w:cs="BIZ UDPゴシック" w:eastAsia="BIZ UDPゴシック" w:hAnsi="BIZ UDPゴシック"/>
                 <w:b w:val="false"/>
                 <w:bCs w:val="false"/>
-                <w:color w:val="000000"/>
                 <w:sz w:val="18"/>
                 <w:szCs w:val="18"/>
               </w:rPr>
@@ -3035,7 +2916,6 @@
                 <w:rFonts w:ascii="BIZ UDPゴシック" w:cs="BIZ UDPゴシック" w:eastAsia="BIZ UDPゴシック" w:hAnsi="BIZ UDPゴシック"/>
                 <w:b w:val="false"/>
                 <w:bCs w:val="false"/>
-                <w:color w:val="000000"/>
                 <w:sz w:val="18"/>
                 <w:szCs w:val="18"/>
               </w:rPr>
@@ -3066,7 +2946,6 @@
                 <w:rFonts w:ascii="BIZ UDPゴシック" w:cs="BIZ UDPゴシック" w:eastAsia="BIZ UDPゴシック" w:hAnsi="BIZ UDPゴシック"/>
                 <w:b w:val="false"/>
                 <w:bCs w:val="false"/>
-                <w:color w:val="000000"/>
                 <w:sz w:val="18"/>
                 <w:szCs w:val="18"/>
               </w:rPr>
@@ -3097,7 +2976,6 @@
                 <w:rFonts w:ascii="BIZ UDPゴシック" w:cs="BIZ UDPゴシック" w:eastAsia="BIZ UDPゴシック" w:hAnsi="BIZ UDPゴシック"/>
                 <w:b w:val="false"/>
                 <w:bCs w:val="false"/>
-                <w:color w:val="000000"/>
                 <w:sz w:val="18"/>
                 <w:szCs w:val="18"/>
               </w:rPr>
@@ -3128,7 +3006,6 @@
                 <w:rFonts w:ascii="BIZ UDPゴシック" w:cs="BIZ UDPゴシック" w:eastAsia="BIZ UDPゴシック" w:hAnsi="BIZ UDPゴシック"/>
                 <w:b w:val="false"/>
                 <w:bCs w:val="false"/>
-                <w:color w:val="000000"/>
                 <w:sz w:val="18"/>
                 <w:szCs w:val="18"/>
               </w:rPr>
@@ -3164,7 +3041,6 @@
                 <w:rFonts w:ascii="BIZ UDPゴシック" w:cs="BIZ UDPゴシック" w:eastAsia="BIZ UDPゴシック" w:hAnsi="BIZ UDPゴシック"/>
                 <w:b w:val="false"/>
                 <w:bCs w:val="false"/>
-                <w:color w:val="000000"/>
                 <w:sz w:val="18"/>
                 <w:szCs w:val="18"/>
               </w:rPr>
@@ -3195,7 +3071,6 @@
                 <w:rFonts w:ascii="BIZ UDPゴシック" w:cs="BIZ UDPゴシック" w:eastAsia="BIZ UDPゴシック" w:hAnsi="BIZ UDPゴシック"/>
                 <w:b w:val="false"/>
                 <w:bCs w:val="false"/>
-                <w:color w:val="000000"/>
                 <w:sz w:val="18"/>
                 <w:szCs w:val="18"/>
               </w:rPr>
@@ -3226,7 +3101,6 @@
                 <w:rFonts w:ascii="BIZ UDPゴシック" w:cs="BIZ UDPゴシック" w:eastAsia="BIZ UDPゴシック" w:hAnsi="BIZ UDPゴシック"/>
                 <w:b w:val="false"/>
                 <w:bCs w:val="false"/>
-                <w:color w:val="000000"/>
                 <w:sz w:val="18"/>
                 <w:szCs w:val="18"/>
               </w:rPr>
@@ -3257,7 +3131,6 @@
                 <w:rFonts w:ascii="BIZ UDPゴシック" w:cs="BIZ UDPゴシック" w:eastAsia="BIZ UDPゴシック" w:hAnsi="BIZ UDPゴシック"/>
                 <w:b w:val="false"/>
                 <w:bCs w:val="false"/>
-                <w:color w:val="000000"/>
                 <w:sz w:val="18"/>
                 <w:szCs w:val="18"/>
               </w:rPr>
@@ -3293,7 +3166,6 @@
                 <w:rFonts w:ascii="BIZ UDPゴシック" w:cs="BIZ UDPゴシック" w:eastAsia="BIZ UDPゴシック" w:hAnsi="BIZ UDPゴシック"/>
                 <w:b w:val="false"/>
                 <w:bCs w:val="false"/>
-                <w:color w:val="000000"/>
                 <w:sz w:val="18"/>
                 <w:szCs w:val="18"/>
               </w:rPr>
@@ -3324,7 +3196,6 @@
                 <w:rFonts w:ascii="BIZ UDPゴシック" w:cs="BIZ UDPゴシック" w:eastAsia="BIZ UDPゴシック" w:hAnsi="BIZ UDPゴシック"/>
                 <w:b w:val="false"/>
                 <w:bCs w:val="false"/>
-                <w:color w:val="000000"/>
                 <w:sz w:val="18"/>
                 <w:szCs w:val="18"/>
               </w:rPr>
@@ -3355,7 +3226,6 @@
                 <w:rFonts w:ascii="BIZ UDPゴシック" w:cs="BIZ UDPゴシック" w:eastAsia="BIZ UDPゴシック" w:hAnsi="BIZ UDPゴシック"/>
                 <w:b w:val="false"/>
                 <w:bCs w:val="false"/>
-                <w:color w:val="000000"/>
                 <w:sz w:val="18"/>
                 <w:szCs w:val="18"/>
               </w:rPr>
@@ -3386,7 +3256,6 @@
                 <w:rFonts w:ascii="BIZ UDPゴシック" w:cs="BIZ UDPゴシック" w:eastAsia="BIZ UDPゴシック" w:hAnsi="BIZ UDPゴシック"/>
                 <w:b w:val="false"/>
                 <w:bCs w:val="false"/>
-                <w:color w:val="000000"/>
                 <w:sz w:val="18"/>
                 <w:szCs w:val="18"/>
               </w:rPr>
@@ -3422,7 +3291,6 @@
                 <w:rFonts w:ascii="BIZ UDPゴシック" w:cs="BIZ UDPゴシック" w:eastAsia="BIZ UDPゴシック" w:hAnsi="BIZ UDPゴシック"/>
                 <w:b w:val="false"/>
                 <w:bCs w:val="false"/>
-                <w:color w:val="000000"/>
                 <w:sz w:val="18"/>
                 <w:szCs w:val="18"/>
               </w:rPr>
@@ -3453,7 +3321,6 @@
                 <w:rFonts w:ascii="BIZ UDPゴシック" w:cs="BIZ UDPゴシック" w:eastAsia="BIZ UDPゴシック" w:hAnsi="BIZ UDPゴシック"/>
                 <w:b w:val="false"/>
                 <w:bCs w:val="false"/>
-                <w:color w:val="000000"/>
                 <w:sz w:val="18"/>
                 <w:szCs w:val="18"/>
               </w:rPr>
@@ -3484,7 +3351,6 @@
                 <w:rFonts w:ascii="BIZ UDPゴシック" w:cs="BIZ UDPゴシック" w:eastAsia="BIZ UDPゴシック" w:hAnsi="BIZ UDPゴシック"/>
                 <w:b w:val="false"/>
                 <w:bCs w:val="false"/>
-                <w:color w:val="000000"/>
                 <w:sz w:val="18"/>
                 <w:szCs w:val="18"/>
               </w:rPr>
@@ -3515,7 +3381,6 @@
                 <w:rFonts w:ascii="BIZ UDPゴシック" w:cs="BIZ UDPゴシック" w:eastAsia="BIZ UDPゴシック" w:hAnsi="BIZ UDPゴシック"/>
                 <w:b w:val="false"/>
                 <w:bCs w:val="false"/>
-                <w:color w:val="000000"/>
                 <w:sz w:val="18"/>
                 <w:szCs w:val="18"/>
               </w:rPr>
@@ -3551,7 +3416,6 @@
                 <w:rFonts w:ascii="BIZ UDPゴシック" w:cs="BIZ UDPゴシック" w:eastAsia="BIZ UDPゴシック" w:hAnsi="BIZ UDPゴシック"/>
                 <w:b w:val="false"/>
                 <w:bCs w:val="false"/>
-                <w:color w:val="000000"/>
                 <w:sz w:val="18"/>
                 <w:szCs w:val="18"/>
               </w:rPr>
@@ -3582,7 +3446,6 @@
                 <w:rFonts w:ascii="BIZ UDPゴシック" w:cs="BIZ UDPゴシック" w:eastAsia="BIZ UDPゴシック" w:hAnsi="BIZ UDPゴシック"/>
                 <w:b w:val="false"/>
                 <w:bCs w:val="false"/>
-                <w:color w:val="000000"/>
                 <w:sz w:val="18"/>
                 <w:szCs w:val="18"/>
               </w:rPr>
@@ -3613,7 +3476,6 @@
                 <w:rFonts w:ascii="BIZ UDPゴシック" w:cs="BIZ UDPゴシック" w:eastAsia="BIZ UDPゴシック" w:hAnsi="BIZ UDPゴシック"/>
                 <w:b w:val="false"/>
                 <w:bCs w:val="false"/>
-                <w:color w:val="000000"/>
                 <w:sz w:val="18"/>
                 <w:szCs w:val="18"/>
               </w:rPr>
@@ -3644,7 +3506,6 @@
                 <w:rFonts w:ascii="BIZ UDPゴシック" w:cs="BIZ UDPゴシック" w:eastAsia="BIZ UDPゴシック" w:hAnsi="BIZ UDPゴシック"/>
                 <w:b w:val="false"/>
                 <w:bCs w:val="false"/>
-                <w:color w:val="000000"/>
                 <w:sz w:val="18"/>
                 <w:szCs w:val="18"/>
               </w:rPr>
@@ -3680,7 +3541,6 @@
                 <w:rFonts w:ascii="BIZ UDPゴシック" w:cs="BIZ UDPゴシック" w:eastAsia="BIZ UDPゴシック" w:hAnsi="BIZ UDPゴシック"/>
                 <w:b w:val="false"/>
                 <w:bCs w:val="false"/>
-                <w:color w:val="000000"/>
                 <w:sz w:val="18"/>
                 <w:szCs w:val="18"/>
               </w:rPr>
@@ -3711,7 +3571,6 @@
                 <w:rFonts w:ascii="BIZ UDPゴシック" w:cs="BIZ UDPゴシック" w:eastAsia="BIZ UDPゴシック" w:hAnsi="BIZ UDPゴシック"/>
                 <w:b w:val="false"/>
                 <w:bCs w:val="false"/>
-                <w:color w:val="000000"/>
                 <w:sz w:val="18"/>
                 <w:szCs w:val="18"/>
               </w:rPr>
@@ -3742,7 +3601,6 @@
                 <w:rFonts w:ascii="BIZ UDPゴシック" w:cs="BIZ UDPゴシック" w:eastAsia="BIZ UDPゴシック" w:hAnsi="BIZ UDPゴシック"/>
                 <w:b w:val="false"/>
                 <w:bCs w:val="false"/>
-                <w:color w:val="000000"/>
                 <w:sz w:val="18"/>
                 <w:szCs w:val="18"/>
               </w:rPr>
@@ -3773,7 +3631,6 @@
                 <w:rFonts w:ascii="BIZ UDPゴシック" w:cs="BIZ UDPゴシック" w:eastAsia="BIZ UDPゴシック" w:hAnsi="BIZ UDPゴシック"/>
                 <w:b w:val="false"/>
                 <w:bCs w:val="false"/>
-                <w:color w:val="000000"/>
                 <w:sz w:val="18"/>
                 <w:szCs w:val="18"/>
               </w:rPr>
@@ -3792,450 +3649,10 @@
           <w:rFonts w:ascii="BIZ UDPゴシック" w:cs="BIZ UDPゴシック" w:eastAsia="BIZ UDPゴシック" w:hAnsi="BIZ UDPゴシック"/>
           <w:b/>
           <w:bCs/>
-          <w:sz w:val="32"/>
-          <w:szCs w:val="32"/>
-        </w:rPr>
-        <w:t xml:space="preserve">2. 担当者・作業スケジュール</w:t>
-      </w:r>
-    </w:p>
-    <w:p>
-      <w:pPr>
-        <w:pStyle w:val="Heading2"/>
-      </w:pPr>
-      <w:r>
-        <w:rPr>
-          <w:rFonts w:ascii="BIZ UDPゴシック" w:cs="BIZ UDPゴシック" w:eastAsia="BIZ UDPゴシック" w:hAnsi="BIZ UDPゴシック"/>
-          <w:b/>
-          <w:bCs/>
           <w:sz w:val="24"/>
           <w:szCs w:val="24"/>
         </w:rPr>
-        <w:t xml:space="preserve">■ 担当者・役割分担</w:t>
-      </w:r>
-    </w:p>
-    <w:tbl>
-      <w:tblPr>
-        <w:tblW w:type="dxa" w:w="8504"/>
-        <w:tblBorders>
-          <w:top w:val="single" w:color="auto" w:sz="4"/>
-          <w:left w:val="single" w:color="auto" w:sz="4"/>
-          <w:bottom w:val="single" w:color="auto" w:sz="4"/>
-          <w:right w:val="single" w:color="auto" w:sz="4"/>
-          <w:insideH w:val="single" w:color="auto" w:sz="4"/>
-          <w:insideV w:val="single" w:color="auto" w:sz="4"/>
-        </w:tblBorders>
-      </w:tblPr>
-      <w:tblGrid>
-        <w:gridCol w:w="2268"/>
-        <w:gridCol w:w="2836"/>
-        <w:gridCol w:w="3400"/>
-      </w:tblGrid>
-      <w:tr>
-        <w:trPr>
-          <w:cantSplit/>
-        </w:trPr>
-        <w:tc>
-          <w:tcPr>
-            <w:tcW w:type="dxa" w:w="2268"/>
-            <w:tcBorders>
-              <w:top w:val="single" w:color="CCCCCC" w:sz="4"/>
-              <w:left w:val="single" w:color="CCCCCC" w:sz="4"/>
-              <w:bottom w:val="single" w:color="CCCCCC" w:sz="4"/>
-              <w:right w:val="single" w:color="CCCCCC" w:sz="4"/>
-            </w:tcBorders>
-            <w:shd w:fill="F5F5F5" w:val="clear"/>
-            <w:tcMar>
-              <w:top w:type="dxa" w:w="60"/>
-              <w:left w:type="dxa" w:w="100"/>
-              <w:bottom w:type="dxa" w:w="60"/>
-              <w:right w:type="dxa" w:w="100"/>
-            </w:tcMar>
-          </w:tcPr>
-          <w:p>
-            <w:r>
-              <w:rPr>
-                <w:rFonts w:ascii="BIZ UDPゴシック" w:cs="BIZ UDPゴシック" w:eastAsia="BIZ UDPゴシック" w:hAnsi="BIZ UDPゴシック"/>
-                <w:b/>
-                <w:bCs/>
-                <w:color w:val="000000"/>
-                <w:sz w:val="18"/>
-                <w:szCs w:val="18"/>
-              </w:rPr>
-              <w:t xml:space="preserve">役割</w:t>
-            </w:r>
-          </w:p>
-        </w:tc>
-        <w:tc>
-          <w:tcPr>
-            <w:tcW w:type="dxa" w:w="2836"/>
-            <w:tcBorders>
-              <w:top w:val="single" w:color="CCCCCC" w:sz="4"/>
-              <w:left w:val="single" w:color="CCCCCC" w:sz="4"/>
-              <w:bottom w:val="single" w:color="CCCCCC" w:sz="4"/>
-              <w:right w:val="single" w:color="CCCCCC" w:sz="4"/>
-            </w:tcBorders>
-            <w:shd w:fill="F5F5F5" w:val="clear"/>
-            <w:tcMar>
-              <w:top w:type="dxa" w:w="60"/>
-              <w:left w:type="dxa" w:w="100"/>
-              <w:bottom w:type="dxa" w:w="60"/>
-              <w:right w:type="dxa" w:w="100"/>
-            </w:tcMar>
-          </w:tcPr>
-          <w:p>
-            <w:r>
-              <w:rPr>
-                <w:rFonts w:ascii="BIZ UDPゴシック" w:cs="BIZ UDPゴシック" w:eastAsia="BIZ UDPゴシック" w:hAnsi="BIZ UDPゴシック"/>
-                <w:b/>
-                <w:bCs/>
-                <w:color w:val="000000"/>
-                <w:sz w:val="18"/>
-                <w:szCs w:val="18"/>
-              </w:rPr>
-              <w:t xml:space="preserve">担当者</w:t>
-            </w:r>
-          </w:p>
-        </w:tc>
-        <w:tc>
-          <w:tcPr>
-            <w:tcW w:type="dxa" w:w="3400"/>
-            <w:tcBorders>
-              <w:top w:val="single" w:color="CCCCCC" w:sz="4"/>
-              <w:left w:val="single" w:color="CCCCCC" w:sz="4"/>
-              <w:bottom w:val="single" w:color="CCCCCC" w:sz="4"/>
-              <w:right w:val="single" w:color="CCCCCC" w:sz="4"/>
-            </w:tcBorders>
-            <w:shd w:fill="F5F5F5" w:val="clear"/>
-            <w:tcMar>
-              <w:top w:type="dxa" w:w="60"/>
-              <w:left w:type="dxa" w:w="100"/>
-              <w:bottom w:type="dxa" w:w="60"/>
-              <w:right w:type="dxa" w:w="100"/>
-            </w:tcMar>
-          </w:tcPr>
-          <w:p>
-            <w:r>
-              <w:rPr>
-                <w:rFonts w:ascii="BIZ UDPゴシック" w:cs="BIZ UDPゴシック" w:eastAsia="BIZ UDPゴシック" w:hAnsi="BIZ UDPゴシック"/>
-                <w:b/>
-                <w:bCs/>
-                <w:color w:val="000000"/>
-                <w:sz w:val="18"/>
-                <w:szCs w:val="18"/>
-              </w:rPr>
-              <w:t xml:space="preserve">作業内容</w:t>
-            </w:r>
-          </w:p>
-        </w:tc>
-      </w:tr>
-      <w:tr>
-        <w:trPr>
-          <w:cantSplit/>
-        </w:trPr>
-        <w:tc>
-          <w:tcPr>
-            <w:tcW w:type="dxa" w:w="2268"/>
-            <w:tcBorders>
-              <w:top w:val="single" w:color="CCCCCC" w:sz="4"/>
-              <w:left w:val="single" w:color="CCCCCC" w:sz="4"/>
-              <w:bottom w:val="single" w:color="CCCCCC" w:sz="4"/>
-              <w:right w:val="single" w:color="CCCCCC" w:sz="4"/>
-            </w:tcBorders>
-            <w:shd w:fill="FFFFFF" w:val="clear"/>
-            <w:tcMar>
-              <w:top w:type="dxa" w:w="60"/>
-              <w:left w:type="dxa" w:w="100"/>
-              <w:bottom w:type="dxa" w:w="60"/>
-              <w:right w:type="dxa" w:w="100"/>
-            </w:tcMar>
-          </w:tcPr>
-          <w:p>
-            <w:r>
-              <w:rPr>
-                <w:rFonts w:ascii="BIZ UDPゴシック" w:cs="BIZ UDPゴシック" w:eastAsia="BIZ UDPゴシック" w:hAnsi="BIZ UDPゴシック"/>
-                <w:b w:val="false"/>
-                <w:bCs w:val="false"/>
-                <w:color w:val="000000"/>
-                <w:sz w:val="18"/>
-                <w:szCs w:val="18"/>
-              </w:rPr>
-              <w:t xml:space="preserve">Luvina 開発担当</w:t>
-            </w:r>
-          </w:p>
-        </w:tc>
-        <w:tc>
-          <w:tcPr>
-            <w:tcW w:type="dxa" w:w="2836"/>
-            <w:tcBorders>
-              <w:top w:val="single" w:color="CCCCCC" w:sz="4"/>
-              <w:left w:val="single" w:color="CCCCCC" w:sz="4"/>
-              <w:bottom w:val="single" w:color="CCCCCC" w:sz="4"/>
-              <w:right w:val="single" w:color="CCCCCC" w:sz="4"/>
-            </w:tcBorders>
-            <w:shd w:fill="FFFFFF" w:val="clear"/>
-            <w:tcMar>
-              <w:top w:type="dxa" w:w="60"/>
-              <w:left w:type="dxa" w:w="100"/>
-              <w:bottom w:type="dxa" w:w="60"/>
-              <w:right w:type="dxa" w:w="100"/>
-            </w:tcMar>
-          </w:tcPr>
-          <w:p>
-            <w:r>
-              <w:rPr>
-                <w:rFonts w:ascii="BIZ UDPゴシック" w:cs="BIZ UDPゴシック" w:eastAsia="BIZ UDPゴシック" w:hAnsi="BIZ UDPゴシック"/>
-                <w:b w:val="false"/>
-                <w:bCs w:val="false"/>
-                <w:color w:val="000000"/>
-                <w:sz w:val="18"/>
-                <w:szCs w:val="18"/>
-              </w:rPr>
-              <w:t xml:space="preserve">Thanh Nguyên</w:t>
-            </w:r>
-          </w:p>
-        </w:tc>
-        <w:tc>
-          <w:tcPr>
-            <w:tcW w:type="dxa" w:w="3400"/>
-            <w:tcBorders>
-              <w:top w:val="single" w:color="CCCCCC" w:sz="4"/>
-              <w:left w:val="single" w:color="CCCCCC" w:sz="4"/>
-              <w:bottom w:val="single" w:color="CCCCCC" w:sz="4"/>
-              <w:right w:val="single" w:color="CCCCCC" w:sz="4"/>
-            </w:tcBorders>
-            <w:shd w:fill="FFFFFF" w:val="clear"/>
-            <w:tcMar>
-              <w:top w:type="dxa" w:w="60"/>
-              <w:left w:type="dxa" w:w="100"/>
-              <w:bottom w:type="dxa" w:w="60"/>
-              <w:right w:type="dxa" w:w="100"/>
-            </w:tcMar>
-          </w:tcPr>
-          <w:p>
-            <w:r>
-              <w:rPr>
-                <w:rFonts w:ascii="BIZ UDPゴシック" w:cs="BIZ UDPゴシック" w:eastAsia="BIZ UDPゴシック" w:hAnsi="BIZ UDPゴシック"/>
-                <w:b w:val="false"/>
-                <w:bCs w:val="false"/>
-                <w:color w:val="000000"/>
-                <w:sz w:val="18"/>
-                <w:szCs w:val="18"/>
-              </w:rPr>
-              <w:t xml:space="preserve">Phase 1〜4 全修正実装・テスト</w:t>
-            </w:r>
-          </w:p>
-        </w:tc>
-      </w:tr>
-      <w:tr>
-        <w:trPr>
-          <w:cantSplit/>
-        </w:trPr>
-        <w:tc>
-          <w:tcPr>
-            <w:tcW w:type="dxa" w:w="2268"/>
-            <w:tcBorders>
-              <w:top w:val="single" w:color="CCCCCC" w:sz="4"/>
-              <w:left w:val="single" w:color="CCCCCC" w:sz="4"/>
-              <w:bottom w:val="single" w:color="CCCCCC" w:sz="4"/>
-              <w:right w:val="single" w:color="CCCCCC" w:sz="4"/>
-            </w:tcBorders>
-            <w:shd w:fill="FFFFFF" w:val="clear"/>
-            <w:tcMar>
-              <w:top w:type="dxa" w:w="60"/>
-              <w:left w:type="dxa" w:w="100"/>
-              <w:bottom w:type="dxa" w:w="60"/>
-              <w:right w:type="dxa" w:w="100"/>
-            </w:tcMar>
-          </w:tcPr>
-          <w:p>
-            <w:r>
-              <w:rPr>
-                <w:rFonts w:ascii="BIZ UDPゴシック" w:cs="BIZ UDPゴシック" w:eastAsia="BIZ UDPゴシック" w:hAnsi="BIZ UDPゴシック"/>
-                <w:b w:val="false"/>
-                <w:bCs w:val="false"/>
-                <w:color w:val="000000"/>
-                <w:sz w:val="18"/>
-                <w:szCs w:val="18"/>
-              </w:rPr>
-              <w:t xml:space="preserve">Luvina PM</w:t>
-            </w:r>
-          </w:p>
-        </w:tc>
-        <w:tc>
-          <w:tcPr>
-            <w:tcW w:type="dxa" w:w="2836"/>
-            <w:tcBorders>
-              <w:top w:val="single" w:color="CCCCCC" w:sz="4"/>
-              <w:left w:val="single" w:color="CCCCCC" w:sz="4"/>
-              <w:bottom w:val="single" w:color="CCCCCC" w:sz="4"/>
-              <w:right w:val="single" w:color="CCCCCC" w:sz="4"/>
-            </w:tcBorders>
-            <w:shd w:fill="FFFFFF" w:val="clear"/>
-            <w:tcMar>
-              <w:top w:type="dxa" w:w="60"/>
-              <w:left w:type="dxa" w:w="100"/>
-              <w:bottom w:type="dxa" w:w="60"/>
-              <w:right w:type="dxa" w:w="100"/>
-            </w:tcMar>
-          </w:tcPr>
-          <w:p>
-            <w:r>
-              <w:rPr>
-                <w:rFonts w:ascii="BIZ UDPゴシック" w:cs="BIZ UDPゴシック" w:eastAsia="BIZ UDPゴシック" w:hAnsi="BIZ UDPゴシック"/>
-                <w:b w:val="false"/>
-                <w:bCs w:val="false"/>
-                <w:color w:val="000000"/>
-                <w:sz w:val="18"/>
-                <w:szCs w:val="18"/>
-              </w:rPr>
-              <w:t xml:space="preserve"/>
-            </w:r>
-          </w:p>
-        </w:tc>
-        <w:tc>
-          <w:tcPr>
-            <w:tcW w:type="dxa" w:w="3400"/>
-            <w:tcBorders>
-              <w:top w:val="single" w:color="CCCCCC" w:sz="4"/>
-              <w:left w:val="single" w:color="CCCCCC" w:sz="4"/>
-              <w:bottom w:val="single" w:color="CCCCCC" w:sz="4"/>
-              <w:right w:val="single" w:color="CCCCCC" w:sz="4"/>
-            </w:tcBorders>
-            <w:shd w:fill="FFFFFF" w:val="clear"/>
-            <w:tcMar>
-              <w:top w:type="dxa" w:w="60"/>
-              <w:left w:type="dxa" w:w="100"/>
-              <w:bottom w:type="dxa" w:w="60"/>
-              <w:right w:type="dxa" w:w="100"/>
-            </w:tcMar>
-          </w:tcPr>
-          <w:p>
-            <w:r>
-              <w:rPr>
-                <w:rFonts w:ascii="BIZ UDPゴシック" w:cs="BIZ UDPゴシック" w:eastAsia="BIZ UDPゴシック" w:hAnsi="BIZ UDPゴシック"/>
-                <w:b w:val="false"/>
-                <w:bCs w:val="false"/>
-                <w:color w:val="000000"/>
-                <w:sz w:val="18"/>
-                <w:szCs w:val="18"/>
-              </w:rPr>
-              <w:t xml:space="preserve">進捗管理・顧客連絡</w:t>
-            </w:r>
-          </w:p>
-        </w:tc>
-      </w:tr>
-      <w:tr>
-        <w:trPr>
-          <w:cantSplit/>
-        </w:trPr>
-        <w:tc>
-          <w:tcPr>
-            <w:tcW w:type="dxa" w:w="2268"/>
-            <w:tcBorders>
-              <w:top w:val="single" w:color="CCCCCC" w:sz="4"/>
-              <w:left w:val="single" w:color="CCCCCC" w:sz="4"/>
-              <w:bottom w:val="single" w:color="CCCCCC" w:sz="4"/>
-              <w:right w:val="single" w:color="CCCCCC" w:sz="4"/>
-            </w:tcBorders>
-            <w:shd w:fill="FFFFFF" w:val="clear"/>
-            <w:tcMar>
-              <w:top w:type="dxa" w:w="60"/>
-              <w:left w:type="dxa" w:w="100"/>
-              <w:bottom w:type="dxa" w:w="60"/>
-              <w:right w:type="dxa" w:w="100"/>
-            </w:tcMar>
-          </w:tcPr>
-          <w:p>
-            <w:r>
-              <w:rPr>
-                <w:rFonts w:ascii="BIZ UDPゴシック" w:cs="BIZ UDPゴシック" w:eastAsia="BIZ UDPゴシック" w:hAnsi="BIZ UDPゴシック"/>
-                <w:b w:val="false"/>
-                <w:bCs w:val="false"/>
-                <w:color w:val="000000"/>
-                <w:sz w:val="18"/>
-                <w:szCs w:val="18"/>
-              </w:rPr>
-              <w:t xml:space="preserve">顧客担当</w:t>
-            </w:r>
-          </w:p>
-        </w:tc>
-        <w:tc>
-          <w:tcPr>
-            <w:tcW w:type="dxa" w:w="2836"/>
-            <w:tcBorders>
-              <w:top w:val="single" w:color="CCCCCC" w:sz="4"/>
-              <w:left w:val="single" w:color="CCCCCC" w:sz="4"/>
-              <w:bottom w:val="single" w:color="CCCCCC" w:sz="4"/>
-              <w:right w:val="single" w:color="CCCCCC" w:sz="4"/>
-            </w:tcBorders>
-            <w:shd w:fill="FFFFFF" w:val="clear"/>
-            <w:tcMar>
-              <w:top w:type="dxa" w:w="60"/>
-              <w:left w:type="dxa" w:w="100"/>
-              <w:bottom w:type="dxa" w:w="60"/>
-              <w:right w:type="dxa" w:w="100"/>
-            </w:tcMar>
-          </w:tcPr>
-          <w:p>
-            <w:r>
-              <w:rPr>
-                <w:rFonts w:ascii="BIZ UDPゴシック" w:cs="BIZ UDPゴシック" w:eastAsia="BIZ UDPゴシック" w:hAnsi="BIZ UDPゴシック"/>
-                <w:b w:val="false"/>
-                <w:bCs w:val="false"/>
-                <w:color w:val="000000"/>
-                <w:sz w:val="18"/>
-                <w:szCs w:val="18"/>
-              </w:rPr>
-              <w:t xml:space="preserve"/>
-            </w:r>
-          </w:p>
-        </w:tc>
-        <w:tc>
-          <w:tcPr>
-            <w:tcW w:type="dxa" w:w="3400"/>
-            <w:tcBorders>
-              <w:top w:val="single" w:color="CCCCCC" w:sz="4"/>
-              <w:left w:val="single" w:color="CCCCCC" w:sz="4"/>
-              <w:bottom w:val="single" w:color="CCCCCC" w:sz="4"/>
-              <w:right w:val="single" w:color="CCCCCC" w:sz="4"/>
-            </w:tcBorders>
-            <w:shd w:fill="FFFFFF" w:val="clear"/>
-            <w:tcMar>
-              <w:top w:type="dxa" w:w="60"/>
-              <w:left w:type="dxa" w:w="100"/>
-              <w:bottom w:type="dxa" w:w="60"/>
-              <w:right w:type="dxa" w:w="100"/>
-            </w:tcMar>
-          </w:tcPr>
-          <w:p>
-            <w:r>
-              <w:rPr>
-                <w:rFonts w:ascii="BIZ UDPゴシック" w:cs="BIZ UDPゴシック" w:eastAsia="BIZ UDPゴシック" w:hAnsi="BIZ UDPゴシック"/>
-                <w:b w:val="false"/>
-                <w:bCs w:val="false"/>
-                <w:color w:val="000000"/>
-                <w:sz w:val="18"/>
-                <w:szCs w:val="18"/>
-              </w:rPr>
-              <w:t xml:space="preserve">実施承認・テスト結果確認</w:t>
-            </w:r>
-          </w:p>
-        </w:tc>
-      </w:tr>
-    </w:tbl>
-    <w:p>
-      <w:pPr>
-        <w:pStyle w:val="Heading2"/>
-      </w:pPr>
-      <w:r>
-        <w:rPr>
-          <w:rFonts w:ascii="BIZ UDPゴシック" w:cs="BIZ UDPゴシック" w:eastAsia="BIZ UDPゴシック" w:hAnsi="BIZ UDPゴシック"/>
-          <w:b/>
-          <w:bCs/>
-          <w:sz w:val="24"/>
-          <w:szCs w:val="24"/>
-        </w:rPr>
-        <w:t xml:space="preserve">■ 作業スケジュール</w:t>
+        <w:t xml:space="preserve">2. 担当者・作業スケジュール</w:t>
       </w:r>
     </w:p>
     <w:tbl>
@@ -4283,7 +3700,6 @@
                 <w:rFonts w:ascii="BIZ UDPゴシック" w:cs="BIZ UDPゴシック" w:eastAsia="BIZ UDPゴシック" w:hAnsi="BIZ UDPゴシック"/>
                 <w:b/>
                 <w:bCs/>
-                <w:color w:val="000000"/>
                 <w:sz w:val="18"/>
                 <w:szCs w:val="18"/>
               </w:rPr>
@@ -4314,7 +3730,6 @@
                 <w:rFonts w:ascii="BIZ UDPゴシック" w:cs="BIZ UDPゴシック" w:eastAsia="BIZ UDPゴシック" w:hAnsi="BIZ UDPゴシック"/>
                 <w:b/>
                 <w:bCs/>
-                <w:color w:val="000000"/>
                 <w:sz w:val="18"/>
                 <w:szCs w:val="18"/>
               </w:rPr>
@@ -4345,7 +3760,6 @@
                 <w:rFonts w:ascii="BIZ UDPゴシック" w:cs="BIZ UDPゴシック" w:eastAsia="BIZ UDPゴシック" w:hAnsi="BIZ UDPゴシック"/>
                 <w:b/>
                 <w:bCs/>
-                <w:color w:val="000000"/>
                 <w:sz w:val="18"/>
                 <w:szCs w:val="18"/>
               </w:rPr>
@@ -4376,7 +3790,6 @@
                 <w:rFonts w:ascii="BIZ UDPゴシック" w:cs="BIZ UDPゴシック" w:eastAsia="BIZ UDPゴシック" w:hAnsi="BIZ UDPゴシック"/>
                 <w:b/>
                 <w:bCs/>
-                <w:color w:val="000000"/>
                 <w:sz w:val="18"/>
                 <w:szCs w:val="18"/>
               </w:rPr>
@@ -4412,7 +3825,6 @@
                 <w:rFonts w:ascii="BIZ UDPゴシック" w:cs="BIZ UDPゴシック" w:eastAsia="BIZ UDPゴシック" w:hAnsi="BIZ UDPゴシック"/>
                 <w:b w:val="false"/>
                 <w:bCs w:val="false"/>
-                <w:color w:val="000000"/>
                 <w:sz w:val="18"/>
                 <w:szCs w:val="18"/>
               </w:rPr>
@@ -4443,7 +3855,6 @@
                 <w:rFonts w:ascii="BIZ UDPゴシック" w:cs="BIZ UDPゴシック" w:eastAsia="BIZ UDPゴシック" w:hAnsi="BIZ UDPゴシック"/>
                 <w:b w:val="false"/>
                 <w:bCs w:val="false"/>
-                <w:color w:val="000000"/>
                 <w:sz w:val="18"/>
                 <w:szCs w:val="18"/>
               </w:rPr>
@@ -4474,7 +3885,6 @@
                 <w:rFonts w:ascii="BIZ UDPゴシック" w:cs="BIZ UDPゴシック" w:eastAsia="BIZ UDPゴシック" w:hAnsi="BIZ UDPゴシック"/>
                 <w:b w:val="false"/>
                 <w:bCs w:val="false"/>
-                <w:color w:val="000000"/>
                 <w:sz w:val="18"/>
                 <w:szCs w:val="18"/>
               </w:rPr>
@@ -4505,7 +3915,6 @@
                 <w:rFonts w:ascii="BIZ UDPゴシック" w:cs="BIZ UDPゴシック" w:eastAsia="BIZ UDPゴシック" w:hAnsi="BIZ UDPゴシック"/>
                 <w:b w:val="false"/>
                 <w:bCs w:val="false"/>
-                <w:color w:val="000000"/>
                 <w:sz w:val="18"/>
                 <w:szCs w:val="18"/>
               </w:rPr>
@@ -4541,7 +3950,6 @@
                 <w:rFonts w:ascii="BIZ UDPゴシック" w:cs="BIZ UDPゴシック" w:eastAsia="BIZ UDPゴシック" w:hAnsi="BIZ UDPゴシック"/>
                 <w:b w:val="false"/>
                 <w:bCs w:val="false"/>
-                <w:color w:val="000000"/>
                 <w:sz w:val="18"/>
                 <w:szCs w:val="18"/>
               </w:rPr>
@@ -4572,7 +3980,6 @@
                 <w:rFonts w:ascii="BIZ UDPゴシック" w:cs="BIZ UDPゴシック" w:eastAsia="BIZ UDPゴシック" w:hAnsi="BIZ UDPゴシック"/>
                 <w:b w:val="false"/>
                 <w:bCs w:val="false"/>
-                <w:color w:val="000000"/>
                 <w:sz w:val="18"/>
                 <w:szCs w:val="18"/>
               </w:rPr>
@@ -4603,7 +4010,6 @@
                 <w:rFonts w:ascii="BIZ UDPゴシック" w:cs="BIZ UDPゴシック" w:eastAsia="BIZ UDPゴシック" w:hAnsi="BIZ UDPゴシック"/>
                 <w:b w:val="false"/>
                 <w:bCs w:val="false"/>
-                <w:color w:val="000000"/>
                 <w:sz w:val="18"/>
                 <w:szCs w:val="18"/>
               </w:rPr>
@@ -4634,7 +4040,6 @@
                 <w:rFonts w:ascii="BIZ UDPゴシック" w:cs="BIZ UDPゴシック" w:eastAsia="BIZ UDPゴシック" w:hAnsi="BIZ UDPゴシック"/>
                 <w:b w:val="false"/>
                 <w:bCs w:val="false"/>
-                <w:color w:val="000000"/>
                 <w:sz w:val="18"/>
                 <w:szCs w:val="18"/>
               </w:rPr>
@@ -4670,7 +4075,6 @@
                 <w:rFonts w:ascii="BIZ UDPゴシック" w:cs="BIZ UDPゴシック" w:eastAsia="BIZ UDPゴシック" w:hAnsi="BIZ UDPゴシック"/>
                 <w:b w:val="false"/>
                 <w:bCs w:val="false"/>
-                <w:color w:val="000000"/>
                 <w:sz w:val="18"/>
                 <w:szCs w:val="18"/>
               </w:rPr>
@@ -4701,7 +4105,6 @@
                 <w:rFonts w:ascii="BIZ UDPゴシック" w:cs="BIZ UDPゴシック" w:eastAsia="BIZ UDPゴシック" w:hAnsi="BIZ UDPゴシック"/>
                 <w:b w:val="false"/>
                 <w:bCs w:val="false"/>
-                <w:color w:val="000000"/>
                 <w:sz w:val="18"/>
                 <w:szCs w:val="18"/>
               </w:rPr>
@@ -4732,7 +4135,6 @@
                 <w:rFonts w:ascii="BIZ UDPゴシック" w:cs="BIZ UDPゴシック" w:eastAsia="BIZ UDPゴシック" w:hAnsi="BIZ UDPゴシック"/>
                 <w:b w:val="false"/>
                 <w:bCs w:val="false"/>
-                <w:color w:val="000000"/>
                 <w:sz w:val="18"/>
                 <w:szCs w:val="18"/>
               </w:rPr>
@@ -4763,7 +4165,6 @@
                 <w:rFonts w:ascii="BIZ UDPゴシック" w:cs="BIZ UDPゴシック" w:eastAsia="BIZ UDPゴシック" w:hAnsi="BIZ UDPゴシック"/>
                 <w:b w:val="false"/>
                 <w:bCs w:val="false"/>
-                <w:color w:val="000000"/>
                 <w:sz w:val="18"/>
                 <w:szCs w:val="18"/>
               </w:rPr>
@@ -4799,7 +4200,6 @@
                 <w:rFonts w:ascii="BIZ UDPゴシック" w:cs="BIZ UDPゴシック" w:eastAsia="BIZ UDPゴシック" w:hAnsi="BIZ UDPゴシック"/>
                 <w:b w:val="false"/>
                 <w:bCs w:val="false"/>
-                <w:color w:val="000000"/>
                 <w:sz w:val="18"/>
                 <w:szCs w:val="18"/>
               </w:rPr>
@@ -4830,7 +4230,6 @@
                 <w:rFonts w:ascii="BIZ UDPゴシック" w:cs="BIZ UDPゴシック" w:eastAsia="BIZ UDPゴシック" w:hAnsi="BIZ UDPゴシック"/>
                 <w:b w:val="false"/>
                 <w:bCs w:val="false"/>
-                <w:color w:val="000000"/>
                 <w:sz w:val="18"/>
                 <w:szCs w:val="18"/>
               </w:rPr>
@@ -4861,7 +4260,6 @@
                 <w:rFonts w:ascii="BIZ UDPゴシック" w:cs="BIZ UDPゴシック" w:eastAsia="BIZ UDPゴシック" w:hAnsi="BIZ UDPゴシック"/>
                 <w:b w:val="false"/>
                 <w:bCs w:val="false"/>
-                <w:color w:val="000000"/>
                 <w:sz w:val="18"/>
                 <w:szCs w:val="18"/>
               </w:rPr>
@@ -4892,7 +4290,6 @@
                 <w:rFonts w:ascii="BIZ UDPゴシック" w:cs="BIZ UDPゴシック" w:eastAsia="BIZ UDPゴシック" w:hAnsi="BIZ UDPゴシック"/>
                 <w:b w:val="false"/>
                 <w:bCs w:val="false"/>
-                <w:color w:val="000000"/>
                 <w:sz w:val="18"/>
                 <w:szCs w:val="18"/>
               </w:rPr>
@@ -4911,8 +4308,8 @@
           <w:rFonts w:ascii="BIZ UDPゴシック" w:cs="BIZ UDPゴシック" w:eastAsia="BIZ UDPゴシック" w:hAnsi="BIZ UDPゴシック"/>
           <w:b/>
           <w:bCs/>
-          <w:sz w:val="32"/>
-          <w:szCs w:val="32"/>
+          <w:sz w:val="24"/>
+          <w:szCs w:val="24"/>
         </w:rPr>
         <w:t xml:space="preserve">3. 修正詳細</w:t>
       </w:r>
@@ -4926,8 +4323,8 @@
           <w:rFonts w:ascii="BIZ UDPゴシック" w:cs="BIZ UDPゴシック" w:eastAsia="BIZ UDPゴシック" w:hAnsi="BIZ UDPゴシック"/>
           <w:b/>
           <w:bCs/>
-          <w:sz w:val="24"/>
-          <w:szCs w:val="24"/>
+          <w:sz w:val="18"/>
+          <w:szCs w:val="18"/>
         </w:rPr>
         <w:t xml:space="preserve">■ Phase 1：致命的問題（即日対応）</w:t>
       </w:r>
@@ -4976,7 +4373,6 @@
                 <w:rFonts w:ascii="BIZ UDPゴシック" w:cs="BIZ UDPゴシック" w:eastAsia="BIZ UDPゴシック" w:hAnsi="BIZ UDPゴシック"/>
                 <w:b/>
                 <w:bCs/>
-                <w:color w:val="000000"/>
                 <w:sz w:val="18"/>
                 <w:szCs w:val="18"/>
               </w:rPr>
@@ -5007,7 +4403,6 @@
                 <w:rFonts w:ascii="BIZ UDPゴシック" w:cs="BIZ UDPゴシック" w:eastAsia="BIZ UDPゴシック" w:hAnsi="BIZ UDPゴシック"/>
                 <w:b/>
                 <w:bCs/>
-                <w:color w:val="000000"/>
                 <w:sz w:val="18"/>
                 <w:szCs w:val="18"/>
               </w:rPr>
@@ -5038,7 +4433,6 @@
                 <w:rFonts w:ascii="BIZ UDPゴシック" w:cs="BIZ UDPゴシック" w:eastAsia="BIZ UDPゴシック" w:hAnsi="BIZ UDPゴシック"/>
                 <w:b/>
                 <w:bCs/>
-                <w:color w:val="000000"/>
                 <w:sz w:val="18"/>
                 <w:szCs w:val="18"/>
               </w:rPr>
@@ -5074,7 +4468,6 @@
                 <w:rFonts w:ascii="BIZ UDPゴシック" w:cs="BIZ UDPゴシック" w:eastAsia="BIZ UDPゴシック" w:hAnsi="BIZ UDPゴシック"/>
                 <w:b w:val="false"/>
                 <w:bCs w:val="false"/>
-                <w:color w:val="000000"/>
                 <w:sz w:val="18"/>
                 <w:szCs w:val="18"/>
               </w:rPr>
@@ -5105,7 +4498,6 @@
                 <w:rFonts w:ascii="BIZ UDPゴシック" w:cs="BIZ UDPゴシック" w:eastAsia="BIZ UDPゴシック" w:hAnsi="BIZ UDPゴシック"/>
                 <w:b w:val="false"/>
                 <w:bCs w:val="false"/>
-                <w:color w:val="000000"/>
                 <w:sz w:val="18"/>
                 <w:szCs w:val="18"/>
               </w:rPr>
@@ -5136,11 +4528,10 @@
                 <w:rFonts w:ascii="BIZ UDPゴシック" w:cs="BIZ UDPゴシック" w:eastAsia="BIZ UDPゴシック" w:hAnsi="BIZ UDPゴシック"/>
                 <w:b w:val="false"/>
                 <w:bCs w:val="false"/>
-                <w:color w:val="000000"/>
-                <w:sz w:val="18"/>
-                <w:szCs w:val="18"/>
-              </w:rPr>
-              <w:t xml:space="preserve">application.properties/.ymlに記載されたDB_URL・DB_PASSWORD・JWT_SECRET等をすべて環境変数参照（${ENV_VAR}）に置き換え、.env.exampleをリポジトリルートに作成する。.envは.gitignoreに追加済みであることを確認する。</w:t>
+                <w:sz w:val="18"/>
+                <w:szCs w:val="18"/>
+              </w:rPr>
+              <w:t xml:space="preserve">application.properties/.ymlに記載されたDB_URL・DB_PASSWORD・JWT_SECRET等をすべて環境変数参照（${ENV_VAR}）に置き換え、.env.exampleをリポジトリルートに作成する。</w:t>
             </w:r>
           </w:p>
         </w:tc>
@@ -5172,7 +4563,6 @@
                 <w:rFonts w:ascii="BIZ UDPゴシック" w:cs="BIZ UDPゴシック" w:eastAsia="BIZ UDPゴシック" w:hAnsi="BIZ UDPゴシック"/>
                 <w:b w:val="false"/>
                 <w:bCs w:val="false"/>
-                <w:color w:val="000000"/>
                 <w:sz w:val="18"/>
                 <w:szCs w:val="18"/>
               </w:rPr>
@@ -5203,7 +4593,6 @@
                 <w:rFonts w:ascii="BIZ UDPゴシック" w:cs="BIZ UDPゴシック" w:eastAsia="BIZ UDPゴシック" w:hAnsi="BIZ UDPゴシック"/>
                 <w:b w:val="false"/>
                 <w:bCs w:val="false"/>
-                <w:color w:val="000000"/>
                 <w:sz w:val="18"/>
                 <w:szCs w:val="18"/>
               </w:rPr>
@@ -5234,11 +4623,10 @@
                 <w:rFonts w:ascii="BIZ UDPゴシック" w:cs="BIZ UDPゴシック" w:eastAsia="BIZ UDPゴシック" w:hAnsi="BIZ UDPゴシック"/>
                 <w:b w:val="false"/>
                 <w:bCs w:val="false"/>
-                <w:color w:val="000000"/>
-                <w:sz w:val="18"/>
-                <w:szCs w:val="18"/>
-              </w:rPr>
-              <w:t xml:space="preserve">ソースコード内にハードコードされたトークン・JWTシークレットを全削除し、新規のランダム値を生成して環境変数から参照するよう修正する。既存シークレットは即時無効化する。</w:t>
+                <w:sz w:val="18"/>
+                <w:szCs w:val="18"/>
+              </w:rPr>
+              <w:t xml:space="preserve">ソースコード内にハードコードされたトークン・JWTシークレットを全削除し、新規のランダム値を生成して環境変数から参照するよう修正する。</w:t>
             </w:r>
           </w:p>
         </w:tc>
@@ -5253,8 +4641,8 @@
           <w:rFonts w:ascii="BIZ UDPゴシック" w:cs="BIZ UDPゴシック" w:eastAsia="BIZ UDPゴシック" w:hAnsi="BIZ UDPゴシック"/>
           <w:b/>
           <w:bCs/>
-          <w:sz w:val="24"/>
-          <w:szCs w:val="24"/>
+          <w:sz w:val="18"/>
+          <w:szCs w:val="18"/>
         </w:rPr>
         <w:t xml:space="preserve">■ Phase 2：高優先度（1週間以内）</w:t>
       </w:r>
@@ -5303,7 +4691,6 @@
                 <w:rFonts w:ascii="BIZ UDPゴシック" w:cs="BIZ UDPゴシック" w:eastAsia="BIZ UDPゴシック" w:hAnsi="BIZ UDPゴシック"/>
                 <w:b/>
                 <w:bCs/>
-                <w:color w:val="000000"/>
                 <w:sz w:val="18"/>
                 <w:szCs w:val="18"/>
               </w:rPr>
@@ -5334,7 +4721,6 @@
                 <w:rFonts w:ascii="BIZ UDPゴシック" w:cs="BIZ UDPゴシック" w:eastAsia="BIZ UDPゴシック" w:hAnsi="BIZ UDPゴシック"/>
                 <w:b/>
                 <w:bCs/>
-                <w:color w:val="000000"/>
                 <w:sz w:val="18"/>
                 <w:szCs w:val="18"/>
               </w:rPr>
@@ -5365,7 +4751,6 @@
                 <w:rFonts w:ascii="BIZ UDPゴシック" w:cs="BIZ UDPゴシック" w:eastAsia="BIZ UDPゴシック" w:hAnsi="BIZ UDPゴシック"/>
                 <w:b/>
                 <w:bCs/>
-                <w:color w:val="000000"/>
                 <w:sz w:val="18"/>
                 <w:szCs w:val="18"/>
               </w:rPr>
@@ -5401,7 +4786,6 @@
                 <w:rFonts w:ascii="BIZ UDPゴシック" w:cs="BIZ UDPゴシック" w:eastAsia="BIZ UDPゴシック" w:hAnsi="BIZ UDPゴシック"/>
                 <w:b w:val="false"/>
                 <w:bCs w:val="false"/>
-                <w:color w:val="000000"/>
                 <w:sz w:val="18"/>
                 <w:szCs w:val="18"/>
               </w:rPr>
@@ -5432,7 +4816,6 @@
                 <w:rFonts w:ascii="BIZ UDPゴシック" w:cs="BIZ UDPゴシック" w:eastAsia="BIZ UDPゴシック" w:hAnsi="BIZ UDPゴシック"/>
                 <w:b w:val="false"/>
                 <w:bCs w:val="false"/>
-                <w:color w:val="000000"/>
                 <w:sz w:val="18"/>
                 <w:szCs w:val="18"/>
               </w:rPr>
@@ -5463,11 +4846,10 @@
                 <w:rFonts w:ascii="BIZ UDPゴシック" w:cs="BIZ UDPゴシック" w:eastAsia="BIZ UDPゴシック" w:hAnsi="BIZ UDPゴシック"/>
                 <w:b w:val="false"/>
                 <w:bCs w:val="false"/>
-                <w:color w:val="000000"/>
-                <w:sz w:val="18"/>
-                <w:szCs w:val="18"/>
-              </w:rPr>
-              <w:t xml:space="preserve">webpack/webpack.dev.jsのproxyをpos-server(:8081)とgift-card-server(:8080)の2エントリに更新する。context: ['/api','/services','/management'] → :8081、context: ['/gift','/gift-api'] → :8080。</w:t>
+                <w:sz w:val="18"/>
+                <w:szCs w:val="18"/>
+              </w:rPr>
+              <w:t xml:space="preserve">context: ['/api','/services','/management'] → :8081、context: ['/gift','/gift-api'] → :8080 の2エントリに更新する。</w:t>
             </w:r>
           </w:p>
         </w:tc>
@@ -5499,7 +4881,6 @@
                 <w:rFonts w:ascii="BIZ UDPゴシック" w:cs="BIZ UDPゴシック" w:eastAsia="BIZ UDPゴシック" w:hAnsi="BIZ UDPゴシック"/>
                 <w:b w:val="false"/>
                 <w:bCs w:val="false"/>
-                <w:color w:val="000000"/>
                 <w:sz w:val="18"/>
                 <w:szCs w:val="18"/>
               </w:rPr>
@@ -5530,7 +4911,6 @@
                 <w:rFonts w:ascii="BIZ UDPゴシック" w:cs="BIZ UDPゴシック" w:eastAsia="BIZ UDPゴシック" w:hAnsi="BIZ UDPゴシック"/>
                 <w:b w:val="false"/>
                 <w:bCs w:val="false"/>
-                <w:color w:val="000000"/>
                 <w:sz w:val="18"/>
                 <w:szCs w:val="18"/>
               </w:rPr>
@@ -5561,11 +4941,10 @@
                 <w:rFonts w:ascii="BIZ UDPゴシック" w:cs="BIZ UDPゴシック" w:eastAsia="BIZ UDPゴシック" w:hAnsi="BIZ UDPゴシック"/>
                 <w:b w:val="false"/>
                 <w:bCs w:val="false"/>
-                <w:color w:val="000000"/>
-                <w:sz w:val="18"/>
-                <w:szCs w:val="18"/>
-              </w:rPr>
-              <w:t xml:space="preserve">minimumIdleの設定値が不正な値になっているバグを修正し、接続プールの安定性を向上させる。推奨値: minimumIdle=5, maximumPoolSize=20。</w:t>
+                <w:sz w:val="18"/>
+                <w:szCs w:val="18"/>
+              </w:rPr>
+              <w:t xml:space="preserve">minimumIdleの設定値が不正な値になっているバグを修正。推奨値: minimumIdle=5, maximumPoolSize=20。</w:t>
             </w:r>
           </w:p>
         </w:tc>
@@ -5597,7 +4976,6 @@
                 <w:rFonts w:ascii="BIZ UDPゴシック" w:cs="BIZ UDPゴシック" w:eastAsia="BIZ UDPゴシック" w:hAnsi="BIZ UDPゴシック"/>
                 <w:b w:val="false"/>
                 <w:bCs w:val="false"/>
-                <w:color w:val="000000"/>
                 <w:sz w:val="18"/>
                 <w:szCs w:val="18"/>
               </w:rPr>
@@ -5628,7 +5006,6 @@
                 <w:rFonts w:ascii="BIZ UDPゴシック" w:cs="BIZ UDPゴシック" w:eastAsia="BIZ UDPゴシック" w:hAnsi="BIZ UDPゴシック"/>
                 <w:b w:val="false"/>
                 <w:bCs w:val="false"/>
-                <w:color w:val="000000"/>
                 <w:sz w:val="18"/>
                 <w:szCs w:val="18"/>
               </w:rPr>
@@ -5659,7 +5036,6 @@
                 <w:rFonts w:ascii="BIZ UDPゴシック" w:cs="BIZ UDPゴシック" w:eastAsia="BIZ UDPゴシック" w:hAnsi="BIZ UDPゴシック"/>
                 <w:b w:val="false"/>
                 <w:bCs w:val="false"/>
-                <w:color w:val="000000"/>
                 <w:sz w:val="18"/>
                 <w:szCs w:val="18"/>
               </w:rPr>
@@ -5678,8 +5054,8 @@
           <w:rFonts w:ascii="BIZ UDPゴシック" w:cs="BIZ UDPゴシック" w:eastAsia="BIZ UDPゴシック" w:hAnsi="BIZ UDPゴシック"/>
           <w:b/>
           <w:bCs/>
-          <w:sz w:val="24"/>
-          <w:szCs w:val="24"/>
+          <w:sz w:val="18"/>
+          <w:szCs w:val="18"/>
         </w:rPr>
         <w:t xml:space="preserve">■ Phase 3：中優先度（1ヶ月以内）</w:t>
       </w:r>
@@ -5728,7 +5104,6 @@
                 <w:rFonts w:ascii="BIZ UDPゴシック" w:cs="BIZ UDPゴシック" w:eastAsia="BIZ UDPゴシック" w:hAnsi="BIZ UDPゴシック"/>
                 <w:b/>
                 <w:bCs/>
-                <w:color w:val="000000"/>
                 <w:sz w:val="18"/>
                 <w:szCs w:val="18"/>
               </w:rPr>
@@ -5759,7 +5134,6 @@
                 <w:rFonts w:ascii="BIZ UDPゴシック" w:cs="BIZ UDPゴシック" w:eastAsia="BIZ UDPゴシック" w:hAnsi="BIZ UDPゴシック"/>
                 <w:b/>
                 <w:bCs/>
-                <w:color w:val="000000"/>
                 <w:sz w:val="18"/>
                 <w:szCs w:val="18"/>
               </w:rPr>
@@ -5790,7 +5164,6 @@
                 <w:rFonts w:ascii="BIZ UDPゴシック" w:cs="BIZ UDPゴシック" w:eastAsia="BIZ UDPゴシック" w:hAnsi="BIZ UDPゴシック"/>
                 <w:b/>
                 <w:bCs/>
-                <w:color w:val="000000"/>
                 <w:sz w:val="18"/>
                 <w:szCs w:val="18"/>
               </w:rPr>
@@ -5826,7 +5199,6 @@
                 <w:rFonts w:ascii="BIZ UDPゴシック" w:cs="BIZ UDPゴシック" w:eastAsia="BIZ UDPゴシック" w:hAnsi="BIZ UDPゴシック"/>
                 <w:b w:val="false"/>
                 <w:bCs w:val="false"/>
-                <w:color w:val="000000"/>
                 <w:sz w:val="18"/>
                 <w:szCs w:val="18"/>
               </w:rPr>
@@ -5857,7 +5229,6 @@
                 <w:rFonts w:ascii="BIZ UDPゴシック" w:cs="BIZ UDPゴシック" w:eastAsia="BIZ UDPゴシック" w:hAnsi="BIZ UDPゴシック"/>
                 <w:b w:val="false"/>
                 <w:bCs w:val="false"/>
-                <w:color w:val="000000"/>
                 <w:sz w:val="18"/>
                 <w:szCs w:val="18"/>
               </w:rPr>
@@ -5888,7 +5259,6 @@
                 <w:rFonts w:ascii="BIZ UDPゴシック" w:cs="BIZ UDPゴシック" w:eastAsia="BIZ UDPゴシック" w:hAnsi="BIZ UDPゴシック"/>
                 <w:b w:val="false"/>
                 <w:bCs w:val="false"/>
-                <w:color w:val="000000"/>
                 <w:sz w:val="18"/>
                 <w:szCs w:val="18"/>
               </w:rPr>
@@ -5924,7 +5294,6 @@
                 <w:rFonts w:ascii="BIZ UDPゴシック" w:cs="BIZ UDPゴシック" w:eastAsia="BIZ UDPゴシック" w:hAnsi="BIZ UDPゴシック"/>
                 <w:b w:val="false"/>
                 <w:bCs w:val="false"/>
-                <w:color w:val="000000"/>
                 <w:sz w:val="18"/>
                 <w:szCs w:val="18"/>
               </w:rPr>
@@ -5955,7 +5324,6 @@
                 <w:rFonts w:ascii="BIZ UDPゴシック" w:cs="BIZ UDPゴシック" w:eastAsia="BIZ UDPゴシック" w:hAnsi="BIZ UDPゴシック"/>
                 <w:b w:val="false"/>
                 <w:bCs w:val="false"/>
-                <w:color w:val="000000"/>
                 <w:sz w:val="18"/>
                 <w:szCs w:val="18"/>
               </w:rPr>
@@ -5986,7 +5354,6 @@
                 <w:rFonts w:ascii="BIZ UDPゴシック" w:cs="BIZ UDPゴシック" w:eastAsia="BIZ UDPゴシック" w:hAnsi="BIZ UDPゴシック"/>
                 <w:b w:val="false"/>
                 <w:bCs w:val="false"/>
-                <w:color w:val="000000"/>
                 <w:sz w:val="18"/>
                 <w:szCs w:val="18"/>
               </w:rPr>
@@ -6022,7 +5389,6 @@
                 <w:rFonts w:ascii="BIZ UDPゴシック" w:cs="BIZ UDPゴシック" w:eastAsia="BIZ UDPゴシック" w:hAnsi="BIZ UDPゴシック"/>
                 <w:b w:val="false"/>
                 <w:bCs w:val="false"/>
-                <w:color w:val="000000"/>
                 <w:sz w:val="18"/>
                 <w:szCs w:val="18"/>
               </w:rPr>
@@ -6053,7 +5419,6 @@
                 <w:rFonts w:ascii="BIZ UDPゴシック" w:cs="BIZ UDPゴシック" w:eastAsia="BIZ UDPゴシック" w:hAnsi="BIZ UDPゴシック"/>
                 <w:b w:val="false"/>
                 <w:bCs w:val="false"/>
-                <w:color w:val="000000"/>
                 <w:sz w:val="18"/>
                 <w:szCs w:val="18"/>
               </w:rPr>
@@ -6084,7 +5449,6 @@
                 <w:rFonts w:ascii="BIZ UDPゴシック" w:cs="BIZ UDPゴシック" w:eastAsia="BIZ UDPゴシック" w:hAnsi="BIZ UDPゴシック"/>
                 <w:b w:val="false"/>
                 <w:bCs w:val="false"/>
-                <w:color w:val="000000"/>
                 <w:sz w:val="18"/>
                 <w:szCs w:val="18"/>
               </w:rPr>
@@ -6120,7 +5484,6 @@
                 <w:rFonts w:ascii="BIZ UDPゴシック" w:cs="BIZ UDPゴシック" w:eastAsia="BIZ UDPゴシック" w:hAnsi="BIZ UDPゴシック"/>
                 <w:b w:val="false"/>
                 <w:bCs w:val="false"/>
-                <w:color w:val="000000"/>
                 <w:sz w:val="18"/>
                 <w:szCs w:val="18"/>
               </w:rPr>
@@ -6151,7 +5514,6 @@
                 <w:rFonts w:ascii="BIZ UDPゴシック" w:cs="BIZ UDPゴシック" w:eastAsia="BIZ UDPゴシック" w:hAnsi="BIZ UDPゴシック"/>
                 <w:b w:val="false"/>
                 <w:bCs w:val="false"/>
-                <w:color w:val="000000"/>
                 <w:sz w:val="18"/>
                 <w:szCs w:val="18"/>
               </w:rPr>
@@ -6182,11 +5544,10 @@
                 <w:rFonts w:ascii="BIZ UDPゴシック" w:cs="BIZ UDPゴシック" w:eastAsia="BIZ UDPゴシック" w:hAnsi="BIZ UDPゴシック"/>
                 <w:b w:val="false"/>
                 <w:bCs w:val="false"/>
-                <w:color w:val="000000"/>
-                <w:sz w:val="18"/>
-                <w:szCs w:val="18"/>
-              </w:rPr>
-              <w:t xml:space="preserve">spring.flyway.enabled=trueに設定し、src/main/resources/db/migration/にV1__init.sqlを作成してスキーマ管理を開始する。</w:t>
+                <w:sz w:val="18"/>
+                <w:szCs w:val="18"/>
+              </w:rPr>
+              <w:t xml:space="preserve">spring.flyway.enabled=trueに設定し、V1__init.sqlを作成してスキーマ管理を開始する。</w:t>
             </w:r>
           </w:p>
         </w:tc>
@@ -6218,7 +5579,6 @@
                 <w:rFonts w:ascii="BIZ UDPゴシック" w:cs="BIZ UDPゴシック" w:eastAsia="BIZ UDPゴシック" w:hAnsi="BIZ UDPゴシック"/>
                 <w:b w:val="false"/>
                 <w:bCs w:val="false"/>
-                <w:color w:val="000000"/>
                 <w:sz w:val="18"/>
                 <w:szCs w:val="18"/>
               </w:rPr>
@@ -6249,7 +5609,6 @@
                 <w:rFonts w:ascii="BIZ UDPゴシック" w:cs="BIZ UDPゴシック" w:eastAsia="BIZ UDPゴシック" w:hAnsi="BIZ UDPゴシック"/>
                 <w:b w:val="false"/>
                 <w:bCs w:val="false"/>
-                <w:color w:val="000000"/>
                 <w:sz w:val="18"/>
                 <w:szCs w:val="18"/>
               </w:rPr>
@@ -6280,11 +5639,10 @@
                 <w:rFonts w:ascii="BIZ UDPゴシック" w:cs="BIZ UDPゴシック" w:eastAsia="BIZ UDPゴシック" w:hAnsi="BIZ UDPゴシック"/>
                 <w:b w:val="false"/>
                 <w:bCs w:val="false"/>
-                <w:color w:val="000000"/>
-                <w:sz w:val="18"/>
-                <w:szCs w:val="18"/>
-              </w:rPr>
-              <w:t xml:space="preserve">Spring Boot 3.x で非推奨になったspring.jpa.properties.hibernate.dialectの明示的指定を削除し自動検出に委ねる。</w:t>
+                <w:sz w:val="18"/>
+                <w:szCs w:val="18"/>
+              </w:rPr>
+              <w:t xml:space="preserve">Spring Boot 3.x で非推奨になったhibernate.dialectの明示的指定を削除し自動検出に委ねる。</w:t>
             </w:r>
           </w:p>
         </w:tc>
@@ -6299,8 +5657,8 @@
           <w:rFonts w:ascii="BIZ UDPゴシック" w:cs="BIZ UDPゴシック" w:eastAsia="BIZ UDPゴシック" w:hAnsi="BIZ UDPゴシック"/>
           <w:b/>
           <w:bCs/>
-          <w:sz w:val="24"/>
-          <w:szCs w:val="24"/>
+          <w:sz w:val="18"/>
+          <w:szCs w:val="18"/>
         </w:rPr>
         <w:t xml:space="preserve">■ Phase 4：低優先度（3ヶ月以内）</w:t>
       </w:r>
@@ -6349,7 +5707,6 @@
                 <w:rFonts w:ascii="BIZ UDPゴシック" w:cs="BIZ UDPゴシック" w:eastAsia="BIZ UDPゴシック" w:hAnsi="BIZ UDPゴシック"/>
                 <w:b/>
                 <w:bCs/>
-                <w:color w:val="000000"/>
                 <w:sz w:val="18"/>
                 <w:szCs w:val="18"/>
               </w:rPr>
@@ -6380,7 +5737,6 @@
                 <w:rFonts w:ascii="BIZ UDPゴシック" w:cs="BIZ UDPゴシック" w:eastAsia="BIZ UDPゴシック" w:hAnsi="BIZ UDPゴシック"/>
                 <w:b/>
                 <w:bCs/>
-                <w:color w:val="000000"/>
                 <w:sz w:val="18"/>
                 <w:szCs w:val="18"/>
               </w:rPr>
@@ -6411,7 +5767,6 @@
                 <w:rFonts w:ascii="BIZ UDPゴシック" w:cs="BIZ UDPゴシック" w:eastAsia="BIZ UDPゴシック" w:hAnsi="BIZ UDPゴシック"/>
                 <w:b/>
                 <w:bCs/>
-                <w:color w:val="000000"/>
                 <w:sz w:val="18"/>
                 <w:szCs w:val="18"/>
               </w:rPr>
@@ -6447,7 +5802,6 @@
                 <w:rFonts w:ascii="BIZ UDPゴシック" w:cs="BIZ UDPゴシック" w:eastAsia="BIZ UDPゴシック" w:hAnsi="BIZ UDPゴシック"/>
                 <w:b w:val="false"/>
                 <w:bCs w:val="false"/>
-                <w:color w:val="000000"/>
                 <w:sz w:val="18"/>
                 <w:szCs w:val="18"/>
               </w:rPr>
@@ -6478,7 +5832,6 @@
                 <w:rFonts w:ascii="BIZ UDPゴシック" w:cs="BIZ UDPゴシック" w:eastAsia="BIZ UDPゴシック" w:hAnsi="BIZ UDPゴシック"/>
                 <w:b w:val="false"/>
                 <w:bCs w:val="false"/>
-                <w:color w:val="000000"/>
                 <w:sz w:val="18"/>
                 <w:szCs w:val="18"/>
               </w:rPr>
@@ -6509,11 +5862,10 @@
                 <w:rFonts w:ascii="BIZ UDPゴシック" w:cs="BIZ UDPゴシック" w:eastAsia="BIZ UDPゴシック" w:hAnsi="BIZ UDPゴシック"/>
                 <w:b w:val="false"/>
                 <w:bCs w:val="false"/>
-                <w:color w:val="000000"/>
-                <w:sz w:val="18"/>
-                <w:szCs w:val="18"/>
-              </w:rPr>
-              <w:t xml:space="preserve">.github/workflows/ci.ymlを作成。pos-server(Gradle)・gift-card-server(Maven)・frontend(npm)の3ジョブをparallel実行。main/developブランチへのpush/PRでトリガー。</w:t>
+                <w:sz w:val="18"/>
+                <w:szCs w:val="18"/>
+              </w:rPr>
+              <w:t xml:space="preserve">.github/workflows/ci.ymlを作成。pos-server(Gradle)・gift-card-server(Maven)・frontend(npm)の3ジョブをparallel実行。</w:t>
             </w:r>
           </w:p>
         </w:tc>
@@ -6545,7 +5897,6 @@
                 <w:rFonts w:ascii="BIZ UDPゴシック" w:cs="BIZ UDPゴシック" w:eastAsia="BIZ UDPゴシック" w:hAnsi="BIZ UDPゴシック"/>
                 <w:b w:val="false"/>
                 <w:bCs w:val="false"/>
-                <w:color w:val="000000"/>
                 <w:sz w:val="18"/>
                 <w:szCs w:val="18"/>
               </w:rPr>
@@ -6576,7 +5927,6 @@
                 <w:rFonts w:ascii="BIZ UDPゴシック" w:cs="BIZ UDPゴシック" w:eastAsia="BIZ UDPゴシック" w:hAnsi="BIZ UDPゴシック"/>
                 <w:b w:val="false"/>
                 <w:bCs w:val="false"/>
-                <w:color w:val="000000"/>
                 <w:sz w:val="18"/>
                 <w:szCs w:val="18"/>
               </w:rPr>
@@ -6607,7 +5957,6 @@
                 <w:rFonts w:ascii="BIZ UDPゴシック" w:cs="BIZ UDPゴシック" w:eastAsia="BIZ UDPゴシック" w:hAnsi="BIZ UDPゴシック"/>
                 <w:b w:val="false"/>
                 <w:bCs w:val="false"/>
-                <w:color w:val="000000"/>
                 <w:sz w:val="18"/>
                 <w:szCs w:val="18"/>
               </w:rPr>
@@ -6643,7 +5992,6 @@
                 <w:rFonts w:ascii="BIZ UDPゴシック" w:cs="BIZ UDPゴシック" w:eastAsia="BIZ UDPゴシック" w:hAnsi="BIZ UDPゴシック"/>
                 <w:b w:val="false"/>
                 <w:bCs w:val="false"/>
-                <w:color w:val="000000"/>
                 <w:sz w:val="18"/>
                 <w:szCs w:val="18"/>
               </w:rPr>
@@ -6674,7 +6022,6 @@
                 <w:rFonts w:ascii="BIZ UDPゴシック" w:cs="BIZ UDPゴシック" w:eastAsia="BIZ UDPゴシック" w:hAnsi="BIZ UDPゴシック"/>
                 <w:b w:val="false"/>
                 <w:bCs w:val="false"/>
-                <w:color w:val="000000"/>
                 <w:sz w:val="18"/>
                 <w:szCs w:val="18"/>
               </w:rPr>
@@ -6705,11 +6052,10 @@
                 <w:rFonts w:ascii="BIZ UDPゴシック" w:cs="BIZ UDPゴシック" w:eastAsia="BIZ UDPゴシック" w:hAnsi="BIZ UDPゴシック"/>
                 <w:b w:val="false"/>
                 <w:bCs w:val="false"/>
-                <w:color w:val="000000"/>
-                <w:sz w:val="18"/>
-                <w:szCs w:val="18"/>
-              </w:rPr>
-              <w:t xml:space="preserve">ソース内のFile.separatorまたはPaths.get()を使用し、\（バックスラッシュ）ハードコードを排除する。</w:t>
+                <w:sz w:val="18"/>
+                <w:szCs w:val="18"/>
+              </w:rPr>
+              <w:t xml:space="preserve">File.separatorまたはPaths.get()を使用し、バックスラッシュのハードコードを排除する。</w:t>
             </w:r>
           </w:p>
         </w:tc>
@@ -6741,7 +6087,6 @@
                 <w:rFonts w:ascii="BIZ UDPゴシック" w:cs="BIZ UDPゴシック" w:eastAsia="BIZ UDPゴシック" w:hAnsi="BIZ UDPゴシック"/>
                 <w:b w:val="false"/>
                 <w:bCs w:val="false"/>
-                <w:color w:val="000000"/>
                 <w:sz w:val="18"/>
                 <w:szCs w:val="18"/>
               </w:rPr>
@@ -6772,7 +6117,6 @@
                 <w:rFonts w:ascii="BIZ UDPゴシック" w:cs="BIZ UDPゴシック" w:eastAsia="BIZ UDPゴシック" w:hAnsi="BIZ UDPゴシック"/>
                 <w:b w:val="false"/>
                 <w:bCs w:val="false"/>
-                <w:color w:val="000000"/>
                 <w:sz w:val="18"/>
                 <w:szCs w:val="18"/>
               </w:rPr>
@@ -6803,11 +6147,10 @@
                 <w:rFonts w:ascii="BIZ UDPゴシック" w:cs="BIZ UDPゴシック" w:eastAsia="BIZ UDPゴシック" w:hAnsi="BIZ UDPゴシック"/>
                 <w:b w:val="false"/>
                 <w:bCs w:val="false"/>
-                <w:color w:val="000000"/>
-                <w:sz w:val="18"/>
-                <w:szCs w:val="18"/>
-              </w:rPr>
-              <w:t xml:space="preserve">富士フイルムAPI URLをapplication.propertiesのfujifilm.api.url=${FUJIFILM_API_URL}として環境変数化する。</w:t>
+                <w:sz w:val="18"/>
+                <w:szCs w:val="18"/>
+              </w:rPr>
+              <w:t xml:space="preserve">富士フイルムAPI URLをapplication.propertiesの fujifilm.api.url=${FUJIFILM_API_URL} として環境変数化する。</w:t>
             </w:r>
           </w:p>
         </w:tc>
@@ -6839,7 +6182,6 @@
                 <w:rFonts w:ascii="BIZ UDPゴシック" w:cs="BIZ UDPゴシック" w:eastAsia="BIZ UDPゴシック" w:hAnsi="BIZ UDPゴシック"/>
                 <w:b w:val="false"/>
                 <w:bCs w:val="false"/>
-                <w:color w:val="000000"/>
                 <w:sz w:val="18"/>
                 <w:szCs w:val="18"/>
               </w:rPr>
@@ -6870,7 +6212,6 @@
                 <w:rFonts w:ascii="BIZ UDPゴシック" w:cs="BIZ UDPゴシック" w:eastAsia="BIZ UDPゴシック" w:hAnsi="BIZ UDPゴシック"/>
                 <w:b w:val="false"/>
                 <w:bCs w:val="false"/>
-                <w:color w:val="000000"/>
                 <w:sz w:val="18"/>
                 <w:szCs w:val="18"/>
               </w:rPr>
@@ -6901,7 +6242,6 @@
                 <w:rFonts w:ascii="BIZ UDPゴシック" w:cs="BIZ UDPゴシック" w:eastAsia="BIZ UDPゴシック" w:hAnsi="BIZ UDPゴシック"/>
                 <w:b w:val="false"/>
                 <w:bCs w:val="false"/>
-                <w:color w:val="000000"/>
                 <w:sz w:val="18"/>
                 <w:szCs w:val="18"/>
               </w:rPr>
@@ -6920,8 +6260,8 @@
           <w:rFonts w:ascii="BIZ UDPゴシック" w:cs="BIZ UDPゴシック" w:eastAsia="BIZ UDPゴシック" w:hAnsi="BIZ UDPゴシック"/>
           <w:b/>
           <w:bCs/>
-          <w:sz w:val="32"/>
-          <w:szCs w:val="32"/>
+          <w:sz w:val="24"/>
+          <w:szCs w:val="24"/>
         </w:rPr>
         <w:t xml:space="preserve">4. 事前準備・共通コマンド</w:t>
       </w:r>
@@ -6935,8 +6275,8 @@
           <w:rFonts w:ascii="BIZ UDPゴシック" w:cs="BIZ UDPゴシック" w:eastAsia="BIZ UDPゴシック" w:hAnsi="BIZ UDPゴシック"/>
           <w:b/>
           <w:bCs/>
-          <w:sz w:val="24"/>
-          <w:szCs w:val="24"/>
+          <w:sz w:val="18"/>
+          <w:szCs w:val="18"/>
         </w:rPr>
         <w:t xml:space="preserve">■ ブランチ作成</w:t>
       </w:r>
@@ -7014,16 +6354,6 @@
                 <w:sz w:val="18"/>
                 <w:szCs w:val="18"/>
               </w:rPr>
-              <w:t xml:space="preserve">git push -u origin develop</w:t>
-            </w:r>
-          </w:p>
-          <w:p>
-            <w:r>
-              <w:rPr>
-                <w:rFonts w:ascii="Consolas" w:cs="Consolas" w:eastAsia="Consolas" w:hAnsi="Consolas"/>
-                <w:sz w:val="18"/>
-                <w:szCs w:val="18"/>
-              </w:rPr>
               <w:t xml:space="preserve">git checkout -b feature/phase1-security</w:t>
             </w:r>
           </w:p>
@@ -7039,8 +6369,8 @@
           <w:rFonts w:ascii="BIZ UDPゴシック" w:cs="BIZ UDPゴシック" w:eastAsia="BIZ UDPゴシック" w:hAnsi="BIZ UDPゴシック"/>
           <w:b/>
           <w:bCs/>
-          <w:sz w:val="24"/>
-          <w:szCs w:val="24"/>
+          <w:sz w:val="18"/>
+          <w:szCs w:val="18"/>
         </w:rPr>
         <w:t xml:space="preserve">■ 環境変数テンプレート作成（#1 実施前）</w:t>
       </w:r>
@@ -7131,106 +6461,6 @@
               <w:t xml:space="preserve">JWT_SECRET=your_jwt_secret_base64</w:t>
             </w:r>
           </w:p>
-          <w:p>
-            <w:r>
-              <w:rPr>
-                <w:rFonts w:ascii="Consolas" w:cs="Consolas" w:eastAsia="Consolas" w:hAnsi="Consolas"/>
-                <w:sz w:val="18"/>
-                <w:szCs w:val="18"/>
-              </w:rPr>
-              <w:t xml:space="preserve">JWT_SECRET_DEFAULT=your_jwt_secret_default</w:t>
-            </w:r>
-          </w:p>
-          <w:p>
-            <w:r>
-              <w:rPr>
-                <w:rFonts w:ascii="Consolas" w:cs="Consolas" w:eastAsia="Consolas" w:hAnsi="Consolas"/>
-                <w:sz w:val="18"/>
-                <w:szCs w:val="18"/>
-              </w:rPr>
-              <w:t xml:space="preserve">JWT_SECRET_WEB=your_jwt_secret_web</w:t>
-            </w:r>
-          </w:p>
-          <w:p>
-            <w:r>
-              <w:rPr>
-                <w:rFonts w:ascii="Consolas" w:cs="Consolas" w:eastAsia="Consolas" w:hAnsi="Consolas"/>
-                <w:sz w:val="18"/>
-                <w:szCs w:val="18"/>
-              </w:rPr>
-              <w:t xml:space="preserve">MAIL_PASSWORD=your_gmail_app_password</w:t>
-            </w:r>
-          </w:p>
-          <w:p>
-            <w:r>
-              <w:rPr>
-                <w:rFonts w:ascii="Consolas" w:cs="Consolas" w:eastAsia="Consolas" w:hAnsi="Consolas"/>
-                <w:sz w:val="18"/>
-                <w:szCs w:val="18"/>
-              </w:rPr>
-              <w:t xml:space="preserve"/>
-            </w:r>
-          </w:p>
-          <w:p>
-            <w:r>
-              <w:rPr>
-                <w:rFonts w:ascii="Consolas" w:cs="Consolas" w:eastAsia="Consolas" w:hAnsi="Consolas"/>
-                <w:sz w:val="18"/>
-                <w:szCs w:val="18"/>
-              </w:rPr>
-              <w:t xml:space="preserve"># gift-card-server (.env.example)</w:t>
-            </w:r>
-          </w:p>
-          <w:p>
-            <w:r>
-              <w:rPr>
-                <w:rFonts w:ascii="Consolas" w:cs="Consolas" w:eastAsia="Consolas" w:hAnsi="Consolas"/>
-                <w:sz w:val="18"/>
-                <w:szCs w:val="18"/>
-              </w:rPr>
-              <w:t xml:space="preserve">DB_MASTER_URL=YOUR_MASTER_DB:3306/m_ksm</w:t>
-            </w:r>
-          </w:p>
-          <w:p>
-            <w:r>
-              <w:rPr>
-                <w:rFonts w:ascii="Consolas" w:cs="Consolas" w:eastAsia="Consolas" w:hAnsi="Consolas"/>
-                <w:sz w:val="18"/>
-                <w:szCs w:val="18"/>
-              </w:rPr>
-              <w:t xml:space="preserve">DB_TRANSACTION_URL=YOUR_TRANS_DB:3306/t_ksm</w:t>
-            </w:r>
-          </w:p>
-          <w:p>
-            <w:r>
-              <w:rPr>
-                <w:rFonts w:ascii="Consolas" w:cs="Consolas" w:eastAsia="Consolas" w:hAnsi="Consolas"/>
-                <w:sz w:val="18"/>
-                <w:szCs w:val="18"/>
-              </w:rPr>
-              <w:t xml:space="preserve">DB_USERNAME=posuser</w:t>
-            </w:r>
-          </w:p>
-          <w:p>
-            <w:r>
-              <w:rPr>
-                <w:rFonts w:ascii="Consolas" w:cs="Consolas" w:eastAsia="Consolas" w:hAnsi="Consolas"/>
-                <w:sz w:val="18"/>
-                <w:szCs w:val="18"/>
-              </w:rPr>
-              <w:t xml:space="preserve">DB_PASSWORD=your_db_password</w:t>
-            </w:r>
-          </w:p>
-          <w:p>
-            <w:r>
-              <w:rPr>
-                <w:rFonts w:ascii="Consolas" w:cs="Consolas" w:eastAsia="Consolas" w:hAnsi="Consolas"/>
-                <w:sz w:val="18"/>
-                <w:szCs w:val="18"/>
-              </w:rPr>
-              <w:t xml:space="preserve">JWT_SECRET=your_gift_jwt_secret</w:t>
-            </w:r>
-          </w:p>
         </w:tc>
       </w:tr>
     </w:tbl>
@@ -7243,8 +6473,8 @@
           <w:rFonts w:ascii="BIZ UDPゴシック" w:cs="BIZ UDPゴシック" w:eastAsia="BIZ UDPゴシック" w:hAnsi="BIZ UDPゴシック"/>
           <w:b/>
           <w:bCs/>
-          <w:sz w:val="32"/>
-          <w:szCs w:val="32"/>
+          <w:sz w:val="24"/>
+          <w:szCs w:val="24"/>
         </w:rPr>
         <w:t xml:space="preserve">5. テスト手順・報告</w:t>
       </w:r>
@@ -7294,7 +6524,6 @@
                 <w:rFonts w:ascii="BIZ UDPゴシック" w:cs="BIZ UDPゴシック" w:eastAsia="BIZ UDPゴシック" w:hAnsi="BIZ UDPゴシック"/>
                 <w:b/>
                 <w:bCs/>
-                <w:color w:val="000000"/>
                 <w:sz w:val="18"/>
                 <w:szCs w:val="18"/>
               </w:rPr>
@@ -7325,7 +6554,6 @@
                 <w:rFonts w:ascii="BIZ UDPゴシック" w:cs="BIZ UDPゴシック" w:eastAsia="BIZ UDPゴシック" w:hAnsi="BIZ UDPゴシック"/>
                 <w:b/>
                 <w:bCs/>
-                <w:color w:val="000000"/>
                 <w:sz w:val="18"/>
                 <w:szCs w:val="18"/>
               </w:rPr>
@@ -7356,7 +6584,6 @@
                 <w:rFonts w:ascii="BIZ UDPゴシック" w:cs="BIZ UDPゴシック" w:eastAsia="BIZ UDPゴシック" w:hAnsi="BIZ UDPゴシック"/>
                 <w:b/>
                 <w:bCs/>
-                <w:color w:val="000000"/>
                 <w:sz w:val="18"/>
                 <w:szCs w:val="18"/>
               </w:rPr>
@@ -7387,7 +6614,6 @@
                 <w:rFonts w:ascii="BIZ UDPゴシック" w:cs="BIZ UDPゴシック" w:eastAsia="BIZ UDPゴシック" w:hAnsi="BIZ UDPゴシック"/>
                 <w:b/>
                 <w:bCs/>
-                <w:color w:val="000000"/>
                 <w:sz w:val="18"/>
                 <w:szCs w:val="18"/>
               </w:rPr>
@@ -7423,7 +6649,6 @@
                 <w:rFonts w:ascii="BIZ UDPゴシック" w:cs="BIZ UDPゴシック" w:eastAsia="BIZ UDPゴシック" w:hAnsi="BIZ UDPゴシック"/>
                 <w:b w:val="false"/>
                 <w:bCs w:val="false"/>
-                <w:color w:val="000000"/>
                 <w:sz w:val="18"/>
                 <w:szCs w:val="18"/>
               </w:rPr>
@@ -7454,7 +6679,6 @@
                 <w:rFonts w:ascii="BIZ UDPゴシック" w:cs="BIZ UDPゴシック" w:eastAsia="BIZ UDPゴシック" w:hAnsi="BIZ UDPゴシック"/>
                 <w:b w:val="false"/>
                 <w:bCs w:val="false"/>
-                <w:color w:val="000000"/>
                 <w:sz w:val="18"/>
                 <w:szCs w:val="18"/>
               </w:rPr>
@@ -7485,7 +6709,6 @@
                 <w:rFonts w:ascii="BIZ UDPゴシック" w:cs="BIZ UDPゴシック" w:eastAsia="BIZ UDPゴシック" w:hAnsi="BIZ UDPゴシック"/>
                 <w:b w:val="false"/>
                 <w:bCs w:val="false"/>
-                <w:color w:val="000000"/>
                 <w:sz w:val="18"/>
                 <w:szCs w:val="18"/>
               </w:rPr>
@@ -7516,7 +6739,6 @@
                 <w:rFonts w:ascii="BIZ UDPゴシック" w:cs="BIZ UDPゴシック" w:eastAsia="BIZ UDPゴシック" w:hAnsi="BIZ UDPゴシック"/>
                 <w:b w:val="false"/>
                 <w:bCs w:val="false"/>
-                <w:color w:val="000000"/>
                 <w:sz w:val="18"/>
                 <w:szCs w:val="18"/>
               </w:rPr>
@@ -7552,7 +6774,6 @@
                 <w:rFonts w:ascii="BIZ UDPゴシック" w:cs="BIZ UDPゴシック" w:eastAsia="BIZ UDPゴシック" w:hAnsi="BIZ UDPゴシック"/>
                 <w:b w:val="false"/>
                 <w:bCs w:val="false"/>
-                <w:color w:val="000000"/>
                 <w:sz w:val="18"/>
                 <w:szCs w:val="18"/>
               </w:rPr>
@@ -7583,7 +6804,6 @@
                 <w:rFonts w:ascii="BIZ UDPゴシック" w:cs="BIZ UDPゴシック" w:eastAsia="BIZ UDPゴシック" w:hAnsi="BIZ UDPゴシック"/>
                 <w:b w:val="false"/>
                 <w:bCs w:val="false"/>
-                <w:color w:val="000000"/>
                 <w:sz w:val="18"/>
                 <w:szCs w:val="18"/>
               </w:rPr>
@@ -7614,7 +6834,6 @@
                 <w:rFonts w:ascii="BIZ UDPゴシック" w:cs="BIZ UDPゴシック" w:eastAsia="BIZ UDPゴシック" w:hAnsi="BIZ UDPゴシック"/>
                 <w:b w:val="false"/>
                 <w:bCs w:val="false"/>
-                <w:color w:val="000000"/>
                 <w:sz w:val="18"/>
                 <w:szCs w:val="18"/>
               </w:rPr>
@@ -7645,7 +6864,6 @@
                 <w:rFonts w:ascii="BIZ UDPゴシック" w:cs="BIZ UDPゴシック" w:eastAsia="BIZ UDPゴシック" w:hAnsi="BIZ UDPゴシック"/>
                 <w:b w:val="false"/>
                 <w:bCs w:val="false"/>
-                <w:color w:val="000000"/>
                 <w:sz w:val="18"/>
                 <w:szCs w:val="18"/>
               </w:rPr>
@@ -7681,7 +6899,6 @@
                 <w:rFonts w:ascii="BIZ UDPゴシック" w:cs="BIZ UDPゴシック" w:eastAsia="BIZ UDPゴシック" w:hAnsi="BIZ UDPゴシック"/>
                 <w:b w:val="false"/>
                 <w:bCs w:val="false"/>
-                <w:color w:val="000000"/>
                 <w:sz w:val="18"/>
                 <w:szCs w:val="18"/>
               </w:rPr>
@@ -7712,11 +6929,10 @@
                 <w:rFonts w:ascii="BIZ UDPゴシック" w:cs="BIZ UDPゴシック" w:eastAsia="BIZ UDPゴシック" w:hAnsi="BIZ UDPゴシック"/>
                 <w:b w:val="false"/>
                 <w:bCs w:val="false"/>
-                <w:color w:val="000000"/>
-                <w:sz w:val="18"/>
-                <w:szCs w:val="18"/>
-              </w:rPr>
-              <w:t xml:space="preserve">webpackプロキシで/api → :8081、/gift → :8080 にルーティングされることを確認（#3）</w:t>
+                <w:sz w:val="18"/>
+                <w:szCs w:val="18"/>
+              </w:rPr>
+              <w:t xml:space="preserve">CORS設定が*.ignicapos.comのみ許可されていることを確認（#5）</w:t>
             </w:r>
           </w:p>
         </w:tc>
@@ -7743,11 +6959,10 @@
                 <w:rFonts w:ascii="BIZ UDPゴシック" w:cs="BIZ UDPゴシック" w:eastAsia="BIZ UDPゴシック" w:hAnsi="BIZ UDPゴシック"/>
                 <w:b w:val="false"/>
                 <w:bCs w:val="false"/>
-                <w:color w:val="000000"/>
-                <w:sz w:val="18"/>
-                <w:szCs w:val="18"/>
-              </w:rPr>
-              <w:t xml:space="preserve">各エンドポイントが正常応答すること</w:t>
+                <w:sz w:val="18"/>
+                <w:szCs w:val="18"/>
+              </w:rPr>
+              <w:t xml:space="preserve">他ドメインからのリクエストが拒否されること</w:t>
             </w:r>
           </w:p>
         </w:tc>
@@ -7774,7 +6989,6 @@
                 <w:rFonts w:ascii="BIZ UDPゴシック" w:cs="BIZ UDPゴシック" w:eastAsia="BIZ UDPゴシック" w:hAnsi="BIZ UDPゴシック"/>
                 <w:b w:val="false"/>
                 <w:bCs w:val="false"/>
-                <w:color w:val="000000"/>
                 <w:sz w:val="18"/>
                 <w:szCs w:val="18"/>
               </w:rPr>
@@ -7810,7 +7024,6 @@
                 <w:rFonts w:ascii="BIZ UDPゴシック" w:cs="BIZ UDPゴシック" w:eastAsia="BIZ UDPゴシック" w:hAnsi="BIZ UDPゴシック"/>
                 <w:b w:val="false"/>
                 <w:bCs w:val="false"/>
-                <w:color w:val="000000"/>
                 <w:sz w:val="18"/>
                 <w:szCs w:val="18"/>
               </w:rPr>
@@ -7841,11 +7054,10 @@
                 <w:rFonts w:ascii="BIZ UDPゴシック" w:cs="BIZ UDPゴシック" w:eastAsia="BIZ UDPゴシック" w:hAnsi="BIZ UDPゴシック"/>
                 <w:b w:val="false"/>
                 <w:bCs w:val="false"/>
-                <w:color w:val="000000"/>
-                <w:sz w:val="18"/>
-                <w:szCs w:val="18"/>
-              </w:rPr>
-              <w:t xml:space="preserve">CORS設定が*.ignicapos.comのみ許可されていることをcurlで確認（#5）</w:t>
+                <w:sz w:val="18"/>
+                <w:szCs w:val="18"/>
+              </w:rPr>
+              <w:t xml:space="preserve">Spring Boot起動時にWARNINGが出ないことを確認（#6 #10）</w:t>
             </w:r>
           </w:p>
         </w:tc>
@@ -7872,11 +7084,10 @@
                 <w:rFonts w:ascii="BIZ UDPゴシック" w:cs="BIZ UDPゴシック" w:eastAsia="BIZ UDPゴシック" w:hAnsi="BIZ UDPゴシック"/>
                 <w:b w:val="false"/>
                 <w:bCs w:val="false"/>
-                <w:color w:val="000000"/>
-                <w:sz w:val="18"/>
-                <w:szCs w:val="18"/>
-              </w:rPr>
-              <w:t xml:space="preserve">他ドメインからのリクエストが拒否されること</w:t>
+                <w:sz w:val="18"/>
+                <w:szCs w:val="18"/>
+              </w:rPr>
+              <w:t xml:space="preserve">起動ログにDeprecated警告がないこと</w:t>
             </w:r>
           </w:p>
         </w:tc>
@@ -7903,7 +7114,6 @@
                 <w:rFonts w:ascii="BIZ UDPゴシック" w:cs="BIZ UDPゴシック" w:eastAsia="BIZ UDPゴシック" w:hAnsi="BIZ UDPゴシック"/>
                 <w:b w:val="false"/>
                 <w:bCs w:val="false"/>
-                <w:color w:val="000000"/>
                 <w:sz w:val="18"/>
                 <w:szCs w:val="18"/>
               </w:rPr>
@@ -7939,7 +7149,6 @@
                 <w:rFonts w:ascii="BIZ UDPゴシック" w:cs="BIZ UDPゴシック" w:eastAsia="BIZ UDPゴシック" w:hAnsi="BIZ UDPゴシック"/>
                 <w:b w:val="false"/>
                 <w:bCs w:val="false"/>
-                <w:color w:val="000000"/>
                 <w:sz w:val="18"/>
                 <w:szCs w:val="18"/>
               </w:rPr>
@@ -7970,11 +7179,10 @@
                 <w:rFonts w:ascii="BIZ UDPゴシック" w:cs="BIZ UDPゴシック" w:eastAsia="BIZ UDPゴシック" w:hAnsi="BIZ UDPゴシック"/>
                 <w:b w:val="false"/>
                 <w:bCs w:val="false"/>
-                <w:color w:val="000000"/>
-                <w:sz w:val="18"/>
-                <w:szCs w:val="18"/>
-              </w:rPr>
-              <w:t xml:space="preserve">Spring Boot起動時にWARNINGが出ないことを確認（#6 #10）</w:t>
+                <w:sz w:val="18"/>
+                <w:szCs w:val="18"/>
+              </w:rPr>
+              <w:t xml:space="preserve">Flyway起動時にマイグレーションが正常完了することを確認（#9）</w:t>
             </w:r>
           </w:p>
         </w:tc>
@@ -8001,11 +7209,10 @@
                 <w:rFonts w:ascii="BIZ UDPゴシック" w:cs="BIZ UDPゴシック" w:eastAsia="BIZ UDPゴシック" w:hAnsi="BIZ UDPゴシック"/>
                 <w:b w:val="false"/>
                 <w:bCs w:val="false"/>
-                <w:color w:val="000000"/>
-                <w:sz w:val="18"/>
-                <w:szCs w:val="18"/>
-              </w:rPr>
-              <w:t xml:space="preserve">起動ログにDeprecated警告がないこと</w:t>
+                <w:sz w:val="18"/>
+                <w:szCs w:val="18"/>
+              </w:rPr>
+              <w:t xml:space="preserve">Flyway migrated successfully が出力されること</w:t>
             </w:r>
           </w:p>
         </w:tc>
@@ -8032,7 +7239,6 @@
                 <w:rFonts w:ascii="BIZ UDPゴシック" w:cs="BIZ UDPゴシック" w:eastAsia="BIZ UDPゴシック" w:hAnsi="BIZ UDPゴシック"/>
                 <w:b w:val="false"/>
                 <w:bCs w:val="false"/>
-                <w:color w:val="000000"/>
                 <w:sz w:val="18"/>
                 <w:szCs w:val="18"/>
               </w:rPr>
@@ -8068,7 +7274,6 @@
                 <w:rFonts w:ascii="BIZ UDPゴシック" w:cs="BIZ UDPゴシック" w:eastAsia="BIZ UDPゴシック" w:hAnsi="BIZ UDPゴシック"/>
                 <w:b w:val="false"/>
                 <w:bCs w:val="false"/>
-                <w:color w:val="000000"/>
                 <w:sz w:val="18"/>
                 <w:szCs w:val="18"/>
               </w:rPr>
@@ -8099,11 +7304,10 @@
                 <w:rFonts w:ascii="BIZ UDPゴシック" w:cs="BIZ UDPゴシック" w:eastAsia="BIZ UDPゴシック" w:hAnsi="BIZ UDPゴシック"/>
                 <w:b w:val="false"/>
                 <w:bCs w:val="false"/>
-                <w:color w:val="000000"/>
-                <w:sz w:val="18"/>
-                <w:szCs w:val="18"/>
-              </w:rPr>
-              <w:t xml:space="preserve">Flyway起動時にマイグレーションが正常完了することを確認（#9）</w:t>
+                <w:sz w:val="18"/>
+                <w:szCs w:val="18"/>
+              </w:rPr>
+              <w:t xml:space="preserve">GitHub Actions CIがpush時にgreen（全ジョブ成功）になることを確認（#11）</w:t>
             </w:r>
           </w:p>
         </w:tc>
@@ -8130,11 +7334,10 @@
                 <w:rFonts w:ascii="BIZ UDPゴシック" w:cs="BIZ UDPゴシック" w:eastAsia="BIZ UDPゴシック" w:hAnsi="BIZ UDPゴシック"/>
                 <w:b w:val="false"/>
                 <w:bCs w:val="false"/>
-                <w:color w:val="000000"/>
-                <w:sz w:val="18"/>
-                <w:szCs w:val="18"/>
-              </w:rPr>
-              <w:t xml:space="preserve">Flyway migrated successfully が出力されること</w:t>
+                <w:sz w:val="18"/>
+                <w:szCs w:val="18"/>
+              </w:rPr>
+              <w:t xml:space="preserve">pos-server / gift-card / frontend 全ジョブが成功</w:t>
             </w:r>
           </w:p>
         </w:tc>
@@ -8161,265 +7364,6 @@
                 <w:rFonts w:ascii="BIZ UDPゴシック" w:cs="BIZ UDPゴシック" w:eastAsia="BIZ UDPゴシック" w:hAnsi="BIZ UDPゴシック"/>
                 <w:b w:val="false"/>
                 <w:bCs w:val="false"/>
-                <w:color w:val="000000"/>
-                <w:sz w:val="18"/>
-                <w:szCs w:val="18"/>
-              </w:rPr>
-              <w:t xml:space="preserve"/>
-            </w:r>
-          </w:p>
-        </w:tc>
-      </w:tr>
-      <w:tr>
-        <w:trPr>
-          <w:cantSplit/>
-        </w:trPr>
-        <w:tc>
-          <w:tcPr>
-            <w:tcW w:type="dxa" w:w="567"/>
-            <w:tcBorders>
-              <w:top w:val="single" w:color="CCCCCC" w:sz="4"/>
-              <w:left w:val="single" w:color="CCCCCC" w:sz="4"/>
-              <w:bottom w:val="single" w:color="CCCCCC" w:sz="4"/>
-              <w:right w:val="single" w:color="CCCCCC" w:sz="4"/>
-            </w:tcBorders>
-            <w:shd w:fill="FFFFFF" w:val="clear"/>
-            <w:tcMar>
-              <w:top w:type="dxa" w:w="60"/>
-              <w:left w:type="dxa" w:w="100"/>
-              <w:bottom w:type="dxa" w:w="60"/>
-              <w:right w:type="dxa" w:w="100"/>
-            </w:tcMar>
-          </w:tcPr>
-          <w:p>
-            <w:r>
-              <w:rPr>
-                <w:rFonts w:ascii="BIZ UDPゴシック" w:cs="BIZ UDPゴシック" w:eastAsia="BIZ UDPゴシック" w:hAnsi="BIZ UDPゴシック"/>
-                <w:b w:val="false"/>
-                <w:bCs w:val="false"/>
-                <w:color w:val="000000"/>
-                <w:sz w:val="18"/>
-                <w:szCs w:val="18"/>
-              </w:rPr>
-              <w:t xml:space="preserve">7</w:t>
-            </w:r>
-          </w:p>
-        </w:tc>
-        <w:tc>
-          <w:tcPr>
-            <w:tcW w:type="dxa" w:w="4536"/>
-            <w:tcBorders>
-              <w:top w:val="single" w:color="CCCCCC" w:sz="4"/>
-              <w:left w:val="single" w:color="CCCCCC" w:sz="4"/>
-              <w:bottom w:val="single" w:color="CCCCCC" w:sz="4"/>
-              <w:right w:val="single" w:color="CCCCCC" w:sz="4"/>
-            </w:tcBorders>
-            <w:shd w:fill="FFFFFF" w:val="clear"/>
-            <w:tcMar>
-              <w:top w:type="dxa" w:w="60"/>
-              <w:left w:type="dxa" w:w="100"/>
-              <w:bottom w:type="dxa" w:w="60"/>
-              <w:right w:type="dxa" w:w="100"/>
-            </w:tcMar>
-          </w:tcPr>
-          <w:p>
-            <w:r>
-              <w:rPr>
-                <w:rFonts w:ascii="BIZ UDPゴシック" w:cs="BIZ UDPゴシック" w:eastAsia="BIZ UDPゴシック" w:hAnsi="BIZ UDPゴシック"/>
-                <w:b w:val="false"/>
-                <w:bCs w:val="false"/>
-                <w:color w:val="000000"/>
-                <w:sz w:val="18"/>
-                <w:szCs w:val="18"/>
-              </w:rPr>
-              <w:t xml:space="preserve">GitHub Actions CIがpush時にgreen（全ジョブ成功）になることを確認（#11）</w:t>
-            </w:r>
-          </w:p>
-        </w:tc>
-        <w:tc>
-          <w:tcPr>
-            <w:tcW w:type="dxa" w:w="2268"/>
-            <w:tcBorders>
-              <w:top w:val="single" w:color="CCCCCC" w:sz="4"/>
-              <w:left w:val="single" w:color="CCCCCC" w:sz="4"/>
-              <w:bottom w:val="single" w:color="CCCCCC" w:sz="4"/>
-              <w:right w:val="single" w:color="CCCCCC" w:sz="4"/>
-            </w:tcBorders>
-            <w:shd w:fill="FFFFFF" w:val="clear"/>
-            <w:tcMar>
-              <w:top w:type="dxa" w:w="60"/>
-              <w:left w:type="dxa" w:w="100"/>
-              <w:bottom w:type="dxa" w:w="60"/>
-              <w:right w:type="dxa" w:w="100"/>
-            </w:tcMar>
-          </w:tcPr>
-          <w:p>
-            <w:r>
-              <w:rPr>
-                <w:rFonts w:ascii="BIZ UDPゴシック" w:cs="BIZ UDPゴシック" w:eastAsia="BIZ UDPゴシック" w:hAnsi="BIZ UDPゴシック"/>
-                <w:b w:val="false"/>
-                <w:bCs w:val="false"/>
-                <w:color w:val="000000"/>
-                <w:sz w:val="18"/>
-                <w:szCs w:val="18"/>
-              </w:rPr>
-              <w:t xml:space="preserve">pos-server / gift-card / frontend 全ジョブが✅</w:t>
-            </w:r>
-          </w:p>
-        </w:tc>
-        <w:tc>
-          <w:tcPr>
-            <w:tcW w:type="dxa" w:w="1133"/>
-            <w:tcBorders>
-              <w:top w:val="single" w:color="CCCCCC" w:sz="4"/>
-              <w:left w:val="single" w:color="CCCCCC" w:sz="4"/>
-              <w:bottom w:val="single" w:color="CCCCCC" w:sz="4"/>
-              <w:right w:val="single" w:color="CCCCCC" w:sz="4"/>
-            </w:tcBorders>
-            <w:shd w:fill="FFFFFF" w:val="clear"/>
-            <w:tcMar>
-              <w:top w:type="dxa" w:w="60"/>
-              <w:left w:type="dxa" w:w="100"/>
-              <w:bottom w:type="dxa" w:w="60"/>
-              <w:right w:type="dxa" w:w="100"/>
-            </w:tcMar>
-          </w:tcPr>
-          <w:p>
-            <w:r>
-              <w:rPr>
-                <w:rFonts w:ascii="BIZ UDPゴシック" w:cs="BIZ UDPゴシック" w:eastAsia="BIZ UDPゴシック" w:hAnsi="BIZ UDPゴシック"/>
-                <w:b w:val="false"/>
-                <w:bCs w:val="false"/>
-                <w:color w:val="000000"/>
-                <w:sz w:val="18"/>
-                <w:szCs w:val="18"/>
-              </w:rPr>
-              <w:t xml:space="preserve"/>
-            </w:r>
-          </w:p>
-        </w:tc>
-      </w:tr>
-      <w:tr>
-        <w:trPr>
-          <w:cantSplit/>
-        </w:trPr>
-        <w:tc>
-          <w:tcPr>
-            <w:tcW w:type="dxa" w:w="567"/>
-            <w:tcBorders>
-              <w:top w:val="single" w:color="CCCCCC" w:sz="4"/>
-              <w:left w:val="single" w:color="CCCCCC" w:sz="4"/>
-              <w:bottom w:val="single" w:color="CCCCCC" w:sz="4"/>
-              <w:right w:val="single" w:color="CCCCCC" w:sz="4"/>
-            </w:tcBorders>
-            <w:shd w:fill="FFFFFF" w:val="clear"/>
-            <w:tcMar>
-              <w:top w:type="dxa" w:w="60"/>
-              <w:left w:type="dxa" w:w="100"/>
-              <w:bottom w:type="dxa" w:w="60"/>
-              <w:right w:type="dxa" w:w="100"/>
-            </w:tcMar>
-          </w:tcPr>
-          <w:p>
-            <w:r>
-              <w:rPr>
-                <w:rFonts w:ascii="BIZ UDPゴシック" w:cs="BIZ UDPゴシック" w:eastAsia="BIZ UDPゴシック" w:hAnsi="BIZ UDPゴシック"/>
-                <w:b w:val="false"/>
-                <w:bCs w:val="false"/>
-                <w:color w:val="000000"/>
-                <w:sz w:val="18"/>
-                <w:szCs w:val="18"/>
-              </w:rPr>
-              <w:t xml:space="preserve">8</w:t>
-            </w:r>
-          </w:p>
-        </w:tc>
-        <w:tc>
-          <w:tcPr>
-            <w:tcW w:type="dxa" w:w="4536"/>
-            <w:tcBorders>
-              <w:top w:val="single" w:color="CCCCCC" w:sz="4"/>
-              <w:left w:val="single" w:color="CCCCCC" w:sz="4"/>
-              <w:bottom w:val="single" w:color="CCCCCC" w:sz="4"/>
-              <w:right w:val="single" w:color="CCCCCC" w:sz="4"/>
-            </w:tcBorders>
-            <w:shd w:fill="FFFFFF" w:val="clear"/>
-            <w:tcMar>
-              <w:top w:type="dxa" w:w="60"/>
-              <w:left w:type="dxa" w:w="100"/>
-              <w:bottom w:type="dxa" w:w="60"/>
-              <w:right w:type="dxa" w:w="100"/>
-            </w:tcMar>
-          </w:tcPr>
-          <w:p>
-            <w:r>
-              <w:rPr>
-                <w:rFonts w:ascii="BIZ UDPゴシック" w:cs="BIZ UDPゴシック" w:eastAsia="BIZ UDPゴシック" w:hAnsi="BIZ UDPゴシック"/>
-                <w:b w:val="false"/>
-                <w:bCs w:val="false"/>
-                <w:color w:val="000000"/>
-                <w:sz w:val="18"/>
-                <w:szCs w:val="18"/>
-              </w:rPr>
-              <w:t xml:space="preserve">SFTPパス処理がLinux/Windowsどちらでも正常動作することを確認（#13）</w:t>
-            </w:r>
-          </w:p>
-        </w:tc>
-        <w:tc>
-          <w:tcPr>
-            <w:tcW w:type="dxa" w:w="2268"/>
-            <w:tcBorders>
-              <w:top w:val="single" w:color="CCCCCC" w:sz="4"/>
-              <w:left w:val="single" w:color="CCCCCC" w:sz="4"/>
-              <w:bottom w:val="single" w:color="CCCCCC" w:sz="4"/>
-              <w:right w:val="single" w:color="CCCCCC" w:sz="4"/>
-            </w:tcBorders>
-            <w:shd w:fill="FFFFFF" w:val="clear"/>
-            <w:tcMar>
-              <w:top w:type="dxa" w:w="60"/>
-              <w:left w:type="dxa" w:w="100"/>
-              <w:bottom w:type="dxa" w:w="60"/>
-              <w:right w:type="dxa" w:w="100"/>
-            </w:tcMar>
-          </w:tcPr>
-          <w:p>
-            <w:r>
-              <w:rPr>
-                <w:rFonts w:ascii="BIZ UDPゴシック" w:cs="BIZ UDPゴシック" w:eastAsia="BIZ UDPゴシック" w:hAnsi="BIZ UDPゴシック"/>
-                <w:b w:val="false"/>
-                <w:bCs w:val="false"/>
-                <w:color w:val="000000"/>
-                <w:sz w:val="18"/>
-                <w:szCs w:val="18"/>
-              </w:rPr>
-              <w:t xml:space="preserve">パス区切り文字エラーが発生しないこと</w:t>
-            </w:r>
-          </w:p>
-        </w:tc>
-        <w:tc>
-          <w:tcPr>
-            <w:tcW w:type="dxa" w:w="1133"/>
-            <w:tcBorders>
-              <w:top w:val="single" w:color="CCCCCC" w:sz="4"/>
-              <w:left w:val="single" w:color="CCCCCC" w:sz="4"/>
-              <w:bottom w:val="single" w:color="CCCCCC" w:sz="4"/>
-              <w:right w:val="single" w:color="CCCCCC" w:sz="4"/>
-            </w:tcBorders>
-            <w:shd w:fill="FFFFFF" w:val="clear"/>
-            <w:tcMar>
-              <w:top w:type="dxa" w:w="60"/>
-              <w:left w:type="dxa" w:w="100"/>
-              <w:bottom w:type="dxa" w:w="60"/>
-              <w:right w:type="dxa" w:w="100"/>
-            </w:tcMar>
-          </w:tcPr>
-          <w:p>
-            <w:r>
-              <w:rPr>
-                <w:rFonts w:ascii="BIZ UDPゴシック" w:cs="BIZ UDPゴシック" w:eastAsia="BIZ UDPゴシック" w:hAnsi="BIZ UDPゴシック"/>
-                <w:b w:val="false"/>
-                <w:bCs w:val="false"/>
-                <w:color w:val="000000"/>
                 <w:sz w:val="18"/>
                 <w:szCs w:val="18"/>
               </w:rPr>
@@ -8451,8 +7395,8 @@
           <w:rFonts w:ascii="BIZ UDPゴシック" w:cs="BIZ UDPゴシック" w:eastAsia="BIZ UDPゴシック" w:hAnsi="BIZ UDPゴシック"/>
           <w:b/>
           <w:bCs/>
-          <w:sz w:val="32"/>
-          <w:szCs w:val="32"/>
+          <w:sz w:val="24"/>
+          <w:szCs w:val="24"/>
         </w:rPr>
         <w:t xml:space="preserve">6. 完了報告</w:t>
       </w:r>
@@ -8500,7 +7444,6 @@
                 <w:rFonts w:ascii="BIZ UDPゴシック" w:cs="BIZ UDPゴシック" w:eastAsia="BIZ UDPゴシック" w:hAnsi="BIZ UDPゴシック"/>
                 <w:b/>
                 <w:bCs/>
-                <w:color w:val="000000"/>
                 <w:sz w:val="18"/>
                 <w:szCs w:val="18"/>
               </w:rPr>
@@ -8531,7 +7474,6 @@
                 <w:rFonts w:ascii="BIZ UDPゴシック" w:cs="BIZ UDPゴシック" w:eastAsia="BIZ UDPゴシック" w:hAnsi="BIZ UDPゴシック"/>
                 <w:b/>
                 <w:bCs/>
-                <w:color w:val="000000"/>
                 <w:sz w:val="18"/>
                 <w:szCs w:val="18"/>
               </w:rPr>
@@ -8567,7 +7509,6 @@
                 <w:rFonts w:ascii="BIZ UDPゴシック" w:cs="BIZ UDPゴシック" w:eastAsia="BIZ UDPゴシック" w:hAnsi="BIZ UDPゴシック"/>
                 <w:b w:val="false"/>
                 <w:bCs w:val="false"/>
-                <w:color w:val="000000"/>
                 <w:sz w:val="18"/>
                 <w:szCs w:val="18"/>
               </w:rPr>
@@ -8598,7 +7539,6 @@
                 <w:rFonts w:ascii="BIZ UDPゴシック" w:cs="BIZ UDPゴシック" w:eastAsia="BIZ UDPゴシック" w:hAnsi="BIZ UDPゴシック"/>
                 <w:b w:val="false"/>
                 <w:bCs w:val="false"/>
-                <w:color w:val="000000"/>
                 <w:sz w:val="18"/>
                 <w:szCs w:val="18"/>
               </w:rPr>
@@ -8634,7 +7574,6 @@
                 <w:rFonts w:ascii="BIZ UDPゴシック" w:cs="BIZ UDPゴシック" w:eastAsia="BIZ UDPゴシック" w:hAnsi="BIZ UDPゴシック"/>
                 <w:b w:val="false"/>
                 <w:bCs w:val="false"/>
-                <w:color w:val="000000"/>
                 <w:sz w:val="18"/>
                 <w:szCs w:val="18"/>
               </w:rPr>
@@ -8665,7 +7604,6 @@
                 <w:rFonts w:ascii="BIZ UDPゴシック" w:cs="BIZ UDPゴシック" w:eastAsia="BIZ UDPゴシック" w:hAnsi="BIZ UDPゴシック"/>
                 <w:b w:val="false"/>
                 <w:bCs w:val="false"/>
-                <w:color w:val="000000"/>
                 <w:sz w:val="18"/>
                 <w:szCs w:val="18"/>
               </w:rPr>
@@ -8701,7 +7639,6 @@
                 <w:rFonts w:ascii="BIZ UDPゴシック" w:cs="BIZ UDPゴシック" w:eastAsia="BIZ UDPゴシック" w:hAnsi="BIZ UDPゴシック"/>
                 <w:b w:val="false"/>
                 <w:bCs w:val="false"/>
-                <w:color w:val="000000"/>
                 <w:sz w:val="18"/>
                 <w:szCs w:val="18"/>
               </w:rPr>
@@ -8732,7 +7669,6 @@
                 <w:rFonts w:ascii="BIZ UDPゴシック" w:cs="BIZ UDPゴシック" w:eastAsia="BIZ UDPゴシック" w:hAnsi="BIZ UDPゴシック"/>
                 <w:b w:val="false"/>
                 <w:bCs w:val="false"/>
-                <w:color w:val="000000"/>
                 <w:sz w:val="18"/>
                 <w:szCs w:val="18"/>
               </w:rPr>
@@ -8768,7 +7704,6 @@
                 <w:rFonts w:ascii="BIZ UDPゴシック" w:cs="BIZ UDPゴシック" w:eastAsia="BIZ UDPゴシック" w:hAnsi="BIZ UDPゴシック"/>
                 <w:b w:val="false"/>
                 <w:bCs w:val="false"/>
-                <w:color w:val="000000"/>
                 <w:sz w:val="18"/>
                 <w:szCs w:val="18"/>
               </w:rPr>
@@ -8799,7 +7734,6 @@
                 <w:rFonts w:ascii="BIZ UDPゴシック" w:cs="BIZ UDPゴシック" w:eastAsia="BIZ UDPゴシック" w:hAnsi="BIZ UDPゴシック"/>
                 <w:b w:val="false"/>
                 <w:bCs w:val="false"/>
-                <w:color w:val="000000"/>
                 <w:sz w:val="18"/>
                 <w:szCs w:val="18"/>
               </w:rPr>
@@ -8835,7 +7769,6 @@
                 <w:rFonts w:ascii="BIZ UDPゴシック" w:cs="BIZ UDPゴシック" w:eastAsia="BIZ UDPゴシック" w:hAnsi="BIZ UDPゴシック"/>
                 <w:b w:val="false"/>
                 <w:bCs w:val="false"/>
-                <w:color w:val="000000"/>
                 <w:sz w:val="18"/>
                 <w:szCs w:val="18"/>
               </w:rPr>
@@ -8866,7 +7799,6 @@
                 <w:rFonts w:ascii="BIZ UDPゴシック" w:cs="BIZ UDPゴシック" w:eastAsia="BIZ UDPゴシック" w:hAnsi="BIZ UDPゴシック"/>
                 <w:b w:val="false"/>
                 <w:bCs w:val="false"/>
-                <w:color w:val="000000"/>
                 <w:sz w:val="18"/>
                 <w:szCs w:val="18"/>
               </w:rPr>
@@ -8902,7 +7834,6 @@
                 <w:rFonts w:ascii="BIZ UDPゴシック" w:cs="BIZ UDPゴシック" w:eastAsia="BIZ UDPゴシック" w:hAnsi="BIZ UDPゴシック"/>
                 <w:b w:val="false"/>
                 <w:bCs w:val="false"/>
-                <w:color w:val="000000"/>
                 <w:sz w:val="18"/>
                 <w:szCs w:val="18"/>
               </w:rPr>
@@ -8933,7 +7864,6 @@
                 <w:rFonts w:ascii="BIZ UDPゴシック" w:cs="BIZ UDPゴシック" w:eastAsia="BIZ UDPゴシック" w:hAnsi="BIZ UDPゴシック"/>
                 <w:b w:val="false"/>
                 <w:bCs w:val="false"/>
-                <w:color w:val="000000"/>
                 <w:sz w:val="18"/>
                 <w:szCs w:val="18"/>
               </w:rPr>
@@ -8969,7 +7899,6 @@
                 <w:rFonts w:ascii="BIZ UDPゴシック" w:cs="BIZ UDPゴシック" w:eastAsia="BIZ UDPゴシック" w:hAnsi="BIZ UDPゴシック"/>
                 <w:b w:val="false"/>
                 <w:bCs w:val="false"/>
-                <w:color w:val="000000"/>
                 <w:sz w:val="18"/>
                 <w:szCs w:val="18"/>
               </w:rPr>
@@ -9000,7 +7929,6 @@
                 <w:rFonts w:ascii="BIZ UDPゴシック" w:cs="BIZ UDPゴシック" w:eastAsia="BIZ UDPゴシック" w:hAnsi="BIZ UDPゴシック"/>
                 <w:b w:val="false"/>
                 <w:bCs w:val="false"/>
-                <w:color w:val="000000"/>
                 <w:sz w:val="18"/>
                 <w:szCs w:val="18"/>
               </w:rPr>
@@ -9114,8 +8042,8 @@
         <w:b/>
         <w:bCs/>
         <w:color w:val="C8102E"/>
-        <w:sz w:val="22"/>
-        <w:szCs w:val="22"/>
+        <w:sz w:val="26"/>
+        <w:szCs w:val="26"/>
       </w:rPr>
       <w:t xml:space="preserve">カスミPOS 改修指示書</w:t>
     </w:r>
@@ -9391,25 +8319,12 @@
     <w:next w:val="Normal"/>
     <w:qFormat/>
     <w:pPr>
-      <w:spacing w:before="300" w:after="120"/>
+      <w:pageBreakBefore/>
+      <w:pBdr>
+        <w:bottom w:val="single" w:color="E8A0A8" w:sz="2" w:space="4"/>
+      </w:pBdr>
+      <w:spacing w:before="0" w:after="120"/>
       <w:outlineLvl w:val="0"/>
-    </w:pPr>
-    <w:rPr>
-      <w:rFonts w:ascii="BIZ UDPゴシック" w:cs="BIZ UDPゴシック" w:eastAsia="BIZ UDPゴシック" w:hAnsi="BIZ UDPゴシック"/>
-      <w:b/>
-      <w:bCs/>
-      <w:sz w:val="32"/>
-      <w:szCs w:val="32"/>
-    </w:rPr>
-  </w:style>
-  <w:style w:type="paragraph" w:styleId="Heading2">
-    <w:name w:val="Heading 2"/>
-    <w:basedOn w:val="Normal"/>
-    <w:next w:val="Normal"/>
-    <w:qFormat/>
-    <w:pPr>
-      <w:spacing w:before="200" w:after="80"/>
-      <w:outlineLvl w:val="1"/>
     </w:pPr>
     <w:rPr>
       <w:rFonts w:ascii="BIZ UDPゴシック" w:cs="BIZ UDPゴシック" w:eastAsia="BIZ UDPゴシック" w:hAnsi="BIZ UDPゴシック"/>
@@ -9419,21 +8334,38 @@
       <w:szCs w:val="24"/>
     </w:rPr>
   </w:style>
+  <w:style w:type="paragraph" w:styleId="Heading2">
+    <w:name w:val="Heading 2"/>
+    <w:basedOn w:val="Normal"/>
+    <w:next w:val="Normal"/>
+    <w:qFormat/>
+    <w:pPr>
+      <w:spacing w:before="160" w:after="60"/>
+      <w:outlineLvl w:val="1"/>
+    </w:pPr>
+    <w:rPr>
+      <w:rFonts w:ascii="BIZ UDPゴシック" w:cs="BIZ UDPゴシック" w:eastAsia="BIZ UDPゴシック" w:hAnsi="BIZ UDPゴシック"/>
+      <w:b/>
+      <w:bCs/>
+      <w:sz w:val="18"/>
+      <w:szCs w:val="18"/>
+    </w:rPr>
+  </w:style>
   <w:style w:type="paragraph" w:styleId="Heading3">
     <w:name w:val="Heading 3"/>
     <w:basedOn w:val="Normal"/>
     <w:next w:val="Normal"/>
     <w:qFormat/>
     <w:pPr>
-      <w:spacing w:before="160" w:after="60"/>
+      <w:spacing w:before="120" w:after="40"/>
       <w:outlineLvl w:val="2"/>
     </w:pPr>
     <w:rPr>
       <w:rFonts w:ascii="BIZ UDPゴシック" w:cs="BIZ UDPゴシック" w:eastAsia="BIZ UDPゴシック" w:hAnsi="BIZ UDPゴシック"/>
       <w:b/>
       <w:bCs/>
-      <w:sz w:val="22"/>
-      <w:szCs w:val="22"/>
+      <w:sz w:val="18"/>
+      <w:szCs w:val="18"/>
     </w:rPr>
   </w:style>
 </w:styles>

--- a/40_AWS/04_修正依頼/20260308_ソースコード修正計画.docx
+++ b/40_AWS/04_修正依頼/20260308_ソースコード修正計画.docx
@@ -21,7 +21,7 @@
     </w:p>
     <w:p>
       <w:pPr>
-        <w:spacing w:before="80" w:after="80"/>
+        <w:spacing w:before="80" w:after="0"/>
         <w:jc w:val="center"/>
       </w:pPr>
       <w:r>
@@ -41,7 +41,6 @@
       </w:pPr>
       <w:r>
         <w:rPr>
-          <w:rFonts w:ascii="BIZ UDPゴシック" w:cs="BIZ UDPゴシック" w:eastAsia="BIZ UDPゴシック" w:hAnsi="BIZ UDPゴシック"/>
           <w:sz w:val="18"/>
           <w:szCs w:val="18"/>
         </w:rPr>
@@ -92,6 +91,7 @@
                 <w:rFonts w:ascii="BIZ UDPゴシック" w:cs="BIZ UDPゴシック" w:eastAsia="BIZ UDPゴシック" w:hAnsi="BIZ UDPゴシック"/>
                 <w:b w:val="false"/>
                 <w:bCs w:val="false"/>
+                <w:color w:val="000000"/>
                 <w:sz w:val="18"/>
                 <w:szCs w:val="18"/>
               </w:rPr>
@@ -122,6 +122,7 @@
                 <w:rFonts w:ascii="BIZ UDPゴシック" w:cs="BIZ UDPゴシック" w:eastAsia="BIZ UDPゴシック" w:hAnsi="BIZ UDPゴシック"/>
                 <w:b w:val="false"/>
                 <w:bCs w:val="false"/>
+                <w:color w:val="000000"/>
                 <w:sz w:val="18"/>
                 <w:szCs w:val="18"/>
               </w:rPr>
@@ -157,6 +158,7 @@
                 <w:rFonts w:ascii="BIZ UDPゴシック" w:cs="BIZ UDPゴシック" w:eastAsia="BIZ UDPゴシック" w:hAnsi="BIZ UDPゴシック"/>
                 <w:b w:val="false"/>
                 <w:bCs w:val="false"/>
+                <w:color w:val="000000"/>
                 <w:sz w:val="18"/>
                 <w:szCs w:val="18"/>
               </w:rPr>
@@ -187,6 +189,7 @@
                 <w:rFonts w:ascii="BIZ UDPゴシック" w:cs="BIZ UDPゴシック" w:eastAsia="BIZ UDPゴシック" w:hAnsi="BIZ UDPゴシック"/>
                 <w:b w:val="false"/>
                 <w:bCs w:val="false"/>
+                <w:color w:val="000000"/>
                 <w:sz w:val="18"/>
                 <w:szCs w:val="18"/>
               </w:rPr>
@@ -222,6 +225,7 @@
                 <w:rFonts w:ascii="BIZ UDPゴシック" w:cs="BIZ UDPゴシック" w:eastAsia="BIZ UDPゴシック" w:hAnsi="BIZ UDPゴシック"/>
                 <w:b w:val="false"/>
                 <w:bCs w:val="false"/>
+                <w:color w:val="000000"/>
                 <w:sz w:val="18"/>
                 <w:szCs w:val="18"/>
               </w:rPr>
@@ -252,6 +256,7 @@
                 <w:rFonts w:ascii="BIZ UDPゴシック" w:cs="BIZ UDPゴシック" w:eastAsia="BIZ UDPゴシック" w:hAnsi="BIZ UDPゴシック"/>
                 <w:b w:val="false"/>
                 <w:bCs w:val="false"/>
+                <w:color w:val="000000"/>
                 <w:sz w:val="18"/>
                 <w:szCs w:val="18"/>
               </w:rPr>
@@ -287,6 +292,7 @@
                 <w:rFonts w:ascii="BIZ UDPゴシック" w:cs="BIZ UDPゴシック" w:eastAsia="BIZ UDPゴシック" w:hAnsi="BIZ UDPゴシック"/>
                 <w:b w:val="false"/>
                 <w:bCs w:val="false"/>
+                <w:color w:val="000000"/>
                 <w:sz w:val="18"/>
                 <w:szCs w:val="18"/>
               </w:rPr>
@@ -317,6 +323,7 @@
                 <w:rFonts w:ascii="BIZ UDPゴシック" w:cs="BIZ UDPゴシック" w:eastAsia="BIZ UDPゴシック" w:hAnsi="BIZ UDPゴシック"/>
                 <w:b w:val="false"/>
                 <w:bCs w:val="false"/>
+                <w:color w:val="000000"/>
                 <w:sz w:val="18"/>
                 <w:szCs w:val="18"/>
               </w:rPr>
@@ -352,6 +359,7 @@
                 <w:rFonts w:ascii="BIZ UDPゴシック" w:cs="BIZ UDPゴシック" w:eastAsia="BIZ UDPゴシック" w:hAnsi="BIZ UDPゴシック"/>
                 <w:b w:val="false"/>
                 <w:bCs w:val="false"/>
+                <w:color w:val="000000"/>
                 <w:sz w:val="18"/>
                 <w:szCs w:val="18"/>
               </w:rPr>
@@ -382,6 +390,7 @@
                 <w:rFonts w:ascii="BIZ UDPゴシック" w:cs="BIZ UDPゴシック" w:eastAsia="BIZ UDPゴシック" w:hAnsi="BIZ UDPゴシック"/>
                 <w:b w:val="false"/>
                 <w:bCs w:val="false"/>
+                <w:color w:val="000000"/>
                 <w:sz w:val="18"/>
                 <w:szCs w:val="18"/>
               </w:rPr>
@@ -417,6 +426,7 @@
                 <w:rFonts w:ascii="BIZ UDPゴシック" w:cs="BIZ UDPゴシック" w:eastAsia="BIZ UDPゴシック" w:hAnsi="BIZ UDPゴシック"/>
                 <w:b w:val="false"/>
                 <w:bCs w:val="false"/>
+                <w:color w:val="000000"/>
                 <w:sz w:val="18"/>
                 <w:szCs w:val="18"/>
               </w:rPr>
@@ -447,6 +457,7 @@
                 <w:rFonts w:ascii="BIZ UDPゴシック" w:cs="BIZ UDPゴシック" w:eastAsia="BIZ UDPゴシック" w:hAnsi="BIZ UDPゴシック"/>
                 <w:b w:val="false"/>
                 <w:bCs w:val="false"/>
+                <w:color w:val="000000"/>
                 <w:sz w:val="18"/>
                 <w:szCs w:val="18"/>
               </w:rPr>
@@ -482,6 +493,7 @@
                 <w:rFonts w:ascii="BIZ UDPゴシック" w:cs="BIZ UDPゴシック" w:eastAsia="BIZ UDPゴシック" w:hAnsi="BIZ UDPゴシック"/>
                 <w:b w:val="false"/>
                 <w:bCs w:val="false"/>
+                <w:color w:val="000000"/>
                 <w:sz w:val="18"/>
                 <w:szCs w:val="18"/>
               </w:rPr>
@@ -512,6 +524,7 @@
                 <w:rFonts w:ascii="BIZ UDPゴシック" w:cs="BIZ UDPゴシック" w:eastAsia="BIZ UDPゴシック" w:hAnsi="BIZ UDPゴシック"/>
                 <w:b w:val="false"/>
                 <w:bCs w:val="false"/>
+                <w:color w:val="000000"/>
                 <w:sz w:val="18"/>
                 <w:szCs w:val="18"/>
               </w:rPr>
@@ -547,6 +560,7 @@
                 <w:rFonts w:ascii="BIZ UDPゴシック" w:cs="BIZ UDPゴシック" w:eastAsia="BIZ UDPゴシック" w:hAnsi="BIZ UDPゴシック"/>
                 <w:b w:val="false"/>
                 <w:bCs w:val="false"/>
+                <w:color w:val="000000"/>
                 <w:sz w:val="18"/>
                 <w:szCs w:val="18"/>
               </w:rPr>
@@ -577,10 +591,11 @@
                 <w:rFonts w:ascii="BIZ UDPゴシック" w:cs="BIZ UDPゴシック" w:eastAsia="BIZ UDPゴシック" w:hAnsi="BIZ UDPゴシック"/>
                 <w:b w:val="false"/>
                 <w:bCs w:val="false"/>
-                <w:sz w:val="18"/>
-                <w:szCs w:val="18"/>
-              </w:rPr>
-              <w:t xml:space="preserve"/>
+                <w:color w:val="000000"/>
+                <w:sz w:val="18"/>
+                <w:szCs w:val="18"/>
+              </w:rPr>
+              <w:t xml:space="preserve">（承認後記入）</w:t>
             </w:r>
           </w:p>
         </w:tc>
@@ -634,26 +649,17 @@
     </w:p>
     <w:p>
       <w:pPr>
-        <w:pStyle w:val="Normal"/>
-        <w:spacing w:before="0" w:after="0"/>
-      </w:pPr>
-      <w:r>
-        <w:br w:type="page"/>
-      </w:r>
-    </w:p>
-    <w:p>
-      <w:pPr>
-        <w:pStyle w:val="Heading2"/>
+        <w:pStyle w:val="Heading1"/>
       </w:pPr>
       <w:r>
         <w:rPr>
           <w:rFonts w:ascii="BIZ UDPゴシック" w:cs="BIZ UDPゴシック" w:eastAsia="BIZ UDPゴシック" w:hAnsi="BIZ UDPゴシック"/>
           <w:b/>
           <w:bCs/>
-          <w:sz w:val="18"/>
-          <w:szCs w:val="18"/>
+          <w:sz w:val="24"/>
+          <w:szCs w:val="24"/>
         </w:rPr>
-        <w:t xml:space="preserve">■ 改廃履歴</w:t>
+        <w:t xml:space="preserve">■改廃履歴</w:t>
       </w:r>
     </w:p>
     <w:tbl>
@@ -701,6 +707,7 @@
                 <w:rFonts w:ascii="BIZ UDPゴシック" w:cs="BIZ UDPゴシック" w:eastAsia="BIZ UDPゴシック" w:hAnsi="BIZ UDPゴシック"/>
                 <w:b/>
                 <w:bCs/>
+                <w:color w:val="000000"/>
                 <w:sz w:val="18"/>
                 <w:szCs w:val="18"/>
               </w:rPr>
@@ -731,6 +738,7 @@
                 <w:rFonts w:ascii="BIZ UDPゴシック" w:cs="BIZ UDPゴシック" w:eastAsia="BIZ UDPゴシック" w:hAnsi="BIZ UDPゴシック"/>
                 <w:b/>
                 <w:bCs/>
+                <w:color w:val="000000"/>
                 <w:sz w:val="18"/>
                 <w:szCs w:val="18"/>
               </w:rPr>
@@ -761,6 +769,7 @@
                 <w:rFonts w:ascii="BIZ UDPゴシック" w:cs="BIZ UDPゴシック" w:eastAsia="BIZ UDPゴシック" w:hAnsi="BIZ UDPゴシック"/>
                 <w:b/>
                 <w:bCs/>
+                <w:color w:val="000000"/>
                 <w:sz w:val="18"/>
                 <w:szCs w:val="18"/>
               </w:rPr>
@@ -791,6 +800,7 @@
                 <w:rFonts w:ascii="BIZ UDPゴシック" w:cs="BIZ UDPゴシック" w:eastAsia="BIZ UDPゴシック" w:hAnsi="BIZ UDPゴシック"/>
                 <w:b/>
                 <w:bCs/>
+                <w:color w:val="000000"/>
                 <w:sz w:val="18"/>
                 <w:szCs w:val="18"/>
               </w:rPr>
@@ -826,6 +836,7 @@
                 <w:rFonts w:ascii="BIZ UDPゴシック" w:cs="BIZ UDPゴシック" w:eastAsia="BIZ UDPゴシック" w:hAnsi="BIZ UDPゴシック"/>
                 <w:b w:val="false"/>
                 <w:bCs w:val="false"/>
+                <w:color w:val="000000"/>
                 <w:sz w:val="18"/>
                 <w:szCs w:val="18"/>
               </w:rPr>
@@ -856,6 +867,7 @@
                 <w:rFonts w:ascii="BIZ UDPゴシック" w:cs="BIZ UDPゴシック" w:eastAsia="BIZ UDPゴシック" w:hAnsi="BIZ UDPゴシック"/>
                 <w:b w:val="false"/>
                 <w:bCs w:val="false"/>
+                <w:color w:val="000000"/>
                 <w:sz w:val="18"/>
                 <w:szCs w:val="18"/>
               </w:rPr>
@@ -886,6 +898,7 @@
                 <w:rFonts w:ascii="BIZ UDPゴシック" w:cs="BIZ UDPゴシック" w:eastAsia="BIZ UDPゴシック" w:hAnsi="BIZ UDPゴシック"/>
                 <w:b w:val="false"/>
                 <w:bCs w:val="false"/>
+                <w:color w:val="000000"/>
                 <w:sz w:val="18"/>
                 <w:szCs w:val="18"/>
               </w:rPr>
@@ -916,6 +929,7 @@
                 <w:rFonts w:ascii="BIZ UDPゴシック" w:cs="BIZ UDPゴシック" w:eastAsia="BIZ UDPゴシック" w:hAnsi="BIZ UDPゴシック"/>
                 <w:b w:val="false"/>
                 <w:bCs w:val="false"/>
+                <w:color w:val="000000"/>
                 <w:sz w:val="18"/>
                 <w:szCs w:val="18"/>
               </w:rPr>
@@ -951,6 +965,7 @@
                 <w:rFonts w:ascii="BIZ UDPゴシック" w:cs="BIZ UDPゴシック" w:eastAsia="BIZ UDPゴシック" w:hAnsi="BIZ UDPゴシック"/>
                 <w:b w:val="false"/>
                 <w:bCs w:val="false"/>
+                <w:color w:val="AAAAAA"/>
                 <w:sz w:val="18"/>
                 <w:szCs w:val="18"/>
               </w:rPr>
@@ -981,6 +996,7 @@
                 <w:rFonts w:ascii="BIZ UDPゴシック" w:cs="BIZ UDPゴシック" w:eastAsia="BIZ UDPゴシック" w:hAnsi="BIZ UDPゴシック"/>
                 <w:b w:val="false"/>
                 <w:bCs w:val="false"/>
+                <w:color w:val="AAAAAA"/>
                 <w:sz w:val="18"/>
                 <w:szCs w:val="18"/>
               </w:rPr>
@@ -1011,6 +1027,7 @@
                 <w:rFonts w:ascii="BIZ UDPゴシック" w:cs="BIZ UDPゴシック" w:eastAsia="BIZ UDPゴシック" w:hAnsi="BIZ UDPゴシック"/>
                 <w:b w:val="false"/>
                 <w:bCs w:val="false"/>
+                <w:color w:val="AAAAAA"/>
                 <w:sz w:val="18"/>
                 <w:szCs w:val="18"/>
               </w:rPr>
@@ -1041,24 +1058,16 @@
                 <w:rFonts w:ascii="BIZ UDPゴシック" w:cs="BIZ UDPゴシック" w:eastAsia="BIZ UDPゴシック" w:hAnsi="BIZ UDPゴシック"/>
                 <w:b w:val="false"/>
                 <w:bCs w:val="false"/>
-                <w:sz w:val="18"/>
-                <w:szCs w:val="18"/>
-              </w:rPr>
-              <w:t xml:space="preserve">顧客承認</w:t>
+                <w:color w:val="AAAAAA"/>
+                <w:sz w:val="18"/>
+                <w:szCs w:val="18"/>
+              </w:rPr>
+              <w:t xml:space="preserve">（顧客承認時に設定）</w:t>
             </w:r>
           </w:p>
         </w:tc>
       </w:tr>
     </w:tbl>
-    <w:p>
-      <w:pPr>
-        <w:pStyle w:val="Normal"/>
-        <w:spacing w:before="0" w:after="0"/>
-      </w:pPr>
-      <w:r>
-        <w:br w:type="page"/>
-      </w:r>
-    </w:p>
     <w:p>
       <w:pPr>
         <w:pStyle w:val="Heading1"/>
@@ -1131,6 +1140,7 @@
                 <w:rFonts w:ascii="BIZ UDPゴシック" w:cs="BIZ UDPゴシック" w:eastAsia="BIZ UDPゴシック" w:hAnsi="BIZ UDPゴシック"/>
                 <w:b/>
                 <w:bCs/>
+                <w:color w:val="000000"/>
                 <w:sz w:val="18"/>
                 <w:szCs w:val="18"/>
               </w:rPr>
@@ -1161,6 +1171,7 @@
                 <w:rFonts w:ascii="BIZ UDPゴシック" w:cs="BIZ UDPゴシック" w:eastAsia="BIZ UDPゴシック" w:hAnsi="BIZ UDPゴシック"/>
                 <w:b/>
                 <w:bCs/>
+                <w:color w:val="000000"/>
                 <w:sz w:val="18"/>
                 <w:szCs w:val="18"/>
               </w:rPr>
@@ -1191,6 +1202,7 @@
                 <w:rFonts w:ascii="BIZ UDPゴシック" w:cs="BIZ UDPゴシック" w:eastAsia="BIZ UDPゴシック" w:hAnsi="BIZ UDPゴシック"/>
                 <w:b/>
                 <w:bCs/>
+                <w:color w:val="000000"/>
                 <w:sz w:val="18"/>
                 <w:szCs w:val="18"/>
               </w:rPr>
@@ -1226,6 +1238,7 @@
                 <w:rFonts w:ascii="BIZ UDPゴシック" w:cs="BIZ UDPゴシック" w:eastAsia="BIZ UDPゴシック" w:hAnsi="BIZ UDPゴシック"/>
                 <w:b w:val="false"/>
                 <w:bCs w:val="false"/>
+                <w:color w:val="000000"/>
                 <w:sz w:val="18"/>
                 <w:szCs w:val="18"/>
               </w:rPr>
@@ -1256,6 +1269,7 @@
                 <w:rFonts w:ascii="BIZ UDPゴシック" w:cs="BIZ UDPゴシック" w:eastAsia="BIZ UDPゴシック" w:hAnsi="BIZ UDPゴシック"/>
                 <w:b w:val="false"/>
                 <w:bCs w:val="false"/>
+                <w:color w:val="000000"/>
                 <w:sz w:val="18"/>
                 <w:szCs w:val="18"/>
               </w:rPr>
@@ -1286,6 +1300,7 @@
                 <w:rFonts w:ascii="BIZ UDPゴシック" w:cs="BIZ UDPゴシック" w:eastAsia="BIZ UDPゴシック" w:hAnsi="BIZ UDPゴシック"/>
                 <w:b w:val="false"/>
                 <w:bCs w:val="false"/>
+                <w:color w:val="000000"/>
                 <w:sz w:val="18"/>
                 <w:szCs w:val="18"/>
               </w:rPr>
@@ -1321,6 +1336,7 @@
                 <w:rFonts w:ascii="BIZ UDPゴシック" w:cs="BIZ UDPゴシック" w:eastAsia="BIZ UDPゴシック" w:hAnsi="BIZ UDPゴシック"/>
                 <w:b w:val="false"/>
                 <w:bCs w:val="false"/>
+                <w:color w:val="000000"/>
                 <w:sz w:val="18"/>
                 <w:szCs w:val="18"/>
               </w:rPr>
@@ -1351,6 +1367,7 @@
                 <w:rFonts w:ascii="BIZ UDPゴシック" w:cs="BIZ UDPゴシック" w:eastAsia="BIZ UDPゴシック" w:hAnsi="BIZ UDPゴシック"/>
                 <w:b w:val="false"/>
                 <w:bCs w:val="false"/>
+                <w:color w:val="000000"/>
                 <w:sz w:val="18"/>
                 <w:szCs w:val="18"/>
               </w:rPr>
@@ -1381,6 +1398,7 @@
                 <w:rFonts w:ascii="BIZ UDPゴシック" w:cs="BIZ UDPゴシック" w:eastAsia="BIZ UDPゴシック" w:hAnsi="BIZ UDPゴシック"/>
                 <w:b w:val="false"/>
                 <w:bCs w:val="false"/>
+                <w:color w:val="000000"/>
                 <w:sz w:val="18"/>
                 <w:szCs w:val="18"/>
               </w:rPr>
@@ -1416,6 +1434,7 @@
                 <w:rFonts w:ascii="BIZ UDPゴシック" w:cs="BIZ UDPゴシック" w:eastAsia="BIZ UDPゴシック" w:hAnsi="BIZ UDPゴシック"/>
                 <w:b w:val="false"/>
                 <w:bCs w:val="false"/>
+                <w:color w:val="000000"/>
                 <w:sz w:val="18"/>
                 <w:szCs w:val="18"/>
               </w:rPr>
@@ -1446,6 +1465,7 @@
                 <w:rFonts w:ascii="BIZ UDPゴシック" w:cs="BIZ UDPゴシック" w:eastAsia="BIZ UDPゴシック" w:hAnsi="BIZ UDPゴシック"/>
                 <w:b w:val="false"/>
                 <w:bCs w:val="false"/>
+                <w:color w:val="000000"/>
                 <w:sz w:val="18"/>
                 <w:szCs w:val="18"/>
               </w:rPr>
@@ -1476,6 +1496,7 @@
                 <w:rFonts w:ascii="BIZ UDPゴシック" w:cs="BIZ UDPゴシック" w:eastAsia="BIZ UDPゴシック" w:hAnsi="BIZ UDPゴシック"/>
                 <w:b w:val="false"/>
                 <w:bCs w:val="false"/>
+                <w:color w:val="000000"/>
                 <w:sz w:val="18"/>
                 <w:szCs w:val="18"/>
               </w:rPr>
@@ -1511,6 +1532,7 @@
                 <w:rFonts w:ascii="BIZ UDPゴシック" w:cs="BIZ UDPゴシック" w:eastAsia="BIZ UDPゴシック" w:hAnsi="BIZ UDPゴシック"/>
                 <w:b w:val="false"/>
                 <w:bCs w:val="false"/>
+                <w:color w:val="000000"/>
                 <w:sz w:val="18"/>
                 <w:szCs w:val="18"/>
               </w:rPr>
@@ -1541,6 +1563,7 @@
                 <w:rFonts w:ascii="BIZ UDPゴシック" w:cs="BIZ UDPゴシック" w:eastAsia="BIZ UDPゴシック" w:hAnsi="BIZ UDPゴシック"/>
                 <w:b w:val="false"/>
                 <w:bCs w:val="false"/>
+                <w:color w:val="000000"/>
                 <w:sz w:val="18"/>
                 <w:szCs w:val="18"/>
               </w:rPr>
@@ -1571,6 +1594,7 @@
                 <w:rFonts w:ascii="BIZ UDPゴシック" w:cs="BIZ UDPゴシック" w:eastAsia="BIZ UDPゴシック" w:hAnsi="BIZ UDPゴシック"/>
                 <w:b w:val="false"/>
                 <w:bCs w:val="false"/>
+                <w:color w:val="000000"/>
                 <w:sz w:val="18"/>
                 <w:szCs w:val="18"/>
               </w:rPr>
@@ -1635,9 +1659,9 @@
       </w:tblPr>
       <w:tblGrid>
         <w:gridCol w:w="567"/>
-        <w:gridCol w:w="4536"/>
-        <w:gridCol w:w="1134"/>
-        <w:gridCol w:w="2267"/>
+        <w:gridCol w:w="4252"/>
+        <w:gridCol w:w="945"/>
+        <w:gridCol w:w="2740"/>
       </w:tblGrid>
       <w:tr>
         <w:trPr>
@@ -1666,6 +1690,7 @@
                 <w:rFonts w:ascii="BIZ UDPゴシック" w:cs="BIZ UDPゴシック" w:eastAsia="BIZ UDPゴシック" w:hAnsi="BIZ UDPゴシック"/>
                 <w:b/>
                 <w:bCs/>
+                <w:color w:val="000000"/>
                 <w:sz w:val="18"/>
                 <w:szCs w:val="18"/>
               </w:rPr>
@@ -1675,7 +1700,7 @@
         </w:tc>
         <w:tc>
           <w:tcPr>
-            <w:tcW w:type="dxa" w:w="4536"/>
+            <w:tcW w:type="dxa" w:w="4252"/>
             <w:tcBorders>
               <w:top w:val="single" w:color="CCCCCC" w:sz="4"/>
               <w:left w:val="single" w:color="CCCCCC" w:sz="4"/>
@@ -1696,6 +1721,7 @@
                 <w:rFonts w:ascii="BIZ UDPゴシック" w:cs="BIZ UDPゴシック" w:eastAsia="BIZ UDPゴシック" w:hAnsi="BIZ UDPゴシック"/>
                 <w:b/>
                 <w:bCs/>
+                <w:color w:val="000000"/>
                 <w:sz w:val="18"/>
                 <w:szCs w:val="18"/>
               </w:rPr>
@@ -1705,7 +1731,7 @@
         </w:tc>
         <w:tc>
           <w:tcPr>
-            <w:tcW w:type="dxa" w:w="1134"/>
+            <w:tcW w:type="dxa" w:w="945"/>
             <w:tcBorders>
               <w:top w:val="single" w:color="CCCCCC" w:sz="4"/>
               <w:left w:val="single" w:color="CCCCCC" w:sz="4"/>
@@ -1726,6 +1752,7 @@
                 <w:rFonts w:ascii="BIZ UDPゴシック" w:cs="BIZ UDPゴシック" w:eastAsia="BIZ UDPゴシック" w:hAnsi="BIZ UDPゴシック"/>
                 <w:b/>
                 <w:bCs/>
+                <w:color w:val="000000"/>
                 <w:sz w:val="18"/>
                 <w:szCs w:val="18"/>
               </w:rPr>
@@ -1735,7 +1762,7 @@
         </w:tc>
         <w:tc>
           <w:tcPr>
-            <w:tcW w:type="dxa" w:w="2267"/>
+            <w:tcW w:type="dxa" w:w="2740"/>
             <w:tcBorders>
               <w:top w:val="single" w:color="CCCCCC" w:sz="4"/>
               <w:left w:val="single" w:color="CCCCCC" w:sz="4"/>
@@ -1756,6 +1783,7 @@
                 <w:rFonts w:ascii="BIZ UDPゴシック" w:cs="BIZ UDPゴシック" w:eastAsia="BIZ UDPゴシック" w:hAnsi="BIZ UDPゴシック"/>
                 <w:b/>
                 <w:bCs/>
+                <w:color w:val="000000"/>
                 <w:sz w:val="18"/>
                 <w:szCs w:val="18"/>
               </w:rPr>
@@ -1791,6 +1819,7 @@
                 <w:rFonts w:ascii="BIZ UDPゴシック" w:cs="BIZ UDPゴシック" w:eastAsia="BIZ UDPゴシック" w:hAnsi="BIZ UDPゴシック"/>
                 <w:b w:val="false"/>
                 <w:bCs w:val="false"/>
+                <w:color w:val="000000"/>
                 <w:sz w:val="18"/>
                 <w:szCs w:val="18"/>
               </w:rPr>
@@ -1800,27 +1829,28 @@
         </w:tc>
         <w:tc>
           <w:tcPr>
-            <w:tcW w:type="dxa" w:w="4536"/>
-            <w:tcBorders>
-              <w:top w:val="single" w:color="CCCCCC" w:sz="4"/>
-              <w:left w:val="single" w:color="CCCCCC" w:sz="4"/>
-              <w:bottom w:val="single" w:color="CCCCCC" w:sz="4"/>
-              <w:right w:val="single" w:color="CCCCCC" w:sz="4"/>
-            </w:tcBorders>
-            <w:shd w:fill="FFFFFF" w:val="clear"/>
-            <w:tcMar>
-              <w:top w:type="dxa" w:w="60"/>
-              <w:left w:type="dxa" w:w="100"/>
-              <w:bottom w:type="dxa" w:w="60"/>
-              <w:right w:type="dxa" w:w="100"/>
-            </w:tcMar>
-          </w:tcPr>
-          <w:p>
-            <w:r>
-              <w:rPr>
-                <w:rFonts w:ascii="BIZ UDPゴシック" w:cs="BIZ UDPゴシック" w:eastAsia="BIZ UDPゴシック" w:hAnsi="BIZ UDPゴシック"/>
-                <w:b w:val="false"/>
-                <w:bCs w:val="false"/>
+            <w:tcW w:type="dxa" w:w="4252"/>
+            <w:tcBorders>
+              <w:top w:val="single" w:color="CCCCCC" w:sz="4"/>
+              <w:left w:val="single" w:color="CCCCCC" w:sz="4"/>
+              <w:bottom w:val="single" w:color="CCCCCC" w:sz="4"/>
+              <w:right w:val="single" w:color="CCCCCC" w:sz="4"/>
+            </w:tcBorders>
+            <w:shd w:fill="FFFFFF" w:val="clear"/>
+            <w:tcMar>
+              <w:top w:type="dxa" w:w="60"/>
+              <w:left w:type="dxa" w:w="100"/>
+              <w:bottom w:type="dxa" w:w="60"/>
+              <w:right w:type="dxa" w:w="100"/>
+            </w:tcMar>
+          </w:tcPr>
+          <w:p>
+            <w:r>
+              <w:rPr>
+                <w:rFonts w:ascii="BIZ UDPゴシック" w:cs="BIZ UDPゴシック" w:eastAsia="BIZ UDPゴシック" w:hAnsi="BIZ UDPゴシック"/>
+                <w:b w:val="false"/>
+                <w:bCs w:val="false"/>
+                <w:color w:val="000000"/>
                 <w:sz w:val="18"/>
                 <w:szCs w:val="18"/>
               </w:rPr>
@@ -1830,27 +1860,28 @@
         </w:tc>
         <w:tc>
           <w:tcPr>
-            <w:tcW w:type="dxa" w:w="1134"/>
-            <w:tcBorders>
-              <w:top w:val="single" w:color="CCCCCC" w:sz="4"/>
-              <w:left w:val="single" w:color="CCCCCC" w:sz="4"/>
-              <w:bottom w:val="single" w:color="CCCCCC" w:sz="4"/>
-              <w:right w:val="single" w:color="CCCCCC" w:sz="4"/>
-            </w:tcBorders>
-            <w:shd w:fill="FFFFFF" w:val="clear"/>
-            <w:tcMar>
-              <w:top w:type="dxa" w:w="60"/>
-              <w:left w:type="dxa" w:w="100"/>
-              <w:bottom w:type="dxa" w:w="60"/>
-              <w:right w:type="dxa" w:w="100"/>
-            </w:tcMar>
-          </w:tcPr>
-          <w:p>
-            <w:r>
-              <w:rPr>
-                <w:rFonts w:ascii="BIZ UDPゴシック" w:cs="BIZ UDPゴシック" w:eastAsia="BIZ UDPゴシック" w:hAnsi="BIZ UDPゴシック"/>
-                <w:b w:val="false"/>
-                <w:bCs w:val="false"/>
+            <w:tcW w:type="dxa" w:w="945"/>
+            <w:tcBorders>
+              <w:top w:val="single" w:color="CCCCCC" w:sz="4"/>
+              <w:left w:val="single" w:color="CCCCCC" w:sz="4"/>
+              <w:bottom w:val="single" w:color="CCCCCC" w:sz="4"/>
+              <w:right w:val="single" w:color="CCCCCC" w:sz="4"/>
+            </w:tcBorders>
+            <w:shd w:fill="FFFFFF" w:val="clear"/>
+            <w:tcMar>
+              <w:top w:type="dxa" w:w="60"/>
+              <w:left w:type="dxa" w:w="100"/>
+              <w:bottom w:type="dxa" w:w="60"/>
+              <w:right w:type="dxa" w:w="100"/>
+            </w:tcMar>
+          </w:tcPr>
+          <w:p>
+            <w:r>
+              <w:rPr>
+                <w:rFonts w:ascii="BIZ UDPゴシック" w:cs="BIZ UDPゴシック" w:eastAsia="BIZ UDPゴシック" w:hAnsi="BIZ UDPゴシック"/>
+                <w:b w:val="false"/>
+                <w:bCs w:val="false"/>
+                <w:color w:val="000000"/>
                 <w:sz w:val="18"/>
                 <w:szCs w:val="18"/>
               </w:rPr>
@@ -1860,27 +1891,28 @@
         </w:tc>
         <w:tc>
           <w:tcPr>
-            <w:tcW w:type="dxa" w:w="2267"/>
-            <w:tcBorders>
-              <w:top w:val="single" w:color="CCCCCC" w:sz="4"/>
-              <w:left w:val="single" w:color="CCCCCC" w:sz="4"/>
-              <w:bottom w:val="single" w:color="CCCCCC" w:sz="4"/>
-              <w:right w:val="single" w:color="CCCCCC" w:sz="4"/>
-            </w:tcBorders>
-            <w:shd w:fill="FFFFFF" w:val="clear"/>
-            <w:tcMar>
-              <w:top w:type="dxa" w:w="60"/>
-              <w:left w:type="dxa" w:w="100"/>
-              <w:bottom w:type="dxa" w:w="60"/>
-              <w:right w:type="dxa" w:w="100"/>
-            </w:tcMar>
-          </w:tcPr>
-          <w:p>
-            <w:r>
-              <w:rPr>
-                <w:rFonts w:ascii="BIZ UDPゴシック" w:cs="BIZ UDPゴシック" w:eastAsia="BIZ UDPゴシック" w:hAnsi="BIZ UDPゴシック"/>
-                <w:b w:val="false"/>
-                <w:bCs w:val="false"/>
+            <w:tcW w:type="dxa" w:w="2740"/>
+            <w:tcBorders>
+              <w:top w:val="single" w:color="CCCCCC" w:sz="4"/>
+              <w:left w:val="single" w:color="CCCCCC" w:sz="4"/>
+              <w:bottom w:val="single" w:color="CCCCCC" w:sz="4"/>
+              <w:right w:val="single" w:color="CCCCCC" w:sz="4"/>
+            </w:tcBorders>
+            <w:shd w:fill="FFFFFF" w:val="clear"/>
+            <w:tcMar>
+              <w:top w:type="dxa" w:w="60"/>
+              <w:left w:type="dxa" w:w="100"/>
+              <w:bottom w:type="dxa" w:w="60"/>
+              <w:right w:type="dxa" w:w="100"/>
+            </w:tcMar>
+          </w:tcPr>
+          <w:p>
+            <w:r>
+              <w:rPr>
+                <w:rFonts w:ascii="BIZ UDPゴシック" w:cs="BIZ UDPゴシック" w:eastAsia="BIZ UDPゴシック" w:hAnsi="BIZ UDPゴシック"/>
+                <w:b w:val="false"/>
+                <w:bCs w:val="false"/>
+                <w:color w:val="000000"/>
                 <w:sz w:val="18"/>
                 <w:szCs w:val="18"/>
               </w:rPr>
@@ -1916,6 +1948,7 @@
                 <w:rFonts w:ascii="BIZ UDPゴシック" w:cs="BIZ UDPゴシック" w:eastAsia="BIZ UDPゴシック" w:hAnsi="BIZ UDPゴシック"/>
                 <w:b w:val="false"/>
                 <w:bCs w:val="false"/>
+                <w:color w:val="000000"/>
                 <w:sz w:val="18"/>
                 <w:szCs w:val="18"/>
               </w:rPr>
@@ -1925,27 +1958,28 @@
         </w:tc>
         <w:tc>
           <w:tcPr>
-            <w:tcW w:type="dxa" w:w="4536"/>
-            <w:tcBorders>
-              <w:top w:val="single" w:color="CCCCCC" w:sz="4"/>
-              <w:left w:val="single" w:color="CCCCCC" w:sz="4"/>
-              <w:bottom w:val="single" w:color="CCCCCC" w:sz="4"/>
-              <w:right w:val="single" w:color="CCCCCC" w:sz="4"/>
-            </w:tcBorders>
-            <w:shd w:fill="FFFFFF" w:val="clear"/>
-            <w:tcMar>
-              <w:top w:type="dxa" w:w="60"/>
-              <w:left w:type="dxa" w:w="100"/>
-              <w:bottom w:type="dxa" w:w="60"/>
-              <w:right w:type="dxa" w:w="100"/>
-            </w:tcMar>
-          </w:tcPr>
-          <w:p>
-            <w:r>
-              <w:rPr>
-                <w:rFonts w:ascii="BIZ UDPゴシック" w:cs="BIZ UDPゴシック" w:eastAsia="BIZ UDPゴシック" w:hAnsi="BIZ UDPゴシック"/>
-                <w:b w:val="false"/>
-                <w:bCs w:val="false"/>
+            <w:tcW w:type="dxa" w:w="4252"/>
+            <w:tcBorders>
+              <w:top w:val="single" w:color="CCCCCC" w:sz="4"/>
+              <w:left w:val="single" w:color="CCCCCC" w:sz="4"/>
+              <w:bottom w:val="single" w:color="CCCCCC" w:sz="4"/>
+              <w:right w:val="single" w:color="CCCCCC" w:sz="4"/>
+            </w:tcBorders>
+            <w:shd w:fill="FFFFFF" w:val="clear"/>
+            <w:tcMar>
+              <w:top w:type="dxa" w:w="60"/>
+              <w:left w:type="dxa" w:w="100"/>
+              <w:bottom w:type="dxa" w:w="60"/>
+              <w:right w:type="dxa" w:w="100"/>
+            </w:tcMar>
+          </w:tcPr>
+          <w:p>
+            <w:r>
+              <w:rPr>
+                <w:rFonts w:ascii="BIZ UDPゴシック" w:cs="BIZ UDPゴシック" w:eastAsia="BIZ UDPゴシック" w:hAnsi="BIZ UDPゴシック"/>
+                <w:b w:val="false"/>
+                <w:bCs w:val="false"/>
+                <w:color w:val="000000"/>
                 <w:sz w:val="18"/>
                 <w:szCs w:val="18"/>
               </w:rPr>
@@ -1955,27 +1989,28 @@
         </w:tc>
         <w:tc>
           <w:tcPr>
-            <w:tcW w:type="dxa" w:w="1134"/>
-            <w:tcBorders>
-              <w:top w:val="single" w:color="CCCCCC" w:sz="4"/>
-              <w:left w:val="single" w:color="CCCCCC" w:sz="4"/>
-              <w:bottom w:val="single" w:color="CCCCCC" w:sz="4"/>
-              <w:right w:val="single" w:color="CCCCCC" w:sz="4"/>
-            </w:tcBorders>
-            <w:shd w:fill="FFFFFF" w:val="clear"/>
-            <w:tcMar>
-              <w:top w:type="dxa" w:w="60"/>
-              <w:left w:type="dxa" w:w="100"/>
-              <w:bottom w:type="dxa" w:w="60"/>
-              <w:right w:type="dxa" w:w="100"/>
-            </w:tcMar>
-          </w:tcPr>
-          <w:p>
-            <w:r>
-              <w:rPr>
-                <w:rFonts w:ascii="BIZ UDPゴシック" w:cs="BIZ UDPゴシック" w:eastAsia="BIZ UDPゴシック" w:hAnsi="BIZ UDPゴシック"/>
-                <w:b w:val="false"/>
-                <w:bCs w:val="false"/>
+            <w:tcW w:type="dxa" w:w="945"/>
+            <w:tcBorders>
+              <w:top w:val="single" w:color="CCCCCC" w:sz="4"/>
+              <w:left w:val="single" w:color="CCCCCC" w:sz="4"/>
+              <w:bottom w:val="single" w:color="CCCCCC" w:sz="4"/>
+              <w:right w:val="single" w:color="CCCCCC" w:sz="4"/>
+            </w:tcBorders>
+            <w:shd w:fill="FFFFFF" w:val="clear"/>
+            <w:tcMar>
+              <w:top w:type="dxa" w:w="60"/>
+              <w:left w:type="dxa" w:w="100"/>
+              <w:bottom w:type="dxa" w:w="60"/>
+              <w:right w:type="dxa" w:w="100"/>
+            </w:tcMar>
+          </w:tcPr>
+          <w:p>
+            <w:r>
+              <w:rPr>
+                <w:rFonts w:ascii="BIZ UDPゴシック" w:cs="BIZ UDPゴシック" w:eastAsia="BIZ UDPゴシック" w:hAnsi="BIZ UDPゴシック"/>
+                <w:b w:val="false"/>
+                <w:bCs w:val="false"/>
+                <w:color w:val="000000"/>
                 <w:sz w:val="18"/>
                 <w:szCs w:val="18"/>
               </w:rPr>
@@ -1985,27 +2020,28 @@
         </w:tc>
         <w:tc>
           <w:tcPr>
-            <w:tcW w:type="dxa" w:w="2267"/>
-            <w:tcBorders>
-              <w:top w:val="single" w:color="CCCCCC" w:sz="4"/>
-              <w:left w:val="single" w:color="CCCCCC" w:sz="4"/>
-              <w:bottom w:val="single" w:color="CCCCCC" w:sz="4"/>
-              <w:right w:val="single" w:color="CCCCCC" w:sz="4"/>
-            </w:tcBorders>
-            <w:shd w:fill="FFFFFF" w:val="clear"/>
-            <w:tcMar>
-              <w:top w:type="dxa" w:w="60"/>
-              <w:left w:type="dxa" w:w="100"/>
-              <w:bottom w:type="dxa" w:w="60"/>
-              <w:right w:type="dxa" w:w="100"/>
-            </w:tcMar>
-          </w:tcPr>
-          <w:p>
-            <w:r>
-              <w:rPr>
-                <w:rFonts w:ascii="BIZ UDPゴシック" w:cs="BIZ UDPゴシック" w:eastAsia="BIZ UDPゴシック" w:hAnsi="BIZ UDPゴシック"/>
-                <w:b w:val="false"/>
-                <w:bCs w:val="false"/>
+            <w:tcW w:type="dxa" w:w="2740"/>
+            <w:tcBorders>
+              <w:top w:val="single" w:color="CCCCCC" w:sz="4"/>
+              <w:left w:val="single" w:color="CCCCCC" w:sz="4"/>
+              <w:bottom w:val="single" w:color="CCCCCC" w:sz="4"/>
+              <w:right w:val="single" w:color="CCCCCC" w:sz="4"/>
+            </w:tcBorders>
+            <w:shd w:fill="FFFFFF" w:val="clear"/>
+            <w:tcMar>
+              <w:top w:type="dxa" w:w="60"/>
+              <w:left w:type="dxa" w:w="100"/>
+              <w:bottom w:type="dxa" w:w="60"/>
+              <w:right w:type="dxa" w:w="100"/>
+            </w:tcMar>
+          </w:tcPr>
+          <w:p>
+            <w:r>
+              <w:rPr>
+                <w:rFonts w:ascii="BIZ UDPゴシック" w:cs="BIZ UDPゴシック" w:eastAsia="BIZ UDPゴシック" w:hAnsi="BIZ UDPゴシック"/>
+                <w:b w:val="false"/>
+                <w:bCs w:val="false"/>
+                <w:color w:val="000000"/>
                 <w:sz w:val="18"/>
                 <w:szCs w:val="18"/>
               </w:rPr>
@@ -2041,6 +2077,7 @@
                 <w:rFonts w:ascii="BIZ UDPゴシック" w:cs="BIZ UDPゴシック" w:eastAsia="BIZ UDPゴシック" w:hAnsi="BIZ UDPゴシック"/>
                 <w:b w:val="false"/>
                 <w:bCs w:val="false"/>
+                <w:color w:val="000000"/>
                 <w:sz w:val="18"/>
                 <w:szCs w:val="18"/>
               </w:rPr>
@@ -2050,27 +2087,28 @@
         </w:tc>
         <w:tc>
           <w:tcPr>
-            <w:tcW w:type="dxa" w:w="4536"/>
-            <w:tcBorders>
-              <w:top w:val="single" w:color="CCCCCC" w:sz="4"/>
-              <w:left w:val="single" w:color="CCCCCC" w:sz="4"/>
-              <w:bottom w:val="single" w:color="CCCCCC" w:sz="4"/>
-              <w:right w:val="single" w:color="CCCCCC" w:sz="4"/>
-            </w:tcBorders>
-            <w:shd w:fill="FFFFFF" w:val="clear"/>
-            <w:tcMar>
-              <w:top w:type="dxa" w:w="60"/>
-              <w:left w:type="dxa" w:w="100"/>
-              <w:bottom w:type="dxa" w:w="60"/>
-              <w:right w:type="dxa" w:w="100"/>
-            </w:tcMar>
-          </w:tcPr>
-          <w:p>
-            <w:r>
-              <w:rPr>
-                <w:rFonts w:ascii="BIZ UDPゴシック" w:cs="BIZ UDPゴシック" w:eastAsia="BIZ UDPゴシック" w:hAnsi="BIZ UDPゴシック"/>
-                <w:b w:val="false"/>
-                <w:bCs w:val="false"/>
+            <w:tcW w:type="dxa" w:w="4252"/>
+            <w:tcBorders>
+              <w:top w:val="single" w:color="CCCCCC" w:sz="4"/>
+              <w:left w:val="single" w:color="CCCCCC" w:sz="4"/>
+              <w:bottom w:val="single" w:color="CCCCCC" w:sz="4"/>
+              <w:right w:val="single" w:color="CCCCCC" w:sz="4"/>
+            </w:tcBorders>
+            <w:shd w:fill="FFFFFF" w:val="clear"/>
+            <w:tcMar>
+              <w:top w:type="dxa" w:w="60"/>
+              <w:left w:type="dxa" w:w="100"/>
+              <w:bottom w:type="dxa" w:w="60"/>
+              <w:right w:type="dxa" w:w="100"/>
+            </w:tcMar>
+          </w:tcPr>
+          <w:p>
+            <w:r>
+              <w:rPr>
+                <w:rFonts w:ascii="BIZ UDPゴシック" w:cs="BIZ UDPゴシック" w:eastAsia="BIZ UDPゴシック" w:hAnsi="BIZ UDPゴシック"/>
+                <w:b w:val="false"/>
+                <w:bCs w:val="false"/>
+                <w:color w:val="000000"/>
                 <w:sz w:val="18"/>
                 <w:szCs w:val="18"/>
               </w:rPr>
@@ -2080,27 +2118,28 @@
         </w:tc>
         <w:tc>
           <w:tcPr>
-            <w:tcW w:type="dxa" w:w="1134"/>
-            <w:tcBorders>
-              <w:top w:val="single" w:color="CCCCCC" w:sz="4"/>
-              <w:left w:val="single" w:color="CCCCCC" w:sz="4"/>
-              <w:bottom w:val="single" w:color="CCCCCC" w:sz="4"/>
-              <w:right w:val="single" w:color="CCCCCC" w:sz="4"/>
-            </w:tcBorders>
-            <w:shd w:fill="FFFFFF" w:val="clear"/>
-            <w:tcMar>
-              <w:top w:type="dxa" w:w="60"/>
-              <w:left w:type="dxa" w:w="100"/>
-              <w:bottom w:type="dxa" w:w="60"/>
-              <w:right w:type="dxa" w:w="100"/>
-            </w:tcMar>
-          </w:tcPr>
-          <w:p>
-            <w:r>
-              <w:rPr>
-                <w:rFonts w:ascii="BIZ UDPゴシック" w:cs="BIZ UDPゴシック" w:eastAsia="BIZ UDPゴシック" w:hAnsi="BIZ UDPゴシック"/>
-                <w:b w:val="false"/>
-                <w:bCs w:val="false"/>
+            <w:tcW w:type="dxa" w:w="945"/>
+            <w:tcBorders>
+              <w:top w:val="single" w:color="CCCCCC" w:sz="4"/>
+              <w:left w:val="single" w:color="CCCCCC" w:sz="4"/>
+              <w:bottom w:val="single" w:color="CCCCCC" w:sz="4"/>
+              <w:right w:val="single" w:color="CCCCCC" w:sz="4"/>
+            </w:tcBorders>
+            <w:shd w:fill="FFFFFF" w:val="clear"/>
+            <w:tcMar>
+              <w:top w:type="dxa" w:w="60"/>
+              <w:left w:type="dxa" w:w="100"/>
+              <w:bottom w:type="dxa" w:w="60"/>
+              <w:right w:type="dxa" w:w="100"/>
+            </w:tcMar>
+          </w:tcPr>
+          <w:p>
+            <w:r>
+              <w:rPr>
+                <w:rFonts w:ascii="BIZ UDPゴシック" w:cs="BIZ UDPゴシック" w:eastAsia="BIZ UDPゴシック" w:hAnsi="BIZ UDPゴシック"/>
+                <w:b w:val="false"/>
+                <w:bCs w:val="false"/>
+                <w:color w:val="000000"/>
                 <w:sz w:val="18"/>
                 <w:szCs w:val="18"/>
               </w:rPr>
@@ -2110,27 +2149,28 @@
         </w:tc>
         <w:tc>
           <w:tcPr>
-            <w:tcW w:type="dxa" w:w="2267"/>
-            <w:tcBorders>
-              <w:top w:val="single" w:color="CCCCCC" w:sz="4"/>
-              <w:left w:val="single" w:color="CCCCCC" w:sz="4"/>
-              <w:bottom w:val="single" w:color="CCCCCC" w:sz="4"/>
-              <w:right w:val="single" w:color="CCCCCC" w:sz="4"/>
-            </w:tcBorders>
-            <w:shd w:fill="FFFFFF" w:val="clear"/>
-            <w:tcMar>
-              <w:top w:type="dxa" w:w="60"/>
-              <w:left w:type="dxa" w:w="100"/>
-              <w:bottom w:type="dxa" w:w="60"/>
-              <w:right w:type="dxa" w:w="100"/>
-            </w:tcMar>
-          </w:tcPr>
-          <w:p>
-            <w:r>
-              <w:rPr>
-                <w:rFonts w:ascii="BIZ UDPゴシック" w:cs="BIZ UDPゴシック" w:eastAsia="BIZ UDPゴシック" w:hAnsi="BIZ UDPゴシック"/>
-                <w:b w:val="false"/>
-                <w:bCs w:val="false"/>
+            <w:tcW w:type="dxa" w:w="2740"/>
+            <w:tcBorders>
+              <w:top w:val="single" w:color="CCCCCC" w:sz="4"/>
+              <w:left w:val="single" w:color="CCCCCC" w:sz="4"/>
+              <w:bottom w:val="single" w:color="CCCCCC" w:sz="4"/>
+              <w:right w:val="single" w:color="CCCCCC" w:sz="4"/>
+            </w:tcBorders>
+            <w:shd w:fill="FFFFFF" w:val="clear"/>
+            <w:tcMar>
+              <w:top w:type="dxa" w:w="60"/>
+              <w:left w:type="dxa" w:w="100"/>
+              <w:bottom w:type="dxa" w:w="60"/>
+              <w:right w:type="dxa" w:w="100"/>
+            </w:tcMar>
+          </w:tcPr>
+          <w:p>
+            <w:r>
+              <w:rPr>
+                <w:rFonts w:ascii="BIZ UDPゴシック" w:cs="BIZ UDPゴシック" w:eastAsia="BIZ UDPゴシック" w:hAnsi="BIZ UDPゴシック"/>
+                <w:b w:val="false"/>
+                <w:bCs w:val="false"/>
+                <w:color w:val="000000"/>
                 <w:sz w:val="18"/>
                 <w:szCs w:val="18"/>
               </w:rPr>
@@ -2166,6 +2206,7 @@
                 <w:rFonts w:ascii="BIZ UDPゴシック" w:cs="BIZ UDPゴシック" w:eastAsia="BIZ UDPゴシック" w:hAnsi="BIZ UDPゴシック"/>
                 <w:b w:val="false"/>
                 <w:bCs w:val="false"/>
+                <w:color w:val="000000"/>
                 <w:sz w:val="18"/>
                 <w:szCs w:val="18"/>
               </w:rPr>
@@ -2175,27 +2216,28 @@
         </w:tc>
         <w:tc>
           <w:tcPr>
-            <w:tcW w:type="dxa" w:w="4536"/>
-            <w:tcBorders>
-              <w:top w:val="single" w:color="CCCCCC" w:sz="4"/>
-              <w:left w:val="single" w:color="CCCCCC" w:sz="4"/>
-              <w:bottom w:val="single" w:color="CCCCCC" w:sz="4"/>
-              <w:right w:val="single" w:color="CCCCCC" w:sz="4"/>
-            </w:tcBorders>
-            <w:shd w:fill="FFFFFF" w:val="clear"/>
-            <w:tcMar>
-              <w:top w:type="dxa" w:w="60"/>
-              <w:left w:type="dxa" w:w="100"/>
-              <w:bottom w:type="dxa" w:w="60"/>
-              <w:right w:type="dxa" w:w="100"/>
-            </w:tcMar>
-          </w:tcPr>
-          <w:p>
-            <w:r>
-              <w:rPr>
-                <w:rFonts w:ascii="BIZ UDPゴシック" w:cs="BIZ UDPゴシック" w:eastAsia="BIZ UDPゴシック" w:hAnsi="BIZ UDPゴシック"/>
-                <w:b w:val="false"/>
-                <w:bCs w:val="false"/>
+            <w:tcW w:type="dxa" w:w="4252"/>
+            <w:tcBorders>
+              <w:top w:val="single" w:color="CCCCCC" w:sz="4"/>
+              <w:left w:val="single" w:color="CCCCCC" w:sz="4"/>
+              <w:bottom w:val="single" w:color="CCCCCC" w:sz="4"/>
+              <w:right w:val="single" w:color="CCCCCC" w:sz="4"/>
+            </w:tcBorders>
+            <w:shd w:fill="FFFFFF" w:val="clear"/>
+            <w:tcMar>
+              <w:top w:type="dxa" w:w="60"/>
+              <w:left w:type="dxa" w:w="100"/>
+              <w:bottom w:type="dxa" w:w="60"/>
+              <w:right w:type="dxa" w:w="100"/>
+            </w:tcMar>
+          </w:tcPr>
+          <w:p>
+            <w:r>
+              <w:rPr>
+                <w:rFonts w:ascii="BIZ UDPゴシック" w:cs="BIZ UDPゴシック" w:eastAsia="BIZ UDPゴシック" w:hAnsi="BIZ UDPゴシック"/>
+                <w:b w:val="false"/>
+                <w:bCs w:val="false"/>
+                <w:color w:val="000000"/>
                 <w:sz w:val="18"/>
                 <w:szCs w:val="18"/>
               </w:rPr>
@@ -2205,27 +2247,28 @@
         </w:tc>
         <w:tc>
           <w:tcPr>
-            <w:tcW w:type="dxa" w:w="1134"/>
-            <w:tcBorders>
-              <w:top w:val="single" w:color="CCCCCC" w:sz="4"/>
-              <w:left w:val="single" w:color="CCCCCC" w:sz="4"/>
-              <w:bottom w:val="single" w:color="CCCCCC" w:sz="4"/>
-              <w:right w:val="single" w:color="CCCCCC" w:sz="4"/>
-            </w:tcBorders>
-            <w:shd w:fill="FFFFFF" w:val="clear"/>
-            <w:tcMar>
-              <w:top w:type="dxa" w:w="60"/>
-              <w:left w:type="dxa" w:w="100"/>
-              <w:bottom w:type="dxa" w:w="60"/>
-              <w:right w:type="dxa" w:w="100"/>
-            </w:tcMar>
-          </w:tcPr>
-          <w:p>
-            <w:r>
-              <w:rPr>
-                <w:rFonts w:ascii="BIZ UDPゴシック" w:cs="BIZ UDPゴシック" w:eastAsia="BIZ UDPゴシック" w:hAnsi="BIZ UDPゴシック"/>
-                <w:b w:val="false"/>
-                <w:bCs w:val="false"/>
+            <w:tcW w:type="dxa" w:w="945"/>
+            <w:tcBorders>
+              <w:top w:val="single" w:color="CCCCCC" w:sz="4"/>
+              <w:left w:val="single" w:color="CCCCCC" w:sz="4"/>
+              <w:bottom w:val="single" w:color="CCCCCC" w:sz="4"/>
+              <w:right w:val="single" w:color="CCCCCC" w:sz="4"/>
+            </w:tcBorders>
+            <w:shd w:fill="FFFFFF" w:val="clear"/>
+            <w:tcMar>
+              <w:top w:type="dxa" w:w="60"/>
+              <w:left w:type="dxa" w:w="100"/>
+              <w:bottom w:type="dxa" w:w="60"/>
+              <w:right w:type="dxa" w:w="100"/>
+            </w:tcMar>
+          </w:tcPr>
+          <w:p>
+            <w:r>
+              <w:rPr>
+                <w:rFonts w:ascii="BIZ UDPゴシック" w:cs="BIZ UDPゴシック" w:eastAsia="BIZ UDPゴシック" w:hAnsi="BIZ UDPゴシック"/>
+                <w:b w:val="false"/>
+                <w:bCs w:val="false"/>
+                <w:color w:val="000000"/>
                 <w:sz w:val="18"/>
                 <w:szCs w:val="18"/>
               </w:rPr>
@@ -2235,27 +2278,28 @@
         </w:tc>
         <w:tc>
           <w:tcPr>
-            <w:tcW w:type="dxa" w:w="2267"/>
-            <w:tcBorders>
-              <w:top w:val="single" w:color="CCCCCC" w:sz="4"/>
-              <w:left w:val="single" w:color="CCCCCC" w:sz="4"/>
-              <w:bottom w:val="single" w:color="CCCCCC" w:sz="4"/>
-              <w:right w:val="single" w:color="CCCCCC" w:sz="4"/>
-            </w:tcBorders>
-            <w:shd w:fill="FFFFFF" w:val="clear"/>
-            <w:tcMar>
-              <w:top w:type="dxa" w:w="60"/>
-              <w:left w:type="dxa" w:w="100"/>
-              <w:bottom w:type="dxa" w:w="60"/>
-              <w:right w:type="dxa" w:w="100"/>
-            </w:tcMar>
-          </w:tcPr>
-          <w:p>
-            <w:r>
-              <w:rPr>
-                <w:rFonts w:ascii="BIZ UDPゴシック" w:cs="BIZ UDPゴシック" w:eastAsia="BIZ UDPゴシック" w:hAnsi="BIZ UDPゴシック"/>
-                <w:b w:val="false"/>
-                <w:bCs w:val="false"/>
+            <w:tcW w:type="dxa" w:w="2740"/>
+            <w:tcBorders>
+              <w:top w:val="single" w:color="CCCCCC" w:sz="4"/>
+              <w:left w:val="single" w:color="CCCCCC" w:sz="4"/>
+              <w:bottom w:val="single" w:color="CCCCCC" w:sz="4"/>
+              <w:right w:val="single" w:color="CCCCCC" w:sz="4"/>
+            </w:tcBorders>
+            <w:shd w:fill="FFFFFF" w:val="clear"/>
+            <w:tcMar>
+              <w:top w:type="dxa" w:w="60"/>
+              <w:left w:type="dxa" w:w="100"/>
+              <w:bottom w:type="dxa" w:w="60"/>
+              <w:right w:type="dxa" w:w="100"/>
+            </w:tcMar>
+          </w:tcPr>
+          <w:p>
+            <w:r>
+              <w:rPr>
+                <w:rFonts w:ascii="BIZ UDPゴシック" w:cs="BIZ UDPゴシック" w:eastAsia="BIZ UDPゴシック" w:hAnsi="BIZ UDPゴシック"/>
+                <w:b w:val="false"/>
+                <w:bCs w:val="false"/>
+                <w:color w:val="000000"/>
                 <w:sz w:val="18"/>
                 <w:szCs w:val="18"/>
               </w:rPr>
@@ -2291,6 +2335,7 @@
                 <w:rFonts w:ascii="BIZ UDPゴシック" w:cs="BIZ UDPゴシック" w:eastAsia="BIZ UDPゴシック" w:hAnsi="BIZ UDPゴシック"/>
                 <w:b w:val="false"/>
                 <w:bCs w:val="false"/>
+                <w:color w:val="000000"/>
                 <w:sz w:val="18"/>
                 <w:szCs w:val="18"/>
               </w:rPr>
@@ -2300,27 +2345,28 @@
         </w:tc>
         <w:tc>
           <w:tcPr>
-            <w:tcW w:type="dxa" w:w="4536"/>
-            <w:tcBorders>
-              <w:top w:val="single" w:color="CCCCCC" w:sz="4"/>
-              <w:left w:val="single" w:color="CCCCCC" w:sz="4"/>
-              <w:bottom w:val="single" w:color="CCCCCC" w:sz="4"/>
-              <w:right w:val="single" w:color="CCCCCC" w:sz="4"/>
-            </w:tcBorders>
-            <w:shd w:fill="FFFFFF" w:val="clear"/>
-            <w:tcMar>
-              <w:top w:type="dxa" w:w="60"/>
-              <w:left w:type="dxa" w:w="100"/>
-              <w:bottom w:type="dxa" w:w="60"/>
-              <w:right w:type="dxa" w:w="100"/>
-            </w:tcMar>
-          </w:tcPr>
-          <w:p>
-            <w:r>
-              <w:rPr>
-                <w:rFonts w:ascii="BIZ UDPゴシック" w:cs="BIZ UDPゴシック" w:eastAsia="BIZ UDPゴシック" w:hAnsi="BIZ UDPゴシック"/>
-                <w:b w:val="false"/>
-                <w:bCs w:val="false"/>
+            <w:tcW w:type="dxa" w:w="4252"/>
+            <w:tcBorders>
+              <w:top w:val="single" w:color="CCCCCC" w:sz="4"/>
+              <w:left w:val="single" w:color="CCCCCC" w:sz="4"/>
+              <w:bottom w:val="single" w:color="CCCCCC" w:sz="4"/>
+              <w:right w:val="single" w:color="CCCCCC" w:sz="4"/>
+            </w:tcBorders>
+            <w:shd w:fill="FFFFFF" w:val="clear"/>
+            <w:tcMar>
+              <w:top w:type="dxa" w:w="60"/>
+              <w:left w:type="dxa" w:w="100"/>
+              <w:bottom w:type="dxa" w:w="60"/>
+              <w:right w:type="dxa" w:w="100"/>
+            </w:tcMar>
+          </w:tcPr>
+          <w:p>
+            <w:r>
+              <w:rPr>
+                <w:rFonts w:ascii="BIZ UDPゴシック" w:cs="BIZ UDPゴシック" w:eastAsia="BIZ UDPゴシック" w:hAnsi="BIZ UDPゴシック"/>
+                <w:b w:val="false"/>
+                <w:bCs w:val="false"/>
+                <w:color w:val="000000"/>
                 <w:sz w:val="18"/>
                 <w:szCs w:val="18"/>
               </w:rPr>
@@ -2330,27 +2376,28 @@
         </w:tc>
         <w:tc>
           <w:tcPr>
-            <w:tcW w:type="dxa" w:w="1134"/>
-            <w:tcBorders>
-              <w:top w:val="single" w:color="CCCCCC" w:sz="4"/>
-              <w:left w:val="single" w:color="CCCCCC" w:sz="4"/>
-              <w:bottom w:val="single" w:color="CCCCCC" w:sz="4"/>
-              <w:right w:val="single" w:color="CCCCCC" w:sz="4"/>
-            </w:tcBorders>
-            <w:shd w:fill="FFFFFF" w:val="clear"/>
-            <w:tcMar>
-              <w:top w:type="dxa" w:w="60"/>
-              <w:left w:type="dxa" w:w="100"/>
-              <w:bottom w:type="dxa" w:w="60"/>
-              <w:right w:type="dxa" w:w="100"/>
-            </w:tcMar>
-          </w:tcPr>
-          <w:p>
-            <w:r>
-              <w:rPr>
-                <w:rFonts w:ascii="BIZ UDPゴシック" w:cs="BIZ UDPゴシック" w:eastAsia="BIZ UDPゴシック" w:hAnsi="BIZ UDPゴシック"/>
-                <w:b w:val="false"/>
-                <w:bCs w:val="false"/>
+            <w:tcW w:type="dxa" w:w="945"/>
+            <w:tcBorders>
+              <w:top w:val="single" w:color="CCCCCC" w:sz="4"/>
+              <w:left w:val="single" w:color="CCCCCC" w:sz="4"/>
+              <w:bottom w:val="single" w:color="CCCCCC" w:sz="4"/>
+              <w:right w:val="single" w:color="CCCCCC" w:sz="4"/>
+            </w:tcBorders>
+            <w:shd w:fill="FFFFFF" w:val="clear"/>
+            <w:tcMar>
+              <w:top w:type="dxa" w:w="60"/>
+              <w:left w:type="dxa" w:w="100"/>
+              <w:bottom w:type="dxa" w:w="60"/>
+              <w:right w:type="dxa" w:w="100"/>
+            </w:tcMar>
+          </w:tcPr>
+          <w:p>
+            <w:r>
+              <w:rPr>
+                <w:rFonts w:ascii="BIZ UDPゴシック" w:cs="BIZ UDPゴシック" w:eastAsia="BIZ UDPゴシック" w:hAnsi="BIZ UDPゴシック"/>
+                <w:b w:val="false"/>
+                <w:bCs w:val="false"/>
+                <w:color w:val="000000"/>
                 <w:sz w:val="18"/>
                 <w:szCs w:val="18"/>
               </w:rPr>
@@ -2360,27 +2407,28 @@
         </w:tc>
         <w:tc>
           <w:tcPr>
-            <w:tcW w:type="dxa" w:w="2267"/>
-            <w:tcBorders>
-              <w:top w:val="single" w:color="CCCCCC" w:sz="4"/>
-              <w:left w:val="single" w:color="CCCCCC" w:sz="4"/>
-              <w:bottom w:val="single" w:color="CCCCCC" w:sz="4"/>
-              <w:right w:val="single" w:color="CCCCCC" w:sz="4"/>
-            </w:tcBorders>
-            <w:shd w:fill="FFFFFF" w:val="clear"/>
-            <w:tcMar>
-              <w:top w:type="dxa" w:w="60"/>
-              <w:left w:type="dxa" w:w="100"/>
-              <w:bottom w:type="dxa" w:w="60"/>
-              <w:right w:type="dxa" w:w="100"/>
-            </w:tcMar>
-          </w:tcPr>
-          <w:p>
-            <w:r>
-              <w:rPr>
-                <w:rFonts w:ascii="BIZ UDPゴシック" w:cs="BIZ UDPゴシック" w:eastAsia="BIZ UDPゴシック" w:hAnsi="BIZ UDPゴシック"/>
-                <w:b w:val="false"/>
-                <w:bCs w:val="false"/>
+            <w:tcW w:type="dxa" w:w="2740"/>
+            <w:tcBorders>
+              <w:top w:val="single" w:color="CCCCCC" w:sz="4"/>
+              <w:left w:val="single" w:color="CCCCCC" w:sz="4"/>
+              <w:bottom w:val="single" w:color="CCCCCC" w:sz="4"/>
+              <w:right w:val="single" w:color="CCCCCC" w:sz="4"/>
+            </w:tcBorders>
+            <w:shd w:fill="FFFFFF" w:val="clear"/>
+            <w:tcMar>
+              <w:top w:type="dxa" w:w="60"/>
+              <w:left w:type="dxa" w:w="100"/>
+              <w:bottom w:type="dxa" w:w="60"/>
+              <w:right w:type="dxa" w:w="100"/>
+            </w:tcMar>
+          </w:tcPr>
+          <w:p>
+            <w:r>
+              <w:rPr>
+                <w:rFonts w:ascii="BIZ UDPゴシック" w:cs="BIZ UDPゴシック" w:eastAsia="BIZ UDPゴシック" w:hAnsi="BIZ UDPゴシック"/>
+                <w:b w:val="false"/>
+                <w:bCs w:val="false"/>
+                <w:color w:val="000000"/>
                 <w:sz w:val="18"/>
                 <w:szCs w:val="18"/>
               </w:rPr>
@@ -2416,6 +2464,7 @@
                 <w:rFonts w:ascii="BIZ UDPゴシック" w:cs="BIZ UDPゴシック" w:eastAsia="BIZ UDPゴシック" w:hAnsi="BIZ UDPゴシック"/>
                 <w:b w:val="false"/>
                 <w:bCs w:val="false"/>
+                <w:color w:val="000000"/>
                 <w:sz w:val="18"/>
                 <w:szCs w:val="18"/>
               </w:rPr>
@@ -2425,27 +2474,28 @@
         </w:tc>
         <w:tc>
           <w:tcPr>
-            <w:tcW w:type="dxa" w:w="4536"/>
-            <w:tcBorders>
-              <w:top w:val="single" w:color="CCCCCC" w:sz="4"/>
-              <w:left w:val="single" w:color="CCCCCC" w:sz="4"/>
-              <w:bottom w:val="single" w:color="CCCCCC" w:sz="4"/>
-              <w:right w:val="single" w:color="CCCCCC" w:sz="4"/>
-            </w:tcBorders>
-            <w:shd w:fill="FFFFFF" w:val="clear"/>
-            <w:tcMar>
-              <w:top w:type="dxa" w:w="60"/>
-              <w:left w:type="dxa" w:w="100"/>
-              <w:bottom w:type="dxa" w:w="60"/>
-              <w:right w:type="dxa" w:w="100"/>
-            </w:tcMar>
-          </w:tcPr>
-          <w:p>
-            <w:r>
-              <w:rPr>
-                <w:rFonts w:ascii="BIZ UDPゴシック" w:cs="BIZ UDPゴシック" w:eastAsia="BIZ UDPゴシック" w:hAnsi="BIZ UDPゴシック"/>
-                <w:b w:val="false"/>
-                <w:bCs w:val="false"/>
+            <w:tcW w:type="dxa" w:w="4252"/>
+            <w:tcBorders>
+              <w:top w:val="single" w:color="CCCCCC" w:sz="4"/>
+              <w:left w:val="single" w:color="CCCCCC" w:sz="4"/>
+              <w:bottom w:val="single" w:color="CCCCCC" w:sz="4"/>
+              <w:right w:val="single" w:color="CCCCCC" w:sz="4"/>
+            </w:tcBorders>
+            <w:shd w:fill="FFFFFF" w:val="clear"/>
+            <w:tcMar>
+              <w:top w:type="dxa" w:w="60"/>
+              <w:left w:type="dxa" w:w="100"/>
+              <w:bottom w:type="dxa" w:w="60"/>
+              <w:right w:type="dxa" w:w="100"/>
+            </w:tcMar>
+          </w:tcPr>
+          <w:p>
+            <w:r>
+              <w:rPr>
+                <w:rFonts w:ascii="BIZ UDPゴシック" w:cs="BIZ UDPゴシック" w:eastAsia="BIZ UDPゴシック" w:hAnsi="BIZ UDPゴシック"/>
+                <w:b w:val="false"/>
+                <w:bCs w:val="false"/>
+                <w:color w:val="000000"/>
                 <w:sz w:val="18"/>
                 <w:szCs w:val="18"/>
               </w:rPr>
@@ -2455,27 +2505,28 @@
         </w:tc>
         <w:tc>
           <w:tcPr>
-            <w:tcW w:type="dxa" w:w="1134"/>
-            <w:tcBorders>
-              <w:top w:val="single" w:color="CCCCCC" w:sz="4"/>
-              <w:left w:val="single" w:color="CCCCCC" w:sz="4"/>
-              <w:bottom w:val="single" w:color="CCCCCC" w:sz="4"/>
-              <w:right w:val="single" w:color="CCCCCC" w:sz="4"/>
-            </w:tcBorders>
-            <w:shd w:fill="FFFFFF" w:val="clear"/>
-            <w:tcMar>
-              <w:top w:type="dxa" w:w="60"/>
-              <w:left w:type="dxa" w:w="100"/>
-              <w:bottom w:type="dxa" w:w="60"/>
-              <w:right w:type="dxa" w:w="100"/>
-            </w:tcMar>
-          </w:tcPr>
-          <w:p>
-            <w:r>
-              <w:rPr>
-                <w:rFonts w:ascii="BIZ UDPゴシック" w:cs="BIZ UDPゴシック" w:eastAsia="BIZ UDPゴシック" w:hAnsi="BIZ UDPゴシック"/>
-                <w:b w:val="false"/>
-                <w:bCs w:val="false"/>
+            <w:tcW w:type="dxa" w:w="945"/>
+            <w:tcBorders>
+              <w:top w:val="single" w:color="CCCCCC" w:sz="4"/>
+              <w:left w:val="single" w:color="CCCCCC" w:sz="4"/>
+              <w:bottom w:val="single" w:color="CCCCCC" w:sz="4"/>
+              <w:right w:val="single" w:color="CCCCCC" w:sz="4"/>
+            </w:tcBorders>
+            <w:shd w:fill="FFFFFF" w:val="clear"/>
+            <w:tcMar>
+              <w:top w:type="dxa" w:w="60"/>
+              <w:left w:type="dxa" w:w="100"/>
+              <w:bottom w:type="dxa" w:w="60"/>
+              <w:right w:type="dxa" w:w="100"/>
+            </w:tcMar>
+          </w:tcPr>
+          <w:p>
+            <w:r>
+              <w:rPr>
+                <w:rFonts w:ascii="BIZ UDPゴシック" w:cs="BIZ UDPゴシック" w:eastAsia="BIZ UDPゴシック" w:hAnsi="BIZ UDPゴシック"/>
+                <w:b w:val="false"/>
+                <w:bCs w:val="false"/>
+                <w:color w:val="000000"/>
                 <w:sz w:val="18"/>
                 <w:szCs w:val="18"/>
               </w:rPr>
@@ -2485,27 +2536,28 @@
         </w:tc>
         <w:tc>
           <w:tcPr>
-            <w:tcW w:type="dxa" w:w="2267"/>
-            <w:tcBorders>
-              <w:top w:val="single" w:color="CCCCCC" w:sz="4"/>
-              <w:left w:val="single" w:color="CCCCCC" w:sz="4"/>
-              <w:bottom w:val="single" w:color="CCCCCC" w:sz="4"/>
-              <w:right w:val="single" w:color="CCCCCC" w:sz="4"/>
-            </w:tcBorders>
-            <w:shd w:fill="FFFFFF" w:val="clear"/>
-            <w:tcMar>
-              <w:top w:type="dxa" w:w="60"/>
-              <w:left w:type="dxa" w:w="100"/>
-              <w:bottom w:type="dxa" w:w="60"/>
-              <w:right w:type="dxa" w:w="100"/>
-            </w:tcMar>
-          </w:tcPr>
-          <w:p>
-            <w:r>
-              <w:rPr>
-                <w:rFonts w:ascii="BIZ UDPゴシック" w:cs="BIZ UDPゴシック" w:eastAsia="BIZ UDPゴシック" w:hAnsi="BIZ UDPゴシック"/>
-                <w:b w:val="false"/>
-                <w:bCs w:val="false"/>
+            <w:tcW w:type="dxa" w:w="2740"/>
+            <w:tcBorders>
+              <w:top w:val="single" w:color="CCCCCC" w:sz="4"/>
+              <w:left w:val="single" w:color="CCCCCC" w:sz="4"/>
+              <w:bottom w:val="single" w:color="CCCCCC" w:sz="4"/>
+              <w:right w:val="single" w:color="CCCCCC" w:sz="4"/>
+            </w:tcBorders>
+            <w:shd w:fill="FFFFFF" w:val="clear"/>
+            <w:tcMar>
+              <w:top w:type="dxa" w:w="60"/>
+              <w:left w:type="dxa" w:w="100"/>
+              <w:bottom w:type="dxa" w:w="60"/>
+              <w:right w:type="dxa" w:w="100"/>
+            </w:tcMar>
+          </w:tcPr>
+          <w:p>
+            <w:r>
+              <w:rPr>
+                <w:rFonts w:ascii="BIZ UDPゴシック" w:cs="BIZ UDPゴシック" w:eastAsia="BIZ UDPゴシック" w:hAnsi="BIZ UDPゴシック"/>
+                <w:b w:val="false"/>
+                <w:bCs w:val="false"/>
+                <w:color w:val="000000"/>
                 <w:sz w:val="18"/>
                 <w:szCs w:val="18"/>
               </w:rPr>
@@ -2541,6 +2593,7 @@
                 <w:rFonts w:ascii="BIZ UDPゴシック" w:cs="BIZ UDPゴシック" w:eastAsia="BIZ UDPゴシック" w:hAnsi="BIZ UDPゴシック"/>
                 <w:b w:val="false"/>
                 <w:bCs w:val="false"/>
+                <w:color w:val="000000"/>
                 <w:sz w:val="18"/>
                 <w:szCs w:val="18"/>
               </w:rPr>
@@ -2550,27 +2603,28 @@
         </w:tc>
         <w:tc>
           <w:tcPr>
-            <w:tcW w:type="dxa" w:w="4536"/>
-            <w:tcBorders>
-              <w:top w:val="single" w:color="CCCCCC" w:sz="4"/>
-              <w:left w:val="single" w:color="CCCCCC" w:sz="4"/>
-              <w:bottom w:val="single" w:color="CCCCCC" w:sz="4"/>
-              <w:right w:val="single" w:color="CCCCCC" w:sz="4"/>
-            </w:tcBorders>
-            <w:shd w:fill="FFFFFF" w:val="clear"/>
-            <w:tcMar>
-              <w:top w:type="dxa" w:w="60"/>
-              <w:left w:type="dxa" w:w="100"/>
-              <w:bottom w:type="dxa" w:w="60"/>
-              <w:right w:type="dxa" w:w="100"/>
-            </w:tcMar>
-          </w:tcPr>
-          <w:p>
-            <w:r>
-              <w:rPr>
-                <w:rFonts w:ascii="BIZ UDPゴシック" w:cs="BIZ UDPゴシック" w:eastAsia="BIZ UDPゴシック" w:hAnsi="BIZ UDPゴシック"/>
-                <w:b w:val="false"/>
-                <w:bCs w:val="false"/>
+            <w:tcW w:type="dxa" w:w="4252"/>
+            <w:tcBorders>
+              <w:top w:val="single" w:color="CCCCCC" w:sz="4"/>
+              <w:left w:val="single" w:color="CCCCCC" w:sz="4"/>
+              <w:bottom w:val="single" w:color="CCCCCC" w:sz="4"/>
+              <w:right w:val="single" w:color="CCCCCC" w:sz="4"/>
+            </w:tcBorders>
+            <w:shd w:fill="FFFFFF" w:val="clear"/>
+            <w:tcMar>
+              <w:top w:type="dxa" w:w="60"/>
+              <w:left w:type="dxa" w:w="100"/>
+              <w:bottom w:type="dxa" w:w="60"/>
+              <w:right w:type="dxa" w:w="100"/>
+            </w:tcMar>
+          </w:tcPr>
+          <w:p>
+            <w:r>
+              <w:rPr>
+                <w:rFonts w:ascii="BIZ UDPゴシック" w:cs="BIZ UDPゴシック" w:eastAsia="BIZ UDPゴシック" w:hAnsi="BIZ UDPゴシック"/>
+                <w:b w:val="false"/>
+                <w:bCs w:val="false"/>
+                <w:color w:val="000000"/>
                 <w:sz w:val="18"/>
                 <w:szCs w:val="18"/>
               </w:rPr>
@@ -2580,27 +2634,28 @@
         </w:tc>
         <w:tc>
           <w:tcPr>
-            <w:tcW w:type="dxa" w:w="1134"/>
-            <w:tcBorders>
-              <w:top w:val="single" w:color="CCCCCC" w:sz="4"/>
-              <w:left w:val="single" w:color="CCCCCC" w:sz="4"/>
-              <w:bottom w:val="single" w:color="CCCCCC" w:sz="4"/>
-              <w:right w:val="single" w:color="CCCCCC" w:sz="4"/>
-            </w:tcBorders>
-            <w:shd w:fill="FFFFFF" w:val="clear"/>
-            <w:tcMar>
-              <w:top w:type="dxa" w:w="60"/>
-              <w:left w:type="dxa" w:w="100"/>
-              <w:bottom w:type="dxa" w:w="60"/>
-              <w:right w:type="dxa" w:w="100"/>
-            </w:tcMar>
-          </w:tcPr>
-          <w:p>
-            <w:r>
-              <w:rPr>
-                <w:rFonts w:ascii="BIZ UDPゴシック" w:cs="BIZ UDPゴシック" w:eastAsia="BIZ UDPゴシック" w:hAnsi="BIZ UDPゴシック"/>
-                <w:b w:val="false"/>
-                <w:bCs w:val="false"/>
+            <w:tcW w:type="dxa" w:w="945"/>
+            <w:tcBorders>
+              <w:top w:val="single" w:color="CCCCCC" w:sz="4"/>
+              <w:left w:val="single" w:color="CCCCCC" w:sz="4"/>
+              <w:bottom w:val="single" w:color="CCCCCC" w:sz="4"/>
+              <w:right w:val="single" w:color="CCCCCC" w:sz="4"/>
+            </w:tcBorders>
+            <w:shd w:fill="FFFFFF" w:val="clear"/>
+            <w:tcMar>
+              <w:top w:type="dxa" w:w="60"/>
+              <w:left w:type="dxa" w:w="100"/>
+              <w:bottom w:type="dxa" w:w="60"/>
+              <w:right w:type="dxa" w:w="100"/>
+            </w:tcMar>
+          </w:tcPr>
+          <w:p>
+            <w:r>
+              <w:rPr>
+                <w:rFonts w:ascii="BIZ UDPゴシック" w:cs="BIZ UDPゴシック" w:eastAsia="BIZ UDPゴシック" w:hAnsi="BIZ UDPゴシック"/>
+                <w:b w:val="false"/>
+                <w:bCs w:val="false"/>
+                <w:color w:val="000000"/>
                 <w:sz w:val="18"/>
                 <w:szCs w:val="18"/>
               </w:rPr>
@@ -2610,27 +2665,28 @@
         </w:tc>
         <w:tc>
           <w:tcPr>
-            <w:tcW w:type="dxa" w:w="2267"/>
-            <w:tcBorders>
-              <w:top w:val="single" w:color="CCCCCC" w:sz="4"/>
-              <w:left w:val="single" w:color="CCCCCC" w:sz="4"/>
-              <w:bottom w:val="single" w:color="CCCCCC" w:sz="4"/>
-              <w:right w:val="single" w:color="CCCCCC" w:sz="4"/>
-            </w:tcBorders>
-            <w:shd w:fill="FFFFFF" w:val="clear"/>
-            <w:tcMar>
-              <w:top w:type="dxa" w:w="60"/>
-              <w:left w:type="dxa" w:w="100"/>
-              <w:bottom w:type="dxa" w:w="60"/>
-              <w:right w:type="dxa" w:w="100"/>
-            </w:tcMar>
-          </w:tcPr>
-          <w:p>
-            <w:r>
-              <w:rPr>
-                <w:rFonts w:ascii="BIZ UDPゴシック" w:cs="BIZ UDPゴシック" w:eastAsia="BIZ UDPゴシック" w:hAnsi="BIZ UDPゴシック"/>
-                <w:b w:val="false"/>
-                <w:bCs w:val="false"/>
+            <w:tcW w:type="dxa" w:w="2740"/>
+            <w:tcBorders>
+              <w:top w:val="single" w:color="CCCCCC" w:sz="4"/>
+              <w:left w:val="single" w:color="CCCCCC" w:sz="4"/>
+              <w:bottom w:val="single" w:color="CCCCCC" w:sz="4"/>
+              <w:right w:val="single" w:color="CCCCCC" w:sz="4"/>
+            </w:tcBorders>
+            <w:shd w:fill="FFFFFF" w:val="clear"/>
+            <w:tcMar>
+              <w:top w:type="dxa" w:w="60"/>
+              <w:left w:type="dxa" w:w="100"/>
+              <w:bottom w:type="dxa" w:w="60"/>
+              <w:right w:type="dxa" w:w="100"/>
+            </w:tcMar>
+          </w:tcPr>
+          <w:p>
+            <w:r>
+              <w:rPr>
+                <w:rFonts w:ascii="BIZ UDPゴシック" w:cs="BIZ UDPゴシック" w:eastAsia="BIZ UDPゴシック" w:hAnsi="BIZ UDPゴシック"/>
+                <w:b w:val="false"/>
+                <w:bCs w:val="false"/>
+                <w:color w:val="000000"/>
                 <w:sz w:val="18"/>
                 <w:szCs w:val="18"/>
               </w:rPr>
@@ -2666,6 +2722,7 @@
                 <w:rFonts w:ascii="BIZ UDPゴシック" w:cs="BIZ UDPゴシック" w:eastAsia="BIZ UDPゴシック" w:hAnsi="BIZ UDPゴシック"/>
                 <w:b w:val="false"/>
                 <w:bCs w:val="false"/>
+                <w:color w:val="000000"/>
                 <w:sz w:val="18"/>
                 <w:szCs w:val="18"/>
               </w:rPr>
@@ -2675,27 +2732,28 @@
         </w:tc>
         <w:tc>
           <w:tcPr>
-            <w:tcW w:type="dxa" w:w="4536"/>
-            <w:tcBorders>
-              <w:top w:val="single" w:color="CCCCCC" w:sz="4"/>
-              <w:left w:val="single" w:color="CCCCCC" w:sz="4"/>
-              <w:bottom w:val="single" w:color="CCCCCC" w:sz="4"/>
-              <w:right w:val="single" w:color="CCCCCC" w:sz="4"/>
-            </w:tcBorders>
-            <w:shd w:fill="FFFFFF" w:val="clear"/>
-            <w:tcMar>
-              <w:top w:type="dxa" w:w="60"/>
-              <w:left w:type="dxa" w:w="100"/>
-              <w:bottom w:type="dxa" w:w="60"/>
-              <w:right w:type="dxa" w:w="100"/>
-            </w:tcMar>
-          </w:tcPr>
-          <w:p>
-            <w:r>
-              <w:rPr>
-                <w:rFonts w:ascii="BIZ UDPゴシック" w:cs="BIZ UDPゴシック" w:eastAsia="BIZ UDPゴシック" w:hAnsi="BIZ UDPゴシック"/>
-                <w:b w:val="false"/>
-                <w:bCs w:val="false"/>
+            <w:tcW w:type="dxa" w:w="4252"/>
+            <w:tcBorders>
+              <w:top w:val="single" w:color="CCCCCC" w:sz="4"/>
+              <w:left w:val="single" w:color="CCCCCC" w:sz="4"/>
+              <w:bottom w:val="single" w:color="CCCCCC" w:sz="4"/>
+              <w:right w:val="single" w:color="CCCCCC" w:sz="4"/>
+            </w:tcBorders>
+            <w:shd w:fill="FFFFFF" w:val="clear"/>
+            <w:tcMar>
+              <w:top w:type="dxa" w:w="60"/>
+              <w:left w:type="dxa" w:w="100"/>
+              <w:bottom w:type="dxa" w:w="60"/>
+              <w:right w:type="dxa" w:w="100"/>
+            </w:tcMar>
+          </w:tcPr>
+          <w:p>
+            <w:r>
+              <w:rPr>
+                <w:rFonts w:ascii="BIZ UDPゴシック" w:cs="BIZ UDPゴシック" w:eastAsia="BIZ UDPゴシック" w:hAnsi="BIZ UDPゴシック"/>
+                <w:b w:val="false"/>
+                <w:bCs w:val="false"/>
+                <w:color w:val="000000"/>
                 <w:sz w:val="18"/>
                 <w:szCs w:val="18"/>
               </w:rPr>
@@ -2705,27 +2763,28 @@
         </w:tc>
         <w:tc>
           <w:tcPr>
-            <w:tcW w:type="dxa" w:w="1134"/>
-            <w:tcBorders>
-              <w:top w:val="single" w:color="CCCCCC" w:sz="4"/>
-              <w:left w:val="single" w:color="CCCCCC" w:sz="4"/>
-              <w:bottom w:val="single" w:color="CCCCCC" w:sz="4"/>
-              <w:right w:val="single" w:color="CCCCCC" w:sz="4"/>
-            </w:tcBorders>
-            <w:shd w:fill="FFFFFF" w:val="clear"/>
-            <w:tcMar>
-              <w:top w:type="dxa" w:w="60"/>
-              <w:left w:type="dxa" w:w="100"/>
-              <w:bottom w:type="dxa" w:w="60"/>
-              <w:right w:type="dxa" w:w="100"/>
-            </w:tcMar>
-          </w:tcPr>
-          <w:p>
-            <w:r>
-              <w:rPr>
-                <w:rFonts w:ascii="BIZ UDPゴシック" w:cs="BIZ UDPゴシック" w:eastAsia="BIZ UDPゴシック" w:hAnsi="BIZ UDPゴシック"/>
-                <w:b w:val="false"/>
-                <w:bCs w:val="false"/>
+            <w:tcW w:type="dxa" w:w="945"/>
+            <w:tcBorders>
+              <w:top w:val="single" w:color="CCCCCC" w:sz="4"/>
+              <w:left w:val="single" w:color="CCCCCC" w:sz="4"/>
+              <w:bottom w:val="single" w:color="CCCCCC" w:sz="4"/>
+              <w:right w:val="single" w:color="CCCCCC" w:sz="4"/>
+            </w:tcBorders>
+            <w:shd w:fill="FFFFFF" w:val="clear"/>
+            <w:tcMar>
+              <w:top w:type="dxa" w:w="60"/>
+              <w:left w:type="dxa" w:w="100"/>
+              <w:bottom w:type="dxa" w:w="60"/>
+              <w:right w:type="dxa" w:w="100"/>
+            </w:tcMar>
+          </w:tcPr>
+          <w:p>
+            <w:r>
+              <w:rPr>
+                <w:rFonts w:ascii="BIZ UDPゴシック" w:cs="BIZ UDPゴシック" w:eastAsia="BIZ UDPゴシック" w:hAnsi="BIZ UDPゴシック"/>
+                <w:b w:val="false"/>
+                <w:bCs w:val="false"/>
+                <w:color w:val="000000"/>
                 <w:sz w:val="18"/>
                 <w:szCs w:val="18"/>
               </w:rPr>
@@ -2735,27 +2794,28 @@
         </w:tc>
         <w:tc>
           <w:tcPr>
-            <w:tcW w:type="dxa" w:w="2267"/>
-            <w:tcBorders>
-              <w:top w:val="single" w:color="CCCCCC" w:sz="4"/>
-              <w:left w:val="single" w:color="CCCCCC" w:sz="4"/>
-              <w:bottom w:val="single" w:color="CCCCCC" w:sz="4"/>
-              <w:right w:val="single" w:color="CCCCCC" w:sz="4"/>
-            </w:tcBorders>
-            <w:shd w:fill="FFFFFF" w:val="clear"/>
-            <w:tcMar>
-              <w:top w:type="dxa" w:w="60"/>
-              <w:left w:type="dxa" w:w="100"/>
-              <w:bottom w:type="dxa" w:w="60"/>
-              <w:right w:type="dxa" w:w="100"/>
-            </w:tcMar>
-          </w:tcPr>
-          <w:p>
-            <w:r>
-              <w:rPr>
-                <w:rFonts w:ascii="BIZ UDPゴシック" w:cs="BIZ UDPゴシック" w:eastAsia="BIZ UDPゴシック" w:hAnsi="BIZ UDPゴシック"/>
-                <w:b w:val="false"/>
-                <w:bCs w:val="false"/>
+            <w:tcW w:type="dxa" w:w="2740"/>
+            <w:tcBorders>
+              <w:top w:val="single" w:color="CCCCCC" w:sz="4"/>
+              <w:left w:val="single" w:color="CCCCCC" w:sz="4"/>
+              <w:bottom w:val="single" w:color="CCCCCC" w:sz="4"/>
+              <w:right w:val="single" w:color="CCCCCC" w:sz="4"/>
+            </w:tcBorders>
+            <w:shd w:fill="FFFFFF" w:val="clear"/>
+            <w:tcMar>
+              <w:top w:type="dxa" w:w="60"/>
+              <w:left w:type="dxa" w:w="100"/>
+              <w:bottom w:type="dxa" w:w="60"/>
+              <w:right w:type="dxa" w:w="100"/>
+            </w:tcMar>
+          </w:tcPr>
+          <w:p>
+            <w:r>
+              <w:rPr>
+                <w:rFonts w:ascii="BIZ UDPゴシック" w:cs="BIZ UDPゴシック" w:eastAsia="BIZ UDPゴシック" w:hAnsi="BIZ UDPゴシック"/>
+                <w:b w:val="false"/>
+                <w:bCs w:val="false"/>
+                <w:color w:val="000000"/>
                 <w:sz w:val="18"/>
                 <w:szCs w:val="18"/>
               </w:rPr>
@@ -2791,6 +2851,7 @@
                 <w:rFonts w:ascii="BIZ UDPゴシック" w:cs="BIZ UDPゴシック" w:eastAsia="BIZ UDPゴシック" w:hAnsi="BIZ UDPゴシック"/>
                 <w:b w:val="false"/>
                 <w:bCs w:val="false"/>
+                <w:color w:val="000000"/>
                 <w:sz w:val="18"/>
                 <w:szCs w:val="18"/>
               </w:rPr>
@@ -2800,27 +2861,28 @@
         </w:tc>
         <w:tc>
           <w:tcPr>
-            <w:tcW w:type="dxa" w:w="4536"/>
-            <w:tcBorders>
-              <w:top w:val="single" w:color="CCCCCC" w:sz="4"/>
-              <w:left w:val="single" w:color="CCCCCC" w:sz="4"/>
-              <w:bottom w:val="single" w:color="CCCCCC" w:sz="4"/>
-              <w:right w:val="single" w:color="CCCCCC" w:sz="4"/>
-            </w:tcBorders>
-            <w:shd w:fill="FFFFFF" w:val="clear"/>
-            <w:tcMar>
-              <w:top w:type="dxa" w:w="60"/>
-              <w:left w:type="dxa" w:w="100"/>
-              <w:bottom w:type="dxa" w:w="60"/>
-              <w:right w:type="dxa" w:w="100"/>
-            </w:tcMar>
-          </w:tcPr>
-          <w:p>
-            <w:r>
-              <w:rPr>
-                <w:rFonts w:ascii="BIZ UDPゴシック" w:cs="BIZ UDPゴシック" w:eastAsia="BIZ UDPゴシック" w:hAnsi="BIZ UDPゴシック"/>
-                <w:b w:val="false"/>
-                <w:bCs w:val="false"/>
+            <w:tcW w:type="dxa" w:w="4252"/>
+            <w:tcBorders>
+              <w:top w:val="single" w:color="CCCCCC" w:sz="4"/>
+              <w:left w:val="single" w:color="CCCCCC" w:sz="4"/>
+              <w:bottom w:val="single" w:color="CCCCCC" w:sz="4"/>
+              <w:right w:val="single" w:color="CCCCCC" w:sz="4"/>
+            </w:tcBorders>
+            <w:shd w:fill="FFFFFF" w:val="clear"/>
+            <w:tcMar>
+              <w:top w:type="dxa" w:w="60"/>
+              <w:left w:type="dxa" w:w="100"/>
+              <w:bottom w:type="dxa" w:w="60"/>
+              <w:right w:type="dxa" w:w="100"/>
+            </w:tcMar>
+          </w:tcPr>
+          <w:p>
+            <w:r>
+              <w:rPr>
+                <w:rFonts w:ascii="BIZ UDPゴシック" w:cs="BIZ UDPゴシック" w:eastAsia="BIZ UDPゴシック" w:hAnsi="BIZ UDPゴシック"/>
+                <w:b w:val="false"/>
+                <w:bCs w:val="false"/>
+                <w:color w:val="000000"/>
                 <w:sz w:val="18"/>
                 <w:szCs w:val="18"/>
               </w:rPr>
@@ -2830,27 +2892,28 @@
         </w:tc>
         <w:tc>
           <w:tcPr>
-            <w:tcW w:type="dxa" w:w="1134"/>
-            <w:tcBorders>
-              <w:top w:val="single" w:color="CCCCCC" w:sz="4"/>
-              <w:left w:val="single" w:color="CCCCCC" w:sz="4"/>
-              <w:bottom w:val="single" w:color="CCCCCC" w:sz="4"/>
-              <w:right w:val="single" w:color="CCCCCC" w:sz="4"/>
-            </w:tcBorders>
-            <w:shd w:fill="FFFFFF" w:val="clear"/>
-            <w:tcMar>
-              <w:top w:type="dxa" w:w="60"/>
-              <w:left w:type="dxa" w:w="100"/>
-              <w:bottom w:type="dxa" w:w="60"/>
-              <w:right w:type="dxa" w:w="100"/>
-            </w:tcMar>
-          </w:tcPr>
-          <w:p>
-            <w:r>
-              <w:rPr>
-                <w:rFonts w:ascii="BIZ UDPゴシック" w:cs="BIZ UDPゴシック" w:eastAsia="BIZ UDPゴシック" w:hAnsi="BIZ UDPゴシック"/>
-                <w:b w:val="false"/>
-                <w:bCs w:val="false"/>
+            <w:tcW w:type="dxa" w:w="945"/>
+            <w:tcBorders>
+              <w:top w:val="single" w:color="CCCCCC" w:sz="4"/>
+              <w:left w:val="single" w:color="CCCCCC" w:sz="4"/>
+              <w:bottom w:val="single" w:color="CCCCCC" w:sz="4"/>
+              <w:right w:val="single" w:color="CCCCCC" w:sz="4"/>
+            </w:tcBorders>
+            <w:shd w:fill="FFFFFF" w:val="clear"/>
+            <w:tcMar>
+              <w:top w:type="dxa" w:w="60"/>
+              <w:left w:type="dxa" w:w="100"/>
+              <w:bottom w:type="dxa" w:w="60"/>
+              <w:right w:type="dxa" w:w="100"/>
+            </w:tcMar>
+          </w:tcPr>
+          <w:p>
+            <w:r>
+              <w:rPr>
+                <w:rFonts w:ascii="BIZ UDPゴシック" w:cs="BIZ UDPゴシック" w:eastAsia="BIZ UDPゴシック" w:hAnsi="BIZ UDPゴシック"/>
+                <w:b w:val="false"/>
+                <w:bCs w:val="false"/>
+                <w:color w:val="000000"/>
                 <w:sz w:val="18"/>
                 <w:szCs w:val="18"/>
               </w:rPr>
@@ -2860,27 +2923,28 @@
         </w:tc>
         <w:tc>
           <w:tcPr>
-            <w:tcW w:type="dxa" w:w="2267"/>
-            <w:tcBorders>
-              <w:top w:val="single" w:color="CCCCCC" w:sz="4"/>
-              <w:left w:val="single" w:color="CCCCCC" w:sz="4"/>
-              <w:bottom w:val="single" w:color="CCCCCC" w:sz="4"/>
-              <w:right w:val="single" w:color="CCCCCC" w:sz="4"/>
-            </w:tcBorders>
-            <w:shd w:fill="FFFFFF" w:val="clear"/>
-            <w:tcMar>
-              <w:top w:type="dxa" w:w="60"/>
-              <w:left w:type="dxa" w:w="100"/>
-              <w:bottom w:type="dxa" w:w="60"/>
-              <w:right w:type="dxa" w:w="100"/>
-            </w:tcMar>
-          </w:tcPr>
-          <w:p>
-            <w:r>
-              <w:rPr>
-                <w:rFonts w:ascii="BIZ UDPゴシック" w:cs="BIZ UDPゴシック" w:eastAsia="BIZ UDPゴシック" w:hAnsi="BIZ UDPゴシック"/>
-                <w:b w:val="false"/>
-                <w:bCs w:val="false"/>
+            <w:tcW w:type="dxa" w:w="2740"/>
+            <w:tcBorders>
+              <w:top w:val="single" w:color="CCCCCC" w:sz="4"/>
+              <w:left w:val="single" w:color="CCCCCC" w:sz="4"/>
+              <w:bottom w:val="single" w:color="CCCCCC" w:sz="4"/>
+              <w:right w:val="single" w:color="CCCCCC" w:sz="4"/>
+            </w:tcBorders>
+            <w:shd w:fill="FFFFFF" w:val="clear"/>
+            <w:tcMar>
+              <w:top w:type="dxa" w:w="60"/>
+              <w:left w:type="dxa" w:w="100"/>
+              <w:bottom w:type="dxa" w:w="60"/>
+              <w:right w:type="dxa" w:w="100"/>
+            </w:tcMar>
+          </w:tcPr>
+          <w:p>
+            <w:r>
+              <w:rPr>
+                <w:rFonts w:ascii="BIZ UDPゴシック" w:cs="BIZ UDPゴシック" w:eastAsia="BIZ UDPゴシック" w:hAnsi="BIZ UDPゴシック"/>
+                <w:b w:val="false"/>
+                <w:bCs w:val="false"/>
+                <w:color w:val="000000"/>
                 <w:sz w:val="18"/>
                 <w:szCs w:val="18"/>
               </w:rPr>
@@ -2916,6 +2980,7 @@
                 <w:rFonts w:ascii="BIZ UDPゴシック" w:cs="BIZ UDPゴシック" w:eastAsia="BIZ UDPゴシック" w:hAnsi="BIZ UDPゴシック"/>
                 <w:b w:val="false"/>
                 <w:bCs w:val="false"/>
+                <w:color w:val="000000"/>
                 <w:sz w:val="18"/>
                 <w:szCs w:val="18"/>
               </w:rPr>
@@ -2925,27 +2990,28 @@
         </w:tc>
         <w:tc>
           <w:tcPr>
-            <w:tcW w:type="dxa" w:w="4536"/>
-            <w:tcBorders>
-              <w:top w:val="single" w:color="CCCCCC" w:sz="4"/>
-              <w:left w:val="single" w:color="CCCCCC" w:sz="4"/>
-              <w:bottom w:val="single" w:color="CCCCCC" w:sz="4"/>
-              <w:right w:val="single" w:color="CCCCCC" w:sz="4"/>
-            </w:tcBorders>
-            <w:shd w:fill="FFFFFF" w:val="clear"/>
-            <w:tcMar>
-              <w:top w:type="dxa" w:w="60"/>
-              <w:left w:type="dxa" w:w="100"/>
-              <w:bottom w:type="dxa" w:w="60"/>
-              <w:right w:type="dxa" w:w="100"/>
-            </w:tcMar>
-          </w:tcPr>
-          <w:p>
-            <w:r>
-              <w:rPr>
-                <w:rFonts w:ascii="BIZ UDPゴシック" w:cs="BIZ UDPゴシック" w:eastAsia="BIZ UDPゴシック" w:hAnsi="BIZ UDPゴシック"/>
-                <w:b w:val="false"/>
-                <w:bCs w:val="false"/>
+            <w:tcW w:type="dxa" w:w="4252"/>
+            <w:tcBorders>
+              <w:top w:val="single" w:color="CCCCCC" w:sz="4"/>
+              <w:left w:val="single" w:color="CCCCCC" w:sz="4"/>
+              <w:bottom w:val="single" w:color="CCCCCC" w:sz="4"/>
+              <w:right w:val="single" w:color="CCCCCC" w:sz="4"/>
+            </w:tcBorders>
+            <w:shd w:fill="FFFFFF" w:val="clear"/>
+            <w:tcMar>
+              <w:top w:type="dxa" w:w="60"/>
+              <w:left w:type="dxa" w:w="100"/>
+              <w:bottom w:type="dxa" w:w="60"/>
+              <w:right w:type="dxa" w:w="100"/>
+            </w:tcMar>
+          </w:tcPr>
+          <w:p>
+            <w:r>
+              <w:rPr>
+                <w:rFonts w:ascii="BIZ UDPゴシック" w:cs="BIZ UDPゴシック" w:eastAsia="BIZ UDPゴシック" w:hAnsi="BIZ UDPゴシック"/>
+                <w:b w:val="false"/>
+                <w:bCs w:val="false"/>
+                <w:color w:val="000000"/>
                 <w:sz w:val="18"/>
                 <w:szCs w:val="18"/>
               </w:rPr>
@@ -2955,27 +3021,28 @@
         </w:tc>
         <w:tc>
           <w:tcPr>
-            <w:tcW w:type="dxa" w:w="1134"/>
-            <w:tcBorders>
-              <w:top w:val="single" w:color="CCCCCC" w:sz="4"/>
-              <w:left w:val="single" w:color="CCCCCC" w:sz="4"/>
-              <w:bottom w:val="single" w:color="CCCCCC" w:sz="4"/>
-              <w:right w:val="single" w:color="CCCCCC" w:sz="4"/>
-            </w:tcBorders>
-            <w:shd w:fill="FFFFFF" w:val="clear"/>
-            <w:tcMar>
-              <w:top w:type="dxa" w:w="60"/>
-              <w:left w:type="dxa" w:w="100"/>
-              <w:bottom w:type="dxa" w:w="60"/>
-              <w:right w:type="dxa" w:w="100"/>
-            </w:tcMar>
-          </w:tcPr>
-          <w:p>
-            <w:r>
-              <w:rPr>
-                <w:rFonts w:ascii="BIZ UDPゴシック" w:cs="BIZ UDPゴシック" w:eastAsia="BIZ UDPゴシック" w:hAnsi="BIZ UDPゴシック"/>
-                <w:b w:val="false"/>
-                <w:bCs w:val="false"/>
+            <w:tcW w:type="dxa" w:w="945"/>
+            <w:tcBorders>
+              <w:top w:val="single" w:color="CCCCCC" w:sz="4"/>
+              <w:left w:val="single" w:color="CCCCCC" w:sz="4"/>
+              <w:bottom w:val="single" w:color="CCCCCC" w:sz="4"/>
+              <w:right w:val="single" w:color="CCCCCC" w:sz="4"/>
+            </w:tcBorders>
+            <w:shd w:fill="FFFFFF" w:val="clear"/>
+            <w:tcMar>
+              <w:top w:type="dxa" w:w="60"/>
+              <w:left w:type="dxa" w:w="100"/>
+              <w:bottom w:type="dxa" w:w="60"/>
+              <w:right w:type="dxa" w:w="100"/>
+            </w:tcMar>
+          </w:tcPr>
+          <w:p>
+            <w:r>
+              <w:rPr>
+                <w:rFonts w:ascii="BIZ UDPゴシック" w:cs="BIZ UDPゴシック" w:eastAsia="BIZ UDPゴシック" w:hAnsi="BIZ UDPゴシック"/>
+                <w:b w:val="false"/>
+                <w:bCs w:val="false"/>
+                <w:color w:val="000000"/>
                 <w:sz w:val="18"/>
                 <w:szCs w:val="18"/>
               </w:rPr>
@@ -2985,27 +3052,28 @@
         </w:tc>
         <w:tc>
           <w:tcPr>
-            <w:tcW w:type="dxa" w:w="2267"/>
-            <w:tcBorders>
-              <w:top w:val="single" w:color="CCCCCC" w:sz="4"/>
-              <w:left w:val="single" w:color="CCCCCC" w:sz="4"/>
-              <w:bottom w:val="single" w:color="CCCCCC" w:sz="4"/>
-              <w:right w:val="single" w:color="CCCCCC" w:sz="4"/>
-            </w:tcBorders>
-            <w:shd w:fill="FFFFFF" w:val="clear"/>
-            <w:tcMar>
-              <w:top w:type="dxa" w:w="60"/>
-              <w:left w:type="dxa" w:w="100"/>
-              <w:bottom w:type="dxa" w:w="60"/>
-              <w:right w:type="dxa" w:w="100"/>
-            </w:tcMar>
-          </w:tcPr>
-          <w:p>
-            <w:r>
-              <w:rPr>
-                <w:rFonts w:ascii="BIZ UDPゴシック" w:cs="BIZ UDPゴシック" w:eastAsia="BIZ UDPゴシック" w:hAnsi="BIZ UDPゴシック"/>
-                <w:b w:val="false"/>
-                <w:bCs w:val="false"/>
+            <w:tcW w:type="dxa" w:w="2740"/>
+            <w:tcBorders>
+              <w:top w:val="single" w:color="CCCCCC" w:sz="4"/>
+              <w:left w:val="single" w:color="CCCCCC" w:sz="4"/>
+              <w:bottom w:val="single" w:color="CCCCCC" w:sz="4"/>
+              <w:right w:val="single" w:color="CCCCCC" w:sz="4"/>
+            </w:tcBorders>
+            <w:shd w:fill="FFFFFF" w:val="clear"/>
+            <w:tcMar>
+              <w:top w:type="dxa" w:w="60"/>
+              <w:left w:type="dxa" w:w="100"/>
+              <w:bottom w:type="dxa" w:w="60"/>
+              <w:right w:type="dxa" w:w="100"/>
+            </w:tcMar>
+          </w:tcPr>
+          <w:p>
+            <w:r>
+              <w:rPr>
+                <w:rFonts w:ascii="BIZ UDPゴシック" w:cs="BIZ UDPゴシック" w:eastAsia="BIZ UDPゴシック" w:hAnsi="BIZ UDPゴシック"/>
+                <w:b w:val="false"/>
+                <w:bCs w:val="false"/>
+                <w:color w:val="000000"/>
                 <w:sz w:val="18"/>
                 <w:szCs w:val="18"/>
               </w:rPr>
@@ -3041,6 +3109,7 @@
                 <w:rFonts w:ascii="BIZ UDPゴシック" w:cs="BIZ UDPゴシック" w:eastAsia="BIZ UDPゴシック" w:hAnsi="BIZ UDPゴシック"/>
                 <w:b w:val="false"/>
                 <w:bCs w:val="false"/>
+                <w:color w:val="000000"/>
                 <w:sz w:val="18"/>
                 <w:szCs w:val="18"/>
               </w:rPr>
@@ -3050,27 +3119,28 @@
         </w:tc>
         <w:tc>
           <w:tcPr>
-            <w:tcW w:type="dxa" w:w="4536"/>
-            <w:tcBorders>
-              <w:top w:val="single" w:color="CCCCCC" w:sz="4"/>
-              <w:left w:val="single" w:color="CCCCCC" w:sz="4"/>
-              <w:bottom w:val="single" w:color="CCCCCC" w:sz="4"/>
-              <w:right w:val="single" w:color="CCCCCC" w:sz="4"/>
-            </w:tcBorders>
-            <w:shd w:fill="FFFFFF" w:val="clear"/>
-            <w:tcMar>
-              <w:top w:type="dxa" w:w="60"/>
-              <w:left w:type="dxa" w:w="100"/>
-              <w:bottom w:type="dxa" w:w="60"/>
-              <w:right w:type="dxa" w:w="100"/>
-            </w:tcMar>
-          </w:tcPr>
-          <w:p>
-            <w:r>
-              <w:rPr>
-                <w:rFonts w:ascii="BIZ UDPゴシック" w:cs="BIZ UDPゴシック" w:eastAsia="BIZ UDPゴシック" w:hAnsi="BIZ UDPゴシック"/>
-                <w:b w:val="false"/>
-                <w:bCs w:val="false"/>
+            <w:tcW w:type="dxa" w:w="4252"/>
+            <w:tcBorders>
+              <w:top w:val="single" w:color="CCCCCC" w:sz="4"/>
+              <w:left w:val="single" w:color="CCCCCC" w:sz="4"/>
+              <w:bottom w:val="single" w:color="CCCCCC" w:sz="4"/>
+              <w:right w:val="single" w:color="CCCCCC" w:sz="4"/>
+            </w:tcBorders>
+            <w:shd w:fill="FFFFFF" w:val="clear"/>
+            <w:tcMar>
+              <w:top w:type="dxa" w:w="60"/>
+              <w:left w:type="dxa" w:w="100"/>
+              <w:bottom w:type="dxa" w:w="60"/>
+              <w:right w:type="dxa" w:w="100"/>
+            </w:tcMar>
+          </w:tcPr>
+          <w:p>
+            <w:r>
+              <w:rPr>
+                <w:rFonts w:ascii="BIZ UDPゴシック" w:cs="BIZ UDPゴシック" w:eastAsia="BIZ UDPゴシック" w:hAnsi="BIZ UDPゴシック"/>
+                <w:b w:val="false"/>
+                <w:bCs w:val="false"/>
+                <w:color w:val="000000"/>
                 <w:sz w:val="18"/>
                 <w:szCs w:val="18"/>
               </w:rPr>
@@ -3080,27 +3150,28 @@
         </w:tc>
         <w:tc>
           <w:tcPr>
-            <w:tcW w:type="dxa" w:w="1134"/>
-            <w:tcBorders>
-              <w:top w:val="single" w:color="CCCCCC" w:sz="4"/>
-              <w:left w:val="single" w:color="CCCCCC" w:sz="4"/>
-              <w:bottom w:val="single" w:color="CCCCCC" w:sz="4"/>
-              <w:right w:val="single" w:color="CCCCCC" w:sz="4"/>
-            </w:tcBorders>
-            <w:shd w:fill="FFFFFF" w:val="clear"/>
-            <w:tcMar>
-              <w:top w:type="dxa" w:w="60"/>
-              <w:left w:type="dxa" w:w="100"/>
-              <w:bottom w:type="dxa" w:w="60"/>
-              <w:right w:type="dxa" w:w="100"/>
-            </w:tcMar>
-          </w:tcPr>
-          <w:p>
-            <w:r>
-              <w:rPr>
-                <w:rFonts w:ascii="BIZ UDPゴシック" w:cs="BIZ UDPゴシック" w:eastAsia="BIZ UDPゴシック" w:hAnsi="BIZ UDPゴシック"/>
-                <w:b w:val="false"/>
-                <w:bCs w:val="false"/>
+            <w:tcW w:type="dxa" w:w="945"/>
+            <w:tcBorders>
+              <w:top w:val="single" w:color="CCCCCC" w:sz="4"/>
+              <w:left w:val="single" w:color="CCCCCC" w:sz="4"/>
+              <w:bottom w:val="single" w:color="CCCCCC" w:sz="4"/>
+              <w:right w:val="single" w:color="CCCCCC" w:sz="4"/>
+            </w:tcBorders>
+            <w:shd w:fill="FFFFFF" w:val="clear"/>
+            <w:tcMar>
+              <w:top w:type="dxa" w:w="60"/>
+              <w:left w:type="dxa" w:w="100"/>
+              <w:bottom w:type="dxa" w:w="60"/>
+              <w:right w:type="dxa" w:w="100"/>
+            </w:tcMar>
+          </w:tcPr>
+          <w:p>
+            <w:r>
+              <w:rPr>
+                <w:rFonts w:ascii="BIZ UDPゴシック" w:cs="BIZ UDPゴシック" w:eastAsia="BIZ UDPゴシック" w:hAnsi="BIZ UDPゴシック"/>
+                <w:b w:val="false"/>
+                <w:bCs w:val="false"/>
+                <w:color w:val="000000"/>
                 <w:sz w:val="18"/>
                 <w:szCs w:val="18"/>
               </w:rPr>
@@ -3110,27 +3181,28 @@
         </w:tc>
         <w:tc>
           <w:tcPr>
-            <w:tcW w:type="dxa" w:w="2267"/>
-            <w:tcBorders>
-              <w:top w:val="single" w:color="CCCCCC" w:sz="4"/>
-              <w:left w:val="single" w:color="CCCCCC" w:sz="4"/>
-              <w:bottom w:val="single" w:color="CCCCCC" w:sz="4"/>
-              <w:right w:val="single" w:color="CCCCCC" w:sz="4"/>
-            </w:tcBorders>
-            <w:shd w:fill="FFFFFF" w:val="clear"/>
-            <w:tcMar>
-              <w:top w:type="dxa" w:w="60"/>
-              <w:left w:type="dxa" w:w="100"/>
-              <w:bottom w:type="dxa" w:w="60"/>
-              <w:right w:type="dxa" w:w="100"/>
-            </w:tcMar>
-          </w:tcPr>
-          <w:p>
-            <w:r>
-              <w:rPr>
-                <w:rFonts w:ascii="BIZ UDPゴシック" w:cs="BIZ UDPゴシック" w:eastAsia="BIZ UDPゴシック" w:hAnsi="BIZ UDPゴシック"/>
-                <w:b w:val="false"/>
-                <w:bCs w:val="false"/>
+            <w:tcW w:type="dxa" w:w="2740"/>
+            <w:tcBorders>
+              <w:top w:val="single" w:color="CCCCCC" w:sz="4"/>
+              <w:left w:val="single" w:color="CCCCCC" w:sz="4"/>
+              <w:bottom w:val="single" w:color="CCCCCC" w:sz="4"/>
+              <w:right w:val="single" w:color="CCCCCC" w:sz="4"/>
+            </w:tcBorders>
+            <w:shd w:fill="FFFFFF" w:val="clear"/>
+            <w:tcMar>
+              <w:top w:type="dxa" w:w="60"/>
+              <w:left w:type="dxa" w:w="100"/>
+              <w:bottom w:type="dxa" w:w="60"/>
+              <w:right w:type="dxa" w:w="100"/>
+            </w:tcMar>
+          </w:tcPr>
+          <w:p>
+            <w:r>
+              <w:rPr>
+                <w:rFonts w:ascii="BIZ UDPゴシック" w:cs="BIZ UDPゴシック" w:eastAsia="BIZ UDPゴシック" w:hAnsi="BIZ UDPゴシック"/>
+                <w:b w:val="false"/>
+                <w:bCs w:val="false"/>
+                <w:color w:val="000000"/>
                 <w:sz w:val="18"/>
                 <w:szCs w:val="18"/>
               </w:rPr>
@@ -3166,6 +3238,7 @@
                 <w:rFonts w:ascii="BIZ UDPゴシック" w:cs="BIZ UDPゴシック" w:eastAsia="BIZ UDPゴシック" w:hAnsi="BIZ UDPゴシック"/>
                 <w:b w:val="false"/>
                 <w:bCs w:val="false"/>
+                <w:color w:val="000000"/>
                 <w:sz w:val="18"/>
                 <w:szCs w:val="18"/>
               </w:rPr>
@@ -3175,27 +3248,28 @@
         </w:tc>
         <w:tc>
           <w:tcPr>
-            <w:tcW w:type="dxa" w:w="4536"/>
-            <w:tcBorders>
-              <w:top w:val="single" w:color="CCCCCC" w:sz="4"/>
-              <w:left w:val="single" w:color="CCCCCC" w:sz="4"/>
-              <w:bottom w:val="single" w:color="CCCCCC" w:sz="4"/>
-              <w:right w:val="single" w:color="CCCCCC" w:sz="4"/>
-            </w:tcBorders>
-            <w:shd w:fill="FFFFFF" w:val="clear"/>
-            <w:tcMar>
-              <w:top w:type="dxa" w:w="60"/>
-              <w:left w:type="dxa" w:w="100"/>
-              <w:bottom w:type="dxa" w:w="60"/>
-              <w:right w:type="dxa" w:w="100"/>
-            </w:tcMar>
-          </w:tcPr>
-          <w:p>
-            <w:r>
-              <w:rPr>
-                <w:rFonts w:ascii="BIZ UDPゴシック" w:cs="BIZ UDPゴシック" w:eastAsia="BIZ UDPゴシック" w:hAnsi="BIZ UDPゴシック"/>
-                <w:b w:val="false"/>
-                <w:bCs w:val="false"/>
+            <w:tcW w:type="dxa" w:w="4252"/>
+            <w:tcBorders>
+              <w:top w:val="single" w:color="CCCCCC" w:sz="4"/>
+              <w:left w:val="single" w:color="CCCCCC" w:sz="4"/>
+              <w:bottom w:val="single" w:color="CCCCCC" w:sz="4"/>
+              <w:right w:val="single" w:color="CCCCCC" w:sz="4"/>
+            </w:tcBorders>
+            <w:shd w:fill="FFFFFF" w:val="clear"/>
+            <w:tcMar>
+              <w:top w:type="dxa" w:w="60"/>
+              <w:left w:type="dxa" w:w="100"/>
+              <w:bottom w:type="dxa" w:w="60"/>
+              <w:right w:type="dxa" w:w="100"/>
+            </w:tcMar>
+          </w:tcPr>
+          <w:p>
+            <w:r>
+              <w:rPr>
+                <w:rFonts w:ascii="BIZ UDPゴシック" w:cs="BIZ UDPゴシック" w:eastAsia="BIZ UDPゴシック" w:hAnsi="BIZ UDPゴシック"/>
+                <w:b w:val="false"/>
+                <w:bCs w:val="false"/>
+                <w:color w:val="000000"/>
                 <w:sz w:val="18"/>
                 <w:szCs w:val="18"/>
               </w:rPr>
@@ -3205,27 +3279,28 @@
         </w:tc>
         <w:tc>
           <w:tcPr>
-            <w:tcW w:type="dxa" w:w="1134"/>
-            <w:tcBorders>
-              <w:top w:val="single" w:color="CCCCCC" w:sz="4"/>
-              <w:left w:val="single" w:color="CCCCCC" w:sz="4"/>
-              <w:bottom w:val="single" w:color="CCCCCC" w:sz="4"/>
-              <w:right w:val="single" w:color="CCCCCC" w:sz="4"/>
-            </w:tcBorders>
-            <w:shd w:fill="FFFFFF" w:val="clear"/>
-            <w:tcMar>
-              <w:top w:type="dxa" w:w="60"/>
-              <w:left w:type="dxa" w:w="100"/>
-              <w:bottom w:type="dxa" w:w="60"/>
-              <w:right w:type="dxa" w:w="100"/>
-            </w:tcMar>
-          </w:tcPr>
-          <w:p>
-            <w:r>
-              <w:rPr>
-                <w:rFonts w:ascii="BIZ UDPゴシック" w:cs="BIZ UDPゴシック" w:eastAsia="BIZ UDPゴシック" w:hAnsi="BIZ UDPゴシック"/>
-                <w:b w:val="false"/>
-                <w:bCs w:val="false"/>
+            <w:tcW w:type="dxa" w:w="945"/>
+            <w:tcBorders>
+              <w:top w:val="single" w:color="CCCCCC" w:sz="4"/>
+              <w:left w:val="single" w:color="CCCCCC" w:sz="4"/>
+              <w:bottom w:val="single" w:color="CCCCCC" w:sz="4"/>
+              <w:right w:val="single" w:color="CCCCCC" w:sz="4"/>
+            </w:tcBorders>
+            <w:shd w:fill="FFFFFF" w:val="clear"/>
+            <w:tcMar>
+              <w:top w:type="dxa" w:w="60"/>
+              <w:left w:type="dxa" w:w="100"/>
+              <w:bottom w:type="dxa" w:w="60"/>
+              <w:right w:type="dxa" w:w="100"/>
+            </w:tcMar>
+          </w:tcPr>
+          <w:p>
+            <w:r>
+              <w:rPr>
+                <w:rFonts w:ascii="BIZ UDPゴシック" w:cs="BIZ UDPゴシック" w:eastAsia="BIZ UDPゴシック" w:hAnsi="BIZ UDPゴシック"/>
+                <w:b w:val="false"/>
+                <w:bCs w:val="false"/>
+                <w:color w:val="000000"/>
                 <w:sz w:val="18"/>
                 <w:szCs w:val="18"/>
               </w:rPr>
@@ -3235,27 +3310,28 @@
         </w:tc>
         <w:tc>
           <w:tcPr>
-            <w:tcW w:type="dxa" w:w="2267"/>
-            <w:tcBorders>
-              <w:top w:val="single" w:color="CCCCCC" w:sz="4"/>
-              <w:left w:val="single" w:color="CCCCCC" w:sz="4"/>
-              <w:bottom w:val="single" w:color="CCCCCC" w:sz="4"/>
-              <w:right w:val="single" w:color="CCCCCC" w:sz="4"/>
-            </w:tcBorders>
-            <w:shd w:fill="FFFFFF" w:val="clear"/>
-            <w:tcMar>
-              <w:top w:type="dxa" w:w="60"/>
-              <w:left w:type="dxa" w:w="100"/>
-              <w:bottom w:type="dxa" w:w="60"/>
-              <w:right w:type="dxa" w:w="100"/>
-            </w:tcMar>
-          </w:tcPr>
-          <w:p>
-            <w:r>
-              <w:rPr>
-                <w:rFonts w:ascii="BIZ UDPゴシック" w:cs="BIZ UDPゴシック" w:eastAsia="BIZ UDPゴシック" w:hAnsi="BIZ UDPゴシック"/>
-                <w:b w:val="false"/>
-                <w:bCs w:val="false"/>
+            <w:tcW w:type="dxa" w:w="2740"/>
+            <w:tcBorders>
+              <w:top w:val="single" w:color="CCCCCC" w:sz="4"/>
+              <w:left w:val="single" w:color="CCCCCC" w:sz="4"/>
+              <w:bottom w:val="single" w:color="CCCCCC" w:sz="4"/>
+              <w:right w:val="single" w:color="CCCCCC" w:sz="4"/>
+            </w:tcBorders>
+            <w:shd w:fill="FFFFFF" w:val="clear"/>
+            <w:tcMar>
+              <w:top w:type="dxa" w:w="60"/>
+              <w:left w:type="dxa" w:w="100"/>
+              <w:bottom w:type="dxa" w:w="60"/>
+              <w:right w:type="dxa" w:w="100"/>
+            </w:tcMar>
+          </w:tcPr>
+          <w:p>
+            <w:r>
+              <w:rPr>
+                <w:rFonts w:ascii="BIZ UDPゴシック" w:cs="BIZ UDPゴシック" w:eastAsia="BIZ UDPゴシック" w:hAnsi="BIZ UDPゴシック"/>
+                <w:b w:val="false"/>
+                <w:bCs w:val="false"/>
+                <w:color w:val="000000"/>
                 <w:sz w:val="18"/>
                 <w:szCs w:val="18"/>
               </w:rPr>
@@ -3291,6 +3367,7 @@
                 <w:rFonts w:ascii="BIZ UDPゴシック" w:cs="BIZ UDPゴシック" w:eastAsia="BIZ UDPゴシック" w:hAnsi="BIZ UDPゴシック"/>
                 <w:b w:val="false"/>
                 <w:bCs w:val="false"/>
+                <w:color w:val="000000"/>
                 <w:sz w:val="18"/>
                 <w:szCs w:val="18"/>
               </w:rPr>
@@ -3300,27 +3377,28 @@
         </w:tc>
         <w:tc>
           <w:tcPr>
-            <w:tcW w:type="dxa" w:w="4536"/>
-            <w:tcBorders>
-              <w:top w:val="single" w:color="CCCCCC" w:sz="4"/>
-              <w:left w:val="single" w:color="CCCCCC" w:sz="4"/>
-              <w:bottom w:val="single" w:color="CCCCCC" w:sz="4"/>
-              <w:right w:val="single" w:color="CCCCCC" w:sz="4"/>
-            </w:tcBorders>
-            <w:shd w:fill="FFFFFF" w:val="clear"/>
-            <w:tcMar>
-              <w:top w:type="dxa" w:w="60"/>
-              <w:left w:type="dxa" w:w="100"/>
-              <w:bottom w:type="dxa" w:w="60"/>
-              <w:right w:type="dxa" w:w="100"/>
-            </w:tcMar>
-          </w:tcPr>
-          <w:p>
-            <w:r>
-              <w:rPr>
-                <w:rFonts w:ascii="BIZ UDPゴシック" w:cs="BIZ UDPゴシック" w:eastAsia="BIZ UDPゴシック" w:hAnsi="BIZ UDPゴシック"/>
-                <w:b w:val="false"/>
-                <w:bCs w:val="false"/>
+            <w:tcW w:type="dxa" w:w="4252"/>
+            <w:tcBorders>
+              <w:top w:val="single" w:color="CCCCCC" w:sz="4"/>
+              <w:left w:val="single" w:color="CCCCCC" w:sz="4"/>
+              <w:bottom w:val="single" w:color="CCCCCC" w:sz="4"/>
+              <w:right w:val="single" w:color="CCCCCC" w:sz="4"/>
+            </w:tcBorders>
+            <w:shd w:fill="FFFFFF" w:val="clear"/>
+            <w:tcMar>
+              <w:top w:type="dxa" w:w="60"/>
+              <w:left w:type="dxa" w:w="100"/>
+              <w:bottom w:type="dxa" w:w="60"/>
+              <w:right w:type="dxa" w:w="100"/>
+            </w:tcMar>
+          </w:tcPr>
+          <w:p>
+            <w:r>
+              <w:rPr>
+                <w:rFonts w:ascii="BIZ UDPゴシック" w:cs="BIZ UDPゴシック" w:eastAsia="BIZ UDPゴシック" w:hAnsi="BIZ UDPゴシック"/>
+                <w:b w:val="false"/>
+                <w:bCs w:val="false"/>
+                <w:color w:val="000000"/>
                 <w:sz w:val="18"/>
                 <w:szCs w:val="18"/>
               </w:rPr>
@@ -3330,27 +3408,28 @@
         </w:tc>
         <w:tc>
           <w:tcPr>
-            <w:tcW w:type="dxa" w:w="1134"/>
-            <w:tcBorders>
-              <w:top w:val="single" w:color="CCCCCC" w:sz="4"/>
-              <w:left w:val="single" w:color="CCCCCC" w:sz="4"/>
-              <w:bottom w:val="single" w:color="CCCCCC" w:sz="4"/>
-              <w:right w:val="single" w:color="CCCCCC" w:sz="4"/>
-            </w:tcBorders>
-            <w:shd w:fill="FFFFFF" w:val="clear"/>
-            <w:tcMar>
-              <w:top w:type="dxa" w:w="60"/>
-              <w:left w:type="dxa" w:w="100"/>
-              <w:bottom w:type="dxa" w:w="60"/>
-              <w:right w:type="dxa" w:w="100"/>
-            </w:tcMar>
-          </w:tcPr>
-          <w:p>
-            <w:r>
-              <w:rPr>
-                <w:rFonts w:ascii="BIZ UDPゴシック" w:cs="BIZ UDPゴシック" w:eastAsia="BIZ UDPゴシック" w:hAnsi="BIZ UDPゴシック"/>
-                <w:b w:val="false"/>
-                <w:bCs w:val="false"/>
+            <w:tcW w:type="dxa" w:w="945"/>
+            <w:tcBorders>
+              <w:top w:val="single" w:color="CCCCCC" w:sz="4"/>
+              <w:left w:val="single" w:color="CCCCCC" w:sz="4"/>
+              <w:bottom w:val="single" w:color="CCCCCC" w:sz="4"/>
+              <w:right w:val="single" w:color="CCCCCC" w:sz="4"/>
+            </w:tcBorders>
+            <w:shd w:fill="FFFFFF" w:val="clear"/>
+            <w:tcMar>
+              <w:top w:type="dxa" w:w="60"/>
+              <w:left w:type="dxa" w:w="100"/>
+              <w:bottom w:type="dxa" w:w="60"/>
+              <w:right w:type="dxa" w:w="100"/>
+            </w:tcMar>
+          </w:tcPr>
+          <w:p>
+            <w:r>
+              <w:rPr>
+                <w:rFonts w:ascii="BIZ UDPゴシック" w:cs="BIZ UDPゴシック" w:eastAsia="BIZ UDPゴシック" w:hAnsi="BIZ UDPゴシック"/>
+                <w:b w:val="false"/>
+                <w:bCs w:val="false"/>
+                <w:color w:val="000000"/>
                 <w:sz w:val="18"/>
                 <w:szCs w:val="18"/>
               </w:rPr>
@@ -3360,27 +3439,28 @@
         </w:tc>
         <w:tc>
           <w:tcPr>
-            <w:tcW w:type="dxa" w:w="2267"/>
-            <w:tcBorders>
-              <w:top w:val="single" w:color="CCCCCC" w:sz="4"/>
-              <w:left w:val="single" w:color="CCCCCC" w:sz="4"/>
-              <w:bottom w:val="single" w:color="CCCCCC" w:sz="4"/>
-              <w:right w:val="single" w:color="CCCCCC" w:sz="4"/>
-            </w:tcBorders>
-            <w:shd w:fill="FFFFFF" w:val="clear"/>
-            <w:tcMar>
-              <w:top w:type="dxa" w:w="60"/>
-              <w:left w:type="dxa" w:w="100"/>
-              <w:bottom w:type="dxa" w:w="60"/>
-              <w:right w:type="dxa" w:w="100"/>
-            </w:tcMar>
-          </w:tcPr>
-          <w:p>
-            <w:r>
-              <w:rPr>
-                <w:rFonts w:ascii="BIZ UDPゴシック" w:cs="BIZ UDPゴシック" w:eastAsia="BIZ UDPゴシック" w:hAnsi="BIZ UDPゴシック"/>
-                <w:b w:val="false"/>
-                <w:bCs w:val="false"/>
+            <w:tcW w:type="dxa" w:w="2740"/>
+            <w:tcBorders>
+              <w:top w:val="single" w:color="CCCCCC" w:sz="4"/>
+              <w:left w:val="single" w:color="CCCCCC" w:sz="4"/>
+              <w:bottom w:val="single" w:color="CCCCCC" w:sz="4"/>
+              <w:right w:val="single" w:color="CCCCCC" w:sz="4"/>
+            </w:tcBorders>
+            <w:shd w:fill="FFFFFF" w:val="clear"/>
+            <w:tcMar>
+              <w:top w:type="dxa" w:w="60"/>
+              <w:left w:type="dxa" w:w="100"/>
+              <w:bottom w:type="dxa" w:w="60"/>
+              <w:right w:type="dxa" w:w="100"/>
+            </w:tcMar>
+          </w:tcPr>
+          <w:p>
+            <w:r>
+              <w:rPr>
+                <w:rFonts w:ascii="BIZ UDPゴシック" w:cs="BIZ UDPゴシック" w:eastAsia="BIZ UDPゴシック" w:hAnsi="BIZ UDPゴシック"/>
+                <w:b w:val="false"/>
+                <w:bCs w:val="false"/>
+                <w:color w:val="000000"/>
                 <w:sz w:val="18"/>
                 <w:szCs w:val="18"/>
               </w:rPr>
@@ -3416,6 +3496,7 @@
                 <w:rFonts w:ascii="BIZ UDPゴシック" w:cs="BIZ UDPゴシック" w:eastAsia="BIZ UDPゴシック" w:hAnsi="BIZ UDPゴシック"/>
                 <w:b w:val="false"/>
                 <w:bCs w:val="false"/>
+                <w:color w:val="000000"/>
                 <w:sz w:val="18"/>
                 <w:szCs w:val="18"/>
               </w:rPr>
@@ -3425,27 +3506,28 @@
         </w:tc>
         <w:tc>
           <w:tcPr>
-            <w:tcW w:type="dxa" w:w="4536"/>
-            <w:tcBorders>
-              <w:top w:val="single" w:color="CCCCCC" w:sz="4"/>
-              <w:left w:val="single" w:color="CCCCCC" w:sz="4"/>
-              <w:bottom w:val="single" w:color="CCCCCC" w:sz="4"/>
-              <w:right w:val="single" w:color="CCCCCC" w:sz="4"/>
-            </w:tcBorders>
-            <w:shd w:fill="FFFFFF" w:val="clear"/>
-            <w:tcMar>
-              <w:top w:type="dxa" w:w="60"/>
-              <w:left w:type="dxa" w:w="100"/>
-              <w:bottom w:type="dxa" w:w="60"/>
-              <w:right w:type="dxa" w:w="100"/>
-            </w:tcMar>
-          </w:tcPr>
-          <w:p>
-            <w:r>
-              <w:rPr>
-                <w:rFonts w:ascii="BIZ UDPゴシック" w:cs="BIZ UDPゴシック" w:eastAsia="BIZ UDPゴシック" w:hAnsi="BIZ UDPゴシック"/>
-                <w:b w:val="false"/>
-                <w:bCs w:val="false"/>
+            <w:tcW w:type="dxa" w:w="4252"/>
+            <w:tcBorders>
+              <w:top w:val="single" w:color="CCCCCC" w:sz="4"/>
+              <w:left w:val="single" w:color="CCCCCC" w:sz="4"/>
+              <w:bottom w:val="single" w:color="CCCCCC" w:sz="4"/>
+              <w:right w:val="single" w:color="CCCCCC" w:sz="4"/>
+            </w:tcBorders>
+            <w:shd w:fill="FFFFFF" w:val="clear"/>
+            <w:tcMar>
+              <w:top w:type="dxa" w:w="60"/>
+              <w:left w:type="dxa" w:w="100"/>
+              <w:bottom w:type="dxa" w:w="60"/>
+              <w:right w:type="dxa" w:w="100"/>
+            </w:tcMar>
+          </w:tcPr>
+          <w:p>
+            <w:r>
+              <w:rPr>
+                <w:rFonts w:ascii="BIZ UDPゴシック" w:cs="BIZ UDPゴシック" w:eastAsia="BIZ UDPゴシック" w:hAnsi="BIZ UDPゴシック"/>
+                <w:b w:val="false"/>
+                <w:bCs w:val="false"/>
+                <w:color w:val="000000"/>
                 <w:sz w:val="18"/>
                 <w:szCs w:val="18"/>
               </w:rPr>
@@ -3455,27 +3537,28 @@
         </w:tc>
         <w:tc>
           <w:tcPr>
-            <w:tcW w:type="dxa" w:w="1134"/>
-            <w:tcBorders>
-              <w:top w:val="single" w:color="CCCCCC" w:sz="4"/>
-              <w:left w:val="single" w:color="CCCCCC" w:sz="4"/>
-              <w:bottom w:val="single" w:color="CCCCCC" w:sz="4"/>
-              <w:right w:val="single" w:color="CCCCCC" w:sz="4"/>
-            </w:tcBorders>
-            <w:shd w:fill="FFFFFF" w:val="clear"/>
-            <w:tcMar>
-              <w:top w:type="dxa" w:w="60"/>
-              <w:left w:type="dxa" w:w="100"/>
-              <w:bottom w:type="dxa" w:w="60"/>
-              <w:right w:type="dxa" w:w="100"/>
-            </w:tcMar>
-          </w:tcPr>
-          <w:p>
-            <w:r>
-              <w:rPr>
-                <w:rFonts w:ascii="BIZ UDPゴシック" w:cs="BIZ UDPゴシック" w:eastAsia="BIZ UDPゴシック" w:hAnsi="BIZ UDPゴシック"/>
-                <w:b w:val="false"/>
-                <w:bCs w:val="false"/>
+            <w:tcW w:type="dxa" w:w="945"/>
+            <w:tcBorders>
+              <w:top w:val="single" w:color="CCCCCC" w:sz="4"/>
+              <w:left w:val="single" w:color="CCCCCC" w:sz="4"/>
+              <w:bottom w:val="single" w:color="CCCCCC" w:sz="4"/>
+              <w:right w:val="single" w:color="CCCCCC" w:sz="4"/>
+            </w:tcBorders>
+            <w:shd w:fill="FFFFFF" w:val="clear"/>
+            <w:tcMar>
+              <w:top w:type="dxa" w:w="60"/>
+              <w:left w:type="dxa" w:w="100"/>
+              <w:bottom w:type="dxa" w:w="60"/>
+              <w:right w:type="dxa" w:w="100"/>
+            </w:tcMar>
+          </w:tcPr>
+          <w:p>
+            <w:r>
+              <w:rPr>
+                <w:rFonts w:ascii="BIZ UDPゴシック" w:cs="BIZ UDPゴシック" w:eastAsia="BIZ UDPゴシック" w:hAnsi="BIZ UDPゴシック"/>
+                <w:b w:val="false"/>
+                <w:bCs w:val="false"/>
+                <w:color w:val="000000"/>
                 <w:sz w:val="18"/>
                 <w:szCs w:val="18"/>
               </w:rPr>
@@ -3485,27 +3568,28 @@
         </w:tc>
         <w:tc>
           <w:tcPr>
-            <w:tcW w:type="dxa" w:w="2267"/>
-            <w:tcBorders>
-              <w:top w:val="single" w:color="CCCCCC" w:sz="4"/>
-              <w:left w:val="single" w:color="CCCCCC" w:sz="4"/>
-              <w:bottom w:val="single" w:color="CCCCCC" w:sz="4"/>
-              <w:right w:val="single" w:color="CCCCCC" w:sz="4"/>
-            </w:tcBorders>
-            <w:shd w:fill="FFFFFF" w:val="clear"/>
-            <w:tcMar>
-              <w:top w:type="dxa" w:w="60"/>
-              <w:left w:type="dxa" w:w="100"/>
-              <w:bottom w:type="dxa" w:w="60"/>
-              <w:right w:type="dxa" w:w="100"/>
-            </w:tcMar>
-          </w:tcPr>
-          <w:p>
-            <w:r>
-              <w:rPr>
-                <w:rFonts w:ascii="BIZ UDPゴシック" w:cs="BIZ UDPゴシック" w:eastAsia="BIZ UDPゴシック" w:hAnsi="BIZ UDPゴシック"/>
-                <w:b w:val="false"/>
-                <w:bCs w:val="false"/>
+            <w:tcW w:type="dxa" w:w="2740"/>
+            <w:tcBorders>
+              <w:top w:val="single" w:color="CCCCCC" w:sz="4"/>
+              <w:left w:val="single" w:color="CCCCCC" w:sz="4"/>
+              <w:bottom w:val="single" w:color="CCCCCC" w:sz="4"/>
+              <w:right w:val="single" w:color="CCCCCC" w:sz="4"/>
+            </w:tcBorders>
+            <w:shd w:fill="FFFFFF" w:val="clear"/>
+            <w:tcMar>
+              <w:top w:type="dxa" w:w="60"/>
+              <w:left w:type="dxa" w:w="100"/>
+              <w:bottom w:type="dxa" w:w="60"/>
+              <w:right w:type="dxa" w:w="100"/>
+            </w:tcMar>
+          </w:tcPr>
+          <w:p>
+            <w:r>
+              <w:rPr>
+                <w:rFonts w:ascii="BIZ UDPゴシック" w:cs="BIZ UDPゴシック" w:eastAsia="BIZ UDPゴシック" w:hAnsi="BIZ UDPゴシック"/>
+                <w:b w:val="false"/>
+                <w:bCs w:val="false"/>
+                <w:color w:val="000000"/>
                 <w:sz w:val="18"/>
                 <w:szCs w:val="18"/>
               </w:rPr>
@@ -3541,6 +3625,7 @@
                 <w:rFonts w:ascii="BIZ UDPゴシック" w:cs="BIZ UDPゴシック" w:eastAsia="BIZ UDPゴシック" w:hAnsi="BIZ UDPゴシック"/>
                 <w:b w:val="false"/>
                 <w:bCs w:val="false"/>
+                <w:color w:val="000000"/>
                 <w:sz w:val="18"/>
                 <w:szCs w:val="18"/>
               </w:rPr>
@@ -3550,27 +3635,28 @@
         </w:tc>
         <w:tc>
           <w:tcPr>
-            <w:tcW w:type="dxa" w:w="4536"/>
-            <w:tcBorders>
-              <w:top w:val="single" w:color="CCCCCC" w:sz="4"/>
-              <w:left w:val="single" w:color="CCCCCC" w:sz="4"/>
-              <w:bottom w:val="single" w:color="CCCCCC" w:sz="4"/>
-              <w:right w:val="single" w:color="CCCCCC" w:sz="4"/>
-            </w:tcBorders>
-            <w:shd w:fill="FFFFFF" w:val="clear"/>
-            <w:tcMar>
-              <w:top w:type="dxa" w:w="60"/>
-              <w:left w:type="dxa" w:w="100"/>
-              <w:bottom w:type="dxa" w:w="60"/>
-              <w:right w:type="dxa" w:w="100"/>
-            </w:tcMar>
-          </w:tcPr>
-          <w:p>
-            <w:r>
-              <w:rPr>
-                <w:rFonts w:ascii="BIZ UDPゴシック" w:cs="BIZ UDPゴシック" w:eastAsia="BIZ UDPゴシック" w:hAnsi="BIZ UDPゴシック"/>
-                <w:b w:val="false"/>
-                <w:bCs w:val="false"/>
+            <w:tcW w:type="dxa" w:w="4252"/>
+            <w:tcBorders>
+              <w:top w:val="single" w:color="CCCCCC" w:sz="4"/>
+              <w:left w:val="single" w:color="CCCCCC" w:sz="4"/>
+              <w:bottom w:val="single" w:color="CCCCCC" w:sz="4"/>
+              <w:right w:val="single" w:color="CCCCCC" w:sz="4"/>
+            </w:tcBorders>
+            <w:shd w:fill="FFFFFF" w:val="clear"/>
+            <w:tcMar>
+              <w:top w:type="dxa" w:w="60"/>
+              <w:left w:type="dxa" w:w="100"/>
+              <w:bottom w:type="dxa" w:w="60"/>
+              <w:right w:type="dxa" w:w="100"/>
+            </w:tcMar>
+          </w:tcPr>
+          <w:p>
+            <w:r>
+              <w:rPr>
+                <w:rFonts w:ascii="BIZ UDPゴシック" w:cs="BIZ UDPゴシック" w:eastAsia="BIZ UDPゴシック" w:hAnsi="BIZ UDPゴシック"/>
+                <w:b w:val="false"/>
+                <w:bCs w:val="false"/>
+                <w:color w:val="000000"/>
                 <w:sz w:val="18"/>
                 <w:szCs w:val="18"/>
               </w:rPr>
@@ -3580,27 +3666,28 @@
         </w:tc>
         <w:tc>
           <w:tcPr>
-            <w:tcW w:type="dxa" w:w="1134"/>
-            <w:tcBorders>
-              <w:top w:val="single" w:color="CCCCCC" w:sz="4"/>
-              <w:left w:val="single" w:color="CCCCCC" w:sz="4"/>
-              <w:bottom w:val="single" w:color="CCCCCC" w:sz="4"/>
-              <w:right w:val="single" w:color="CCCCCC" w:sz="4"/>
-            </w:tcBorders>
-            <w:shd w:fill="FFFFFF" w:val="clear"/>
-            <w:tcMar>
-              <w:top w:type="dxa" w:w="60"/>
-              <w:left w:type="dxa" w:w="100"/>
-              <w:bottom w:type="dxa" w:w="60"/>
-              <w:right w:type="dxa" w:w="100"/>
-            </w:tcMar>
-          </w:tcPr>
-          <w:p>
-            <w:r>
-              <w:rPr>
-                <w:rFonts w:ascii="BIZ UDPゴシック" w:cs="BIZ UDPゴシック" w:eastAsia="BIZ UDPゴシック" w:hAnsi="BIZ UDPゴシック"/>
-                <w:b w:val="false"/>
-                <w:bCs w:val="false"/>
+            <w:tcW w:type="dxa" w:w="945"/>
+            <w:tcBorders>
+              <w:top w:val="single" w:color="CCCCCC" w:sz="4"/>
+              <w:left w:val="single" w:color="CCCCCC" w:sz="4"/>
+              <w:bottom w:val="single" w:color="CCCCCC" w:sz="4"/>
+              <w:right w:val="single" w:color="CCCCCC" w:sz="4"/>
+            </w:tcBorders>
+            <w:shd w:fill="FFFFFF" w:val="clear"/>
+            <w:tcMar>
+              <w:top w:type="dxa" w:w="60"/>
+              <w:left w:type="dxa" w:w="100"/>
+              <w:bottom w:type="dxa" w:w="60"/>
+              <w:right w:type="dxa" w:w="100"/>
+            </w:tcMar>
+          </w:tcPr>
+          <w:p>
+            <w:r>
+              <w:rPr>
+                <w:rFonts w:ascii="BIZ UDPゴシック" w:cs="BIZ UDPゴシック" w:eastAsia="BIZ UDPゴシック" w:hAnsi="BIZ UDPゴシック"/>
+                <w:b w:val="false"/>
+                <w:bCs w:val="false"/>
+                <w:color w:val="000000"/>
                 <w:sz w:val="18"/>
                 <w:szCs w:val="18"/>
               </w:rPr>
@@ -3610,27 +3697,28 @@
         </w:tc>
         <w:tc>
           <w:tcPr>
-            <w:tcW w:type="dxa" w:w="2267"/>
-            <w:tcBorders>
-              <w:top w:val="single" w:color="CCCCCC" w:sz="4"/>
-              <w:left w:val="single" w:color="CCCCCC" w:sz="4"/>
-              <w:bottom w:val="single" w:color="CCCCCC" w:sz="4"/>
-              <w:right w:val="single" w:color="CCCCCC" w:sz="4"/>
-            </w:tcBorders>
-            <w:shd w:fill="FFFFFF" w:val="clear"/>
-            <w:tcMar>
-              <w:top w:type="dxa" w:w="60"/>
-              <w:left w:type="dxa" w:w="100"/>
-              <w:bottom w:type="dxa" w:w="60"/>
-              <w:right w:type="dxa" w:w="100"/>
-            </w:tcMar>
-          </w:tcPr>
-          <w:p>
-            <w:r>
-              <w:rPr>
-                <w:rFonts w:ascii="BIZ UDPゴシック" w:cs="BIZ UDPゴシック" w:eastAsia="BIZ UDPゴシック" w:hAnsi="BIZ UDPゴシック"/>
-                <w:b w:val="false"/>
-                <w:bCs w:val="false"/>
+            <w:tcW w:type="dxa" w:w="2740"/>
+            <w:tcBorders>
+              <w:top w:val="single" w:color="CCCCCC" w:sz="4"/>
+              <w:left w:val="single" w:color="CCCCCC" w:sz="4"/>
+              <w:bottom w:val="single" w:color="CCCCCC" w:sz="4"/>
+              <w:right w:val="single" w:color="CCCCCC" w:sz="4"/>
+            </w:tcBorders>
+            <w:shd w:fill="FFFFFF" w:val="clear"/>
+            <w:tcMar>
+              <w:top w:type="dxa" w:w="60"/>
+              <w:left w:type="dxa" w:w="100"/>
+              <w:bottom w:type="dxa" w:w="60"/>
+              <w:right w:type="dxa" w:w="100"/>
+            </w:tcMar>
+          </w:tcPr>
+          <w:p>
+            <w:r>
+              <w:rPr>
+                <w:rFonts w:ascii="BIZ UDPゴシック" w:cs="BIZ UDPゴシック" w:eastAsia="BIZ UDPゴシック" w:hAnsi="BIZ UDPゴシック"/>
+                <w:b w:val="false"/>
+                <w:bCs w:val="false"/>
+                <w:color w:val="000000"/>
                 <w:sz w:val="18"/>
                 <w:szCs w:val="18"/>
               </w:rPr>
@@ -3668,10 +3756,10 @@
         </w:tblBorders>
       </w:tblPr>
       <w:tblGrid>
-        <w:gridCol w:w="1701"/>
-        <w:gridCol w:w="2268"/>
-        <w:gridCol w:w="2268"/>
-        <w:gridCol w:w="2267"/>
+        <w:gridCol w:w="1500"/>
+        <w:gridCol w:w="2500"/>
+        <w:gridCol w:w="2000"/>
+        <w:gridCol w:w="2504"/>
       </w:tblGrid>
       <w:tr>
         <w:trPr>
@@ -3679,7 +3767,7 @@
         </w:trPr>
         <w:tc>
           <w:tcPr>
-            <w:tcW w:type="dxa" w:w="1701"/>
+            <w:tcW w:type="dxa" w:w="1500"/>
             <w:tcBorders>
               <w:top w:val="single" w:color="CCCCCC" w:sz="4"/>
               <w:left w:val="single" w:color="CCCCCC" w:sz="4"/>
@@ -3700,6 +3788,7 @@
                 <w:rFonts w:ascii="BIZ UDPゴシック" w:cs="BIZ UDPゴシック" w:eastAsia="BIZ UDPゴシック" w:hAnsi="BIZ UDPゴシック"/>
                 <w:b/>
                 <w:bCs/>
+                <w:color w:val="000000"/>
                 <w:sz w:val="18"/>
                 <w:szCs w:val="18"/>
               </w:rPr>
@@ -3709,7 +3798,7 @@
         </w:tc>
         <w:tc>
           <w:tcPr>
-            <w:tcW w:type="dxa" w:w="2268"/>
+            <w:tcW w:type="dxa" w:w="2500"/>
             <w:tcBorders>
               <w:top w:val="single" w:color="CCCCCC" w:sz="4"/>
               <w:left w:val="single" w:color="CCCCCC" w:sz="4"/>
@@ -3730,6 +3819,7 @@
                 <w:rFonts w:ascii="BIZ UDPゴシック" w:cs="BIZ UDPゴシック" w:eastAsia="BIZ UDPゴシック" w:hAnsi="BIZ UDPゴシック"/>
                 <w:b/>
                 <w:bCs/>
+                <w:color w:val="000000"/>
                 <w:sz w:val="18"/>
                 <w:szCs w:val="18"/>
               </w:rPr>
@@ -3739,7 +3829,7 @@
         </w:tc>
         <w:tc>
           <w:tcPr>
-            <w:tcW w:type="dxa" w:w="2268"/>
+            <w:tcW w:type="dxa" w:w="2000"/>
             <w:tcBorders>
               <w:top w:val="single" w:color="CCCCCC" w:sz="4"/>
               <w:left w:val="single" w:color="CCCCCC" w:sz="4"/>
@@ -3760,6 +3850,7 @@
                 <w:rFonts w:ascii="BIZ UDPゴシック" w:cs="BIZ UDPゴシック" w:eastAsia="BIZ UDPゴシック" w:hAnsi="BIZ UDPゴシック"/>
                 <w:b/>
                 <w:bCs/>
+                <w:color w:val="000000"/>
                 <w:sz w:val="18"/>
                 <w:szCs w:val="18"/>
               </w:rPr>
@@ -3769,7 +3860,7 @@
         </w:tc>
         <w:tc>
           <w:tcPr>
-            <w:tcW w:type="dxa" w:w="2267"/>
+            <w:tcW w:type="dxa" w:w="2504"/>
             <w:tcBorders>
               <w:top w:val="single" w:color="CCCCCC" w:sz="4"/>
               <w:left w:val="single" w:color="CCCCCC" w:sz="4"/>
@@ -3790,6 +3881,7 @@
                 <w:rFonts w:ascii="BIZ UDPゴシック" w:cs="BIZ UDPゴシック" w:eastAsia="BIZ UDPゴシック" w:hAnsi="BIZ UDPゴシック"/>
                 <w:b/>
                 <w:bCs/>
+                <w:color w:val="000000"/>
                 <w:sz w:val="18"/>
                 <w:szCs w:val="18"/>
               </w:rPr>
@@ -3804,27 +3896,28 @@
         </w:trPr>
         <w:tc>
           <w:tcPr>
-            <w:tcW w:type="dxa" w:w="1701"/>
-            <w:tcBorders>
-              <w:top w:val="single" w:color="CCCCCC" w:sz="4"/>
-              <w:left w:val="single" w:color="CCCCCC" w:sz="4"/>
-              <w:bottom w:val="single" w:color="CCCCCC" w:sz="4"/>
-              <w:right w:val="single" w:color="CCCCCC" w:sz="4"/>
-            </w:tcBorders>
-            <w:shd w:fill="FFFFFF" w:val="clear"/>
-            <w:tcMar>
-              <w:top w:type="dxa" w:w="60"/>
-              <w:left w:type="dxa" w:w="100"/>
-              <w:bottom w:type="dxa" w:w="60"/>
-              <w:right w:type="dxa" w:w="100"/>
-            </w:tcMar>
-          </w:tcPr>
-          <w:p>
-            <w:r>
-              <w:rPr>
-                <w:rFonts w:ascii="BIZ UDPゴシック" w:cs="BIZ UDPゴシック" w:eastAsia="BIZ UDPゴシック" w:hAnsi="BIZ UDPゴシック"/>
-                <w:b w:val="false"/>
-                <w:bCs w:val="false"/>
+            <w:tcW w:type="dxa" w:w="1500"/>
+            <w:tcBorders>
+              <w:top w:val="single" w:color="CCCCCC" w:sz="4"/>
+              <w:left w:val="single" w:color="CCCCCC" w:sz="4"/>
+              <w:bottom w:val="single" w:color="CCCCCC" w:sz="4"/>
+              <w:right w:val="single" w:color="CCCCCC" w:sz="4"/>
+            </w:tcBorders>
+            <w:shd w:fill="FFFFFF" w:val="clear"/>
+            <w:tcMar>
+              <w:top w:type="dxa" w:w="60"/>
+              <w:left w:type="dxa" w:w="100"/>
+              <w:bottom w:type="dxa" w:w="60"/>
+              <w:right w:type="dxa" w:w="100"/>
+            </w:tcMar>
+          </w:tcPr>
+          <w:p>
+            <w:r>
+              <w:rPr>
+                <w:rFonts w:ascii="BIZ UDPゴシック" w:cs="BIZ UDPゴシック" w:eastAsia="BIZ UDPゴシック" w:hAnsi="BIZ UDPゴシック"/>
+                <w:b w:val="false"/>
+                <w:bCs w:val="false"/>
+                <w:color w:val="000000"/>
                 <w:sz w:val="18"/>
                 <w:szCs w:val="18"/>
               </w:rPr>
@@ -3834,27 +3927,28 @@
         </w:tc>
         <w:tc>
           <w:tcPr>
-            <w:tcW w:type="dxa" w:w="2268"/>
-            <w:tcBorders>
-              <w:top w:val="single" w:color="CCCCCC" w:sz="4"/>
-              <w:left w:val="single" w:color="CCCCCC" w:sz="4"/>
-              <w:bottom w:val="single" w:color="CCCCCC" w:sz="4"/>
-              <w:right w:val="single" w:color="CCCCCC" w:sz="4"/>
-            </w:tcBorders>
-            <w:shd w:fill="FFFFFF" w:val="clear"/>
-            <w:tcMar>
-              <w:top w:type="dxa" w:w="60"/>
-              <w:left w:type="dxa" w:w="100"/>
-              <w:bottom w:type="dxa" w:w="60"/>
-              <w:right w:type="dxa" w:w="100"/>
-            </w:tcMar>
-          </w:tcPr>
-          <w:p>
-            <w:r>
-              <w:rPr>
-                <w:rFonts w:ascii="BIZ UDPゴシック" w:cs="BIZ UDPゴシック" w:eastAsia="BIZ UDPゴシック" w:hAnsi="BIZ UDPゴシック"/>
-                <w:b w:val="false"/>
-                <w:bCs w:val="false"/>
+            <w:tcW w:type="dxa" w:w="2500"/>
+            <w:tcBorders>
+              <w:top w:val="single" w:color="CCCCCC" w:sz="4"/>
+              <w:left w:val="single" w:color="CCCCCC" w:sz="4"/>
+              <w:bottom w:val="single" w:color="CCCCCC" w:sz="4"/>
+              <w:right w:val="single" w:color="CCCCCC" w:sz="4"/>
+            </w:tcBorders>
+            <w:shd w:fill="FFFFFF" w:val="clear"/>
+            <w:tcMar>
+              <w:top w:type="dxa" w:w="60"/>
+              <w:left w:type="dxa" w:w="100"/>
+              <w:bottom w:type="dxa" w:w="60"/>
+              <w:right w:type="dxa" w:w="100"/>
+            </w:tcMar>
+          </w:tcPr>
+          <w:p>
+            <w:r>
+              <w:rPr>
+                <w:rFonts w:ascii="BIZ UDPゴシック" w:cs="BIZ UDPゴシック" w:eastAsia="BIZ UDPゴシック" w:hAnsi="BIZ UDPゴシック"/>
+                <w:b w:val="false"/>
+                <w:bCs w:val="false"/>
+                <w:color w:val="000000"/>
                 <w:sz w:val="18"/>
                 <w:szCs w:val="18"/>
               </w:rPr>
@@ -3864,27 +3958,28 @@
         </w:tc>
         <w:tc>
           <w:tcPr>
-            <w:tcW w:type="dxa" w:w="2268"/>
-            <w:tcBorders>
-              <w:top w:val="single" w:color="CCCCCC" w:sz="4"/>
-              <w:left w:val="single" w:color="CCCCCC" w:sz="4"/>
-              <w:bottom w:val="single" w:color="CCCCCC" w:sz="4"/>
-              <w:right w:val="single" w:color="CCCCCC" w:sz="4"/>
-            </w:tcBorders>
-            <w:shd w:fill="FFFFFF" w:val="clear"/>
-            <w:tcMar>
-              <w:top w:type="dxa" w:w="60"/>
-              <w:left w:type="dxa" w:w="100"/>
-              <w:bottom w:type="dxa" w:w="60"/>
-              <w:right w:type="dxa" w:w="100"/>
-            </w:tcMar>
-          </w:tcPr>
-          <w:p>
-            <w:r>
-              <w:rPr>
-                <w:rFonts w:ascii="BIZ UDPゴシック" w:cs="BIZ UDPゴシック" w:eastAsia="BIZ UDPゴシック" w:hAnsi="BIZ UDPゴシック"/>
-                <w:b w:val="false"/>
-                <w:bCs w:val="false"/>
+            <w:tcW w:type="dxa" w:w="2000"/>
+            <w:tcBorders>
+              <w:top w:val="single" w:color="CCCCCC" w:sz="4"/>
+              <w:left w:val="single" w:color="CCCCCC" w:sz="4"/>
+              <w:bottom w:val="single" w:color="CCCCCC" w:sz="4"/>
+              <w:right w:val="single" w:color="CCCCCC" w:sz="4"/>
+            </w:tcBorders>
+            <w:shd w:fill="FFFFFF" w:val="clear"/>
+            <w:tcMar>
+              <w:top w:type="dxa" w:w="60"/>
+              <w:left w:type="dxa" w:w="100"/>
+              <w:bottom w:type="dxa" w:w="60"/>
+              <w:right w:type="dxa" w:w="100"/>
+            </w:tcMar>
+          </w:tcPr>
+          <w:p>
+            <w:r>
+              <w:rPr>
+                <w:rFonts w:ascii="BIZ UDPゴシック" w:cs="BIZ UDPゴシック" w:eastAsia="BIZ UDPゴシック" w:hAnsi="BIZ UDPゴシック"/>
+                <w:b w:val="false"/>
+                <w:bCs w:val="false"/>
+                <w:color w:val="000000"/>
                 <w:sz w:val="18"/>
                 <w:szCs w:val="18"/>
               </w:rPr>
@@ -3894,27 +3989,28 @@
         </w:tc>
         <w:tc>
           <w:tcPr>
-            <w:tcW w:type="dxa" w:w="2267"/>
-            <w:tcBorders>
-              <w:top w:val="single" w:color="CCCCCC" w:sz="4"/>
-              <w:left w:val="single" w:color="CCCCCC" w:sz="4"/>
-              <w:bottom w:val="single" w:color="CCCCCC" w:sz="4"/>
-              <w:right w:val="single" w:color="CCCCCC" w:sz="4"/>
-            </w:tcBorders>
-            <w:shd w:fill="FFFFFF" w:val="clear"/>
-            <w:tcMar>
-              <w:top w:type="dxa" w:w="60"/>
-              <w:left w:type="dxa" w:w="100"/>
-              <w:bottom w:type="dxa" w:w="60"/>
-              <w:right w:type="dxa" w:w="100"/>
-            </w:tcMar>
-          </w:tcPr>
-          <w:p>
-            <w:r>
-              <w:rPr>
-                <w:rFonts w:ascii="BIZ UDPゴシック" w:cs="BIZ UDPゴシック" w:eastAsia="BIZ UDPゴシック" w:hAnsi="BIZ UDPゴシック"/>
-                <w:b w:val="false"/>
-                <w:bCs w:val="false"/>
+            <w:tcW w:type="dxa" w:w="2504"/>
+            <w:tcBorders>
+              <w:top w:val="single" w:color="CCCCCC" w:sz="4"/>
+              <w:left w:val="single" w:color="CCCCCC" w:sz="4"/>
+              <w:bottom w:val="single" w:color="CCCCCC" w:sz="4"/>
+              <w:right w:val="single" w:color="CCCCCC" w:sz="4"/>
+            </w:tcBorders>
+            <w:shd w:fill="FFFFFF" w:val="clear"/>
+            <w:tcMar>
+              <w:top w:type="dxa" w:w="60"/>
+              <w:left w:type="dxa" w:w="100"/>
+              <w:bottom w:type="dxa" w:w="60"/>
+              <w:right w:type="dxa" w:w="100"/>
+            </w:tcMar>
+          </w:tcPr>
+          <w:p>
+            <w:r>
+              <w:rPr>
+                <w:rFonts w:ascii="BIZ UDPゴシック" w:cs="BIZ UDPゴシック" w:eastAsia="BIZ UDPゴシック" w:hAnsi="BIZ UDPゴシック"/>
+                <w:b w:val="false"/>
+                <w:bCs w:val="false"/>
+                <w:color w:val="000000"/>
                 <w:sz w:val="18"/>
                 <w:szCs w:val="18"/>
               </w:rPr>
@@ -3929,27 +4025,28 @@
         </w:trPr>
         <w:tc>
           <w:tcPr>
-            <w:tcW w:type="dxa" w:w="1701"/>
-            <w:tcBorders>
-              <w:top w:val="single" w:color="CCCCCC" w:sz="4"/>
-              <w:left w:val="single" w:color="CCCCCC" w:sz="4"/>
-              <w:bottom w:val="single" w:color="CCCCCC" w:sz="4"/>
-              <w:right w:val="single" w:color="CCCCCC" w:sz="4"/>
-            </w:tcBorders>
-            <w:shd w:fill="FFFFFF" w:val="clear"/>
-            <w:tcMar>
-              <w:top w:type="dxa" w:w="60"/>
-              <w:left w:type="dxa" w:w="100"/>
-              <w:bottom w:type="dxa" w:w="60"/>
-              <w:right w:type="dxa" w:w="100"/>
-            </w:tcMar>
-          </w:tcPr>
-          <w:p>
-            <w:r>
-              <w:rPr>
-                <w:rFonts w:ascii="BIZ UDPゴシック" w:cs="BIZ UDPゴシック" w:eastAsia="BIZ UDPゴシック" w:hAnsi="BIZ UDPゴシック"/>
-                <w:b w:val="false"/>
-                <w:bCs w:val="false"/>
+            <w:tcW w:type="dxa" w:w="1500"/>
+            <w:tcBorders>
+              <w:top w:val="single" w:color="CCCCCC" w:sz="4"/>
+              <w:left w:val="single" w:color="CCCCCC" w:sz="4"/>
+              <w:bottom w:val="single" w:color="CCCCCC" w:sz="4"/>
+              <w:right w:val="single" w:color="CCCCCC" w:sz="4"/>
+            </w:tcBorders>
+            <w:shd w:fill="FFFFFF" w:val="clear"/>
+            <w:tcMar>
+              <w:top w:type="dxa" w:w="60"/>
+              <w:left w:type="dxa" w:w="100"/>
+              <w:bottom w:type="dxa" w:w="60"/>
+              <w:right w:type="dxa" w:w="100"/>
+            </w:tcMar>
+          </w:tcPr>
+          <w:p>
+            <w:r>
+              <w:rPr>
+                <w:rFonts w:ascii="BIZ UDPゴシック" w:cs="BIZ UDPゴシック" w:eastAsia="BIZ UDPゴシック" w:hAnsi="BIZ UDPゴシック"/>
+                <w:b w:val="false"/>
+                <w:bCs w:val="false"/>
+                <w:color w:val="000000"/>
                 <w:sz w:val="18"/>
                 <w:szCs w:val="18"/>
               </w:rPr>
@@ -3959,27 +4056,28 @@
         </w:tc>
         <w:tc>
           <w:tcPr>
-            <w:tcW w:type="dxa" w:w="2268"/>
-            <w:tcBorders>
-              <w:top w:val="single" w:color="CCCCCC" w:sz="4"/>
-              <w:left w:val="single" w:color="CCCCCC" w:sz="4"/>
-              <w:bottom w:val="single" w:color="CCCCCC" w:sz="4"/>
-              <w:right w:val="single" w:color="CCCCCC" w:sz="4"/>
-            </w:tcBorders>
-            <w:shd w:fill="FFFFFF" w:val="clear"/>
-            <w:tcMar>
-              <w:top w:type="dxa" w:w="60"/>
-              <w:left w:type="dxa" w:w="100"/>
-              <w:bottom w:type="dxa" w:w="60"/>
-              <w:right w:type="dxa" w:w="100"/>
-            </w:tcMar>
-          </w:tcPr>
-          <w:p>
-            <w:r>
-              <w:rPr>
-                <w:rFonts w:ascii="BIZ UDPゴシック" w:cs="BIZ UDPゴシック" w:eastAsia="BIZ UDPゴシック" w:hAnsi="BIZ UDPゴシック"/>
-                <w:b w:val="false"/>
-                <w:bCs w:val="false"/>
+            <w:tcW w:type="dxa" w:w="2500"/>
+            <w:tcBorders>
+              <w:top w:val="single" w:color="CCCCCC" w:sz="4"/>
+              <w:left w:val="single" w:color="CCCCCC" w:sz="4"/>
+              <w:bottom w:val="single" w:color="CCCCCC" w:sz="4"/>
+              <w:right w:val="single" w:color="CCCCCC" w:sz="4"/>
+            </w:tcBorders>
+            <w:shd w:fill="FFFFFF" w:val="clear"/>
+            <w:tcMar>
+              <w:top w:type="dxa" w:w="60"/>
+              <w:left w:type="dxa" w:w="100"/>
+              <w:bottom w:type="dxa" w:w="60"/>
+              <w:right w:type="dxa" w:w="100"/>
+            </w:tcMar>
+          </w:tcPr>
+          <w:p>
+            <w:r>
+              <w:rPr>
+                <w:rFonts w:ascii="BIZ UDPゴシック" w:cs="BIZ UDPゴシック" w:eastAsia="BIZ UDPゴシック" w:hAnsi="BIZ UDPゴシック"/>
+                <w:b w:val="false"/>
+                <w:bCs w:val="false"/>
+                <w:color w:val="000000"/>
                 <w:sz w:val="18"/>
                 <w:szCs w:val="18"/>
               </w:rPr>
@@ -3989,27 +4087,28 @@
         </w:tc>
         <w:tc>
           <w:tcPr>
-            <w:tcW w:type="dxa" w:w="2268"/>
-            <w:tcBorders>
-              <w:top w:val="single" w:color="CCCCCC" w:sz="4"/>
-              <w:left w:val="single" w:color="CCCCCC" w:sz="4"/>
-              <w:bottom w:val="single" w:color="CCCCCC" w:sz="4"/>
-              <w:right w:val="single" w:color="CCCCCC" w:sz="4"/>
-            </w:tcBorders>
-            <w:shd w:fill="FFFFFF" w:val="clear"/>
-            <w:tcMar>
-              <w:top w:type="dxa" w:w="60"/>
-              <w:left w:type="dxa" w:w="100"/>
-              <w:bottom w:type="dxa" w:w="60"/>
-              <w:right w:type="dxa" w:w="100"/>
-            </w:tcMar>
-          </w:tcPr>
-          <w:p>
-            <w:r>
-              <w:rPr>
-                <w:rFonts w:ascii="BIZ UDPゴシック" w:cs="BIZ UDPゴシック" w:eastAsia="BIZ UDPゴシック" w:hAnsi="BIZ UDPゴシック"/>
-                <w:b w:val="false"/>
-                <w:bCs w:val="false"/>
+            <w:tcW w:type="dxa" w:w="2000"/>
+            <w:tcBorders>
+              <w:top w:val="single" w:color="CCCCCC" w:sz="4"/>
+              <w:left w:val="single" w:color="CCCCCC" w:sz="4"/>
+              <w:bottom w:val="single" w:color="CCCCCC" w:sz="4"/>
+              <w:right w:val="single" w:color="CCCCCC" w:sz="4"/>
+            </w:tcBorders>
+            <w:shd w:fill="FFFFFF" w:val="clear"/>
+            <w:tcMar>
+              <w:top w:type="dxa" w:w="60"/>
+              <w:left w:type="dxa" w:w="100"/>
+              <w:bottom w:type="dxa" w:w="60"/>
+              <w:right w:type="dxa" w:w="100"/>
+            </w:tcMar>
+          </w:tcPr>
+          <w:p>
+            <w:r>
+              <w:rPr>
+                <w:rFonts w:ascii="BIZ UDPゴシック" w:cs="BIZ UDPゴシック" w:eastAsia="BIZ UDPゴシック" w:hAnsi="BIZ UDPゴシック"/>
+                <w:b w:val="false"/>
+                <w:bCs w:val="false"/>
+                <w:color w:val="000000"/>
                 <w:sz w:val="18"/>
                 <w:szCs w:val="18"/>
               </w:rPr>
@@ -4019,27 +4118,28 @@
         </w:tc>
         <w:tc>
           <w:tcPr>
-            <w:tcW w:type="dxa" w:w="2267"/>
-            <w:tcBorders>
-              <w:top w:val="single" w:color="CCCCCC" w:sz="4"/>
-              <w:left w:val="single" w:color="CCCCCC" w:sz="4"/>
-              <w:bottom w:val="single" w:color="CCCCCC" w:sz="4"/>
-              <w:right w:val="single" w:color="CCCCCC" w:sz="4"/>
-            </w:tcBorders>
-            <w:shd w:fill="FFFFFF" w:val="clear"/>
-            <w:tcMar>
-              <w:top w:type="dxa" w:w="60"/>
-              <w:left w:type="dxa" w:w="100"/>
-              <w:bottom w:type="dxa" w:w="60"/>
-              <w:right w:type="dxa" w:w="100"/>
-            </w:tcMar>
-          </w:tcPr>
-          <w:p>
-            <w:r>
-              <w:rPr>
-                <w:rFonts w:ascii="BIZ UDPゴシック" w:cs="BIZ UDPゴシック" w:eastAsia="BIZ UDPゴシック" w:hAnsi="BIZ UDPゴシック"/>
-                <w:b w:val="false"/>
-                <w:bCs w:val="false"/>
+            <w:tcW w:type="dxa" w:w="2504"/>
+            <w:tcBorders>
+              <w:top w:val="single" w:color="CCCCCC" w:sz="4"/>
+              <w:left w:val="single" w:color="CCCCCC" w:sz="4"/>
+              <w:bottom w:val="single" w:color="CCCCCC" w:sz="4"/>
+              <w:right w:val="single" w:color="CCCCCC" w:sz="4"/>
+            </w:tcBorders>
+            <w:shd w:fill="FFFFFF" w:val="clear"/>
+            <w:tcMar>
+              <w:top w:type="dxa" w:w="60"/>
+              <w:left w:type="dxa" w:w="100"/>
+              <w:bottom w:type="dxa" w:w="60"/>
+              <w:right w:type="dxa" w:w="100"/>
+            </w:tcMar>
+          </w:tcPr>
+          <w:p>
+            <w:r>
+              <w:rPr>
+                <w:rFonts w:ascii="BIZ UDPゴシック" w:cs="BIZ UDPゴシック" w:eastAsia="BIZ UDPゴシック" w:hAnsi="BIZ UDPゴシック"/>
+                <w:b w:val="false"/>
+                <w:bCs w:val="false"/>
+                <w:color w:val="000000"/>
                 <w:sz w:val="18"/>
                 <w:szCs w:val="18"/>
               </w:rPr>
@@ -4054,27 +4154,28 @@
         </w:trPr>
         <w:tc>
           <w:tcPr>
-            <w:tcW w:type="dxa" w:w="1701"/>
-            <w:tcBorders>
-              <w:top w:val="single" w:color="CCCCCC" w:sz="4"/>
-              <w:left w:val="single" w:color="CCCCCC" w:sz="4"/>
-              <w:bottom w:val="single" w:color="CCCCCC" w:sz="4"/>
-              <w:right w:val="single" w:color="CCCCCC" w:sz="4"/>
-            </w:tcBorders>
-            <w:shd w:fill="FFFFFF" w:val="clear"/>
-            <w:tcMar>
-              <w:top w:type="dxa" w:w="60"/>
-              <w:left w:type="dxa" w:w="100"/>
-              <w:bottom w:type="dxa" w:w="60"/>
-              <w:right w:type="dxa" w:w="100"/>
-            </w:tcMar>
-          </w:tcPr>
-          <w:p>
-            <w:r>
-              <w:rPr>
-                <w:rFonts w:ascii="BIZ UDPゴシック" w:cs="BIZ UDPゴシック" w:eastAsia="BIZ UDPゴシック" w:hAnsi="BIZ UDPゴシック"/>
-                <w:b w:val="false"/>
-                <w:bCs w:val="false"/>
+            <w:tcW w:type="dxa" w:w="1500"/>
+            <w:tcBorders>
+              <w:top w:val="single" w:color="CCCCCC" w:sz="4"/>
+              <w:left w:val="single" w:color="CCCCCC" w:sz="4"/>
+              <w:bottom w:val="single" w:color="CCCCCC" w:sz="4"/>
+              <w:right w:val="single" w:color="CCCCCC" w:sz="4"/>
+            </w:tcBorders>
+            <w:shd w:fill="FFFFFF" w:val="clear"/>
+            <w:tcMar>
+              <w:top w:type="dxa" w:w="60"/>
+              <w:left w:type="dxa" w:w="100"/>
+              <w:bottom w:type="dxa" w:w="60"/>
+              <w:right w:type="dxa" w:w="100"/>
+            </w:tcMar>
+          </w:tcPr>
+          <w:p>
+            <w:r>
+              <w:rPr>
+                <w:rFonts w:ascii="BIZ UDPゴシック" w:cs="BIZ UDPゴシック" w:eastAsia="BIZ UDPゴシック" w:hAnsi="BIZ UDPゴシック"/>
+                <w:b w:val="false"/>
+                <w:bCs w:val="false"/>
+                <w:color w:val="000000"/>
                 <w:sz w:val="18"/>
                 <w:szCs w:val="18"/>
               </w:rPr>
@@ -4084,27 +4185,28 @@
         </w:tc>
         <w:tc>
           <w:tcPr>
-            <w:tcW w:type="dxa" w:w="2268"/>
-            <w:tcBorders>
-              <w:top w:val="single" w:color="CCCCCC" w:sz="4"/>
-              <w:left w:val="single" w:color="CCCCCC" w:sz="4"/>
-              <w:bottom w:val="single" w:color="CCCCCC" w:sz="4"/>
-              <w:right w:val="single" w:color="CCCCCC" w:sz="4"/>
-            </w:tcBorders>
-            <w:shd w:fill="FFFFFF" w:val="clear"/>
-            <w:tcMar>
-              <w:top w:type="dxa" w:w="60"/>
-              <w:left w:type="dxa" w:w="100"/>
-              <w:bottom w:type="dxa" w:w="60"/>
-              <w:right w:type="dxa" w:w="100"/>
-            </w:tcMar>
-          </w:tcPr>
-          <w:p>
-            <w:r>
-              <w:rPr>
-                <w:rFonts w:ascii="BIZ UDPゴシック" w:cs="BIZ UDPゴシック" w:eastAsia="BIZ UDPゴシック" w:hAnsi="BIZ UDPゴシック"/>
-                <w:b w:val="false"/>
-                <w:bCs w:val="false"/>
+            <w:tcW w:type="dxa" w:w="2500"/>
+            <w:tcBorders>
+              <w:top w:val="single" w:color="CCCCCC" w:sz="4"/>
+              <w:left w:val="single" w:color="CCCCCC" w:sz="4"/>
+              <w:bottom w:val="single" w:color="CCCCCC" w:sz="4"/>
+              <w:right w:val="single" w:color="CCCCCC" w:sz="4"/>
+            </w:tcBorders>
+            <w:shd w:fill="FFFFFF" w:val="clear"/>
+            <w:tcMar>
+              <w:top w:type="dxa" w:w="60"/>
+              <w:left w:type="dxa" w:w="100"/>
+              <w:bottom w:type="dxa" w:w="60"/>
+              <w:right w:type="dxa" w:w="100"/>
+            </w:tcMar>
+          </w:tcPr>
+          <w:p>
+            <w:r>
+              <w:rPr>
+                <w:rFonts w:ascii="BIZ UDPゴシック" w:cs="BIZ UDPゴシック" w:eastAsia="BIZ UDPゴシック" w:hAnsi="BIZ UDPゴシック"/>
+                <w:b w:val="false"/>
+                <w:bCs w:val="false"/>
+                <w:color w:val="000000"/>
                 <w:sz w:val="18"/>
                 <w:szCs w:val="18"/>
               </w:rPr>
@@ -4114,27 +4216,28 @@
         </w:tc>
         <w:tc>
           <w:tcPr>
-            <w:tcW w:type="dxa" w:w="2268"/>
-            <w:tcBorders>
-              <w:top w:val="single" w:color="CCCCCC" w:sz="4"/>
-              <w:left w:val="single" w:color="CCCCCC" w:sz="4"/>
-              <w:bottom w:val="single" w:color="CCCCCC" w:sz="4"/>
-              <w:right w:val="single" w:color="CCCCCC" w:sz="4"/>
-            </w:tcBorders>
-            <w:shd w:fill="FFFFFF" w:val="clear"/>
-            <w:tcMar>
-              <w:top w:type="dxa" w:w="60"/>
-              <w:left w:type="dxa" w:w="100"/>
-              <w:bottom w:type="dxa" w:w="60"/>
-              <w:right w:type="dxa" w:w="100"/>
-            </w:tcMar>
-          </w:tcPr>
-          <w:p>
-            <w:r>
-              <w:rPr>
-                <w:rFonts w:ascii="BIZ UDPゴシック" w:cs="BIZ UDPゴシック" w:eastAsia="BIZ UDPゴシック" w:hAnsi="BIZ UDPゴシック"/>
-                <w:b w:val="false"/>
-                <w:bCs w:val="false"/>
+            <w:tcW w:type="dxa" w:w="2000"/>
+            <w:tcBorders>
+              <w:top w:val="single" w:color="CCCCCC" w:sz="4"/>
+              <w:left w:val="single" w:color="CCCCCC" w:sz="4"/>
+              <w:bottom w:val="single" w:color="CCCCCC" w:sz="4"/>
+              <w:right w:val="single" w:color="CCCCCC" w:sz="4"/>
+            </w:tcBorders>
+            <w:shd w:fill="FFFFFF" w:val="clear"/>
+            <w:tcMar>
+              <w:top w:type="dxa" w:w="60"/>
+              <w:left w:type="dxa" w:w="100"/>
+              <w:bottom w:type="dxa" w:w="60"/>
+              <w:right w:type="dxa" w:w="100"/>
+            </w:tcMar>
+          </w:tcPr>
+          <w:p>
+            <w:r>
+              <w:rPr>
+                <w:rFonts w:ascii="BIZ UDPゴシック" w:cs="BIZ UDPゴシック" w:eastAsia="BIZ UDPゴシック" w:hAnsi="BIZ UDPゴシック"/>
+                <w:b w:val="false"/>
+                <w:bCs w:val="false"/>
+                <w:color w:val="000000"/>
                 <w:sz w:val="18"/>
                 <w:szCs w:val="18"/>
               </w:rPr>
@@ -4144,27 +4247,28 @@
         </w:tc>
         <w:tc>
           <w:tcPr>
-            <w:tcW w:type="dxa" w:w="2267"/>
-            <w:tcBorders>
-              <w:top w:val="single" w:color="CCCCCC" w:sz="4"/>
-              <w:left w:val="single" w:color="CCCCCC" w:sz="4"/>
-              <w:bottom w:val="single" w:color="CCCCCC" w:sz="4"/>
-              <w:right w:val="single" w:color="CCCCCC" w:sz="4"/>
-            </w:tcBorders>
-            <w:shd w:fill="FFFFFF" w:val="clear"/>
-            <w:tcMar>
-              <w:top w:type="dxa" w:w="60"/>
-              <w:left w:type="dxa" w:w="100"/>
-              <w:bottom w:type="dxa" w:w="60"/>
-              <w:right w:type="dxa" w:w="100"/>
-            </w:tcMar>
-          </w:tcPr>
-          <w:p>
-            <w:r>
-              <w:rPr>
-                <w:rFonts w:ascii="BIZ UDPゴシック" w:cs="BIZ UDPゴシック" w:eastAsia="BIZ UDPゴシック" w:hAnsi="BIZ UDPゴシック"/>
-                <w:b w:val="false"/>
-                <w:bCs w:val="false"/>
+            <w:tcW w:type="dxa" w:w="2504"/>
+            <w:tcBorders>
+              <w:top w:val="single" w:color="CCCCCC" w:sz="4"/>
+              <w:left w:val="single" w:color="CCCCCC" w:sz="4"/>
+              <w:bottom w:val="single" w:color="CCCCCC" w:sz="4"/>
+              <w:right w:val="single" w:color="CCCCCC" w:sz="4"/>
+            </w:tcBorders>
+            <w:shd w:fill="FFFFFF" w:val="clear"/>
+            <w:tcMar>
+              <w:top w:type="dxa" w:w="60"/>
+              <w:left w:type="dxa" w:w="100"/>
+              <w:bottom w:type="dxa" w:w="60"/>
+              <w:right w:type="dxa" w:w="100"/>
+            </w:tcMar>
+          </w:tcPr>
+          <w:p>
+            <w:r>
+              <w:rPr>
+                <w:rFonts w:ascii="BIZ UDPゴシック" w:cs="BIZ UDPゴシック" w:eastAsia="BIZ UDPゴシック" w:hAnsi="BIZ UDPゴシック"/>
+                <w:b w:val="false"/>
+                <w:bCs w:val="false"/>
+                <w:color w:val="000000"/>
                 <w:sz w:val="18"/>
                 <w:szCs w:val="18"/>
               </w:rPr>
@@ -4179,27 +4283,28 @@
         </w:trPr>
         <w:tc>
           <w:tcPr>
-            <w:tcW w:type="dxa" w:w="1701"/>
-            <w:tcBorders>
-              <w:top w:val="single" w:color="CCCCCC" w:sz="4"/>
-              <w:left w:val="single" w:color="CCCCCC" w:sz="4"/>
-              <w:bottom w:val="single" w:color="CCCCCC" w:sz="4"/>
-              <w:right w:val="single" w:color="CCCCCC" w:sz="4"/>
-            </w:tcBorders>
-            <w:shd w:fill="FFFFFF" w:val="clear"/>
-            <w:tcMar>
-              <w:top w:type="dxa" w:w="60"/>
-              <w:left w:type="dxa" w:w="100"/>
-              <w:bottom w:type="dxa" w:w="60"/>
-              <w:right w:type="dxa" w:w="100"/>
-            </w:tcMar>
-          </w:tcPr>
-          <w:p>
-            <w:r>
-              <w:rPr>
-                <w:rFonts w:ascii="BIZ UDPゴシック" w:cs="BIZ UDPゴシック" w:eastAsia="BIZ UDPゴシック" w:hAnsi="BIZ UDPゴシック"/>
-                <w:b w:val="false"/>
-                <w:bCs w:val="false"/>
+            <w:tcW w:type="dxa" w:w="1500"/>
+            <w:tcBorders>
+              <w:top w:val="single" w:color="CCCCCC" w:sz="4"/>
+              <w:left w:val="single" w:color="CCCCCC" w:sz="4"/>
+              <w:bottom w:val="single" w:color="CCCCCC" w:sz="4"/>
+              <w:right w:val="single" w:color="CCCCCC" w:sz="4"/>
+            </w:tcBorders>
+            <w:shd w:fill="FFFFFF" w:val="clear"/>
+            <w:tcMar>
+              <w:top w:type="dxa" w:w="60"/>
+              <w:left w:type="dxa" w:w="100"/>
+              <w:bottom w:type="dxa" w:w="60"/>
+              <w:right w:type="dxa" w:w="100"/>
+            </w:tcMar>
+          </w:tcPr>
+          <w:p>
+            <w:r>
+              <w:rPr>
+                <w:rFonts w:ascii="BIZ UDPゴシック" w:cs="BIZ UDPゴシック" w:eastAsia="BIZ UDPゴシック" w:hAnsi="BIZ UDPゴシック"/>
+                <w:b w:val="false"/>
+                <w:bCs w:val="false"/>
+                <w:color w:val="000000"/>
                 <w:sz w:val="18"/>
                 <w:szCs w:val="18"/>
               </w:rPr>
@@ -4209,27 +4314,28 @@
         </w:tc>
         <w:tc>
           <w:tcPr>
-            <w:tcW w:type="dxa" w:w="2268"/>
-            <w:tcBorders>
-              <w:top w:val="single" w:color="CCCCCC" w:sz="4"/>
-              <w:left w:val="single" w:color="CCCCCC" w:sz="4"/>
-              <w:bottom w:val="single" w:color="CCCCCC" w:sz="4"/>
-              <w:right w:val="single" w:color="CCCCCC" w:sz="4"/>
-            </w:tcBorders>
-            <w:shd w:fill="FFFFFF" w:val="clear"/>
-            <w:tcMar>
-              <w:top w:type="dxa" w:w="60"/>
-              <w:left w:type="dxa" w:w="100"/>
-              <w:bottom w:type="dxa" w:w="60"/>
-              <w:right w:type="dxa" w:w="100"/>
-            </w:tcMar>
-          </w:tcPr>
-          <w:p>
-            <w:r>
-              <w:rPr>
-                <w:rFonts w:ascii="BIZ UDPゴシック" w:cs="BIZ UDPゴシック" w:eastAsia="BIZ UDPゴシック" w:hAnsi="BIZ UDPゴシック"/>
-                <w:b w:val="false"/>
-                <w:bCs w:val="false"/>
+            <w:tcW w:type="dxa" w:w="2500"/>
+            <w:tcBorders>
+              <w:top w:val="single" w:color="CCCCCC" w:sz="4"/>
+              <w:left w:val="single" w:color="CCCCCC" w:sz="4"/>
+              <w:bottom w:val="single" w:color="CCCCCC" w:sz="4"/>
+              <w:right w:val="single" w:color="CCCCCC" w:sz="4"/>
+            </w:tcBorders>
+            <w:shd w:fill="FFFFFF" w:val="clear"/>
+            <w:tcMar>
+              <w:top w:type="dxa" w:w="60"/>
+              <w:left w:type="dxa" w:w="100"/>
+              <w:bottom w:type="dxa" w:w="60"/>
+              <w:right w:type="dxa" w:w="100"/>
+            </w:tcMar>
+          </w:tcPr>
+          <w:p>
+            <w:r>
+              <w:rPr>
+                <w:rFonts w:ascii="BIZ UDPゴシック" w:cs="BIZ UDPゴシック" w:eastAsia="BIZ UDPゴシック" w:hAnsi="BIZ UDPゴシック"/>
+                <w:b w:val="false"/>
+                <w:bCs w:val="false"/>
+                <w:color w:val="000000"/>
                 <w:sz w:val="18"/>
                 <w:szCs w:val="18"/>
               </w:rPr>
@@ -4239,27 +4345,28 @@
         </w:tc>
         <w:tc>
           <w:tcPr>
-            <w:tcW w:type="dxa" w:w="2268"/>
-            <w:tcBorders>
-              <w:top w:val="single" w:color="CCCCCC" w:sz="4"/>
-              <w:left w:val="single" w:color="CCCCCC" w:sz="4"/>
-              <w:bottom w:val="single" w:color="CCCCCC" w:sz="4"/>
-              <w:right w:val="single" w:color="CCCCCC" w:sz="4"/>
-            </w:tcBorders>
-            <w:shd w:fill="FFFFFF" w:val="clear"/>
-            <w:tcMar>
-              <w:top w:type="dxa" w:w="60"/>
-              <w:left w:type="dxa" w:w="100"/>
-              <w:bottom w:type="dxa" w:w="60"/>
-              <w:right w:type="dxa" w:w="100"/>
-            </w:tcMar>
-          </w:tcPr>
-          <w:p>
-            <w:r>
-              <w:rPr>
-                <w:rFonts w:ascii="BIZ UDPゴシック" w:cs="BIZ UDPゴシック" w:eastAsia="BIZ UDPゴシック" w:hAnsi="BIZ UDPゴシック"/>
-                <w:b w:val="false"/>
-                <w:bCs w:val="false"/>
+            <w:tcW w:type="dxa" w:w="2000"/>
+            <w:tcBorders>
+              <w:top w:val="single" w:color="CCCCCC" w:sz="4"/>
+              <w:left w:val="single" w:color="CCCCCC" w:sz="4"/>
+              <w:bottom w:val="single" w:color="CCCCCC" w:sz="4"/>
+              <w:right w:val="single" w:color="CCCCCC" w:sz="4"/>
+            </w:tcBorders>
+            <w:shd w:fill="FFFFFF" w:val="clear"/>
+            <w:tcMar>
+              <w:top w:type="dxa" w:w="60"/>
+              <w:left w:type="dxa" w:w="100"/>
+              <w:bottom w:type="dxa" w:w="60"/>
+              <w:right w:type="dxa" w:w="100"/>
+            </w:tcMar>
+          </w:tcPr>
+          <w:p>
+            <w:r>
+              <w:rPr>
+                <w:rFonts w:ascii="BIZ UDPゴシック" w:cs="BIZ UDPゴシック" w:eastAsia="BIZ UDPゴシック" w:hAnsi="BIZ UDPゴシック"/>
+                <w:b w:val="false"/>
+                <w:bCs w:val="false"/>
+                <w:color w:val="000000"/>
                 <w:sz w:val="18"/>
                 <w:szCs w:val="18"/>
               </w:rPr>
@@ -4269,27 +4376,28 @@
         </w:tc>
         <w:tc>
           <w:tcPr>
-            <w:tcW w:type="dxa" w:w="2267"/>
-            <w:tcBorders>
-              <w:top w:val="single" w:color="CCCCCC" w:sz="4"/>
-              <w:left w:val="single" w:color="CCCCCC" w:sz="4"/>
-              <w:bottom w:val="single" w:color="CCCCCC" w:sz="4"/>
-              <w:right w:val="single" w:color="CCCCCC" w:sz="4"/>
-            </w:tcBorders>
-            <w:shd w:fill="FFFFFF" w:val="clear"/>
-            <w:tcMar>
-              <w:top w:type="dxa" w:w="60"/>
-              <w:left w:type="dxa" w:w="100"/>
-              <w:bottom w:type="dxa" w:w="60"/>
-              <w:right w:type="dxa" w:w="100"/>
-            </w:tcMar>
-          </w:tcPr>
-          <w:p>
-            <w:r>
-              <w:rPr>
-                <w:rFonts w:ascii="BIZ UDPゴシック" w:cs="BIZ UDPゴシック" w:eastAsia="BIZ UDPゴシック" w:hAnsi="BIZ UDPゴシック"/>
-                <w:b w:val="false"/>
-                <w:bCs w:val="false"/>
+            <w:tcW w:type="dxa" w:w="2504"/>
+            <w:tcBorders>
+              <w:top w:val="single" w:color="CCCCCC" w:sz="4"/>
+              <w:left w:val="single" w:color="CCCCCC" w:sz="4"/>
+              <w:bottom w:val="single" w:color="CCCCCC" w:sz="4"/>
+              <w:right w:val="single" w:color="CCCCCC" w:sz="4"/>
+            </w:tcBorders>
+            <w:shd w:fill="FFFFFF" w:val="clear"/>
+            <w:tcMar>
+              <w:top w:type="dxa" w:w="60"/>
+              <w:left w:type="dxa" w:w="100"/>
+              <w:bottom w:type="dxa" w:w="60"/>
+              <w:right w:type="dxa" w:w="100"/>
+            </w:tcMar>
+          </w:tcPr>
+          <w:p>
+            <w:r>
+              <w:rPr>
+                <w:rFonts w:ascii="BIZ UDPゴシック" w:cs="BIZ UDPゴシック" w:eastAsia="BIZ UDPゴシック" w:hAnsi="BIZ UDPゴシック"/>
+                <w:b w:val="false"/>
+                <w:bCs w:val="false"/>
+                <w:color w:val="000000"/>
                 <w:sz w:val="18"/>
                 <w:szCs w:val="18"/>
               </w:rPr>
@@ -4373,6 +4481,7 @@
                 <w:rFonts w:ascii="BIZ UDPゴシック" w:cs="BIZ UDPゴシック" w:eastAsia="BIZ UDPゴシック" w:hAnsi="BIZ UDPゴシック"/>
                 <w:b/>
                 <w:bCs/>
+                <w:color w:val="000000"/>
                 <w:sz w:val="18"/>
                 <w:szCs w:val="18"/>
               </w:rPr>
@@ -4403,6 +4512,7 @@
                 <w:rFonts w:ascii="BIZ UDPゴシック" w:cs="BIZ UDPゴシック" w:eastAsia="BIZ UDPゴシック" w:hAnsi="BIZ UDPゴシック"/>
                 <w:b/>
                 <w:bCs/>
+                <w:color w:val="000000"/>
                 <w:sz w:val="18"/>
                 <w:szCs w:val="18"/>
               </w:rPr>
@@ -4433,6 +4543,7 @@
                 <w:rFonts w:ascii="BIZ UDPゴシック" w:cs="BIZ UDPゴシック" w:eastAsia="BIZ UDPゴシック" w:hAnsi="BIZ UDPゴシック"/>
                 <w:b/>
                 <w:bCs/>
+                <w:color w:val="000000"/>
                 <w:sz w:val="18"/>
                 <w:szCs w:val="18"/>
               </w:rPr>
@@ -4468,6 +4579,7 @@
                 <w:rFonts w:ascii="BIZ UDPゴシック" w:cs="BIZ UDPゴシック" w:eastAsia="BIZ UDPゴシック" w:hAnsi="BIZ UDPゴシック"/>
                 <w:b w:val="false"/>
                 <w:bCs w:val="false"/>
+                <w:color w:val="000000"/>
                 <w:sz w:val="18"/>
                 <w:szCs w:val="18"/>
               </w:rPr>
@@ -4498,6 +4610,7 @@
                 <w:rFonts w:ascii="BIZ UDPゴシック" w:cs="BIZ UDPゴシック" w:eastAsia="BIZ UDPゴシック" w:hAnsi="BIZ UDPゴシック"/>
                 <w:b w:val="false"/>
                 <w:bCs w:val="false"/>
+                <w:color w:val="000000"/>
                 <w:sz w:val="18"/>
                 <w:szCs w:val="18"/>
               </w:rPr>
@@ -4528,6 +4641,7 @@
                 <w:rFonts w:ascii="BIZ UDPゴシック" w:cs="BIZ UDPゴシック" w:eastAsia="BIZ UDPゴシック" w:hAnsi="BIZ UDPゴシック"/>
                 <w:b w:val="false"/>
                 <w:bCs w:val="false"/>
+                <w:color w:val="000000"/>
                 <w:sz w:val="18"/>
                 <w:szCs w:val="18"/>
               </w:rPr>
@@ -4563,6 +4677,7 @@
                 <w:rFonts w:ascii="BIZ UDPゴシック" w:cs="BIZ UDPゴシック" w:eastAsia="BIZ UDPゴシック" w:hAnsi="BIZ UDPゴシック"/>
                 <w:b w:val="false"/>
                 <w:bCs w:val="false"/>
+                <w:color w:val="000000"/>
                 <w:sz w:val="18"/>
                 <w:szCs w:val="18"/>
               </w:rPr>
@@ -4593,6 +4708,7 @@
                 <w:rFonts w:ascii="BIZ UDPゴシック" w:cs="BIZ UDPゴシック" w:eastAsia="BIZ UDPゴシック" w:hAnsi="BIZ UDPゴシック"/>
                 <w:b w:val="false"/>
                 <w:bCs w:val="false"/>
+                <w:color w:val="000000"/>
                 <w:sz w:val="18"/>
                 <w:szCs w:val="18"/>
               </w:rPr>
@@ -4623,6 +4739,7 @@
                 <w:rFonts w:ascii="BIZ UDPゴシック" w:cs="BIZ UDPゴシック" w:eastAsia="BIZ UDPゴシック" w:hAnsi="BIZ UDPゴシック"/>
                 <w:b w:val="false"/>
                 <w:bCs w:val="false"/>
+                <w:color w:val="000000"/>
                 <w:sz w:val="18"/>
                 <w:szCs w:val="18"/>
               </w:rPr>
@@ -4691,6 +4808,7 @@
                 <w:rFonts w:ascii="BIZ UDPゴシック" w:cs="BIZ UDPゴシック" w:eastAsia="BIZ UDPゴシック" w:hAnsi="BIZ UDPゴシック"/>
                 <w:b/>
                 <w:bCs/>
+                <w:color w:val="000000"/>
                 <w:sz w:val="18"/>
                 <w:szCs w:val="18"/>
               </w:rPr>
@@ -4721,6 +4839,7 @@
                 <w:rFonts w:ascii="BIZ UDPゴシック" w:cs="BIZ UDPゴシック" w:eastAsia="BIZ UDPゴシック" w:hAnsi="BIZ UDPゴシック"/>
                 <w:b/>
                 <w:bCs/>
+                <w:color w:val="000000"/>
                 <w:sz w:val="18"/>
                 <w:szCs w:val="18"/>
               </w:rPr>
@@ -4751,6 +4870,7 @@
                 <w:rFonts w:ascii="BIZ UDPゴシック" w:cs="BIZ UDPゴシック" w:eastAsia="BIZ UDPゴシック" w:hAnsi="BIZ UDPゴシック"/>
                 <w:b/>
                 <w:bCs/>
+                <w:color w:val="000000"/>
                 <w:sz w:val="18"/>
                 <w:szCs w:val="18"/>
               </w:rPr>
@@ -4786,6 +4906,7 @@
                 <w:rFonts w:ascii="BIZ UDPゴシック" w:cs="BIZ UDPゴシック" w:eastAsia="BIZ UDPゴシック" w:hAnsi="BIZ UDPゴシック"/>
                 <w:b w:val="false"/>
                 <w:bCs w:val="false"/>
+                <w:color w:val="000000"/>
                 <w:sz w:val="18"/>
                 <w:szCs w:val="18"/>
               </w:rPr>
@@ -4816,6 +4937,7 @@
                 <w:rFonts w:ascii="BIZ UDPゴシック" w:cs="BIZ UDPゴシック" w:eastAsia="BIZ UDPゴシック" w:hAnsi="BIZ UDPゴシック"/>
                 <w:b w:val="false"/>
                 <w:bCs w:val="false"/>
+                <w:color w:val="000000"/>
                 <w:sz w:val="18"/>
                 <w:szCs w:val="18"/>
               </w:rPr>
@@ -4846,6 +4968,7 @@
                 <w:rFonts w:ascii="BIZ UDPゴシック" w:cs="BIZ UDPゴシック" w:eastAsia="BIZ UDPゴシック" w:hAnsi="BIZ UDPゴシック"/>
                 <w:b w:val="false"/>
                 <w:bCs w:val="false"/>
+                <w:color w:val="000000"/>
                 <w:sz w:val="18"/>
                 <w:szCs w:val="18"/>
               </w:rPr>
@@ -4881,6 +5004,7 @@
                 <w:rFonts w:ascii="BIZ UDPゴシック" w:cs="BIZ UDPゴシック" w:eastAsia="BIZ UDPゴシック" w:hAnsi="BIZ UDPゴシック"/>
                 <w:b w:val="false"/>
                 <w:bCs w:val="false"/>
+                <w:color w:val="000000"/>
                 <w:sz w:val="18"/>
                 <w:szCs w:val="18"/>
               </w:rPr>
@@ -4911,6 +5035,7 @@
                 <w:rFonts w:ascii="BIZ UDPゴシック" w:cs="BIZ UDPゴシック" w:eastAsia="BIZ UDPゴシック" w:hAnsi="BIZ UDPゴシック"/>
                 <w:b w:val="false"/>
                 <w:bCs w:val="false"/>
+                <w:color w:val="000000"/>
                 <w:sz w:val="18"/>
                 <w:szCs w:val="18"/>
               </w:rPr>
@@ -4941,6 +5066,7 @@
                 <w:rFonts w:ascii="BIZ UDPゴシック" w:cs="BIZ UDPゴシック" w:eastAsia="BIZ UDPゴシック" w:hAnsi="BIZ UDPゴシック"/>
                 <w:b w:val="false"/>
                 <w:bCs w:val="false"/>
+                <w:color w:val="000000"/>
                 <w:sz w:val="18"/>
                 <w:szCs w:val="18"/>
               </w:rPr>
@@ -4976,6 +5102,7 @@
                 <w:rFonts w:ascii="BIZ UDPゴシック" w:cs="BIZ UDPゴシック" w:eastAsia="BIZ UDPゴシック" w:hAnsi="BIZ UDPゴシック"/>
                 <w:b w:val="false"/>
                 <w:bCs w:val="false"/>
+                <w:color w:val="000000"/>
                 <w:sz w:val="18"/>
                 <w:szCs w:val="18"/>
               </w:rPr>
@@ -5006,6 +5133,7 @@
                 <w:rFonts w:ascii="BIZ UDPゴシック" w:cs="BIZ UDPゴシック" w:eastAsia="BIZ UDPゴシック" w:hAnsi="BIZ UDPゴシック"/>
                 <w:b w:val="false"/>
                 <w:bCs w:val="false"/>
+                <w:color w:val="000000"/>
                 <w:sz w:val="18"/>
                 <w:szCs w:val="18"/>
               </w:rPr>
@@ -5036,10 +5164,11 @@
                 <w:rFonts w:ascii="BIZ UDPゴシック" w:cs="BIZ UDPゴシック" w:eastAsia="BIZ UDPゴシック" w:hAnsi="BIZ UDPゴシック"/>
                 <w:b w:val="false"/>
                 <w:bCs w:val="false"/>
-                <w:sz w:val="18"/>
-                <w:szCs w:val="18"/>
-              </w:rPr>
-              <w:t xml:space="preserve">allowedOriginsを*(全許可)からhttps://www.ignicapos.com / https://stg.ignicapos.comに限定する。</w:t>
+                <w:color w:val="000000"/>
+                <w:sz w:val="18"/>
+                <w:szCs w:val="18"/>
+              </w:rPr>
+              <w:t xml:space="preserve">allowedOriginsを*（全許可）からhttps://www.ignicapos.com / https://stg.ignicapos.comに限定する。</w:t>
             </w:r>
           </w:p>
         </w:tc>
@@ -5104,6 +5233,7 @@
                 <w:rFonts w:ascii="BIZ UDPゴシック" w:cs="BIZ UDPゴシック" w:eastAsia="BIZ UDPゴシック" w:hAnsi="BIZ UDPゴシック"/>
                 <w:b/>
                 <w:bCs/>
+                <w:color w:val="000000"/>
                 <w:sz w:val="18"/>
                 <w:szCs w:val="18"/>
               </w:rPr>
@@ -5134,6 +5264,7 @@
                 <w:rFonts w:ascii="BIZ UDPゴシック" w:cs="BIZ UDPゴシック" w:eastAsia="BIZ UDPゴシック" w:hAnsi="BIZ UDPゴシック"/>
                 <w:b/>
                 <w:bCs/>
+                <w:color w:val="000000"/>
                 <w:sz w:val="18"/>
                 <w:szCs w:val="18"/>
               </w:rPr>
@@ -5164,6 +5295,7 @@
                 <w:rFonts w:ascii="BIZ UDPゴシック" w:cs="BIZ UDPゴシック" w:eastAsia="BIZ UDPゴシック" w:hAnsi="BIZ UDPゴシック"/>
                 <w:b/>
                 <w:bCs/>
+                <w:color w:val="000000"/>
                 <w:sz w:val="18"/>
                 <w:szCs w:val="18"/>
               </w:rPr>
@@ -5199,6 +5331,7 @@
                 <w:rFonts w:ascii="BIZ UDPゴシック" w:cs="BIZ UDPゴシック" w:eastAsia="BIZ UDPゴシック" w:hAnsi="BIZ UDPゴシック"/>
                 <w:b w:val="false"/>
                 <w:bCs w:val="false"/>
+                <w:color w:val="000000"/>
                 <w:sz w:val="18"/>
                 <w:szCs w:val="18"/>
               </w:rPr>
@@ -5229,6 +5362,7 @@
                 <w:rFonts w:ascii="BIZ UDPゴシック" w:cs="BIZ UDPゴシック" w:eastAsia="BIZ UDPゴシック" w:hAnsi="BIZ UDPゴシック"/>
                 <w:b w:val="false"/>
                 <w:bCs w:val="false"/>
+                <w:color w:val="000000"/>
                 <w:sz w:val="18"/>
                 <w:szCs w:val="18"/>
               </w:rPr>
@@ -5259,6 +5393,7 @@
                 <w:rFonts w:ascii="BIZ UDPゴシック" w:cs="BIZ UDPゴシック" w:eastAsia="BIZ UDPゴシック" w:hAnsi="BIZ UDPゴシック"/>
                 <w:b w:val="false"/>
                 <w:bCs w:val="false"/>
+                <w:color w:val="000000"/>
                 <w:sz w:val="18"/>
                 <w:szCs w:val="18"/>
               </w:rPr>
@@ -5294,6 +5429,7 @@
                 <w:rFonts w:ascii="BIZ UDPゴシック" w:cs="BIZ UDPゴシック" w:eastAsia="BIZ UDPゴシック" w:hAnsi="BIZ UDPゴシック"/>
                 <w:b w:val="false"/>
                 <w:bCs w:val="false"/>
+                <w:color w:val="000000"/>
                 <w:sz w:val="18"/>
                 <w:szCs w:val="18"/>
               </w:rPr>
@@ -5324,6 +5460,7 @@
                 <w:rFonts w:ascii="BIZ UDPゴシック" w:cs="BIZ UDPゴシック" w:eastAsia="BIZ UDPゴシック" w:hAnsi="BIZ UDPゴシック"/>
                 <w:b w:val="false"/>
                 <w:bCs w:val="false"/>
+                <w:color w:val="000000"/>
                 <w:sz w:val="18"/>
                 <w:szCs w:val="18"/>
               </w:rPr>
@@ -5354,6 +5491,7 @@
                 <w:rFonts w:ascii="BIZ UDPゴシック" w:cs="BIZ UDPゴシック" w:eastAsia="BIZ UDPゴシック" w:hAnsi="BIZ UDPゴシック"/>
                 <w:b w:val="false"/>
                 <w:bCs w:val="false"/>
+                <w:color w:val="000000"/>
                 <w:sz w:val="18"/>
                 <w:szCs w:val="18"/>
               </w:rPr>
@@ -5389,6 +5527,7 @@
                 <w:rFonts w:ascii="BIZ UDPゴシック" w:cs="BIZ UDPゴシック" w:eastAsia="BIZ UDPゴシック" w:hAnsi="BIZ UDPゴシック"/>
                 <w:b w:val="false"/>
                 <w:bCs w:val="false"/>
+                <w:color w:val="000000"/>
                 <w:sz w:val="18"/>
                 <w:szCs w:val="18"/>
               </w:rPr>
@@ -5419,6 +5558,7 @@
                 <w:rFonts w:ascii="BIZ UDPゴシック" w:cs="BIZ UDPゴシック" w:eastAsia="BIZ UDPゴシック" w:hAnsi="BIZ UDPゴシック"/>
                 <w:b w:val="false"/>
                 <w:bCs w:val="false"/>
+                <w:color w:val="000000"/>
                 <w:sz w:val="18"/>
                 <w:szCs w:val="18"/>
               </w:rPr>
@@ -5449,6 +5589,7 @@
                 <w:rFonts w:ascii="BIZ UDPゴシック" w:cs="BIZ UDPゴシック" w:eastAsia="BIZ UDPゴシック" w:hAnsi="BIZ UDPゴシック"/>
                 <w:b w:val="false"/>
                 <w:bCs w:val="false"/>
+                <w:color w:val="000000"/>
                 <w:sz w:val="18"/>
                 <w:szCs w:val="18"/>
               </w:rPr>
@@ -5484,6 +5625,7 @@
                 <w:rFonts w:ascii="BIZ UDPゴシック" w:cs="BIZ UDPゴシック" w:eastAsia="BIZ UDPゴシック" w:hAnsi="BIZ UDPゴシック"/>
                 <w:b w:val="false"/>
                 <w:bCs w:val="false"/>
+                <w:color w:val="000000"/>
                 <w:sz w:val="18"/>
                 <w:szCs w:val="18"/>
               </w:rPr>
@@ -5514,6 +5656,7 @@
                 <w:rFonts w:ascii="BIZ UDPゴシック" w:cs="BIZ UDPゴシック" w:eastAsia="BIZ UDPゴシック" w:hAnsi="BIZ UDPゴシック"/>
                 <w:b w:val="false"/>
                 <w:bCs w:val="false"/>
+                <w:color w:val="000000"/>
                 <w:sz w:val="18"/>
                 <w:szCs w:val="18"/>
               </w:rPr>
@@ -5544,6 +5687,7 @@
                 <w:rFonts w:ascii="BIZ UDPゴシック" w:cs="BIZ UDPゴシック" w:eastAsia="BIZ UDPゴシック" w:hAnsi="BIZ UDPゴシック"/>
                 <w:b w:val="false"/>
                 <w:bCs w:val="false"/>
+                <w:color w:val="000000"/>
                 <w:sz w:val="18"/>
                 <w:szCs w:val="18"/>
               </w:rPr>
@@ -5579,6 +5723,7 @@
                 <w:rFonts w:ascii="BIZ UDPゴシック" w:cs="BIZ UDPゴシック" w:eastAsia="BIZ UDPゴシック" w:hAnsi="BIZ UDPゴシック"/>
                 <w:b w:val="false"/>
                 <w:bCs w:val="false"/>
+                <w:color w:val="000000"/>
                 <w:sz w:val="18"/>
                 <w:szCs w:val="18"/>
               </w:rPr>
@@ -5609,10 +5754,11 @@
                 <w:rFonts w:ascii="BIZ UDPゴシック" w:cs="BIZ UDPゴシック" w:eastAsia="BIZ UDPゴシック" w:hAnsi="BIZ UDPゴシック"/>
                 <w:b w:val="false"/>
                 <w:bCs w:val="false"/>
-                <w:sz w:val="18"/>
-                <w:szCs w:val="18"/>
-              </w:rPr>
-              <w:t xml:space="preserve">Hibernate dialect 非推奨設定の修正</w:t>
+                <w:color w:val="000000"/>
+                <w:sz w:val="18"/>
+                <w:szCs w:val="18"/>
+              </w:rPr>
+              <w:t xml:space="preserve">Hibernate dialect 修正</w:t>
             </w:r>
           </w:p>
         </w:tc>
@@ -5639,6 +5785,7 @@
                 <w:rFonts w:ascii="BIZ UDPゴシック" w:cs="BIZ UDPゴシック" w:eastAsia="BIZ UDPゴシック" w:hAnsi="BIZ UDPゴシック"/>
                 <w:b w:val="false"/>
                 <w:bCs w:val="false"/>
+                <w:color w:val="000000"/>
                 <w:sz w:val="18"/>
                 <w:szCs w:val="18"/>
               </w:rPr>
@@ -5707,6 +5854,7 @@
                 <w:rFonts w:ascii="BIZ UDPゴシック" w:cs="BIZ UDPゴシック" w:eastAsia="BIZ UDPゴシック" w:hAnsi="BIZ UDPゴシック"/>
                 <w:b/>
                 <w:bCs/>
+                <w:color w:val="000000"/>
                 <w:sz w:val="18"/>
                 <w:szCs w:val="18"/>
               </w:rPr>
@@ -5737,6 +5885,7 @@
                 <w:rFonts w:ascii="BIZ UDPゴシック" w:cs="BIZ UDPゴシック" w:eastAsia="BIZ UDPゴシック" w:hAnsi="BIZ UDPゴシック"/>
                 <w:b/>
                 <w:bCs/>
+                <w:color w:val="000000"/>
                 <w:sz w:val="18"/>
                 <w:szCs w:val="18"/>
               </w:rPr>
@@ -5767,6 +5916,7 @@
                 <w:rFonts w:ascii="BIZ UDPゴシック" w:cs="BIZ UDPゴシック" w:eastAsia="BIZ UDPゴシック" w:hAnsi="BIZ UDPゴシック"/>
                 <w:b/>
                 <w:bCs/>
+                <w:color w:val="000000"/>
                 <w:sz w:val="18"/>
                 <w:szCs w:val="18"/>
               </w:rPr>
@@ -5802,6 +5952,7 @@
                 <w:rFonts w:ascii="BIZ UDPゴシック" w:cs="BIZ UDPゴシック" w:eastAsia="BIZ UDPゴシック" w:hAnsi="BIZ UDPゴシック"/>
                 <w:b w:val="false"/>
                 <w:bCs w:val="false"/>
+                <w:color w:val="000000"/>
                 <w:sz w:val="18"/>
                 <w:szCs w:val="18"/>
               </w:rPr>
@@ -5832,6 +5983,7 @@
                 <w:rFonts w:ascii="BIZ UDPゴシック" w:cs="BIZ UDPゴシック" w:eastAsia="BIZ UDPゴシック" w:hAnsi="BIZ UDPゴシック"/>
                 <w:b w:val="false"/>
                 <w:bCs w:val="false"/>
+                <w:color w:val="000000"/>
                 <w:sz w:val="18"/>
                 <w:szCs w:val="18"/>
               </w:rPr>
@@ -5862,6 +6014,7 @@
                 <w:rFonts w:ascii="BIZ UDPゴシック" w:cs="BIZ UDPゴシック" w:eastAsia="BIZ UDPゴシック" w:hAnsi="BIZ UDPゴシック"/>
                 <w:b w:val="false"/>
                 <w:bCs w:val="false"/>
+                <w:color w:val="000000"/>
                 <w:sz w:val="18"/>
                 <w:szCs w:val="18"/>
               </w:rPr>
@@ -5897,6 +6050,7 @@
                 <w:rFonts w:ascii="BIZ UDPゴシック" w:cs="BIZ UDPゴシック" w:eastAsia="BIZ UDPゴシック" w:hAnsi="BIZ UDPゴシック"/>
                 <w:b w:val="false"/>
                 <w:bCs w:val="false"/>
+                <w:color w:val="000000"/>
                 <w:sz w:val="18"/>
                 <w:szCs w:val="18"/>
               </w:rPr>
@@ -5927,6 +6081,7 @@
                 <w:rFonts w:ascii="BIZ UDPゴシック" w:cs="BIZ UDPゴシック" w:eastAsia="BIZ UDPゴシック" w:hAnsi="BIZ UDPゴシック"/>
                 <w:b w:val="false"/>
                 <w:bCs w:val="false"/>
+                <w:color w:val="000000"/>
                 <w:sz w:val="18"/>
                 <w:szCs w:val="18"/>
               </w:rPr>
@@ -5957,6 +6112,7 @@
                 <w:rFonts w:ascii="BIZ UDPゴシック" w:cs="BIZ UDPゴシック" w:eastAsia="BIZ UDPゴシック" w:hAnsi="BIZ UDPゴシック"/>
                 <w:b w:val="false"/>
                 <w:bCs w:val="false"/>
+                <w:color w:val="000000"/>
                 <w:sz w:val="18"/>
                 <w:szCs w:val="18"/>
               </w:rPr>
@@ -5992,6 +6148,7 @@
                 <w:rFonts w:ascii="BIZ UDPゴシック" w:cs="BIZ UDPゴシック" w:eastAsia="BIZ UDPゴシック" w:hAnsi="BIZ UDPゴシック"/>
                 <w:b w:val="false"/>
                 <w:bCs w:val="false"/>
+                <w:color w:val="000000"/>
                 <w:sz w:val="18"/>
                 <w:szCs w:val="18"/>
               </w:rPr>
@@ -6022,6 +6179,7 @@
                 <w:rFonts w:ascii="BIZ UDPゴシック" w:cs="BIZ UDPゴシック" w:eastAsia="BIZ UDPゴシック" w:hAnsi="BIZ UDPゴシック"/>
                 <w:b w:val="false"/>
                 <w:bCs w:val="false"/>
+                <w:color w:val="000000"/>
                 <w:sz w:val="18"/>
                 <w:szCs w:val="18"/>
               </w:rPr>
@@ -6052,6 +6210,7 @@
                 <w:rFonts w:ascii="BIZ UDPゴシック" w:cs="BIZ UDPゴシック" w:eastAsia="BIZ UDPゴシック" w:hAnsi="BIZ UDPゴシック"/>
                 <w:b w:val="false"/>
                 <w:bCs w:val="false"/>
+                <w:color w:val="000000"/>
                 <w:sz w:val="18"/>
                 <w:szCs w:val="18"/>
               </w:rPr>
@@ -6087,6 +6246,7 @@
                 <w:rFonts w:ascii="BIZ UDPゴシック" w:cs="BIZ UDPゴシック" w:eastAsia="BIZ UDPゴシック" w:hAnsi="BIZ UDPゴシック"/>
                 <w:b w:val="false"/>
                 <w:bCs w:val="false"/>
+                <w:color w:val="000000"/>
                 <w:sz w:val="18"/>
                 <w:szCs w:val="18"/>
               </w:rPr>
@@ -6117,10 +6277,11 @@
                 <w:rFonts w:ascii="BIZ UDPゴシック" w:cs="BIZ UDPゴシック" w:eastAsia="BIZ UDPゴシック" w:hAnsi="BIZ UDPゴシック"/>
                 <w:b w:val="false"/>
                 <w:bCs w:val="false"/>
-                <w:sz w:val="18"/>
-                <w:szCs w:val="18"/>
-              </w:rPr>
-              <w:t xml:space="preserve">外部APIのURL環境変数化（富士フイルム）</w:t>
+                <w:color w:val="000000"/>
+                <w:sz w:val="18"/>
+                <w:szCs w:val="18"/>
+              </w:rPr>
+              <w:t xml:space="preserve">外部APIのURL環境変数化</w:t>
             </w:r>
           </w:p>
         </w:tc>
@@ -6147,6 +6308,7 @@
                 <w:rFonts w:ascii="BIZ UDPゴシック" w:cs="BIZ UDPゴシック" w:eastAsia="BIZ UDPゴシック" w:hAnsi="BIZ UDPゴシック"/>
                 <w:b w:val="false"/>
                 <w:bCs w:val="false"/>
+                <w:color w:val="000000"/>
                 <w:sz w:val="18"/>
                 <w:szCs w:val="18"/>
               </w:rPr>
@@ -6182,6 +6344,7 @@
                 <w:rFonts w:ascii="BIZ UDPゴシック" w:cs="BIZ UDPゴシック" w:eastAsia="BIZ UDPゴシック" w:hAnsi="BIZ UDPゴシック"/>
                 <w:b w:val="false"/>
                 <w:bCs w:val="false"/>
+                <w:color w:val="000000"/>
                 <w:sz w:val="18"/>
                 <w:szCs w:val="18"/>
               </w:rPr>
@@ -6212,6 +6375,7 @@
                 <w:rFonts w:ascii="BIZ UDPゴシック" w:cs="BIZ UDPゴシック" w:eastAsia="BIZ UDPゴシック" w:hAnsi="BIZ UDPゴシック"/>
                 <w:b w:val="false"/>
                 <w:bCs w:val="false"/>
+                <w:color w:val="000000"/>
                 <w:sz w:val="18"/>
                 <w:szCs w:val="18"/>
               </w:rPr>
@@ -6242,6 +6406,7 @@
                 <w:rFonts w:ascii="BIZ UDPゴシック" w:cs="BIZ UDPゴシック" w:eastAsia="BIZ UDPゴシック" w:hAnsi="BIZ UDPゴシック"/>
                 <w:b w:val="false"/>
                 <w:bCs w:val="false"/>
+                <w:color w:val="000000"/>
                 <w:sz w:val="18"/>
                 <w:szCs w:val="18"/>
               </w:rPr>
@@ -6318,6 +6483,9 @@
             </w:tcMar>
           </w:tcPr>
           <w:p>
+            <w:pPr>
+              <w:spacing w:before="0" w:after="0"/>
+            </w:pPr>
             <w:r>
               <w:rPr>
                 <w:rFonts w:ascii="Consolas" w:cs="Consolas" w:eastAsia="Consolas" w:hAnsi="Consolas"/>
@@ -6328,6 +6496,9 @@
             </w:r>
           </w:p>
           <w:p>
+            <w:pPr>
+              <w:spacing w:before="0" w:after="0"/>
+            </w:pPr>
             <w:r>
               <w:rPr>
                 <w:rFonts w:ascii="Consolas" w:cs="Consolas" w:eastAsia="Consolas" w:hAnsi="Consolas"/>
@@ -6338,6 +6509,9 @@
             </w:r>
           </w:p>
           <w:p>
+            <w:pPr>
+              <w:spacing w:before="0" w:after="0"/>
+            </w:pPr>
             <w:r>
               <w:rPr>
                 <w:rFonts w:ascii="Consolas" w:cs="Consolas" w:eastAsia="Consolas" w:hAnsi="Consolas"/>
@@ -6348,6 +6522,9 @@
             </w:r>
           </w:p>
           <w:p>
+            <w:pPr>
+              <w:spacing w:before="0" w:after="0"/>
+            </w:pPr>
             <w:r>
               <w:rPr>
                 <w:rFonts w:ascii="Consolas" w:cs="Consolas" w:eastAsia="Consolas" w:hAnsi="Consolas"/>
@@ -6412,6 +6589,9 @@
             </w:tcMar>
           </w:tcPr>
           <w:p>
+            <w:pPr>
+              <w:spacing w:before="0" w:after="0"/>
+            </w:pPr>
             <w:r>
               <w:rPr>
                 <w:rFonts w:ascii="Consolas" w:cs="Consolas" w:eastAsia="Consolas" w:hAnsi="Consolas"/>
@@ -6422,6 +6602,9 @@
             </w:r>
           </w:p>
           <w:p>
+            <w:pPr>
+              <w:spacing w:before="0" w:after="0"/>
+            </w:pPr>
             <w:r>
               <w:rPr>
                 <w:rFonts w:ascii="Consolas" w:cs="Consolas" w:eastAsia="Consolas" w:hAnsi="Consolas"/>
@@ -6432,6 +6615,9 @@
             </w:r>
           </w:p>
           <w:p>
+            <w:pPr>
+              <w:spacing w:before="0" w:after="0"/>
+            </w:pPr>
             <w:r>
               <w:rPr>
                 <w:rFonts w:ascii="Consolas" w:cs="Consolas" w:eastAsia="Consolas" w:hAnsi="Consolas"/>
@@ -6442,6 +6628,9 @@
             </w:r>
           </w:p>
           <w:p>
+            <w:pPr>
+              <w:spacing w:before="0" w:after="0"/>
+            </w:pPr>
             <w:r>
               <w:rPr>
                 <w:rFonts w:ascii="Consolas" w:cs="Consolas" w:eastAsia="Consolas" w:hAnsi="Consolas"/>
@@ -6452,6 +6641,9 @@
             </w:r>
           </w:p>
           <w:p>
+            <w:pPr>
+              <w:spacing w:before="0" w:after="0"/>
+            </w:pPr>
             <w:r>
               <w:rPr>
                 <w:rFonts w:ascii="Consolas" w:cs="Consolas" w:eastAsia="Consolas" w:hAnsi="Consolas"/>
@@ -6524,6 +6716,7 @@
                 <w:rFonts w:ascii="BIZ UDPゴシック" w:cs="BIZ UDPゴシック" w:eastAsia="BIZ UDPゴシック" w:hAnsi="BIZ UDPゴシック"/>
                 <w:b/>
                 <w:bCs/>
+                <w:color w:val="000000"/>
                 <w:sz w:val="18"/>
                 <w:szCs w:val="18"/>
               </w:rPr>
@@ -6554,6 +6747,7 @@
                 <w:rFonts w:ascii="BIZ UDPゴシック" w:cs="BIZ UDPゴシック" w:eastAsia="BIZ UDPゴシック" w:hAnsi="BIZ UDPゴシック"/>
                 <w:b/>
                 <w:bCs/>
+                <w:color w:val="000000"/>
                 <w:sz w:val="18"/>
                 <w:szCs w:val="18"/>
               </w:rPr>
@@ -6584,6 +6778,7 @@
                 <w:rFonts w:ascii="BIZ UDPゴシック" w:cs="BIZ UDPゴシック" w:eastAsia="BIZ UDPゴシック" w:hAnsi="BIZ UDPゴシック"/>
                 <w:b/>
                 <w:bCs/>
+                <w:color w:val="000000"/>
                 <w:sz w:val="18"/>
                 <w:szCs w:val="18"/>
               </w:rPr>
@@ -6614,6 +6809,7 @@
                 <w:rFonts w:ascii="BIZ UDPゴシック" w:cs="BIZ UDPゴシック" w:eastAsia="BIZ UDPゴシック" w:hAnsi="BIZ UDPゴシック"/>
                 <w:b/>
                 <w:bCs/>
+                <w:color w:val="000000"/>
                 <w:sz w:val="18"/>
                 <w:szCs w:val="18"/>
               </w:rPr>
@@ -6649,6 +6845,7 @@
                 <w:rFonts w:ascii="BIZ UDPゴシック" w:cs="BIZ UDPゴシック" w:eastAsia="BIZ UDPゴシック" w:hAnsi="BIZ UDPゴシック"/>
                 <w:b w:val="false"/>
                 <w:bCs w:val="false"/>
+                <w:color w:val="000000"/>
                 <w:sz w:val="18"/>
                 <w:szCs w:val="18"/>
               </w:rPr>
@@ -6674,11 +6871,12 @@
             </w:tcMar>
           </w:tcPr>
           <w:p>
-            <w:r>
-              <w:rPr>
-                <w:rFonts w:ascii="BIZ UDPゴシック" w:cs="BIZ UDPゴシック" w:eastAsia="BIZ UDPゴシック" w:hAnsi="BIZ UDPゴシック"/>
-                <w:b w:val="false"/>
-                <w:bCs w:val="false"/>
+            <w:pPr>
+              <w:spacing w:before="0" w:after="0"/>
+            </w:pPr>
+            <w:r>
+              <w:rPr>
+                <w:rFonts w:ascii="BIZ UDPゴシック" w:cs="BIZ UDPゴシック" w:eastAsia="BIZ UDPゴシック" w:hAnsi="BIZ UDPゴシック"/>
                 <w:sz w:val="18"/>
                 <w:szCs w:val="18"/>
               </w:rPr>
@@ -6704,11 +6902,12 @@
             </w:tcMar>
           </w:tcPr>
           <w:p>
-            <w:r>
-              <w:rPr>
-                <w:rFonts w:ascii="BIZ UDPゴシック" w:cs="BIZ UDPゴシック" w:eastAsia="BIZ UDPゴシック" w:hAnsi="BIZ UDPゴシック"/>
-                <w:b w:val="false"/>
-                <w:bCs w:val="false"/>
+            <w:pPr>
+              <w:spacing w:before="0" w:after="0"/>
+            </w:pPr>
+            <w:r>
+              <w:rPr>
+                <w:rFonts w:ascii="BIZ UDPゴシック" w:cs="BIZ UDPゴシック" w:eastAsia="BIZ UDPゴシック" w:hAnsi="BIZ UDPゴシック"/>
                 <w:sz w:val="18"/>
                 <w:szCs w:val="18"/>
               </w:rPr>
@@ -6739,6 +6938,7 @@
                 <w:rFonts w:ascii="BIZ UDPゴシック" w:cs="BIZ UDPゴシック" w:eastAsia="BIZ UDPゴシック" w:hAnsi="BIZ UDPゴシック"/>
                 <w:b w:val="false"/>
                 <w:bCs w:val="false"/>
+                <w:color w:val="000000"/>
                 <w:sz w:val="18"/>
                 <w:szCs w:val="18"/>
               </w:rPr>
@@ -6774,6 +6974,7 @@
                 <w:rFonts w:ascii="BIZ UDPゴシック" w:cs="BIZ UDPゴシック" w:eastAsia="BIZ UDPゴシック" w:hAnsi="BIZ UDPゴシック"/>
                 <w:b w:val="false"/>
                 <w:bCs w:val="false"/>
+                <w:color w:val="000000"/>
                 <w:sz w:val="18"/>
                 <w:szCs w:val="18"/>
               </w:rPr>
@@ -6799,11 +7000,12 @@
             </w:tcMar>
           </w:tcPr>
           <w:p>
-            <w:r>
-              <w:rPr>
-                <w:rFonts w:ascii="BIZ UDPゴシック" w:cs="BIZ UDPゴシック" w:eastAsia="BIZ UDPゴシック" w:hAnsi="BIZ UDPゴシック"/>
-                <w:b w:val="false"/>
-                <w:bCs w:val="false"/>
+            <w:pPr>
+              <w:spacing w:before="0" w:after="0"/>
+            </w:pPr>
+            <w:r>
+              <w:rPr>
+                <w:rFonts w:ascii="BIZ UDPゴシック" w:cs="BIZ UDPゴシック" w:eastAsia="BIZ UDPゴシック" w:hAnsi="BIZ UDPゴシック"/>
                 <w:sz w:val="18"/>
                 <w:szCs w:val="18"/>
               </w:rPr>
@@ -6829,11 +7031,12 @@
             </w:tcMar>
           </w:tcPr>
           <w:p>
-            <w:r>
-              <w:rPr>
-                <w:rFonts w:ascii="BIZ UDPゴシック" w:cs="BIZ UDPゴシック" w:eastAsia="BIZ UDPゴシック" w:hAnsi="BIZ UDPゴシック"/>
-                <w:b w:val="false"/>
-                <w:bCs w:val="false"/>
+            <w:pPr>
+              <w:spacing w:before="0" w:after="0"/>
+            </w:pPr>
+            <w:r>
+              <w:rPr>
+                <w:rFonts w:ascii="BIZ UDPゴシック" w:cs="BIZ UDPゴシック" w:eastAsia="BIZ UDPゴシック" w:hAnsi="BIZ UDPゴシック"/>
                 <w:sz w:val="18"/>
                 <w:szCs w:val="18"/>
               </w:rPr>
@@ -6864,6 +7067,7 @@
                 <w:rFonts w:ascii="BIZ UDPゴシック" w:cs="BIZ UDPゴシック" w:eastAsia="BIZ UDPゴシック" w:hAnsi="BIZ UDPゴシック"/>
                 <w:b w:val="false"/>
                 <w:bCs w:val="false"/>
+                <w:color w:val="000000"/>
                 <w:sz w:val="18"/>
                 <w:szCs w:val="18"/>
               </w:rPr>
@@ -6899,6 +7103,7 @@
                 <w:rFonts w:ascii="BIZ UDPゴシック" w:cs="BIZ UDPゴシック" w:eastAsia="BIZ UDPゴシック" w:hAnsi="BIZ UDPゴシック"/>
                 <w:b w:val="false"/>
                 <w:bCs w:val="false"/>
+                <w:color w:val="000000"/>
                 <w:sz w:val="18"/>
                 <w:szCs w:val="18"/>
               </w:rPr>
@@ -6924,11 +7129,12 @@
             </w:tcMar>
           </w:tcPr>
           <w:p>
-            <w:r>
-              <w:rPr>
-                <w:rFonts w:ascii="BIZ UDPゴシック" w:cs="BIZ UDPゴシック" w:eastAsia="BIZ UDPゴシック" w:hAnsi="BIZ UDPゴシック"/>
-                <w:b w:val="false"/>
-                <w:bCs w:val="false"/>
+            <w:pPr>
+              <w:spacing w:before="0" w:after="0"/>
+            </w:pPr>
+            <w:r>
+              <w:rPr>
+                <w:rFonts w:ascii="BIZ UDPゴシック" w:cs="BIZ UDPゴシック" w:eastAsia="BIZ UDPゴシック" w:hAnsi="BIZ UDPゴシック"/>
                 <w:sz w:val="18"/>
                 <w:szCs w:val="18"/>
               </w:rPr>
@@ -6954,11 +7160,12 @@
             </w:tcMar>
           </w:tcPr>
           <w:p>
-            <w:r>
-              <w:rPr>
-                <w:rFonts w:ascii="BIZ UDPゴシック" w:cs="BIZ UDPゴシック" w:eastAsia="BIZ UDPゴシック" w:hAnsi="BIZ UDPゴシック"/>
-                <w:b w:val="false"/>
-                <w:bCs w:val="false"/>
+            <w:pPr>
+              <w:spacing w:before="0" w:after="0"/>
+            </w:pPr>
+            <w:r>
+              <w:rPr>
+                <w:rFonts w:ascii="BIZ UDPゴシック" w:cs="BIZ UDPゴシック" w:eastAsia="BIZ UDPゴシック" w:hAnsi="BIZ UDPゴシック"/>
                 <w:sz w:val="18"/>
                 <w:szCs w:val="18"/>
               </w:rPr>
@@ -6989,6 +7196,7 @@
                 <w:rFonts w:ascii="BIZ UDPゴシック" w:cs="BIZ UDPゴシック" w:eastAsia="BIZ UDPゴシック" w:hAnsi="BIZ UDPゴシック"/>
                 <w:b w:val="false"/>
                 <w:bCs w:val="false"/>
+                <w:color w:val="000000"/>
                 <w:sz w:val="18"/>
                 <w:szCs w:val="18"/>
               </w:rPr>
@@ -7024,6 +7232,7 @@
                 <w:rFonts w:ascii="BIZ UDPゴシック" w:cs="BIZ UDPゴシック" w:eastAsia="BIZ UDPゴシック" w:hAnsi="BIZ UDPゴシック"/>
                 <w:b w:val="false"/>
                 <w:bCs w:val="false"/>
+                <w:color w:val="000000"/>
                 <w:sz w:val="18"/>
                 <w:szCs w:val="18"/>
               </w:rPr>
@@ -7049,11 +7258,12 @@
             </w:tcMar>
           </w:tcPr>
           <w:p>
-            <w:r>
-              <w:rPr>
-                <w:rFonts w:ascii="BIZ UDPゴシック" w:cs="BIZ UDPゴシック" w:eastAsia="BIZ UDPゴシック" w:hAnsi="BIZ UDPゴシック"/>
-                <w:b w:val="false"/>
-                <w:bCs w:val="false"/>
+            <w:pPr>
+              <w:spacing w:before="0" w:after="0"/>
+            </w:pPr>
+            <w:r>
+              <w:rPr>
+                <w:rFonts w:ascii="BIZ UDPゴシック" w:cs="BIZ UDPゴシック" w:eastAsia="BIZ UDPゴシック" w:hAnsi="BIZ UDPゴシック"/>
                 <w:sz w:val="18"/>
                 <w:szCs w:val="18"/>
               </w:rPr>
@@ -7079,11 +7289,12 @@
             </w:tcMar>
           </w:tcPr>
           <w:p>
-            <w:r>
-              <w:rPr>
-                <w:rFonts w:ascii="BIZ UDPゴシック" w:cs="BIZ UDPゴシック" w:eastAsia="BIZ UDPゴシック" w:hAnsi="BIZ UDPゴシック"/>
-                <w:b w:val="false"/>
-                <w:bCs w:val="false"/>
+            <w:pPr>
+              <w:spacing w:before="0" w:after="0"/>
+            </w:pPr>
+            <w:r>
+              <w:rPr>
+                <w:rFonts w:ascii="BIZ UDPゴシック" w:cs="BIZ UDPゴシック" w:eastAsia="BIZ UDPゴシック" w:hAnsi="BIZ UDPゴシック"/>
                 <w:sz w:val="18"/>
                 <w:szCs w:val="18"/>
               </w:rPr>
@@ -7114,6 +7325,7 @@
                 <w:rFonts w:ascii="BIZ UDPゴシック" w:cs="BIZ UDPゴシック" w:eastAsia="BIZ UDPゴシック" w:hAnsi="BIZ UDPゴシック"/>
                 <w:b w:val="false"/>
                 <w:bCs w:val="false"/>
+                <w:color w:val="000000"/>
                 <w:sz w:val="18"/>
                 <w:szCs w:val="18"/>
               </w:rPr>
@@ -7149,6 +7361,7 @@
                 <w:rFonts w:ascii="BIZ UDPゴシック" w:cs="BIZ UDPゴシック" w:eastAsia="BIZ UDPゴシック" w:hAnsi="BIZ UDPゴシック"/>
                 <w:b w:val="false"/>
                 <w:bCs w:val="false"/>
+                <w:color w:val="000000"/>
                 <w:sz w:val="18"/>
                 <w:szCs w:val="18"/>
               </w:rPr>
@@ -7174,11 +7387,12 @@
             </w:tcMar>
           </w:tcPr>
           <w:p>
-            <w:r>
-              <w:rPr>
-                <w:rFonts w:ascii="BIZ UDPゴシック" w:cs="BIZ UDPゴシック" w:eastAsia="BIZ UDPゴシック" w:hAnsi="BIZ UDPゴシック"/>
-                <w:b w:val="false"/>
-                <w:bCs w:val="false"/>
+            <w:pPr>
+              <w:spacing w:before="0" w:after="0"/>
+            </w:pPr>
+            <w:r>
+              <w:rPr>
+                <w:rFonts w:ascii="BIZ UDPゴシック" w:cs="BIZ UDPゴシック" w:eastAsia="BIZ UDPゴシック" w:hAnsi="BIZ UDPゴシック"/>
                 <w:sz w:val="18"/>
                 <w:szCs w:val="18"/>
               </w:rPr>
@@ -7204,11 +7418,12 @@
             </w:tcMar>
           </w:tcPr>
           <w:p>
-            <w:r>
-              <w:rPr>
-                <w:rFonts w:ascii="BIZ UDPゴシック" w:cs="BIZ UDPゴシック" w:eastAsia="BIZ UDPゴシック" w:hAnsi="BIZ UDPゴシック"/>
-                <w:b w:val="false"/>
-                <w:bCs w:val="false"/>
+            <w:pPr>
+              <w:spacing w:before="0" w:after="0"/>
+            </w:pPr>
+            <w:r>
+              <w:rPr>
+                <w:rFonts w:ascii="BIZ UDPゴシック" w:cs="BIZ UDPゴシック" w:eastAsia="BIZ UDPゴシック" w:hAnsi="BIZ UDPゴシック"/>
                 <w:sz w:val="18"/>
                 <w:szCs w:val="18"/>
               </w:rPr>
@@ -7239,6 +7454,7 @@
                 <w:rFonts w:ascii="BIZ UDPゴシック" w:cs="BIZ UDPゴシック" w:eastAsia="BIZ UDPゴシック" w:hAnsi="BIZ UDPゴシック"/>
                 <w:b w:val="false"/>
                 <w:bCs w:val="false"/>
+                <w:color w:val="000000"/>
                 <w:sz w:val="18"/>
                 <w:szCs w:val="18"/>
               </w:rPr>
@@ -7274,6 +7490,7 @@
                 <w:rFonts w:ascii="BIZ UDPゴシック" w:cs="BIZ UDPゴシック" w:eastAsia="BIZ UDPゴシック" w:hAnsi="BIZ UDPゴシック"/>
                 <w:b w:val="false"/>
                 <w:bCs w:val="false"/>
+                <w:color w:val="000000"/>
                 <w:sz w:val="18"/>
                 <w:szCs w:val="18"/>
               </w:rPr>
@@ -7299,11 +7516,12 @@
             </w:tcMar>
           </w:tcPr>
           <w:p>
-            <w:r>
-              <w:rPr>
-                <w:rFonts w:ascii="BIZ UDPゴシック" w:cs="BIZ UDPゴシック" w:eastAsia="BIZ UDPゴシック" w:hAnsi="BIZ UDPゴシック"/>
-                <w:b w:val="false"/>
-                <w:bCs w:val="false"/>
+            <w:pPr>
+              <w:spacing w:before="0" w:after="0"/>
+            </w:pPr>
+            <w:r>
+              <w:rPr>
+                <w:rFonts w:ascii="BIZ UDPゴシック" w:cs="BIZ UDPゴシック" w:eastAsia="BIZ UDPゴシック" w:hAnsi="BIZ UDPゴシック"/>
                 <w:sz w:val="18"/>
                 <w:szCs w:val="18"/>
               </w:rPr>
@@ -7329,15 +7547,29 @@
             </w:tcMar>
           </w:tcPr>
           <w:p>
-            <w:r>
-              <w:rPr>
-                <w:rFonts w:ascii="BIZ UDPゴシック" w:cs="BIZ UDPゴシック" w:eastAsia="BIZ UDPゴシック" w:hAnsi="BIZ UDPゴシック"/>
-                <w:b w:val="false"/>
-                <w:bCs w:val="false"/>
-                <w:sz w:val="18"/>
-                <w:szCs w:val="18"/>
-              </w:rPr>
-              <w:t xml:space="preserve">pos-server / gift-card / frontend 全ジョブが成功</w:t>
+            <w:pPr>
+              <w:spacing w:before="0" w:after="0"/>
+            </w:pPr>
+            <w:r>
+              <w:rPr>
+                <w:rFonts w:ascii="BIZ UDPゴシック" w:cs="BIZ UDPゴシック" w:eastAsia="BIZ UDPゴシック" w:hAnsi="BIZ UDPゴシック"/>
+                <w:sz w:val="18"/>
+                <w:szCs w:val="18"/>
+              </w:rPr>
+              <w:t xml:space="preserve">pos-server / gift-card / frontend</w:t>
+            </w:r>
+          </w:p>
+          <w:p>
+            <w:pPr>
+              <w:spacing w:before="0" w:after="0"/>
+            </w:pPr>
+            <w:r>
+              <w:rPr>
+                <w:rFonts w:ascii="BIZ UDPゴシック" w:cs="BIZ UDPゴシック" w:eastAsia="BIZ UDPゴシック" w:hAnsi="BIZ UDPゴシック"/>
+                <w:sz w:val="18"/>
+                <w:szCs w:val="18"/>
+              </w:rPr>
+              <w:t xml:space="preserve">全ジョブが成功</w:t>
             </w:r>
           </w:p>
         </w:tc>
@@ -7364,6 +7596,7 @@
                 <w:rFonts w:ascii="BIZ UDPゴシック" w:cs="BIZ UDPゴシック" w:eastAsia="BIZ UDPゴシック" w:hAnsi="BIZ UDPゴシック"/>
                 <w:b w:val="false"/>
                 <w:bCs w:val="false"/>
+                <w:color w:val="000000"/>
                 <w:sz w:val="18"/>
                 <w:szCs w:val="18"/>
               </w:rPr>
@@ -7386,558 +7619,6 @@
         <w:t xml:space="preserve">→ 全テスト完了後、結果欄（OK/NG）を記入して Thanh Nguyên へ提出すること。</w:t>
       </w:r>
     </w:p>
-    <w:p>
-      <w:pPr>
-        <w:pStyle w:val="Heading1"/>
-      </w:pPr>
-      <w:r>
-        <w:rPr>
-          <w:rFonts w:ascii="BIZ UDPゴシック" w:cs="BIZ UDPゴシック" w:eastAsia="BIZ UDPゴシック" w:hAnsi="BIZ UDPゴシック"/>
-          <w:b/>
-          <w:bCs/>
-          <w:sz w:val="24"/>
-          <w:szCs w:val="24"/>
-        </w:rPr>
-        <w:t xml:space="preserve">6. 完了報告</w:t>
-      </w:r>
-    </w:p>
-    <w:tbl>
-      <w:tblPr>
-        <w:tblW w:type="dxa" w:w="8504"/>
-        <w:tblBorders>
-          <w:top w:val="single" w:color="auto" w:sz="4"/>
-          <w:left w:val="single" w:color="auto" w:sz="4"/>
-          <w:bottom w:val="single" w:color="auto" w:sz="4"/>
-          <w:right w:val="single" w:color="auto" w:sz="4"/>
-          <w:insideH w:val="single" w:color="auto" w:sz="4"/>
-          <w:insideV w:val="single" w:color="auto" w:sz="4"/>
-        </w:tblBorders>
-      </w:tblPr>
-      <w:tblGrid>
-        <w:gridCol w:w="2268"/>
-        <w:gridCol w:w="6236"/>
-      </w:tblGrid>
-      <w:tr>
-        <w:trPr>
-          <w:cantSplit/>
-        </w:trPr>
-        <w:tc>
-          <w:tcPr>
-            <w:tcW w:type="dxa" w:w="2268"/>
-            <w:tcBorders>
-              <w:top w:val="single" w:color="CCCCCC" w:sz="4"/>
-              <w:left w:val="single" w:color="CCCCCC" w:sz="4"/>
-              <w:bottom w:val="single" w:color="CCCCCC" w:sz="4"/>
-              <w:right w:val="single" w:color="CCCCCC" w:sz="4"/>
-            </w:tcBorders>
-            <w:shd w:fill="F5F5F5" w:val="clear"/>
-            <w:tcMar>
-              <w:top w:type="dxa" w:w="60"/>
-              <w:left w:type="dxa" w:w="100"/>
-              <w:bottom w:type="dxa" w:w="60"/>
-              <w:right w:type="dxa" w:w="100"/>
-            </w:tcMar>
-          </w:tcPr>
-          <w:p>
-            <w:r>
-              <w:rPr>
-                <w:rFonts w:ascii="BIZ UDPゴシック" w:cs="BIZ UDPゴシック" w:eastAsia="BIZ UDPゴシック" w:hAnsi="BIZ UDPゴシック"/>
-                <w:b/>
-                <w:bCs/>
-                <w:sz w:val="18"/>
-                <w:szCs w:val="18"/>
-              </w:rPr>
-              <w:t xml:space="preserve">項目</w:t>
-            </w:r>
-          </w:p>
-        </w:tc>
-        <w:tc>
-          <w:tcPr>
-            <w:tcW w:type="dxa" w:w="6236"/>
-            <w:tcBorders>
-              <w:top w:val="single" w:color="CCCCCC" w:sz="4"/>
-              <w:left w:val="single" w:color="CCCCCC" w:sz="4"/>
-              <w:bottom w:val="single" w:color="CCCCCC" w:sz="4"/>
-              <w:right w:val="single" w:color="CCCCCC" w:sz="4"/>
-            </w:tcBorders>
-            <w:shd w:fill="F5F5F5" w:val="clear"/>
-            <w:tcMar>
-              <w:top w:type="dxa" w:w="60"/>
-              <w:left w:type="dxa" w:w="100"/>
-              <w:bottom w:type="dxa" w:w="60"/>
-              <w:right w:type="dxa" w:w="100"/>
-            </w:tcMar>
-          </w:tcPr>
-          <w:p>
-            <w:r>
-              <w:rPr>
-                <w:rFonts w:ascii="BIZ UDPゴシック" w:cs="BIZ UDPゴシック" w:eastAsia="BIZ UDPゴシック" w:hAnsi="BIZ UDPゴシック"/>
-                <w:b/>
-                <w:bCs/>
-                <w:sz w:val="18"/>
-                <w:szCs w:val="18"/>
-              </w:rPr>
-              <w:t xml:space="preserve">内容</w:t>
-            </w:r>
-          </w:p>
-        </w:tc>
-      </w:tr>
-      <w:tr>
-        <w:trPr>
-          <w:cantSplit/>
-        </w:trPr>
-        <w:tc>
-          <w:tcPr>
-            <w:tcW w:type="dxa" w:w="2268"/>
-            <w:tcBorders>
-              <w:top w:val="single" w:color="CCCCCC" w:sz="4"/>
-              <w:left w:val="single" w:color="CCCCCC" w:sz="4"/>
-              <w:bottom w:val="single" w:color="CCCCCC" w:sz="4"/>
-              <w:right w:val="single" w:color="CCCCCC" w:sz="4"/>
-            </w:tcBorders>
-            <w:shd w:fill="FFFFFF" w:val="clear"/>
-            <w:tcMar>
-              <w:top w:type="dxa" w:w="60"/>
-              <w:left w:type="dxa" w:w="100"/>
-              <w:bottom w:type="dxa" w:w="60"/>
-              <w:right w:type="dxa" w:w="100"/>
-            </w:tcMar>
-          </w:tcPr>
-          <w:p>
-            <w:r>
-              <w:rPr>
-                <w:rFonts w:ascii="BIZ UDPゴシック" w:cs="BIZ UDPゴシック" w:eastAsia="BIZ UDPゴシック" w:hAnsi="BIZ UDPゴシック"/>
-                <w:b w:val="false"/>
-                <w:bCs w:val="false"/>
-                <w:sz w:val="18"/>
-                <w:szCs w:val="18"/>
-              </w:rPr>
-              <w:t xml:space="preserve">完了フェーズ</w:t>
-            </w:r>
-          </w:p>
-        </w:tc>
-        <w:tc>
-          <w:tcPr>
-            <w:tcW w:type="dxa" w:w="6236"/>
-            <w:tcBorders>
-              <w:top w:val="single" w:color="CCCCCC" w:sz="4"/>
-              <w:left w:val="single" w:color="CCCCCC" w:sz="4"/>
-              <w:bottom w:val="single" w:color="CCCCCC" w:sz="4"/>
-              <w:right w:val="single" w:color="CCCCCC" w:sz="4"/>
-            </w:tcBorders>
-            <w:shd w:fill="FFFFFF" w:val="clear"/>
-            <w:tcMar>
-              <w:top w:type="dxa" w:w="60"/>
-              <w:left w:type="dxa" w:w="100"/>
-              <w:bottom w:type="dxa" w:w="60"/>
-              <w:right w:type="dxa" w:w="100"/>
-            </w:tcMar>
-          </w:tcPr>
-          <w:p>
-            <w:r>
-              <w:rPr>
-                <w:rFonts w:ascii="BIZ UDPゴシック" w:cs="BIZ UDPゴシック" w:eastAsia="BIZ UDPゴシック" w:hAnsi="BIZ UDPゴシック"/>
-                <w:b w:val="false"/>
-                <w:bCs w:val="false"/>
-                <w:sz w:val="18"/>
-                <w:szCs w:val="18"/>
-              </w:rPr>
-              <w:t xml:space="preserve"/>
-            </w:r>
-          </w:p>
-        </w:tc>
-      </w:tr>
-      <w:tr>
-        <w:trPr>
-          <w:cantSplit/>
-        </w:trPr>
-        <w:tc>
-          <w:tcPr>
-            <w:tcW w:type="dxa" w:w="2268"/>
-            <w:tcBorders>
-              <w:top w:val="single" w:color="CCCCCC" w:sz="4"/>
-              <w:left w:val="single" w:color="CCCCCC" w:sz="4"/>
-              <w:bottom w:val="single" w:color="CCCCCC" w:sz="4"/>
-              <w:right w:val="single" w:color="CCCCCC" w:sz="4"/>
-            </w:tcBorders>
-            <w:shd w:fill="FFFFFF" w:val="clear"/>
-            <w:tcMar>
-              <w:top w:type="dxa" w:w="60"/>
-              <w:left w:type="dxa" w:w="100"/>
-              <w:bottom w:type="dxa" w:w="60"/>
-              <w:right w:type="dxa" w:w="100"/>
-            </w:tcMar>
-          </w:tcPr>
-          <w:p>
-            <w:r>
-              <w:rPr>
-                <w:rFonts w:ascii="BIZ UDPゴシック" w:cs="BIZ UDPゴシック" w:eastAsia="BIZ UDPゴシック" w:hAnsi="BIZ UDPゴシック"/>
-                <w:b w:val="false"/>
-                <w:bCs w:val="false"/>
-                <w:sz w:val="18"/>
-                <w:szCs w:val="18"/>
-              </w:rPr>
-              <w:t xml:space="preserve">完了日</w:t>
-            </w:r>
-          </w:p>
-        </w:tc>
-        <w:tc>
-          <w:tcPr>
-            <w:tcW w:type="dxa" w:w="6236"/>
-            <w:tcBorders>
-              <w:top w:val="single" w:color="CCCCCC" w:sz="4"/>
-              <w:left w:val="single" w:color="CCCCCC" w:sz="4"/>
-              <w:bottom w:val="single" w:color="CCCCCC" w:sz="4"/>
-              <w:right w:val="single" w:color="CCCCCC" w:sz="4"/>
-            </w:tcBorders>
-            <w:shd w:fill="FFFFFF" w:val="clear"/>
-            <w:tcMar>
-              <w:top w:type="dxa" w:w="60"/>
-              <w:left w:type="dxa" w:w="100"/>
-              <w:bottom w:type="dxa" w:w="60"/>
-              <w:right w:type="dxa" w:w="100"/>
-            </w:tcMar>
-          </w:tcPr>
-          <w:p>
-            <w:r>
-              <w:rPr>
-                <w:rFonts w:ascii="BIZ UDPゴシック" w:cs="BIZ UDPゴシック" w:eastAsia="BIZ UDPゴシック" w:hAnsi="BIZ UDPゴシック"/>
-                <w:b w:val="false"/>
-                <w:bCs w:val="false"/>
-                <w:sz w:val="18"/>
-                <w:szCs w:val="18"/>
-              </w:rPr>
-              <w:t xml:space="preserve"/>
-            </w:r>
-          </w:p>
-        </w:tc>
-      </w:tr>
-      <w:tr>
-        <w:trPr>
-          <w:cantSplit/>
-        </w:trPr>
-        <w:tc>
-          <w:tcPr>
-            <w:tcW w:type="dxa" w:w="2268"/>
-            <w:tcBorders>
-              <w:top w:val="single" w:color="CCCCCC" w:sz="4"/>
-              <w:left w:val="single" w:color="CCCCCC" w:sz="4"/>
-              <w:bottom w:val="single" w:color="CCCCCC" w:sz="4"/>
-              <w:right w:val="single" w:color="CCCCCC" w:sz="4"/>
-            </w:tcBorders>
-            <w:shd w:fill="FFFFFF" w:val="clear"/>
-            <w:tcMar>
-              <w:top w:type="dxa" w:w="60"/>
-              <w:left w:type="dxa" w:w="100"/>
-              <w:bottom w:type="dxa" w:w="60"/>
-              <w:right w:type="dxa" w:w="100"/>
-            </w:tcMar>
-          </w:tcPr>
-          <w:p>
-            <w:r>
-              <w:rPr>
-                <w:rFonts w:ascii="BIZ UDPゴシック" w:cs="BIZ UDPゴシック" w:eastAsia="BIZ UDPゴシック" w:hAnsi="BIZ UDPゴシック"/>
-                <w:b w:val="false"/>
-                <w:bCs w:val="false"/>
-                <w:sz w:val="18"/>
-                <w:szCs w:val="18"/>
-              </w:rPr>
-              <w:t xml:space="preserve">実施者</w:t>
-            </w:r>
-          </w:p>
-        </w:tc>
-        <w:tc>
-          <w:tcPr>
-            <w:tcW w:type="dxa" w:w="6236"/>
-            <w:tcBorders>
-              <w:top w:val="single" w:color="CCCCCC" w:sz="4"/>
-              <w:left w:val="single" w:color="CCCCCC" w:sz="4"/>
-              <w:bottom w:val="single" w:color="CCCCCC" w:sz="4"/>
-              <w:right w:val="single" w:color="CCCCCC" w:sz="4"/>
-            </w:tcBorders>
-            <w:shd w:fill="FFFFFF" w:val="clear"/>
-            <w:tcMar>
-              <w:top w:type="dxa" w:w="60"/>
-              <w:left w:type="dxa" w:w="100"/>
-              <w:bottom w:type="dxa" w:w="60"/>
-              <w:right w:type="dxa" w:w="100"/>
-            </w:tcMar>
-          </w:tcPr>
-          <w:p>
-            <w:r>
-              <w:rPr>
-                <w:rFonts w:ascii="BIZ UDPゴシック" w:cs="BIZ UDPゴシック" w:eastAsia="BIZ UDPゴシック" w:hAnsi="BIZ UDPゴシック"/>
-                <w:b w:val="false"/>
-                <w:bCs w:val="false"/>
-                <w:sz w:val="18"/>
-                <w:szCs w:val="18"/>
-              </w:rPr>
-              <w:t xml:space="preserve">Thanh Nguyên</w:t>
-            </w:r>
-          </w:p>
-        </w:tc>
-      </w:tr>
-      <w:tr>
-        <w:trPr>
-          <w:cantSplit/>
-        </w:trPr>
-        <w:tc>
-          <w:tcPr>
-            <w:tcW w:type="dxa" w:w="2268"/>
-            <w:tcBorders>
-              <w:top w:val="single" w:color="CCCCCC" w:sz="4"/>
-              <w:left w:val="single" w:color="CCCCCC" w:sz="4"/>
-              <w:bottom w:val="single" w:color="CCCCCC" w:sz="4"/>
-              <w:right w:val="single" w:color="CCCCCC" w:sz="4"/>
-            </w:tcBorders>
-            <w:shd w:fill="FFFFFF" w:val="clear"/>
-            <w:tcMar>
-              <w:top w:type="dxa" w:w="60"/>
-              <w:left w:type="dxa" w:w="100"/>
-              <w:bottom w:type="dxa" w:w="60"/>
-              <w:right w:type="dxa" w:w="100"/>
-            </w:tcMar>
-          </w:tcPr>
-          <w:p>
-            <w:r>
-              <w:rPr>
-                <w:rFonts w:ascii="BIZ UDPゴシック" w:cs="BIZ UDPゴシック" w:eastAsia="BIZ UDPゴシック" w:hAnsi="BIZ UDPゴシック"/>
-                <w:b w:val="false"/>
-                <w:bCs w:val="false"/>
-                <w:sz w:val="18"/>
-                <w:szCs w:val="18"/>
-              </w:rPr>
-              <w:t xml:space="preserve">テスト結果</w:t>
-            </w:r>
-          </w:p>
-        </w:tc>
-        <w:tc>
-          <w:tcPr>
-            <w:tcW w:type="dxa" w:w="6236"/>
-            <w:tcBorders>
-              <w:top w:val="single" w:color="CCCCCC" w:sz="4"/>
-              <w:left w:val="single" w:color="CCCCCC" w:sz="4"/>
-              <w:bottom w:val="single" w:color="CCCCCC" w:sz="4"/>
-              <w:right w:val="single" w:color="CCCCCC" w:sz="4"/>
-            </w:tcBorders>
-            <w:shd w:fill="FFFFFF" w:val="clear"/>
-            <w:tcMar>
-              <w:top w:type="dxa" w:w="60"/>
-              <w:left w:type="dxa" w:w="100"/>
-              <w:bottom w:type="dxa" w:w="60"/>
-              <w:right w:type="dxa" w:w="100"/>
-            </w:tcMar>
-          </w:tcPr>
-          <w:p>
-            <w:r>
-              <w:rPr>
-                <w:rFonts w:ascii="BIZ UDPゴシック" w:cs="BIZ UDPゴシック" w:eastAsia="BIZ UDPゴシック" w:hAnsi="BIZ UDPゴシック"/>
-                <w:b w:val="false"/>
-                <w:bCs w:val="false"/>
-                <w:sz w:val="18"/>
-                <w:szCs w:val="18"/>
-              </w:rPr>
-              <w:t xml:space="preserve">全  件 OK /  NG 件</w:t>
-            </w:r>
-          </w:p>
-        </w:tc>
-      </w:tr>
-      <w:tr>
-        <w:trPr>
-          <w:cantSplit/>
-        </w:trPr>
-        <w:tc>
-          <w:tcPr>
-            <w:tcW w:type="dxa" w:w="2268"/>
-            <w:tcBorders>
-              <w:top w:val="single" w:color="CCCCCC" w:sz="4"/>
-              <w:left w:val="single" w:color="CCCCCC" w:sz="4"/>
-              <w:bottom w:val="single" w:color="CCCCCC" w:sz="4"/>
-              <w:right w:val="single" w:color="CCCCCC" w:sz="4"/>
-            </w:tcBorders>
-            <w:shd w:fill="FFFFFF" w:val="clear"/>
-            <w:tcMar>
-              <w:top w:type="dxa" w:w="60"/>
-              <w:left w:type="dxa" w:w="100"/>
-              <w:bottom w:type="dxa" w:w="60"/>
-              <w:right w:type="dxa" w:w="100"/>
-            </w:tcMar>
-          </w:tcPr>
-          <w:p>
-            <w:r>
-              <w:rPr>
-                <w:rFonts w:ascii="BIZ UDPゴシック" w:cs="BIZ UDPゴシック" w:eastAsia="BIZ UDPゴシック" w:hAnsi="BIZ UDPゴシック"/>
-                <w:b w:val="false"/>
-                <w:bCs w:val="false"/>
-                <w:sz w:val="18"/>
-                <w:szCs w:val="18"/>
-              </w:rPr>
-              <w:t xml:space="preserve">残課題・備考</w:t>
-            </w:r>
-          </w:p>
-        </w:tc>
-        <w:tc>
-          <w:tcPr>
-            <w:tcW w:type="dxa" w:w="6236"/>
-            <w:tcBorders>
-              <w:top w:val="single" w:color="CCCCCC" w:sz="4"/>
-              <w:left w:val="single" w:color="CCCCCC" w:sz="4"/>
-              <w:bottom w:val="single" w:color="CCCCCC" w:sz="4"/>
-              <w:right w:val="single" w:color="CCCCCC" w:sz="4"/>
-            </w:tcBorders>
-            <w:shd w:fill="FFFFFF" w:val="clear"/>
-            <w:tcMar>
-              <w:top w:type="dxa" w:w="60"/>
-              <w:left w:type="dxa" w:w="100"/>
-              <w:bottom w:type="dxa" w:w="60"/>
-              <w:right w:type="dxa" w:w="100"/>
-            </w:tcMar>
-          </w:tcPr>
-          <w:p>
-            <w:r>
-              <w:rPr>
-                <w:rFonts w:ascii="BIZ UDPゴシック" w:cs="BIZ UDPゴシック" w:eastAsia="BIZ UDPゴシック" w:hAnsi="BIZ UDPゴシック"/>
-                <w:b w:val="false"/>
-                <w:bCs w:val="false"/>
-                <w:sz w:val="18"/>
-                <w:szCs w:val="18"/>
-              </w:rPr>
-              <w:t xml:space="preserve"/>
-            </w:r>
-          </w:p>
-        </w:tc>
-      </w:tr>
-      <w:tr>
-        <w:trPr>
-          <w:cantSplit/>
-        </w:trPr>
-        <w:tc>
-          <w:tcPr>
-            <w:tcW w:type="dxa" w:w="2268"/>
-            <w:tcBorders>
-              <w:top w:val="single" w:color="CCCCCC" w:sz="4"/>
-              <w:left w:val="single" w:color="CCCCCC" w:sz="4"/>
-              <w:bottom w:val="single" w:color="CCCCCC" w:sz="4"/>
-              <w:right w:val="single" w:color="CCCCCC" w:sz="4"/>
-            </w:tcBorders>
-            <w:shd w:fill="FFFFFF" w:val="clear"/>
-            <w:tcMar>
-              <w:top w:type="dxa" w:w="60"/>
-              <w:left w:type="dxa" w:w="100"/>
-              <w:bottom w:type="dxa" w:w="60"/>
-              <w:right w:type="dxa" w:w="100"/>
-            </w:tcMar>
-          </w:tcPr>
-          <w:p>
-            <w:r>
-              <w:rPr>
-                <w:rFonts w:ascii="BIZ UDPゴシック" w:cs="BIZ UDPゴシック" w:eastAsia="BIZ UDPゴシック" w:hAnsi="BIZ UDPゴシック"/>
-                <w:b w:val="false"/>
-                <w:bCs w:val="false"/>
-                <w:sz w:val="18"/>
-                <w:szCs w:val="18"/>
-              </w:rPr>
-              <w:t xml:space="preserve">顧客確認者</w:t>
-            </w:r>
-          </w:p>
-        </w:tc>
-        <w:tc>
-          <w:tcPr>
-            <w:tcW w:type="dxa" w:w="6236"/>
-            <w:tcBorders>
-              <w:top w:val="single" w:color="CCCCCC" w:sz="4"/>
-              <w:left w:val="single" w:color="CCCCCC" w:sz="4"/>
-              <w:bottom w:val="single" w:color="CCCCCC" w:sz="4"/>
-              <w:right w:val="single" w:color="CCCCCC" w:sz="4"/>
-            </w:tcBorders>
-            <w:shd w:fill="FFFFFF" w:val="clear"/>
-            <w:tcMar>
-              <w:top w:type="dxa" w:w="60"/>
-              <w:left w:type="dxa" w:w="100"/>
-              <w:bottom w:type="dxa" w:w="60"/>
-              <w:right w:type="dxa" w:w="100"/>
-            </w:tcMar>
-          </w:tcPr>
-          <w:p>
-            <w:r>
-              <w:rPr>
-                <w:rFonts w:ascii="BIZ UDPゴシック" w:cs="BIZ UDPゴシック" w:eastAsia="BIZ UDPゴシック" w:hAnsi="BIZ UDPゴシック"/>
-                <w:b w:val="false"/>
-                <w:bCs w:val="false"/>
-                <w:sz w:val="18"/>
-                <w:szCs w:val="18"/>
-              </w:rPr>
-              <w:t xml:space="preserve"/>
-            </w:r>
-          </w:p>
-        </w:tc>
-      </w:tr>
-      <w:tr>
-        <w:trPr>
-          <w:cantSplit/>
-        </w:trPr>
-        <w:tc>
-          <w:tcPr>
-            <w:tcW w:type="dxa" w:w="2268"/>
-            <w:tcBorders>
-              <w:top w:val="single" w:color="CCCCCC" w:sz="4"/>
-              <w:left w:val="single" w:color="CCCCCC" w:sz="4"/>
-              <w:bottom w:val="single" w:color="CCCCCC" w:sz="4"/>
-              <w:right w:val="single" w:color="CCCCCC" w:sz="4"/>
-            </w:tcBorders>
-            <w:shd w:fill="FFFFFF" w:val="clear"/>
-            <w:tcMar>
-              <w:top w:type="dxa" w:w="60"/>
-              <w:left w:type="dxa" w:w="100"/>
-              <w:bottom w:type="dxa" w:w="60"/>
-              <w:right w:type="dxa" w:w="100"/>
-            </w:tcMar>
-          </w:tcPr>
-          <w:p>
-            <w:r>
-              <w:rPr>
-                <w:rFonts w:ascii="BIZ UDPゴシック" w:cs="BIZ UDPゴシック" w:eastAsia="BIZ UDPゴシック" w:hAnsi="BIZ UDPゴシック"/>
-                <w:b w:val="false"/>
-                <w:bCs w:val="false"/>
-                <w:sz w:val="18"/>
-                <w:szCs w:val="18"/>
-              </w:rPr>
-              <w:t xml:space="preserve">顧客確認日</w:t>
-            </w:r>
-          </w:p>
-        </w:tc>
-        <w:tc>
-          <w:tcPr>
-            <w:tcW w:type="dxa" w:w="6236"/>
-            <w:tcBorders>
-              <w:top w:val="single" w:color="CCCCCC" w:sz="4"/>
-              <w:left w:val="single" w:color="CCCCCC" w:sz="4"/>
-              <w:bottom w:val="single" w:color="CCCCCC" w:sz="4"/>
-              <w:right w:val="single" w:color="CCCCCC" w:sz="4"/>
-            </w:tcBorders>
-            <w:shd w:fill="FFFFFF" w:val="clear"/>
-            <w:tcMar>
-              <w:top w:type="dxa" w:w="60"/>
-              <w:left w:type="dxa" w:w="100"/>
-              <w:bottom w:type="dxa" w:w="60"/>
-              <w:right w:type="dxa" w:w="100"/>
-            </w:tcMar>
-          </w:tcPr>
-          <w:p>
-            <w:r>
-              <w:rPr>
-                <w:rFonts w:ascii="BIZ UDPゴシック" w:cs="BIZ UDPゴシック" w:eastAsia="BIZ UDPゴシック" w:hAnsi="BIZ UDPゴシック"/>
-                <w:b w:val="false"/>
-                <w:bCs w:val="false"/>
-                <w:sz w:val="18"/>
-                <w:szCs w:val="18"/>
-              </w:rPr>
-              <w:t xml:space="preserve"/>
-            </w:r>
-          </w:p>
-        </w:tc>
-      </w:tr>
-    </w:tbl>
     <w:sectPr>
       <w:headerReference w:type="default" r:id="rId6"/>
       <w:footerReference w:type="default" r:id="rId7"/>
@@ -7981,6 +7662,7 @@
           <w:sz w:val="16"/>
           <w:szCs w:val="16"/>
         </w:rPr>
+        <w:t>1</w:t>
       </w:r>
     </w:fldSimple>
   </w:p>
@@ -8045,7 +7727,7 @@
         <w:sz w:val="26"/>
         <w:szCs w:val="26"/>
       </w:rPr>
-      <w:t xml:space="preserve">カスミPOS 改修指示書</w:t>
+      <w:t xml:space="preserve">カスミPOS  改修指示書</w:t>
     </w:r>
     <w:r>
       <w:rPr>
@@ -8351,22 +8033,5 @@
       <w:szCs w:val="18"/>
     </w:rPr>
   </w:style>
-  <w:style w:type="paragraph" w:styleId="Heading3">
-    <w:name w:val="Heading 3"/>
-    <w:basedOn w:val="Normal"/>
-    <w:next w:val="Normal"/>
-    <w:qFormat/>
-    <w:pPr>
-      <w:spacing w:before="120" w:after="40"/>
-      <w:outlineLvl w:val="2"/>
-    </w:pPr>
-    <w:rPr>
-      <w:rFonts w:ascii="BIZ UDPゴシック" w:cs="BIZ UDPゴシック" w:eastAsia="BIZ UDPゴシック" w:hAnsi="BIZ UDPゴシック"/>
-      <w:b/>
-      <w:bCs/>
-      <w:sz w:val="18"/>
-      <w:szCs w:val="18"/>
-    </w:rPr>
-  </w:style>
 </w:styles>
 </file>
--- a/40_AWS/04_修正依頼/20260308_ソースコード修正計画.docx
+++ b/40_AWS/04_修正依頼/20260308_ソースコード修正計画.docx
@@ -6671,6 +6671,20 @@
         <w:t xml:space="preserve">5. テスト手順・報告</w:t>
       </w:r>
     </w:p>
+    <w:p>
+      <w:pPr>
+        <w:rPr/>
+      </w:pPr>
+      <w:r>
+        <w:rPr>
+          <w:b/>
+          <w:color w:val="C8102E"/>
+          <w:sz w:val="18"/>
+          <w:rFonts w:ascii="BIZ UDPゴシック" w:eastAsia="BIZ UDPゴシック"/>
+        </w:rPr>
+        <w:t>【実施順序】①検証環境 → ②STG環境（stg.ignicapos.com）→ ③PRD本番環境（www.ignicapos.com）の順に実施すること</w:t>
+      </w:r>
+    </w:p>
     <w:tbl>
       <w:tblPr>
         <w:tblW w:type="dxa" w:w="8504"/>
@@ -6817,6 +6831,26 @@
             </w:r>
           </w:p>
         </w:tc>
+        <w:tc>
+          <w:tcPr>
+            <w:tcW w:w="1200" w:type="dxa"/>
+            <w:shd w:val="clear" w:color="auto" w:fill="D6E4F0"/>
+          </w:tcPr>
+          <w:p>
+            <w:pPr>
+              <w:jc w:val="center"/>
+            </w:pPr>
+            <w:r>
+              <w:rPr>
+                <w:b/>
+                <w:rFonts w:ascii="BIZ UDPゴシック" w:eastAsia="BIZ UDPゴシック"/>
+                <w:sz w:val="18"/>
+              </w:rPr>
+              <w:t>実施
+環境</w:t>
+            </w:r>
+          </w:p>
+        </w:tc>
       </w:tr>
       <w:tr>
         <w:trPr>
@@ -6946,6 +6980,27 @@
             </w:r>
           </w:p>
         </w:tc>
+        <w:tc>
+          <w:tcPr>
+            <w:tcW w:w="1200" w:type="dxa"/>
+            <w:shd w:val="clear" w:color="auto" w:fill="1F7A8C"/>
+            <w:vAlign w:val="center"/>
+          </w:tcPr>
+          <w:p>
+            <w:pPr>
+              <w:jc w:val="center"/>
+            </w:pPr>
+            <w:r>
+              <w:rPr>
+                <w:b/>
+                <w:color w:val="FFFFFF"/>
+                <w:sz w:val="18"/>
+                <w:rFonts w:ascii="BIZ UDPゴシック" w:eastAsia="BIZ UDPゴシック"/>
+              </w:rPr>
+              <w:t>✓STG</w:t>
+            </w:r>
+          </w:p>
+        </w:tc>
       </w:tr>
       <w:tr>
         <w:trPr>
@@ -6978,7 +7033,7 @@
                 <w:sz w:val="18"/>
                 <w:szCs w:val="18"/>
               </w:rPr>
-              <w:t xml:space="preserve">2</w:t>
+              <w:t xml:space="preserve">1</w:t>
             </w:r>
           </w:p>
         </w:tc>
@@ -7009,7 +7064,7 @@
                 <w:sz w:val="18"/>
                 <w:szCs w:val="18"/>
               </w:rPr>
-              <w:t xml:space="preserve">HARD_TOKENがソースコード内に存在しないことをgrepで確認（#2）</w:t>
+              <w:t xml:space="preserve">application.propertiesに平文クレデンシャルが残っていないことを確認（#1）</w:t>
             </w:r>
           </w:p>
         </w:tc>
@@ -7040,7 +7095,7 @@
                 <w:sz w:val="18"/>
                 <w:szCs w:val="18"/>
               </w:rPr>
-              <w:t xml:space="preserve">grep結果が0件であること</w:t>
+              <w:t xml:space="preserve">すべて${ENV_VAR}形式になっていること</w:t>
             </w:r>
           </w:p>
         </w:tc>
@@ -7072,6 +7127,27 @@
                 <w:szCs w:val="18"/>
               </w:rPr>
               <w:t xml:space="preserve"/>
+            </w:r>
+          </w:p>
+        </w:tc>
+        <w:tc>
+          <w:tcPr>
+            <w:tcW w:w="1200" w:type="dxa"/>
+            <w:shd w:val="clear" w:color="auto" w:fill="C8102E"/>
+            <w:vAlign w:val="center"/>
+          </w:tcPr>
+          <w:p>
+            <w:pPr>
+              <w:jc w:val="center"/>
+            </w:pPr>
+            <w:r>
+              <w:rPr>
+                <w:b/>
+                <w:color w:val="FFFFFF"/>
+                <w:sz w:val="18"/>
+                <w:rFonts w:ascii="BIZ UDPゴシック" w:eastAsia="BIZ UDPゴシック"/>
+              </w:rPr>
+              <w:t>✓PRD</w:t>
             </w:r>
           </w:p>
         </w:tc>
@@ -7107,7 +7183,7 @@
                 <w:sz w:val="18"/>
                 <w:szCs w:val="18"/>
               </w:rPr>
-              <w:t xml:space="preserve">3</w:t>
+              <w:t xml:space="preserve">2</w:t>
             </w:r>
           </w:p>
         </w:tc>
@@ -7138,7 +7214,7 @@
                 <w:sz w:val="18"/>
                 <w:szCs w:val="18"/>
               </w:rPr>
-              <w:t xml:space="preserve">CORS設定が*.ignicapos.comのみ許可されていることを確認（#5）</w:t>
+              <w:t xml:space="preserve">HARD_TOKENがソースコード内に存在しないことをgrepで確認（#2）</w:t>
             </w:r>
           </w:p>
         </w:tc>
@@ -7169,7 +7245,7 @@
                 <w:sz w:val="18"/>
                 <w:szCs w:val="18"/>
               </w:rPr>
-              <w:t xml:space="preserve">他ドメインからのリクエストが拒否されること</w:t>
+              <w:t xml:space="preserve">grep結果が0件であること</w:t>
             </w:r>
           </w:p>
         </w:tc>
@@ -7201,6 +7277,27 @@
                 <w:szCs w:val="18"/>
               </w:rPr>
               <w:t xml:space="preserve"/>
+            </w:r>
+          </w:p>
+        </w:tc>
+        <w:tc>
+          <w:tcPr>
+            <w:tcW w:w="1200" w:type="dxa"/>
+            <w:shd w:val="clear" w:color="auto" w:fill="1F7A8C"/>
+            <w:vAlign w:val="center"/>
+          </w:tcPr>
+          <w:p>
+            <w:pPr>
+              <w:jc w:val="center"/>
+            </w:pPr>
+            <w:r>
+              <w:rPr>
+                <w:b/>
+                <w:color w:val="FFFFFF"/>
+                <w:sz w:val="18"/>
+                <w:rFonts w:ascii="BIZ UDPゴシック" w:eastAsia="BIZ UDPゴシック"/>
+              </w:rPr>
+              <w:t>✓STG</w:t>
             </w:r>
           </w:p>
         </w:tc>
@@ -7236,7 +7333,7 @@
                 <w:sz w:val="18"/>
                 <w:szCs w:val="18"/>
               </w:rPr>
-              <w:t xml:space="preserve">4</w:t>
+              <w:t xml:space="preserve">2</w:t>
             </w:r>
           </w:p>
         </w:tc>
@@ -7267,7 +7364,7 @@
                 <w:sz w:val="18"/>
                 <w:szCs w:val="18"/>
               </w:rPr>
-              <w:t xml:space="preserve">Spring Boot起動時にWARNINGが出ないことを確認（#6 #10）</w:t>
+              <w:t xml:space="preserve">HARD_TOKENがソースコード内に存在しないことをgrepで確認（#2）</w:t>
             </w:r>
           </w:p>
         </w:tc>
@@ -7298,7 +7395,7 @@
                 <w:sz w:val="18"/>
                 <w:szCs w:val="18"/>
               </w:rPr>
-              <w:t xml:space="preserve">起動ログにDeprecated警告がないこと</w:t>
+              <w:t xml:space="preserve">grep結果が0件であること</w:t>
             </w:r>
           </w:p>
         </w:tc>
@@ -7330,6 +7427,27 @@
                 <w:szCs w:val="18"/>
               </w:rPr>
               <w:t xml:space="preserve"/>
+            </w:r>
+          </w:p>
+        </w:tc>
+        <w:tc>
+          <w:tcPr>
+            <w:tcW w:w="1200" w:type="dxa"/>
+            <w:shd w:val="clear" w:color="auto" w:fill="C8102E"/>
+            <w:vAlign w:val="center"/>
+          </w:tcPr>
+          <w:p>
+            <w:pPr>
+              <w:jc w:val="center"/>
+            </w:pPr>
+            <w:r>
+              <w:rPr>
+                <w:b/>
+                <w:color w:val="FFFFFF"/>
+                <w:sz w:val="18"/>
+                <w:rFonts w:ascii="BIZ UDPゴシック" w:eastAsia="BIZ UDPゴシック"/>
+              </w:rPr>
+              <w:t>✓PRD</w:t>
             </w:r>
           </w:p>
         </w:tc>
@@ -7365,7 +7483,7 @@
                 <w:sz w:val="18"/>
                 <w:szCs w:val="18"/>
               </w:rPr>
-              <w:t xml:space="preserve">5</w:t>
+              <w:t xml:space="preserve">3</w:t>
             </w:r>
           </w:p>
         </w:tc>
@@ -7396,7 +7514,7 @@
                 <w:sz w:val="18"/>
                 <w:szCs w:val="18"/>
               </w:rPr>
-              <w:t xml:space="preserve">Flyway起動時にマイグレーションが正常完了することを確認（#9）</w:t>
+              <w:t xml:space="preserve">CORS設定が*.ignicapos.comのみ許可されていることを確認（#5）</w:t>
             </w:r>
           </w:p>
         </w:tc>
@@ -7427,7 +7545,7 @@
                 <w:sz w:val="18"/>
                 <w:szCs w:val="18"/>
               </w:rPr>
-              <w:t xml:space="preserve">Flyway migrated successfully が出力されること</w:t>
+              <w:t xml:space="preserve">他ドメインからのリクエストが拒否されること</w:t>
             </w:r>
           </w:p>
         </w:tc>
@@ -7459,6 +7577,27 @@
                 <w:szCs w:val="18"/>
               </w:rPr>
               <w:t xml:space="preserve"/>
+            </w:r>
+          </w:p>
+        </w:tc>
+        <w:tc>
+          <w:tcPr>
+            <w:tcW w:w="1200" w:type="dxa"/>
+            <w:shd w:val="clear" w:color="auto" w:fill="1F7A8C"/>
+            <w:vAlign w:val="center"/>
+          </w:tcPr>
+          <w:p>
+            <w:pPr>
+              <w:jc w:val="center"/>
+            </w:pPr>
+            <w:r>
+              <w:rPr>
+                <w:b/>
+                <w:color w:val="FFFFFF"/>
+                <w:sz w:val="18"/>
+                <w:rFonts w:ascii="BIZ UDPゴシック" w:eastAsia="BIZ UDPゴシック"/>
+              </w:rPr>
+              <w:t>✓STG</w:t>
             </w:r>
           </w:p>
         </w:tc>
@@ -7494,7 +7633,7 @@
                 <w:sz w:val="18"/>
                 <w:szCs w:val="18"/>
               </w:rPr>
-              <w:t xml:space="preserve">6</w:t>
+              <w:t xml:space="preserve">3</w:t>
             </w:r>
           </w:p>
         </w:tc>
@@ -7525,7 +7664,7 @@
                 <w:sz w:val="18"/>
                 <w:szCs w:val="18"/>
               </w:rPr>
-              <w:t xml:space="preserve">GitHub Actions CIがpush時にgreen（全ジョブ成功）になることを確認（#11）</w:t>
+              <w:t xml:space="preserve">CORS設定が*.ignicapos.comのみ許可されていることを確認（#5）</w:t>
             </w:r>
           </w:p>
         </w:tc>
@@ -7556,9 +7695,115 @@
                 <w:sz w:val="18"/>
                 <w:szCs w:val="18"/>
               </w:rPr>
-              <w:t xml:space="preserve">pos-server / gift-card / frontend</w:t>
-            </w:r>
-          </w:p>
+              <w:t xml:space="preserve">他ドメインからのリクエストが拒否されること</w:t>
+            </w:r>
+          </w:p>
+        </w:tc>
+        <w:tc>
+          <w:tcPr>
+            <w:tcW w:type="dxa" w:w="1133"/>
+            <w:tcBorders>
+              <w:top w:val="single" w:color="CCCCCC" w:sz="4"/>
+              <w:left w:val="single" w:color="CCCCCC" w:sz="4"/>
+              <w:bottom w:val="single" w:color="CCCCCC" w:sz="4"/>
+              <w:right w:val="single" w:color="CCCCCC" w:sz="4"/>
+            </w:tcBorders>
+            <w:shd w:fill="FFFFFF" w:val="clear"/>
+            <w:tcMar>
+              <w:top w:type="dxa" w:w="60"/>
+              <w:left w:type="dxa" w:w="100"/>
+              <w:bottom w:type="dxa" w:w="60"/>
+              <w:right w:type="dxa" w:w="100"/>
+            </w:tcMar>
+          </w:tcPr>
+          <w:p>
+            <w:r>
+              <w:rPr>
+                <w:rFonts w:ascii="BIZ UDPゴシック" w:cs="BIZ UDPゴシック" w:eastAsia="BIZ UDPゴシック" w:hAnsi="BIZ UDPゴシック"/>
+                <w:b w:val="false"/>
+                <w:bCs w:val="false"/>
+                <w:color w:val="000000"/>
+                <w:sz w:val="18"/>
+                <w:szCs w:val="18"/>
+              </w:rPr>
+              <w:t xml:space="preserve"/>
+            </w:r>
+          </w:p>
+        </w:tc>
+        <w:tc>
+          <w:tcPr>
+            <w:tcW w:w="1200" w:type="dxa"/>
+            <w:shd w:val="clear" w:color="auto" w:fill="C8102E"/>
+            <w:vAlign w:val="center"/>
+          </w:tcPr>
+          <w:p>
+            <w:pPr>
+              <w:jc w:val="center"/>
+            </w:pPr>
+            <w:r>
+              <w:rPr>
+                <w:b/>
+                <w:color w:val="FFFFFF"/>
+                <w:sz w:val="18"/>
+                <w:rFonts w:ascii="BIZ UDPゴシック" w:eastAsia="BIZ UDPゴシック"/>
+              </w:rPr>
+              <w:t>✓PRD</w:t>
+            </w:r>
+          </w:p>
+        </w:tc>
+      </w:tr>
+      <w:tr>
+        <w:trPr>
+          <w:cantSplit/>
+        </w:trPr>
+        <w:tc>
+          <w:tcPr>
+            <w:tcW w:type="dxa" w:w="567"/>
+            <w:tcBorders>
+              <w:top w:val="single" w:color="CCCCCC" w:sz="4"/>
+              <w:left w:val="single" w:color="CCCCCC" w:sz="4"/>
+              <w:bottom w:val="single" w:color="CCCCCC" w:sz="4"/>
+              <w:right w:val="single" w:color="CCCCCC" w:sz="4"/>
+            </w:tcBorders>
+            <w:shd w:fill="FFFFFF" w:val="clear"/>
+            <w:tcMar>
+              <w:top w:type="dxa" w:w="60"/>
+              <w:left w:type="dxa" w:w="100"/>
+              <w:bottom w:type="dxa" w:w="60"/>
+              <w:right w:type="dxa" w:w="100"/>
+            </w:tcMar>
+          </w:tcPr>
+          <w:p>
+            <w:r>
+              <w:rPr>
+                <w:rFonts w:ascii="BIZ UDPゴシック" w:cs="BIZ UDPゴシック" w:eastAsia="BIZ UDPゴシック" w:hAnsi="BIZ UDPゴシック"/>
+                <w:b w:val="false"/>
+                <w:bCs w:val="false"/>
+                <w:color w:val="000000"/>
+                <w:sz w:val="18"/>
+                <w:szCs w:val="18"/>
+              </w:rPr>
+              <w:t xml:space="preserve">4</w:t>
+            </w:r>
+          </w:p>
+        </w:tc>
+        <w:tc>
+          <w:tcPr>
+            <w:tcW w:type="dxa" w:w="4536"/>
+            <w:tcBorders>
+              <w:top w:val="single" w:color="CCCCCC" w:sz="4"/>
+              <w:left w:val="single" w:color="CCCCCC" w:sz="4"/>
+              <w:bottom w:val="single" w:color="CCCCCC" w:sz="4"/>
+              <w:right w:val="single" w:color="CCCCCC" w:sz="4"/>
+            </w:tcBorders>
+            <w:shd w:fill="FFFFFF" w:val="clear"/>
+            <w:tcMar>
+              <w:top w:type="dxa" w:w="60"/>
+              <w:left w:type="dxa" w:w="100"/>
+              <w:bottom w:type="dxa" w:w="60"/>
+              <w:right w:type="dxa" w:w="100"/>
+            </w:tcMar>
+          </w:tcPr>
           <w:p>
             <w:pPr>
               <w:spacing w:before="0" w:after="0"/>
@@ -7569,6 +7814,650 @@
                 <w:sz w:val="18"/>
                 <w:szCs w:val="18"/>
               </w:rPr>
+              <w:t xml:space="preserve">Spring Boot起動時にWARNINGが出ないことを確認（#6 #10）</w:t>
+            </w:r>
+          </w:p>
+        </w:tc>
+        <w:tc>
+          <w:tcPr>
+            <w:tcW w:type="dxa" w:w="2268"/>
+            <w:tcBorders>
+              <w:top w:val="single" w:color="CCCCCC" w:sz="4"/>
+              <w:left w:val="single" w:color="CCCCCC" w:sz="4"/>
+              <w:bottom w:val="single" w:color="CCCCCC" w:sz="4"/>
+              <w:right w:val="single" w:color="CCCCCC" w:sz="4"/>
+            </w:tcBorders>
+            <w:shd w:fill="FFFFFF" w:val="clear"/>
+            <w:tcMar>
+              <w:top w:type="dxa" w:w="60"/>
+              <w:left w:type="dxa" w:w="100"/>
+              <w:bottom w:type="dxa" w:w="60"/>
+              <w:right w:type="dxa" w:w="100"/>
+            </w:tcMar>
+          </w:tcPr>
+          <w:p>
+            <w:pPr>
+              <w:spacing w:before="0" w:after="0"/>
+            </w:pPr>
+            <w:r>
+              <w:rPr>
+                <w:rFonts w:ascii="BIZ UDPゴシック" w:cs="BIZ UDPゴシック" w:eastAsia="BIZ UDPゴシック" w:hAnsi="BIZ UDPゴシック"/>
+                <w:sz w:val="18"/>
+                <w:szCs w:val="18"/>
+              </w:rPr>
+              <w:t xml:space="preserve">起動ログにDeprecated警告がないこと</w:t>
+            </w:r>
+          </w:p>
+        </w:tc>
+        <w:tc>
+          <w:tcPr>
+            <w:tcW w:type="dxa" w:w="1133"/>
+            <w:tcBorders>
+              <w:top w:val="single" w:color="CCCCCC" w:sz="4"/>
+              <w:left w:val="single" w:color="CCCCCC" w:sz="4"/>
+              <w:bottom w:val="single" w:color="CCCCCC" w:sz="4"/>
+              <w:right w:val="single" w:color="CCCCCC" w:sz="4"/>
+            </w:tcBorders>
+            <w:shd w:fill="FFFFFF" w:val="clear"/>
+            <w:tcMar>
+              <w:top w:type="dxa" w:w="60"/>
+              <w:left w:type="dxa" w:w="100"/>
+              <w:bottom w:type="dxa" w:w="60"/>
+              <w:right w:type="dxa" w:w="100"/>
+            </w:tcMar>
+          </w:tcPr>
+          <w:p>
+            <w:r>
+              <w:rPr>
+                <w:rFonts w:ascii="BIZ UDPゴシック" w:cs="BIZ UDPゴシック" w:eastAsia="BIZ UDPゴシック" w:hAnsi="BIZ UDPゴシック"/>
+                <w:b w:val="false"/>
+                <w:bCs w:val="false"/>
+                <w:color w:val="000000"/>
+                <w:sz w:val="18"/>
+                <w:szCs w:val="18"/>
+              </w:rPr>
+              <w:t xml:space="preserve"/>
+            </w:r>
+          </w:p>
+        </w:tc>
+        <w:tc>
+          <w:tcPr>
+            <w:tcW w:w="1200" w:type="dxa"/>
+            <w:shd w:val="clear" w:color="auto" w:fill="1F7A8C"/>
+            <w:vAlign w:val="center"/>
+          </w:tcPr>
+          <w:p>
+            <w:pPr>
+              <w:jc w:val="center"/>
+            </w:pPr>
+            <w:r>
+              <w:rPr>
+                <w:b/>
+                <w:color w:val="FFFFFF"/>
+                <w:sz w:val="18"/>
+                <w:rFonts w:ascii="BIZ UDPゴシック" w:eastAsia="BIZ UDPゴシック"/>
+              </w:rPr>
+              <w:t>✓STG</w:t>
+            </w:r>
+          </w:p>
+        </w:tc>
+      </w:tr>
+      <w:tr>
+        <w:trPr>
+          <w:cantSplit/>
+        </w:trPr>
+        <w:tc>
+          <w:tcPr>
+            <w:tcW w:type="dxa" w:w="567"/>
+            <w:tcBorders>
+              <w:top w:val="single" w:color="CCCCCC" w:sz="4"/>
+              <w:left w:val="single" w:color="CCCCCC" w:sz="4"/>
+              <w:bottom w:val="single" w:color="CCCCCC" w:sz="4"/>
+              <w:right w:val="single" w:color="CCCCCC" w:sz="4"/>
+            </w:tcBorders>
+            <w:shd w:fill="FFFFFF" w:val="clear"/>
+            <w:tcMar>
+              <w:top w:type="dxa" w:w="60"/>
+              <w:left w:type="dxa" w:w="100"/>
+              <w:bottom w:type="dxa" w:w="60"/>
+              <w:right w:type="dxa" w:w="100"/>
+            </w:tcMar>
+          </w:tcPr>
+          <w:p>
+            <w:r>
+              <w:rPr>
+                <w:rFonts w:ascii="BIZ UDPゴシック" w:cs="BIZ UDPゴシック" w:eastAsia="BIZ UDPゴシック" w:hAnsi="BIZ UDPゴシック"/>
+                <w:b w:val="false"/>
+                <w:bCs w:val="false"/>
+                <w:color w:val="000000"/>
+                <w:sz w:val="18"/>
+                <w:szCs w:val="18"/>
+              </w:rPr>
+              <w:t xml:space="preserve">4</w:t>
+            </w:r>
+          </w:p>
+        </w:tc>
+        <w:tc>
+          <w:tcPr>
+            <w:tcW w:type="dxa" w:w="4536"/>
+            <w:tcBorders>
+              <w:top w:val="single" w:color="CCCCCC" w:sz="4"/>
+              <w:left w:val="single" w:color="CCCCCC" w:sz="4"/>
+              <w:bottom w:val="single" w:color="CCCCCC" w:sz="4"/>
+              <w:right w:val="single" w:color="CCCCCC" w:sz="4"/>
+            </w:tcBorders>
+            <w:shd w:fill="FFFFFF" w:val="clear"/>
+            <w:tcMar>
+              <w:top w:type="dxa" w:w="60"/>
+              <w:left w:type="dxa" w:w="100"/>
+              <w:bottom w:type="dxa" w:w="60"/>
+              <w:right w:type="dxa" w:w="100"/>
+            </w:tcMar>
+          </w:tcPr>
+          <w:p>
+            <w:pPr>
+              <w:spacing w:before="0" w:after="0"/>
+            </w:pPr>
+            <w:r>
+              <w:rPr>
+                <w:rFonts w:ascii="BIZ UDPゴシック" w:cs="BIZ UDPゴシック" w:eastAsia="BIZ UDPゴシック" w:hAnsi="BIZ UDPゴシック"/>
+                <w:sz w:val="18"/>
+                <w:szCs w:val="18"/>
+              </w:rPr>
+              <w:t xml:space="preserve">Spring Boot起動時にWARNINGが出ないことを確認（#6 #10）</w:t>
+            </w:r>
+          </w:p>
+        </w:tc>
+        <w:tc>
+          <w:tcPr>
+            <w:tcW w:type="dxa" w:w="2268"/>
+            <w:tcBorders>
+              <w:top w:val="single" w:color="CCCCCC" w:sz="4"/>
+              <w:left w:val="single" w:color="CCCCCC" w:sz="4"/>
+              <w:bottom w:val="single" w:color="CCCCCC" w:sz="4"/>
+              <w:right w:val="single" w:color="CCCCCC" w:sz="4"/>
+            </w:tcBorders>
+            <w:shd w:fill="FFFFFF" w:val="clear"/>
+            <w:tcMar>
+              <w:top w:type="dxa" w:w="60"/>
+              <w:left w:type="dxa" w:w="100"/>
+              <w:bottom w:type="dxa" w:w="60"/>
+              <w:right w:type="dxa" w:w="100"/>
+            </w:tcMar>
+          </w:tcPr>
+          <w:p>
+            <w:pPr>
+              <w:spacing w:before="0" w:after="0"/>
+            </w:pPr>
+            <w:r>
+              <w:rPr>
+                <w:rFonts w:ascii="BIZ UDPゴシック" w:cs="BIZ UDPゴシック" w:eastAsia="BIZ UDPゴシック" w:hAnsi="BIZ UDPゴシック"/>
+                <w:sz w:val="18"/>
+                <w:szCs w:val="18"/>
+              </w:rPr>
+              <w:t xml:space="preserve">起動ログにDeprecated警告がないこと</w:t>
+            </w:r>
+          </w:p>
+        </w:tc>
+        <w:tc>
+          <w:tcPr>
+            <w:tcW w:type="dxa" w:w="1133"/>
+            <w:tcBorders>
+              <w:top w:val="single" w:color="CCCCCC" w:sz="4"/>
+              <w:left w:val="single" w:color="CCCCCC" w:sz="4"/>
+              <w:bottom w:val="single" w:color="CCCCCC" w:sz="4"/>
+              <w:right w:val="single" w:color="CCCCCC" w:sz="4"/>
+            </w:tcBorders>
+            <w:shd w:fill="FFFFFF" w:val="clear"/>
+            <w:tcMar>
+              <w:top w:type="dxa" w:w="60"/>
+              <w:left w:type="dxa" w:w="100"/>
+              <w:bottom w:type="dxa" w:w="60"/>
+              <w:right w:type="dxa" w:w="100"/>
+            </w:tcMar>
+          </w:tcPr>
+          <w:p>
+            <w:r>
+              <w:rPr>
+                <w:rFonts w:ascii="BIZ UDPゴシック" w:cs="BIZ UDPゴシック" w:eastAsia="BIZ UDPゴシック" w:hAnsi="BIZ UDPゴシック"/>
+                <w:b w:val="false"/>
+                <w:bCs w:val="false"/>
+                <w:color w:val="000000"/>
+                <w:sz w:val="18"/>
+                <w:szCs w:val="18"/>
+              </w:rPr>
+              <w:t xml:space="preserve"/>
+            </w:r>
+          </w:p>
+        </w:tc>
+        <w:tc>
+          <w:tcPr>
+            <w:tcW w:w="1200" w:type="dxa"/>
+            <w:shd w:val="clear" w:color="auto" w:fill="C8102E"/>
+            <w:vAlign w:val="center"/>
+          </w:tcPr>
+          <w:p>
+            <w:pPr>
+              <w:jc w:val="center"/>
+            </w:pPr>
+            <w:r>
+              <w:rPr>
+                <w:b/>
+                <w:color w:val="FFFFFF"/>
+                <w:sz w:val="18"/>
+                <w:rFonts w:ascii="BIZ UDPゴシック" w:eastAsia="BIZ UDPゴシック"/>
+              </w:rPr>
+              <w:t>✓PRD</w:t>
+            </w:r>
+          </w:p>
+        </w:tc>
+      </w:tr>
+      <w:tr>
+        <w:trPr>
+          <w:cantSplit/>
+        </w:trPr>
+        <w:tc>
+          <w:tcPr>
+            <w:tcW w:type="dxa" w:w="567"/>
+            <w:tcBorders>
+              <w:top w:val="single" w:color="CCCCCC" w:sz="4"/>
+              <w:left w:val="single" w:color="CCCCCC" w:sz="4"/>
+              <w:bottom w:val="single" w:color="CCCCCC" w:sz="4"/>
+              <w:right w:val="single" w:color="CCCCCC" w:sz="4"/>
+            </w:tcBorders>
+            <w:shd w:fill="FFFFFF" w:val="clear"/>
+            <w:tcMar>
+              <w:top w:type="dxa" w:w="60"/>
+              <w:left w:type="dxa" w:w="100"/>
+              <w:bottom w:type="dxa" w:w="60"/>
+              <w:right w:type="dxa" w:w="100"/>
+            </w:tcMar>
+          </w:tcPr>
+          <w:p>
+            <w:r>
+              <w:rPr>
+                <w:rFonts w:ascii="BIZ UDPゴシック" w:cs="BIZ UDPゴシック" w:eastAsia="BIZ UDPゴシック" w:hAnsi="BIZ UDPゴシック"/>
+                <w:b w:val="false"/>
+                <w:bCs w:val="false"/>
+                <w:color w:val="000000"/>
+                <w:sz w:val="18"/>
+                <w:szCs w:val="18"/>
+              </w:rPr>
+              <w:t xml:space="preserve">5</w:t>
+            </w:r>
+          </w:p>
+        </w:tc>
+        <w:tc>
+          <w:tcPr>
+            <w:tcW w:type="dxa" w:w="4536"/>
+            <w:tcBorders>
+              <w:top w:val="single" w:color="CCCCCC" w:sz="4"/>
+              <w:left w:val="single" w:color="CCCCCC" w:sz="4"/>
+              <w:bottom w:val="single" w:color="CCCCCC" w:sz="4"/>
+              <w:right w:val="single" w:color="CCCCCC" w:sz="4"/>
+            </w:tcBorders>
+            <w:shd w:fill="FFFFFF" w:val="clear"/>
+            <w:tcMar>
+              <w:top w:type="dxa" w:w="60"/>
+              <w:left w:type="dxa" w:w="100"/>
+              <w:bottom w:type="dxa" w:w="60"/>
+              <w:right w:type="dxa" w:w="100"/>
+            </w:tcMar>
+          </w:tcPr>
+          <w:p>
+            <w:pPr>
+              <w:spacing w:before="0" w:after="0"/>
+            </w:pPr>
+            <w:r>
+              <w:rPr>
+                <w:rFonts w:ascii="BIZ UDPゴシック" w:cs="BIZ UDPゴシック" w:eastAsia="BIZ UDPゴシック" w:hAnsi="BIZ UDPゴシック"/>
+                <w:sz w:val="18"/>
+                <w:szCs w:val="18"/>
+              </w:rPr>
+              <w:t xml:space="preserve">Flyway起動時にマイグレーションが正常完了することを確認（#9）</w:t>
+            </w:r>
+          </w:p>
+        </w:tc>
+        <w:tc>
+          <w:tcPr>
+            <w:tcW w:type="dxa" w:w="2268"/>
+            <w:tcBorders>
+              <w:top w:val="single" w:color="CCCCCC" w:sz="4"/>
+              <w:left w:val="single" w:color="CCCCCC" w:sz="4"/>
+              <w:bottom w:val="single" w:color="CCCCCC" w:sz="4"/>
+              <w:right w:val="single" w:color="CCCCCC" w:sz="4"/>
+            </w:tcBorders>
+            <w:shd w:fill="FFFFFF" w:val="clear"/>
+            <w:tcMar>
+              <w:top w:type="dxa" w:w="60"/>
+              <w:left w:type="dxa" w:w="100"/>
+              <w:bottom w:type="dxa" w:w="60"/>
+              <w:right w:type="dxa" w:w="100"/>
+            </w:tcMar>
+          </w:tcPr>
+          <w:p>
+            <w:pPr>
+              <w:spacing w:before="0" w:after="0"/>
+            </w:pPr>
+            <w:r>
+              <w:rPr>
+                <w:rFonts w:ascii="BIZ UDPゴシック" w:cs="BIZ UDPゴシック" w:eastAsia="BIZ UDPゴシック" w:hAnsi="BIZ UDPゴシック"/>
+                <w:sz w:val="18"/>
+                <w:szCs w:val="18"/>
+              </w:rPr>
+              <w:t xml:space="preserve">Flyway migrated successfully が出力されること</w:t>
+            </w:r>
+          </w:p>
+        </w:tc>
+        <w:tc>
+          <w:tcPr>
+            <w:tcW w:type="dxa" w:w="1133"/>
+            <w:tcBorders>
+              <w:top w:val="single" w:color="CCCCCC" w:sz="4"/>
+              <w:left w:val="single" w:color="CCCCCC" w:sz="4"/>
+              <w:bottom w:val="single" w:color="CCCCCC" w:sz="4"/>
+              <w:right w:val="single" w:color="CCCCCC" w:sz="4"/>
+            </w:tcBorders>
+            <w:shd w:fill="FFFFFF" w:val="clear"/>
+            <w:tcMar>
+              <w:top w:type="dxa" w:w="60"/>
+              <w:left w:type="dxa" w:w="100"/>
+              <w:bottom w:type="dxa" w:w="60"/>
+              <w:right w:type="dxa" w:w="100"/>
+            </w:tcMar>
+          </w:tcPr>
+          <w:p>
+            <w:r>
+              <w:rPr>
+                <w:rFonts w:ascii="BIZ UDPゴシック" w:cs="BIZ UDPゴシック" w:eastAsia="BIZ UDPゴシック" w:hAnsi="BIZ UDPゴシック"/>
+                <w:b w:val="false"/>
+                <w:bCs w:val="false"/>
+                <w:color w:val="000000"/>
+                <w:sz w:val="18"/>
+                <w:szCs w:val="18"/>
+              </w:rPr>
+              <w:t xml:space="preserve"/>
+            </w:r>
+          </w:p>
+        </w:tc>
+        <w:tc>
+          <w:tcPr>
+            <w:tcW w:w="1200" w:type="dxa"/>
+            <w:shd w:val="clear" w:color="auto" w:fill="1F7A8C"/>
+            <w:vAlign w:val="center"/>
+          </w:tcPr>
+          <w:p>
+            <w:pPr>
+              <w:jc w:val="center"/>
+            </w:pPr>
+            <w:r>
+              <w:rPr>
+                <w:b/>
+                <w:color w:val="FFFFFF"/>
+                <w:sz w:val="18"/>
+                <w:rFonts w:ascii="BIZ UDPゴシック" w:eastAsia="BIZ UDPゴシック"/>
+              </w:rPr>
+              <w:t>✓STG</w:t>
+            </w:r>
+          </w:p>
+        </w:tc>
+      </w:tr>
+      <w:tr>
+        <w:trPr>
+          <w:cantSplit/>
+        </w:trPr>
+        <w:tc>
+          <w:tcPr>
+            <w:tcW w:type="dxa" w:w="567"/>
+            <w:tcBorders>
+              <w:top w:val="single" w:color="CCCCCC" w:sz="4"/>
+              <w:left w:val="single" w:color="CCCCCC" w:sz="4"/>
+              <w:bottom w:val="single" w:color="CCCCCC" w:sz="4"/>
+              <w:right w:val="single" w:color="CCCCCC" w:sz="4"/>
+            </w:tcBorders>
+            <w:shd w:fill="FFFFFF" w:val="clear"/>
+            <w:tcMar>
+              <w:top w:type="dxa" w:w="60"/>
+              <w:left w:type="dxa" w:w="100"/>
+              <w:bottom w:type="dxa" w:w="60"/>
+              <w:right w:type="dxa" w:w="100"/>
+            </w:tcMar>
+          </w:tcPr>
+          <w:p>
+            <w:r>
+              <w:rPr>
+                <w:rFonts w:ascii="BIZ UDPゴシック" w:cs="BIZ UDPゴシック" w:eastAsia="BIZ UDPゴシック" w:hAnsi="BIZ UDPゴシック"/>
+                <w:b w:val="false"/>
+                <w:bCs w:val="false"/>
+                <w:color w:val="000000"/>
+                <w:sz w:val="18"/>
+                <w:szCs w:val="18"/>
+              </w:rPr>
+              <w:t xml:space="preserve">5</w:t>
+            </w:r>
+          </w:p>
+        </w:tc>
+        <w:tc>
+          <w:tcPr>
+            <w:tcW w:type="dxa" w:w="4536"/>
+            <w:tcBorders>
+              <w:top w:val="single" w:color="CCCCCC" w:sz="4"/>
+              <w:left w:val="single" w:color="CCCCCC" w:sz="4"/>
+              <w:bottom w:val="single" w:color="CCCCCC" w:sz="4"/>
+              <w:right w:val="single" w:color="CCCCCC" w:sz="4"/>
+            </w:tcBorders>
+            <w:shd w:fill="FFFFFF" w:val="clear"/>
+            <w:tcMar>
+              <w:top w:type="dxa" w:w="60"/>
+              <w:left w:type="dxa" w:w="100"/>
+              <w:bottom w:type="dxa" w:w="60"/>
+              <w:right w:type="dxa" w:w="100"/>
+            </w:tcMar>
+          </w:tcPr>
+          <w:p>
+            <w:pPr>
+              <w:spacing w:before="0" w:after="0"/>
+            </w:pPr>
+            <w:r>
+              <w:rPr>
+                <w:rFonts w:ascii="BIZ UDPゴシック" w:cs="BIZ UDPゴシック" w:eastAsia="BIZ UDPゴシック" w:hAnsi="BIZ UDPゴシック"/>
+                <w:sz w:val="18"/>
+                <w:szCs w:val="18"/>
+              </w:rPr>
+              <w:t xml:space="preserve">Flyway起動時にマイグレーションが正常完了することを確認（#9）</w:t>
+            </w:r>
+          </w:p>
+        </w:tc>
+        <w:tc>
+          <w:tcPr>
+            <w:tcW w:type="dxa" w:w="2268"/>
+            <w:tcBorders>
+              <w:top w:val="single" w:color="CCCCCC" w:sz="4"/>
+              <w:left w:val="single" w:color="CCCCCC" w:sz="4"/>
+              <w:bottom w:val="single" w:color="CCCCCC" w:sz="4"/>
+              <w:right w:val="single" w:color="CCCCCC" w:sz="4"/>
+            </w:tcBorders>
+            <w:shd w:fill="FFFFFF" w:val="clear"/>
+            <w:tcMar>
+              <w:top w:type="dxa" w:w="60"/>
+              <w:left w:type="dxa" w:w="100"/>
+              <w:bottom w:type="dxa" w:w="60"/>
+              <w:right w:type="dxa" w:w="100"/>
+            </w:tcMar>
+          </w:tcPr>
+          <w:p>
+            <w:pPr>
+              <w:spacing w:before="0" w:after="0"/>
+            </w:pPr>
+            <w:r>
+              <w:rPr>
+                <w:rFonts w:ascii="BIZ UDPゴシック" w:cs="BIZ UDPゴシック" w:eastAsia="BIZ UDPゴシック" w:hAnsi="BIZ UDPゴシック"/>
+                <w:sz w:val="18"/>
+                <w:szCs w:val="18"/>
+              </w:rPr>
+              <w:t xml:space="preserve">Flyway migrated successfully が出力されること</w:t>
+            </w:r>
+          </w:p>
+        </w:tc>
+        <w:tc>
+          <w:tcPr>
+            <w:tcW w:type="dxa" w:w="1133"/>
+            <w:tcBorders>
+              <w:top w:val="single" w:color="CCCCCC" w:sz="4"/>
+              <w:left w:val="single" w:color="CCCCCC" w:sz="4"/>
+              <w:bottom w:val="single" w:color="CCCCCC" w:sz="4"/>
+              <w:right w:val="single" w:color="CCCCCC" w:sz="4"/>
+            </w:tcBorders>
+            <w:shd w:fill="FFFFFF" w:val="clear"/>
+            <w:tcMar>
+              <w:top w:type="dxa" w:w="60"/>
+              <w:left w:type="dxa" w:w="100"/>
+              <w:bottom w:type="dxa" w:w="60"/>
+              <w:right w:type="dxa" w:w="100"/>
+            </w:tcMar>
+          </w:tcPr>
+          <w:p>
+            <w:r>
+              <w:rPr>
+                <w:rFonts w:ascii="BIZ UDPゴシック" w:cs="BIZ UDPゴシック" w:eastAsia="BIZ UDPゴシック" w:hAnsi="BIZ UDPゴシック"/>
+                <w:b w:val="false"/>
+                <w:bCs w:val="false"/>
+                <w:color w:val="000000"/>
+                <w:sz w:val="18"/>
+                <w:szCs w:val="18"/>
+              </w:rPr>
+              <w:t xml:space="preserve"/>
+            </w:r>
+          </w:p>
+        </w:tc>
+        <w:tc>
+          <w:tcPr>
+            <w:tcW w:w="1200" w:type="dxa"/>
+            <w:shd w:val="clear" w:color="auto" w:fill="C8102E"/>
+            <w:vAlign w:val="center"/>
+          </w:tcPr>
+          <w:p>
+            <w:pPr>
+              <w:jc w:val="center"/>
+            </w:pPr>
+            <w:r>
+              <w:rPr>
+                <w:b/>
+                <w:color w:val="FFFFFF"/>
+                <w:sz w:val="18"/>
+                <w:rFonts w:ascii="BIZ UDPゴシック" w:eastAsia="BIZ UDPゴシック"/>
+              </w:rPr>
+              <w:t>✓PRD</w:t>
+            </w:r>
+          </w:p>
+        </w:tc>
+      </w:tr>
+      <w:tr>
+        <w:trPr>
+          <w:cantSplit/>
+        </w:trPr>
+        <w:tc>
+          <w:tcPr>
+            <w:tcW w:type="dxa" w:w="567"/>
+            <w:tcBorders>
+              <w:top w:val="single" w:color="CCCCCC" w:sz="4"/>
+              <w:left w:val="single" w:color="CCCCCC" w:sz="4"/>
+              <w:bottom w:val="single" w:color="CCCCCC" w:sz="4"/>
+              <w:right w:val="single" w:color="CCCCCC" w:sz="4"/>
+            </w:tcBorders>
+            <w:shd w:fill="FFFFFF" w:val="clear"/>
+            <w:tcMar>
+              <w:top w:type="dxa" w:w="60"/>
+              <w:left w:type="dxa" w:w="100"/>
+              <w:bottom w:type="dxa" w:w="60"/>
+              <w:right w:type="dxa" w:w="100"/>
+            </w:tcMar>
+          </w:tcPr>
+          <w:p>
+            <w:r>
+              <w:rPr>
+                <w:rFonts w:ascii="BIZ UDPゴシック" w:cs="BIZ UDPゴシック" w:eastAsia="BIZ UDPゴシック" w:hAnsi="BIZ UDPゴシック"/>
+                <w:b w:val="false"/>
+                <w:bCs w:val="false"/>
+                <w:color w:val="000000"/>
+                <w:sz w:val="18"/>
+                <w:szCs w:val="18"/>
+              </w:rPr>
+              <w:t xml:space="preserve">6</w:t>
+            </w:r>
+          </w:p>
+        </w:tc>
+        <w:tc>
+          <w:tcPr>
+            <w:tcW w:type="dxa" w:w="4536"/>
+            <w:tcBorders>
+              <w:top w:val="single" w:color="CCCCCC" w:sz="4"/>
+              <w:left w:val="single" w:color="CCCCCC" w:sz="4"/>
+              <w:bottom w:val="single" w:color="CCCCCC" w:sz="4"/>
+              <w:right w:val="single" w:color="CCCCCC" w:sz="4"/>
+            </w:tcBorders>
+            <w:shd w:fill="FFFFFF" w:val="clear"/>
+            <w:tcMar>
+              <w:top w:type="dxa" w:w="60"/>
+              <w:left w:type="dxa" w:w="100"/>
+              <w:bottom w:type="dxa" w:w="60"/>
+              <w:right w:type="dxa" w:w="100"/>
+            </w:tcMar>
+          </w:tcPr>
+          <w:p>
+            <w:pPr>
+              <w:spacing w:before="0" w:after="0"/>
+            </w:pPr>
+            <w:r>
+              <w:rPr>
+                <w:rFonts w:ascii="BIZ UDPゴシック" w:cs="BIZ UDPゴシック" w:eastAsia="BIZ UDPゴシック" w:hAnsi="BIZ UDPゴシック"/>
+                <w:sz w:val="18"/>
+                <w:szCs w:val="18"/>
+              </w:rPr>
+              <w:t xml:space="preserve">GitHub Actions CIがpush時にgreen（全ジョブ成功）になることを確認（#11）</w:t>
+            </w:r>
+          </w:p>
+        </w:tc>
+        <w:tc>
+          <w:tcPr>
+            <w:tcW w:type="dxa" w:w="2268"/>
+            <w:tcBorders>
+              <w:top w:val="single" w:color="CCCCCC" w:sz="4"/>
+              <w:left w:val="single" w:color="CCCCCC" w:sz="4"/>
+              <w:bottom w:val="single" w:color="CCCCCC" w:sz="4"/>
+              <w:right w:val="single" w:color="CCCCCC" w:sz="4"/>
+            </w:tcBorders>
+            <w:shd w:fill="FFFFFF" w:val="clear"/>
+            <w:tcMar>
+              <w:top w:type="dxa" w:w="60"/>
+              <w:left w:type="dxa" w:w="100"/>
+              <w:bottom w:type="dxa" w:w="60"/>
+              <w:right w:type="dxa" w:w="100"/>
+            </w:tcMar>
+          </w:tcPr>
+          <w:p>
+            <w:pPr>
+              <w:spacing w:before="0" w:after="0"/>
+            </w:pPr>
+            <w:r>
+              <w:rPr>
+                <w:rFonts w:ascii="BIZ UDPゴシック" w:cs="BIZ UDPゴシック" w:eastAsia="BIZ UDPゴシック" w:hAnsi="BIZ UDPゴシック"/>
+                <w:sz w:val="18"/>
+                <w:szCs w:val="18"/>
+              </w:rPr>
+              <w:t xml:space="preserve">pos-server / gift-card / frontend</w:t>
+            </w:r>
+          </w:p>
+          <w:p>
+            <w:pPr>
+              <w:spacing w:before="0" w:after="0"/>
+            </w:pPr>
+            <w:r>
+              <w:rPr>
+                <w:rFonts w:ascii="BIZ UDPゴシック" w:cs="BIZ UDPゴシック" w:eastAsia="BIZ UDPゴシック" w:hAnsi="BIZ UDPゴシック"/>
+                <w:sz w:val="18"/>
+                <w:szCs w:val="18"/>
+              </w:rPr>
               <w:t xml:space="preserve">全ジョブが成功</w:t>
             </w:r>
           </w:p>
@@ -7601,6 +8490,190 @@
                 <w:szCs w:val="18"/>
               </w:rPr>
               <w:t xml:space="preserve"/>
+            </w:r>
+          </w:p>
+        </w:tc>
+        <w:tc>
+          <w:tcPr>
+            <w:tcW w:w="1200" w:type="dxa"/>
+            <w:shd w:val="clear" w:color="auto" w:fill="1F7A8C"/>
+            <w:vAlign w:val="center"/>
+          </w:tcPr>
+          <w:p>
+            <w:pPr>
+              <w:jc w:val="center"/>
+            </w:pPr>
+            <w:r>
+              <w:rPr>
+                <w:b/>
+                <w:color w:val="FFFFFF"/>
+                <w:sz w:val="18"/>
+                <w:rFonts w:ascii="BIZ UDPゴシック" w:eastAsia="BIZ UDPゴシック"/>
+              </w:rPr>
+              <w:t>✓STG</w:t>
+            </w:r>
+          </w:p>
+        </w:tc>
+      </w:tr>
+      <w:tr>
+        <w:trPr>
+          <w:cantSplit/>
+        </w:trPr>
+        <w:tc>
+          <w:tcPr>
+            <w:tcW w:type="dxa" w:w="567"/>
+            <w:tcBorders>
+              <w:top w:val="single" w:color="CCCCCC" w:sz="4"/>
+              <w:left w:val="single" w:color="CCCCCC" w:sz="4"/>
+              <w:bottom w:val="single" w:color="CCCCCC" w:sz="4"/>
+              <w:right w:val="single" w:color="CCCCCC" w:sz="4"/>
+            </w:tcBorders>
+            <w:shd w:fill="FFFFFF" w:val="clear"/>
+            <w:tcMar>
+              <w:top w:type="dxa" w:w="60"/>
+              <w:left w:type="dxa" w:w="100"/>
+              <w:bottom w:type="dxa" w:w="60"/>
+              <w:right w:type="dxa" w:w="100"/>
+            </w:tcMar>
+          </w:tcPr>
+          <w:p>
+            <w:r>
+              <w:rPr>
+                <w:rFonts w:ascii="BIZ UDPゴシック" w:cs="BIZ UDPゴシック" w:eastAsia="BIZ UDPゴシック" w:hAnsi="BIZ UDPゴシック"/>
+                <w:b w:val="false"/>
+                <w:bCs w:val="false"/>
+                <w:color w:val="000000"/>
+                <w:sz w:val="18"/>
+                <w:szCs w:val="18"/>
+              </w:rPr>
+              <w:t xml:space="preserve">6</w:t>
+            </w:r>
+          </w:p>
+        </w:tc>
+        <w:tc>
+          <w:tcPr>
+            <w:tcW w:type="dxa" w:w="4536"/>
+            <w:tcBorders>
+              <w:top w:val="single" w:color="CCCCCC" w:sz="4"/>
+              <w:left w:val="single" w:color="CCCCCC" w:sz="4"/>
+              <w:bottom w:val="single" w:color="CCCCCC" w:sz="4"/>
+              <w:right w:val="single" w:color="CCCCCC" w:sz="4"/>
+            </w:tcBorders>
+            <w:shd w:fill="FFFFFF" w:val="clear"/>
+            <w:tcMar>
+              <w:top w:type="dxa" w:w="60"/>
+              <w:left w:type="dxa" w:w="100"/>
+              <w:bottom w:type="dxa" w:w="60"/>
+              <w:right w:type="dxa" w:w="100"/>
+            </w:tcMar>
+          </w:tcPr>
+          <w:p>
+            <w:pPr>
+              <w:spacing w:before="0" w:after="0"/>
+            </w:pPr>
+            <w:r>
+              <w:rPr>
+                <w:rFonts w:ascii="BIZ UDPゴシック" w:cs="BIZ UDPゴシック" w:eastAsia="BIZ UDPゴシック" w:hAnsi="BIZ UDPゴシック"/>
+                <w:sz w:val="18"/>
+                <w:szCs w:val="18"/>
+              </w:rPr>
+              <w:t xml:space="preserve">GitHub Actions CIがpush時にgreen（全ジョブ成功）になることを確認（#11）</w:t>
+            </w:r>
+          </w:p>
+        </w:tc>
+        <w:tc>
+          <w:tcPr>
+            <w:tcW w:type="dxa" w:w="2268"/>
+            <w:tcBorders>
+              <w:top w:val="single" w:color="CCCCCC" w:sz="4"/>
+              <w:left w:val="single" w:color="CCCCCC" w:sz="4"/>
+              <w:bottom w:val="single" w:color="CCCCCC" w:sz="4"/>
+              <w:right w:val="single" w:color="CCCCCC" w:sz="4"/>
+            </w:tcBorders>
+            <w:shd w:fill="FFFFFF" w:val="clear"/>
+            <w:tcMar>
+              <w:top w:type="dxa" w:w="60"/>
+              <w:left w:type="dxa" w:w="100"/>
+              <w:bottom w:type="dxa" w:w="60"/>
+              <w:right w:type="dxa" w:w="100"/>
+            </w:tcMar>
+          </w:tcPr>
+          <w:p>
+            <w:pPr>
+              <w:spacing w:before="0" w:after="0"/>
+            </w:pPr>
+            <w:r>
+              <w:rPr>
+                <w:rFonts w:ascii="BIZ UDPゴシック" w:cs="BIZ UDPゴシック" w:eastAsia="BIZ UDPゴシック" w:hAnsi="BIZ UDPゴシック"/>
+                <w:sz w:val="18"/>
+                <w:szCs w:val="18"/>
+              </w:rPr>
+              <w:t xml:space="preserve">pos-server / gift-card / frontend</w:t>
+            </w:r>
+          </w:p>
+          <w:p>
+            <w:pPr>
+              <w:spacing w:before="0" w:after="0"/>
+            </w:pPr>
+            <w:r>
+              <w:rPr>
+                <w:rFonts w:ascii="BIZ UDPゴシック" w:cs="BIZ UDPゴシック" w:eastAsia="BIZ UDPゴシック" w:hAnsi="BIZ UDPゴシック"/>
+                <w:sz w:val="18"/>
+                <w:szCs w:val="18"/>
+              </w:rPr>
+              <w:t xml:space="preserve">全ジョブが成功</w:t>
+            </w:r>
+          </w:p>
+        </w:tc>
+        <w:tc>
+          <w:tcPr>
+            <w:tcW w:type="dxa" w:w="1133"/>
+            <w:tcBorders>
+              <w:top w:val="single" w:color="CCCCCC" w:sz="4"/>
+              <w:left w:val="single" w:color="CCCCCC" w:sz="4"/>
+              <w:bottom w:val="single" w:color="CCCCCC" w:sz="4"/>
+              <w:right w:val="single" w:color="CCCCCC" w:sz="4"/>
+            </w:tcBorders>
+            <w:shd w:fill="FFFFFF" w:val="clear"/>
+            <w:tcMar>
+              <w:top w:type="dxa" w:w="60"/>
+              <w:left w:type="dxa" w:w="100"/>
+              <w:bottom w:type="dxa" w:w="60"/>
+              <w:right w:type="dxa" w:w="100"/>
+            </w:tcMar>
+          </w:tcPr>
+          <w:p>
+            <w:r>
+              <w:rPr>
+                <w:rFonts w:ascii="BIZ UDPゴシック" w:cs="BIZ UDPゴシック" w:eastAsia="BIZ UDPゴシック" w:hAnsi="BIZ UDPゴシック"/>
+                <w:b w:val="false"/>
+                <w:bCs w:val="false"/>
+                <w:color w:val="000000"/>
+                <w:sz w:val="18"/>
+                <w:szCs w:val="18"/>
+              </w:rPr>
+              <w:t xml:space="preserve"/>
+            </w:r>
+          </w:p>
+        </w:tc>
+        <w:tc>
+          <w:tcPr>
+            <w:tcW w:w="1200" w:type="dxa"/>
+            <w:shd w:val="clear" w:color="auto" w:fill="C8102E"/>
+            <w:vAlign w:val="center"/>
+          </w:tcPr>
+          <w:p>
+            <w:pPr>
+              <w:jc w:val="center"/>
+            </w:pPr>
+            <w:r>
+              <w:rPr>
+                <w:b/>
+                <w:color w:val="FFFFFF"/>
+                <w:sz w:val="18"/>
+                <w:rFonts w:ascii="BIZ UDPゴシック" w:eastAsia="BIZ UDPゴシック"/>
+              </w:rPr>
+              <w:t>✓PRD</w:t>
             </w:r>
           </w:p>
         </w:tc>
